--- a/docs/studienskripte/word-rohfassungen/woek-g-v25.docx
+++ b/docs/studienskripte/word-rohfassungen/woek-g-v25.docx
@@ -29,47 +29,7 @@
     </w:p>
     <w:p>
       <w:r>
-        <w:t>Track: Grundstudium Wirkungsökonomie</w:t>
-      </w:r>
-    </w:p>
-    <w:p>
-      <w:r>
-        <w:t>Kurscode: woek-g</w:t>
-      </w:r>
-    </w:p>
-    <w:p>
-      <w:r>
-        <w:t>Vorlesungscode: V25</w:t>
-      </w:r>
-    </w:p>
-    <w:p>
-      <w:r>
-        <w:t>Modul/Abschnitt: G3.1</w:t>
-      </w:r>
-    </w:p>
-    <w:p>
-      <w:r>
-        <w:t>Titel: SDGs und Agenda 2030 als globaler Konsens der 193 Staaten</w:t>
-      </w:r>
-    </w:p>
-    <w:p>
-      <w:r>
-        <w:t>Status: Rohfassung V0 · Sprint-Produktionslauf · muss im nächsten Tiefensprint auf 40-50 Seiten erweitert werden</w:t>
-      </w:r>
-    </w:p>
-    <w:p>
-      <w:r>
-        <w:t>Quelle: woek-akademie-app/docs/lehrgaenge/woek-g-v25-sdgs-agenda-2030-globaler-konsens.md</w:t>
-      </w:r>
-    </w:p>
-    <w:p>
-      <w:r>
-        <w:t>Ablage: Markdown-Master in content/studienskripte/woek-g-v25.md, Word-Rohfassung in docs/studienskripte/word-rohfassungen/woek-g-v25.docx</w:t>
-      </w:r>
-    </w:p>
-    <w:p>
-      <w:r>
-        <w:t>Wissensbasis: aktuelles Grundlagenwerk, Website-Korpus inklusive Journal, Akademie-Quelltexte, Glossar, interne Dossiers und externe Fachquellen</w:t>
+        <w:t>Track: Grundstudium Wirkungsökonomie Kurscode: woek-g Vorlesungscode: V25 Modul/Abschnitt: G3.1 Titel: SDGs und Agenda 2030 als globaler Konsens der 193 Staaten Status: Rohfassung V0 · Sprint-Produktionslauf · muss im nächsten Tiefensprint auf 40-50 Seiten erweitert werden Quelle: woek-akademie-app/docs/lehrgaenge/woek-g-v25-sdgs-agenda-2030-globaler-konsens.md Ablage: Markdown-Master in content/studienskripte/woek-g-v25.md, Word-Rohfassung in docs/studienskripte/word-rohfassungen/woek-g-v25.docx Wissensbasis: aktuelles Grundlagenwerk, Website-Korpus inklusive Journal, Akademie-Quelltexte, Glossar, interne Dossiers und externe Fachquellen</w:t>
       </w:r>
     </w:p>
     <w:p>
@@ -171,27 +131,7 @@
     </w:p>
     <w:p>
       <w:r>
-        <w:t>Track / Kurscode: woek-g</w:t>
-      </w:r>
-    </w:p>
-    <w:p>
-      <w:r>
-        <w:t>Vorlesungscode: V25</w:t>
-      </w:r>
-    </w:p>
-    <w:p>
-      <w:r>
-        <w:t>Empfohlene Dauer: ~45 Min · Videolänge: ~14 Min</w:t>
-      </w:r>
-    </w:p>
-    <w:p>
-      <w:r>
-        <w:t>Voraussetzung: V24 „Deeskalierende und demokratiestärkende Kommunikation"</w:t>
-      </w:r>
-    </w:p>
-    <w:p>
-      <w:r>
-        <w:t>Führende Quellen (Repo): assets/pdf/die-neue-ordnung-des-wohlstands.pdf · source-assets/originals/WOeK_Begriffsleitfaden_fuehrend_v1.0.md · Glossar begriffe/</w:t>
+        <w:t>Track / Kurscode: woek-g Vorlesungscode: V25 Empfohlene Dauer: ~45 Min · Videolänge: ~14 Min Voraussetzung: V24 „Deeskalierende und demokratiestärkende Kommunikation" Führende Quellen (Repo): assets/pdf/die-neue-ordnung-des-wohlstands.pdf · source-assets/originals/WOeK_Begriffsleitfaden_fuehrend_v1.0.md · Glossar begriffe/</w:t>
       </w:r>
     </w:p>
     <w:p>
@@ -1132,42 +1072,7 @@
     </w:p>
     <w:p>
       <w:r>
-        <w:t>```chart-spec</w:t>
-      </w:r>
-    </w:p>
-    <w:p>
-      <w:r>
-        <w:t>slug: woek-g-v25-wirkpfad</w:t>
-      </w:r>
-    </w:p>
-    <w:p>
-      <w:r>
-        <w:t>type: wirkpfad</w:t>
-      </w:r>
-    </w:p>
-    <w:p>
-      <w:r>
-        <w:t>reuse_first: true</w:t>
-      </w:r>
-    </w:p>
-    <w:p>
-      <w:r>
-        <w:t>preferred_asset: content/studienskripte/assets/woek-g-v25/woek-g-v25-wirkpfad.svg</w:t>
-      </w:r>
-    </w:p>
-    <w:p>
-      <w:r>
-        <w:t>message: SDGs und Agenda 2030 als globaler Konsens der 193 Staaten wird als Wirkpfad von Auslöser über Mechanismus, Wirkungsempfänger und Zustandsveränderung bis zur Rückkopplung dargestellt.</w:t>
-      </w:r>
-    </w:p>
-    <w:p>
-      <w:r>
-        <w:t>source: WÖk-Grundlagenwerk, Website-Korpus, Akademie-Quelltexte, Glossar</w:t>
-      </w:r>
-    </w:p>
-    <w:p>
-      <w:r>
-        <w:t>```</w:t>
+        <w:t>``chart-spec slug: woek-g-v25-wirkpfad type: wirkpfad reuse_first: true preferred_asset: content/studienskripte/assets/woek-g-v25/woek-g-v25-wirkpfad.svg message: SDGs und Agenda 2030 als globaler Konsens der 193 Staaten wird als Wirkpfad von Auslöser über Mechanismus, Wirkungsempfänger und Zustandsveränderung bis zur Rückkopplung dargestellt. source: WÖk-Grundlagenwerk, Website-Korpus, Akademie-Quelltexte, Glossar ``</w:t>
       </w:r>
     </w:p>
     <w:p>

--- a/docs/studienskripte/word-rohfassungen/woek-g-v25.docx
+++ b/docs/studienskripte/word-rohfassungen/woek-g-v25.docx
@@ -29,7 +29,7 @@
     </w:p>
     <w:p>
       <w:r>
-        <w:t>Track: Grundstudium Wirkungsökonomie Kurscode: woek-g Vorlesungscode: V25 Modul/Abschnitt: G3.1 Titel: SDGs und Agenda 2030 als globaler Konsens der 193 Staaten Status: Rohfassung V0 · Sprint-Produktionslauf · muss im nächsten Tiefensprint auf 40-50 Seiten erweitert werden Quelle: woek-akademie-app/docs/lehrgaenge/woek-g-v25-sdgs-agenda-2030-globaler-konsens.md Ablage: Markdown-Master in content/studienskripte/woek-g-v25.md, Word-Rohfassung in docs/studienskripte/word-rohfassungen/woek-g-v25.docx Wissensbasis: aktuelles Grundlagenwerk, Website-Korpus inklusive Journal, Akademie-Quelltexte, Glossar, interne Dossiers und externe Fachquellen</w:t>
+        <w:t>Track: Grundstudium Wirkungsökonomie Kurscode: woek-g Vorlesungscode: V25 Modul/Abschnitt: G3.1 Titel: SDGs und Agenda 2030 als globaler Konsens der 193 Staaten Status: Tiefenskript-Sprint 3 · substanzielle Arbeitsfassung, Claude-CI/CD-Finalisierung offen Quelle: woek-akademie-app/docs/lehrgaenge/woek-g-v25-sdgs-agenda-2030-globaler-konsens.md Ablage: Markdown-Master in content/studienskripte/woek-g-v25.md, Word-Rohfassung in docs/studienskripte/word-rohfassungen/woek-g-v25.docx Wissensbasis: aktuelles Grundlagenwerk, Website-Korpus inklusive Journal, Akademie-Quelltexte, Glossar, interne Dossiers und externe Fachquellen</w:t>
       </w:r>
     </w:p>
     <w:p>
@@ -1425,17 +1425,1925 @@
         <w:pStyle w:val="Heading2"/>
       </w:pPr>
       <w:r>
-        <w:t>7. Prüfungsrelevanz</w:t>
-      </w:r>
-    </w:p>
-    <w:p>
-      <w:r>
-        <w:t>Diese Vorlesung ist prüfungsrelevant, aber die eigentliche Antwortlogik gehört nicht in das öffentliche Studienskript. Zertifikatsfragen, CorrectAnswer, Scoring-Regeln und Fallrubrics werden separat in der geschützten App-Lane unter woek-akademie-app/content/pruefungen/ gepflegt.</w:t>
-      </w:r>
-    </w:p>
-    <w:p>
-      <w:r>
-        <w:t>Für den Fragenpool sind besonders geeignet:</w:t>
+        <w:t>7. Tiefenskript-Erweiterung Sprint 3</w:t>
+      </w:r>
+    </w:p>
+    <w:p>
+      <w:r>
+        <w:t>Status dieser Erweiterung: ausgebaute Arbeitsfassung für Claude-CI/CD, Word-Rohfassung und Reader-Spiegel. Sie ersetzt noch nicht die spätere Satz-, Quellen- und PDF-Finalisierung, bringt die Vorlesung aber aus der Kurzfassung in eine substanzielle Studienskriptfassung.</w:t>
+      </w:r>
+    </w:p>
+    <w:p>
+      <w:pPr>
+        <w:pStyle w:val="Heading3"/>
+      </w:pPr>
+      <w:r>
+        <w:t>7.1 Leitthese</w:t>
+      </w:r>
+    </w:p>
+    <w:p>
+      <w:r>
+        <w:t>Die SDGs sind für die WÖk kein Heilsversprechen und kein Weltregierungscode, sondern ein global verhandelter Mindestkompass, der positive Wirkung anschlussfähig macht und zugleich sauber in Zustandsveränderungen übersetzt werden muss.</w:t>
+      </w:r>
+    </w:p>
+    <w:p>
+      <w:r>
+        <w:t>Die Vorlesung bleibt dabei an die Grundregel gebunden: Wirkung ist neutral und relational. Erst die Bewertung im Referenzrahmen Mensch, Planet, Demokratie, SDGs, Agenda 2030 und SDG+ entscheidet, ob eine Veränderung positiv, negativ oder ambivalent einzuordnen ist. Wenn eine Zielgröße gemeint ist, sprechen wir von positiver Netto-Wirkung.</w:t>
+      </w:r>
+    </w:p>
+    <w:p>
+      <w:pPr>
+        <w:pStyle w:val="Heading3"/>
+      </w:pPr>
+      <w:r>
+        <w:t>7.2 Didaktische Einordnung im Studiengang</w:t>
+      </w:r>
+    </w:p>
+    <w:p>
+      <w:r>
+        <w:t>V25 liegt an der Schwelle zwischen begrifflicher Grundlegung und Bewertungsarchitektur. Die Studierenden sollen nicht nur Begriffe wiedergeben, sondern an Fällen erkennen, welche Aussage schon Wirkung behauptet, welche nur Wirkungspotenzial beschreibt und wo ein Wirkungsrisiko offenliegt. Der Tiefensinn dieser Vorlesung liegt deshalb nicht in zusätzlicher Komplexität, sondern in besserer Unterscheidungsfähigkeit.</w:t>
+      </w:r>
+    </w:p>
+    <w:p>
+      <w:r>
+        <w:t>Für die spätere Praxis ist entscheidend, dass jede Analyse vier Ebenen getrennt hält:</w:t>
+      </w:r>
+    </w:p>
+    <w:p>
+      <w:r>
+        <w:t>1. Beschreibung: Was geschieht tatsächlich oder soll geschehen?</w:t>
+      </w:r>
+    </w:p>
+    <w:p>
+      <w:r>
+        <w:t>2. Kausalannahme: Über welchen Mechanismus könnte daraus eine Zustandsveränderung entstehen?</w:t>
+      </w:r>
+    </w:p>
+    <w:p>
+      <w:r>
+        <w:t>3. Bewertung: Welche Richtung hat diese Veränderung im Referenzrahmen?</w:t>
+      </w:r>
+    </w:p>
+    <w:p>
+      <w:r>
+        <w:t>4. Rückkopplung: Welche Entscheidung, Regel, Ressource oder Kommunikation wird dadurch verändert?</w:t>
+      </w:r>
+    </w:p>
+    <w:p>
+      <w:r>
+        <w:t>Wo diese Ebenen vermischt werden, entstehen typische WÖk-Fehler: Aktivität wird als Wirkung ausgegeben, Reichweite ersetzt Zustandsveränderung, gute Absicht verdeckt Nebenwirkungen oder Reporting wird mit Lernen verwechselt.</w:t>
+      </w:r>
+    </w:p>
+    <w:p>
+      <w:pPr>
+        <w:pStyle w:val="Heading3"/>
+      </w:pPr>
+      <w:r>
+        <w:t>7.3 Analysemodell</w:t>
+      </w:r>
+    </w:p>
+    <w:tbl>
+      <w:tblPr>
+        <w:tblStyle w:val="TableGrid"/>
+        <w:tblW w:type="auto" w:w="0"/>
+        <w:jc w:val="left"/>
+        <w:tblLook w:firstColumn="1" w:firstRow="1" w:lastColumn="0" w:lastRow="0" w:noHBand="0" w:noVBand="1" w:val="04A0"/>
+      </w:tblPr>
+      <w:tblGrid>
+        <w:gridCol w:w="2340"/>
+        <w:gridCol w:w="2340"/>
+        <w:gridCol w:w="2340"/>
+        <w:gridCol w:w="2340"/>
+      </w:tblGrid>
+      <w:tr>
+        <w:tc>
+          <w:tcPr>
+            <w:tcW w:type="dxa" w:w="2340"/>
+            <w:vAlign w:val="center"/>
+          </w:tcPr>
+          <w:p>
+            <w:r>
+              <w:rPr>
+                <w:b/>
+              </w:rPr>
+              <w:t>Analyseobjekt</w:t>
+            </w:r>
+          </w:p>
+        </w:tc>
+        <w:tc>
+          <w:tcPr>
+            <w:tcW w:type="dxa" w:w="2340"/>
+            <w:vAlign w:val="center"/>
+          </w:tcPr>
+          <w:p>
+            <w:r>
+              <w:rPr>
+                <w:b/>
+              </w:rPr>
+              <w:t>Woran es wirkt</w:t>
+            </w:r>
+          </w:p>
+        </w:tc>
+        <w:tc>
+          <w:tcPr>
+            <w:tcW w:type="dxa" w:w="2340"/>
+            <w:vAlign w:val="center"/>
+          </w:tcPr>
+          <w:p>
+            <w:r>
+              <w:rPr>
+                <w:b/>
+              </w:rPr>
+              <w:t>Typischer Fehler</w:t>
+            </w:r>
+          </w:p>
+        </w:tc>
+        <w:tc>
+          <w:tcPr>
+            <w:tcW w:type="dxa" w:w="2340"/>
+            <w:vAlign w:val="center"/>
+          </w:tcPr>
+          <w:p>
+            <w:r>
+              <w:rPr>
+                <w:b/>
+              </w:rPr>
+              <w:t>Saubere WÖk-Lesart</w:t>
+            </w:r>
+          </w:p>
+        </w:tc>
+      </w:tr>
+      <w:tr>
+        <w:tc>
+          <w:tcPr>
+            <w:tcW w:type="dxa" w:w="2340"/>
+            <w:vAlign w:val="center"/>
+          </w:tcPr>
+          <w:p>
+            <w:r>
+              <w:t>Agenda 2030</w:t>
+            </w:r>
+          </w:p>
+        </w:tc>
+        <w:tc>
+          <w:tcPr>
+            <w:tcW w:type="dxa" w:w="2340"/>
+            <w:vAlign w:val="center"/>
+          </w:tcPr>
+          <w:p>
+            <w:r>
+              <w:t>gemeinsamer politischer Referenzrahmen</w:t>
+            </w:r>
+          </w:p>
+        </w:tc>
+        <w:tc>
+          <w:tcPr>
+            <w:tcW w:type="dxa" w:w="2340"/>
+            <w:vAlign w:val="center"/>
+          </w:tcPr>
+          <w:p>
+            <w:r>
+              <w:t>Agenda als direktes Weltgesetz missverstehen</w:t>
+            </w:r>
+          </w:p>
+        </w:tc>
+        <w:tc>
+          <w:tcPr>
+            <w:tcW w:type="dxa" w:w="2340"/>
+            <w:vAlign w:val="center"/>
+          </w:tcPr>
+          <w:p>
+            <w:r>
+              <w:t>Mindestkompass, national und demokratisch umzusetzen</w:t>
+            </w:r>
+          </w:p>
+        </w:tc>
+      </w:tr>
+      <w:tr>
+        <w:tc>
+          <w:tcPr>
+            <w:tcW w:type="dxa" w:w="2340"/>
+            <w:vAlign w:val="center"/>
+          </w:tcPr>
+          <w:p>
+            <w:r>
+              <w:t>SDG-Zuordnung</w:t>
+            </w:r>
+          </w:p>
+        </w:tc>
+        <w:tc>
+          <w:tcPr>
+            <w:tcW w:type="dxa" w:w="2340"/>
+            <w:vAlign w:val="center"/>
+          </w:tcPr>
+          <w:p>
+            <w:r>
+              <w:t>Anschluss an ein Ziel oder Unterziel</w:t>
+            </w:r>
+          </w:p>
+        </w:tc>
+        <w:tc>
+          <w:tcPr>
+            <w:tcW w:type="dxa" w:w="2340"/>
+            <w:vAlign w:val="center"/>
+          </w:tcPr>
+          <w:p>
+            <w:r>
+              <w:t>Icon als Wirkungsnachweis behandeln</w:t>
+            </w:r>
+          </w:p>
+        </w:tc>
+        <w:tc>
+          <w:tcPr>
+            <w:tcW w:type="dxa" w:w="2340"/>
+            <w:vAlign w:val="center"/>
+          </w:tcPr>
+          <w:p>
+            <w:r>
+              <w:t>Zustandsveränderung, Betroffene und Datenpflicht ergänzen</w:t>
+            </w:r>
+          </w:p>
+        </w:tc>
+      </w:tr>
+      <w:tr>
+        <w:tc>
+          <w:tcPr>
+            <w:tcW w:type="dxa" w:w="2340"/>
+            <w:vAlign w:val="center"/>
+          </w:tcPr>
+          <w:p>
+            <w:r>
+              <w:t>SDG-Indikator</w:t>
+            </w:r>
+          </w:p>
+        </w:tc>
+        <w:tc>
+          <w:tcPr>
+            <w:tcW w:type="dxa" w:w="2340"/>
+            <w:vAlign w:val="center"/>
+          </w:tcPr>
+          <w:p>
+            <w:r>
+              <w:t>statistische Beobachtungsebene</w:t>
+            </w:r>
+          </w:p>
+        </w:tc>
+        <w:tc>
+          <w:tcPr>
+            <w:tcW w:type="dxa" w:w="2340"/>
+            <w:vAlign w:val="center"/>
+          </w:tcPr>
+          <w:p>
+            <w:r>
+              <w:t>Indikator als vollständige Bewertung lesen</w:t>
+            </w:r>
+          </w:p>
+        </w:tc>
+        <w:tc>
+          <w:tcPr>
+            <w:tcW w:type="dxa" w:w="2340"/>
+            <w:vAlign w:val="center"/>
+          </w:tcPr>
+          <w:p>
+            <w:r>
+              <w:t>Datenquelle, Systemgrenze und Kontext ausweisen</w:t>
+            </w:r>
+          </w:p>
+        </w:tc>
+      </w:tr>
+      <w:tr>
+        <w:tc>
+          <w:tcPr>
+            <w:tcW w:type="dxa" w:w="2340"/>
+            <w:vAlign w:val="center"/>
+          </w:tcPr>
+          <w:p>
+            <w:r>
+              <w:t>WÖk-Bewertung</w:t>
+            </w:r>
+          </w:p>
+        </w:tc>
+        <w:tc>
+          <w:tcPr>
+            <w:tcW w:type="dxa" w:w="2340"/>
+            <w:vAlign w:val="center"/>
+          </w:tcPr>
+          <w:p>
+            <w:r>
+              <w:t>Übersetzung in positive Netto-Wirkung</w:t>
+            </w:r>
+          </w:p>
+        </w:tc>
+        <w:tc>
+          <w:tcPr>
+            <w:tcW w:type="dxa" w:w="2340"/>
+            <w:vAlign w:val="center"/>
+          </w:tcPr>
+          <w:p>
+            <w:r>
+              <w:t>SDGs mechanisch addieren</w:t>
+            </w:r>
+          </w:p>
+        </w:tc>
+        <w:tc>
+          <w:tcPr>
+            <w:tcW w:type="dxa" w:w="2340"/>
+            <w:vAlign w:val="center"/>
+          </w:tcPr>
+          <w:p>
+            <w:r>
+              <w:t>Zielkonflikte, Nichtkompensation und Rückkopplung prüfen</w:t>
+            </w:r>
+          </w:p>
+        </w:tc>
+      </w:tr>
+    </w:tbl>
+    <w:p/>
+    <w:p>
+      <w:pPr>
+        <w:pStyle w:val="Heading3"/>
+      </w:pPr>
+      <w:r>
+        <w:t>7.4 Modellformel</w:t>
+      </w:r>
+    </w:p>
+    <w:p>
+      <w:r>
+        <w:t>Die folgende Formel ist ein didaktisches Denkmodell, kein amtlicher Bewertungsstandard:</w:t>
+      </w:r>
+    </w:p>
+    <w:p>
+      <w:r>
+        <w:t>SDGtext-Bezug neq Wirkung;quad Wirkung = Delta Zustand + Empfaenger + Quelle + Bewertung + Rueckkopplung</w:t>
+      </w:r>
+    </w:p>
+    <w:p>
+      <w:r>
+        <w:t>Der SDG-Bezug ist ein Anschluss an einen Referenzrahmen. Wirkung entsteht erst, wenn eine tatsächliche oder belastbar plausibilisierte Zustandsveränderung beschrieben, bewertet und rückgekoppelt wird.</w:t>
+      </w:r>
+    </w:p>
+    <w:p>
+      <w:r>
+        <w:t>Die Formel soll gerade keine Scheingenauigkeit erzeugen. Sie zwingt dazu, die Faktoren offen zu legen, die eine Aussage tragen. In einem echten Bewertungsprozess müssten Datenquelle, Aktualität, Datenqualitätsklasse, Unsicherheitsgrad und Rückkopplungsregel ergänzt werden.</w:t>
+      </w:r>
+    </w:p>
+    <w:p>
+      <w:pPr>
+        <w:pStyle w:val="Heading3"/>
+      </w:pPr>
+      <w:r>
+        <w:t>7.5 Fallfenster</w:t>
+      </w:r>
+    </w:p>
+    <w:p>
+      <w:r>
+        <w:t>Fall 1. Ein Bildungsprojekt kann SDG 4 plausibel berühren. Wirkung entsteht aber nicht durch das SDG-Icon, sondern durch belegbare Veränderungen bei Zugang, Kompetenzen, Übergängen, Teilhabe und Selbstwirksamkeit.</w:t>
+      </w:r>
+    </w:p>
+    <w:p>
+      <w:r>
+        <w:t>Fall 2. Ein kommunales Klimaprojekt kann SDG 13, 11 und 3 verbinden. Die WÖk fragt zusätzlich, ob soziale Belastungen, Beteiligung, Hitzeresilienz, Gesundheit und Finanzierung so gestaltet sind, dass positive Netto-Wirkung entsteht.</w:t>
+      </w:r>
+    </w:p>
+    <w:p>
+      <w:pPr>
+        <w:pStyle w:val="Heading3"/>
+      </w:pPr>
+      <w:r>
+        <w:t>7.6 Prüfungsnahe Fallfragen ohne geschützte Antwortlogik</w:t>
+      </w:r>
+    </w:p>
+    <w:p>
+      <w:r>
+        <w:t>Diese Fragen sind öffentlich und dienen dem Lernen. Die geschützte Antwortlogik, Scoring-Regeln und CorrectAnswer-Felder bleiben in der Prüfungs-Lane der App.</w:t>
+      </w:r>
+    </w:p>
+    <w:p>
+      <w:r>
+        <w:t>1. Beschreibe den Auslöser im Fall und trenne ihn von Absicht, Image oder Reichweite.</w:t>
+      </w:r>
+    </w:p>
+    <w:p>
+      <w:r>
+        <w:t>2. Formuliere einen plausiblen Wirkpfad mit Wirkungsempfängern, Zustandsveränderung und Rückkopplung.</w:t>
+      </w:r>
+    </w:p>
+    <w:p>
+      <w:r>
+        <w:t>3. Benenne mindestens ein Wirkungspotenzial und ein Wirkungsrisiko.</w:t>
+      </w:r>
+    </w:p>
+    <w:p>
+      <w:r>
+        <w:t>4. Zeige, welche Quelle oder Datenart nötig wäre, um von Potenzial zu belastbarer Wirkungsaussage zu kommen.</w:t>
+      </w:r>
+    </w:p>
+    <w:p>
+      <w:r>
+        <w:t>5. Prüfe, ob Nichtkompensation oder Reverse Merit Order einschlägig sein könnten.</w:t>
+      </w:r>
+    </w:p>
+    <w:p>
+      <w:r>
+        <w:t>6. Formuliere eine saubere Wirkungsaussage in einem Satz: Was wissen wir, was nehmen wir an, was bleibt offen?</w:t>
+      </w:r>
+    </w:p>
+    <w:p>
+      <w:pPr>
+        <w:pStyle w:val="Heading3"/>
+      </w:pPr>
+      <w:r>
+        <w:t>7.7 Auswertung aus der lebenden Website-Referenz</w:t>
+      </w:r>
+    </w:p>
+    <w:p>
+      <w:pPr>
+        <w:pStyle w:val="Heading3"/>
+      </w:pPr>
+      <w:r>
+        <w:t>Quellenanker: Wirkungsökonomie · SDG-/SDG+-Referenzrahmen · https://wirkungsoekonomie.de/verstehen/sdgs-sdgplus/ · Druckdatum: 24.05.2026</w:t>
+      </w:r>
+    </w:p>
+    <w:p>
+      <w:r>
+        <w:t>Interne Quelle: verstehen/sdgs-sdgplus/index.html</w:t>
+      </w:r>
+    </w:p>
+    <w:p>
+      <w:r>
+        <w:t>Referenzrahmen</w:t>
+      </w:r>
+    </w:p>
+    <w:p>
+      <w:r>
+        <w:t>Wie die Wirkungsökonomie die 17 Nachhaltigkeitsziele, Agenda 2030 und SDG+ als Bewertungsrahmen nutzt.</w:t>
+      </w:r>
+    </w:p>
+    <w:p>
+      <w:r>
+        <w:t>Die Wirkungsökonomie bewertet Wirkung nicht aus privater Moral heraus. Sie braucht einen öffentlich nachvollziehbaren Referenzrahmen. Die 17 Ziele für nachhaltige Entwicklung der Vereinten Nationen bilden dafür den global verhandelten Ausgangspunkt. Sie beschreiben, welche Zustände weltweit verbessert werden sollen: Armut verringern, Gesundheit stärken, Bildung ermöglichen, Ungleichheiten abbauen, Klima und Ökosysteme schützen, Frieden und Institutionen sichern.</w:t>
+      </w:r>
+    </w:p>
+    <w:p>
+      <w:r>
+        <w:t>Die SDGs und SDG+ sind deshalb nicht nur Etiketten. Sie sind der Referenzrahmen, an dem positive, negative und neutrale Wirkung eingeordnet werden. Eine Wirkung ist in der Wirkungsökonomie dann positiv, wenn sie auf Mensch, Planet und Demokratie einzahlt. Sie ist negativ, wenn sie diesen Rahmen schwächt, blockiert oder zerstört.</w:t>
+      </w:r>
+    </w:p>
+    <w:p>
+      <w:r>
+        <w:t>SDG+ transparent</w:t>
+      </w:r>
+    </w:p>
+    <w:p>
+      <w:r>
+        <w:t>Keine offizielle UN-Kategorie</w:t>
+      </w:r>
+    </w:p>
+    <w:p>
+      <w:r>
+        <w:t>SDG+ ist keine offizielle UN-Kategorie. SDG+ ist eine transparente Erweiterung der Wirkungsökonomie. Sie ergänzt die 17 SDGs um demokratische, mediale, rechtsstaatliche, soziale und digitale Voraussetzungen, ohne die positive Netto-Wirkung für Mensch, Planet und Demokratie nicht stabil erreicht werden kann.</w:t>
+      </w:r>
+    </w:p>
+    <w:p>
+      <w:r>
+        <w:t>Kurz erklärt</w:t>
+      </w:r>
+    </w:p>
+    <w:p>
+      <w:r>
+        <w:t>SDGs und Agenda 2030 #</w:t>
+      </w:r>
+    </w:p>
+    <w:p>
+      <w:r>
+        <w:t>Die SDGs sind die 17 Ziele für nachhaltige Entwicklung der Vereinten Nationen. Sie wurden 2015 von allen UN-Mitgliedstaaten im Rahmen der Agenda 2030 beschlossen. Der Beschluss ist kein Weltgesetz und keine einheitliche Wirtschaftsideologie. Er ist ein globaler Zielrahmen, der beschreibt, welche Zustände die Weltgemeinschaft bis 2030 verbessern will: Armut, Hunger, Gesundheit, Bildung, Gleichstellung, Wasser, Energie, Arbeit, Infrastruktur, Ungleichheit, Städte, Konsum, Klima, Ökosysteme, Frieden, Institutionen und Partnerschaften.</w:t>
+      </w:r>
+    </w:p>
+    <w:p>
+      <w:r>
+        <w:t>Die Wirkungsökonomie nutzt die SDGs als Referenzrahmen für Wirkungsbewertung. SDG+ ergänzt diesen Rahmen um Demokratie, Medienqualität, Rechtsstaatlichkeit, Diskursfähigkeit, institutionelles Vertrauen, gesellschaftlichen Zusammenhalt und digitale Selbstbestimmung.</w:t>
+      </w:r>
+    </w:p>
+    <w:p>
+      <w:r>
+        <w:t>Merksatz: Die SDGs sind nicht der Ursprung der Wirkungsökonomie. Sie sind ihr globaler Anschlussstecker. Die Wirkungsökonomie übersetzt diesen Zielrahmen in Wirkungsdaten, Rückkopplung, Preise, Steuern, Kapitalzugang, Beschaffung, Haushalte und demokratische Korrektur.</w:t>
+      </w:r>
+    </w:p>
+    <w:p>
+      <w:r>
+        <w:t>Go 3 · echte Detailkonzepte</w:t>
+      </w:r>
+    </w:p>
+    <w:p>
+      <w:r>
+        <w:t>SDG-/SDG+-Fachdetailkonzepte online lesen #</w:t>
+      </w:r>
+    </w:p>
+    <w:p>
+      <w:r>
+        <w:t>Diese drei Fachdetailkonzepte bilden Paket 1 der Go-2-Produktionsreihenfolge. Der Die Seite ist online lesbar; Word- und PDF-Dateien sind ergänzende ergänzende Downloadfassungen. Die Unterzielmatrix steht zusätzlich als CSV und JSON bereit.</w:t>
+      </w:r>
+    </w:p>
+    <w:p>
+      <w:r>
+        <w:t>Detailkonzept v1.0</w:t>
+      </w:r>
+    </w:p>
+    <w:p>
+      <w:r>
+        <w:t>SDGs und Agenda 2030 als globaler Referenzrahmen</w:t>
+      </w:r>
+    </w:p>
+    <w:p>
+      <w:r>
+        <w:t>Erklärt die SDGs als global verhandelten Anschlussrahmen der Wirkungsökonomie: normativ, aber nicht parteiideologisch; öffentlich prüfbar, aber demokratisch auszugestalten.</w:t>
+      </w:r>
+    </w:p>
+    <w:p>
+      <w:r>
+        <w:t>Detailkonzept v1.0</w:t>
+      </w:r>
+    </w:p>
+    <w:p>
+      <w:r>
+        <w:t>SDG+ als Erweiterung der Wirkungsökonomie</w:t>
+      </w:r>
+    </w:p>
+    <w:p>
+      <w:r>
+        <w:t>Vertieft SDG+ als transparente WÖk-Erweiterung für Demokratie, Medienqualität, Rechtsstaatlichkeit, Diskursfähigkeit, Vertrauen, Zusammenhalt und digitale Selbstbestimmung.</w:t>
+      </w:r>
+    </w:p>
+    <w:p>
+      <w:r>
+        <w:t>Detailkonzept v1.0</w:t>
+      </w:r>
+    </w:p>
+    <w:p>
+      <w:r>
+        <w:t>SDG-Unterziele global, Europa und Deutschland</w:t>
+      </w:r>
+    </w:p>
+    <w:p>
+      <w:r>
+        <w:t>Macht die Unterziel-Logik zitierfähig: globale Zielcodes, Europa-/Deutschland-Bezug, Indikatorfamilien, WÖk-ID-Anschluss und politische Umsetzung.</w:t>
+      </w:r>
+    </w:p>
+    <w:p>
+      <w:r>
+        <w:t>Neues Dossier · Juni 2026</w:t>
+      </w:r>
+    </w:p>
+    <w:p>
+      <w:r>
+        <w:t>SDGs als Risiko- und Resilienzregister #</w:t>
+      </w:r>
+    </w:p>
+    <w:p>
+      <w:r>
+        <w:t>Das Dossier liest die SDGs nicht als weiche Nachhaltigkeitswunschliste, sondern als globales Risiko- und Resilienzregister. SDG+ ergänzt die demokratischen, medialen, rechtlichen, kulturellen und digitalen Systemfähigkeiten, ohne die positive Netto-Wirkung für Mensch, Planet und Demokratie nicht stabil erreichbar ist.</w:t>
+      </w:r>
+    </w:p>
+    <w:p>
+      <w:r>
+        <w:t>Kompetenzrahmen</w:t>
+      </w:r>
+    </w:p>
+    <w:p>
+      <w:r>
+        <w:t>Von Zielen zu Fähigkeiten: IDGs und Wirkungskompetenz #</w:t>
+      </w:r>
+    </w:p>
+    <w:p>
+      <w:r>
+        <w:t>SDGs und Agenda 2030 sind der globale Zielrahmen. SDG+ ist die WÖk-Erweiterung für Demokratie, Medienqualität, Rechtsstaatlichkeit, Diskursfähigkeit, institutionelles Vertrauen, gesellschaftlichen Zusammenhalt und digitale Selbstbestimmung.</w:t>
+      </w:r>
+    </w:p>
+    <w:p>
+      <w:r>
+        <w:t>IDGs sind dazu anschlussfähig, aber kein dritter gleichrangiger Zielkatalog. Sie beschreiben innere und kollektive Entwicklungsfähigkeiten, die Menschen und Organisationen brauchen, um Transformation verantwortlicher zu gestalten.</w:t>
+      </w:r>
+    </w:p>
+    <w:p>
+      <w:r>
+        <w:t>Wirkungskompetenz ist die WÖk-spezifische Fähigkeit, Wirkung, Wirkungspotenziale, Nebenwirkungen, Datenqualität, Unsicherheit, Systemzusammenhänge und Rückkopplungen zu erkennen, zu bewerten und verantwortlich zu gestalten.</w:t>
+      </w:r>
+    </w:p>
+    <w:p>
+      <w:r>
+        <w:t>Agenda 2030</w:t>
+      </w:r>
+    </w:p>
+    <w:p>
+      <w:r>
+        <w:t>Die 17 SDGs #</w:t>
+      </w:r>
+    </w:p>
+    <w:p>
+      <w:r>
+        <w:t>Die Sustainable Development Goals sind der gemeinsame Zielrahmen der Agenda 2030. Sie machen sichtbar, dass nachhaltige Entwicklung Armut, Ernährung, Gesundheit, Bildung, Gleichstellung, Wasser, Energie, Arbeit, Industrie, Ungleichheit, Städte, Konsum, Ökosysteme, Frieden und Partnerschaften umfasst.</w:t>
+      </w:r>
+    </w:p>
+    <w:p>
+      <w:r>
+        <w:t>SDG 1</w:t>
+      </w:r>
+    </w:p>
+    <w:p>
+      <w:r>
+        <w:t>SDG 1 - Keine Armut</w:t>
+      </w:r>
+    </w:p>
+    <w:p>
+      <w:pPr>
+        <w:pStyle w:val="Heading3"/>
+      </w:pPr>
+      <w:r>
+        <w:t>Quellenanker: Kapitel 31 - WÖk-IDs und Indikatorenarchitektur</w:t>
+      </w:r>
+    </w:p>
+    <w:p>
+      <w:r>
+        <w:t>Interne Quelle: verstehen/sdgs-sdgplus/agenda-2030/index.html</w:t>
+      </w:r>
+    </w:p>
+    <w:p>
+      <w:pPr>
+        <w:pStyle w:val="Heading3"/>
+      </w:pPr>
+      <w:r>
+        <w:t>Kapitel 32 - Benchmarks, Skalen und Scorecards</w:t>
+      </w:r>
+    </w:p>
+    <w:p>
+      <w:pPr>
+        <w:pStyle w:val="Heading3"/>
+      </w:pPr>
+      <w:r>
+        <w:t>Kapitel 33 - Reverse Merit Order</w:t>
+      </w:r>
+    </w:p>
+    <w:p>
+      <w:pPr>
+        <w:pStyle w:val="Heading3"/>
+      </w:pPr>
+      <w:r>
+        <w:t>Kapitel 34 - T-SROI und systemische Transformationsmessung</w:t>
+      </w:r>
+    </w:p>
+    <w:p>
+      <w:pPr>
+        <w:pStyle w:val="Heading3"/>
+      </w:pPr>
+      <w:r>
+        <w:t>Kapitel 36 - Wirkung als Rechtsprinzip</w:t>
+      </w:r>
+    </w:p>
+    <w:p>
+      <w:pPr>
+        <w:pStyle w:val="Heading3"/>
+      </w:pPr>
+      <w:r>
+        <w:t>Kapitel 37 - Wirkungssteuergesetz WStG</w:t>
+      </w:r>
+    </w:p>
+    <w:p>
+      <w:r>
+        <w:t>Quellenblock</w:t>
+      </w:r>
+    </w:p>
+    <w:p>
+      <w:r>
+        <w:t>Offizielle Referenzen</w:t>
+      </w:r>
+    </w:p>
+    <w:p>
+      <w:r>
+        <w:t>Die UN-Ziele und Indikatoren werden verlinkt; lange offizielle Texte werden nicht kopiert.</w:t>
+      </w:r>
+    </w:p>
+    <w:p>
+      <w:r>
+        <w:t>United Nations - Agenda 2030 ↗</w:t>
+      </w:r>
+    </w:p>
+    <w:p>
+      <w:r>
+        <w:t>United Nations - The 17 SDGs ↗</w:t>
+      </w:r>
+    </w:p>
+    <w:p>
+      <w:r>
+        <w:t>UN Statistics - Global SDG Indicator Framework ↗</w:t>
+      </w:r>
+    </w:p>
+    <w:p>
+      <w:r>
+        <w:t>Destatis - SDG-Indikatoren für Deutschland ↗</w:t>
+      </w:r>
+    </w:p>
+    <w:p>
+      <w:r>
+        <w:t>Destatis - Nachhaltigkeitsindikatoren ↗</w:t>
+      </w:r>
+    </w:p>
+    <w:p>
+      <w:r>
+        <w:t>Eurostat - SDG Monitoring ↗</w:t>
+      </w:r>
+    </w:p>
+    <w:p>
+      <w:r>
+        <w:t>Bundesregierung - Deutsche Nachhaltigkeitsstrategie ↗</w:t>
+      </w:r>
+    </w:p>
+    <w:p>
+      <w:r>
+        <w:t>Vertiefung</w:t>
+      </w:r>
+    </w:p>
+    <w:p>
+      <w:r>
+        <w:t>Downloads und Druck</w:t>
+      </w:r>
+    </w:p>
+    <w:p>
+      <w:r>
+        <w:t>Der Du liest die Onlinefassung. Word und PDF bleiben als ergänzende Downloadfassungen verfügbar.</w:t>
+      </w:r>
+    </w:p>
+    <w:p>
+      <w:r>
+        <w:t>PDF · v1.0</w:t>
+      </w:r>
+    </w:p>
+    <w:p>
+      <w:r>
+        <w:t>PDF-Fassung herunterladen</w:t>
+      </w:r>
+    </w:p>
+    <w:p>
+      <w:r>
+        <w:t>Bearbeitbare Archivfassung des Fachdetailkonzepts.</w:t>
+      </w:r>
+    </w:p>
+    <w:p>
+      <w:r>
+        <w:t>PDF · v1.0</w:t>
+      </w:r>
+    </w:p>
+    <w:p>
+      <w:r>
+        <w:t>PDF herunterladen</w:t>
+      </w:r>
+    </w:p>
+    <w:p>
+      <w:r>
+        <w:t>Layoutfassung des Fachdetailkonzepts als ergänzende Exportdatei.</w:t>
+      </w:r>
+    </w:p>
+    <w:p>
+      <w:pPr>
+        <w:pStyle w:val="Heading3"/>
+      </w:pPr>
+      <w:r>
+        <w:t>Quellenanker: Wirkungsökonomie · SDGs und Agenda 2030 als globaler Referenzrahmen · https://wirkungsoekonomie.de/verstehen/sdgs-sdgplus/detailkonzepte/sdgs-und-agenda-2030-als-globaler-referenzrahmen/</w:t>
+      </w:r>
+    </w:p>
+    <w:p>
+      <w:r>
+        <w:t>Interne Quelle: verstehen/sdgs-sdgplus/detailkonzepte/sdgs-und-agenda-2030-als-globaler-referenzrahmen/index.html</w:t>
+      </w:r>
+    </w:p>
+    <w:p>
+      <w:r>
+        <w:t>Referenz-Fachvertiefung · v0.4</w:t>
+      </w:r>
+    </w:p>
+    <w:p>
+      <w:r>
+        <w:t>Warum die Wirkungsökonomie einen öffentlich nachvollziehbaren Ziel- und Risikorahmen braucht.</w:t>
+      </w:r>
+    </w:p>
+    <w:p>
+      <w:r>
+        <w:t>Die SDGs sind in der Wirkungsökonomie nicht Dekoration, sondern der globale Anschlussrahmen, an dem positive, negative und neutrale Zustandsveränderungen eingeordnet werden.</w:t>
+      </w:r>
+    </w:p>
+    <w:p>
+      <w:r>
+        <w:t>Dokument</w:t>
+      </w:r>
+    </w:p>
+    <w:p>
+      <w:r>
+        <w:t>Fassung</w:t>
+      </w:r>
+    </w:p>
+    <w:p>
+      <w:r>
+        <w:t>Autorin: Natalie Weber Version: v0.4 Stand: 24.05.2026</w:t>
+      </w:r>
+    </w:p>
+    <w:p>
+      <w:r>
+        <w:t>Kurzprofil</w:t>
+      </w:r>
+    </w:p>
+    <w:p>
+      <w:r>
+        <w:t>Executive Summary</w:t>
+      </w:r>
+    </w:p>
+    <w:p>
+      <w:r>
+        <w:t>Ausgangsdiagnose</w:t>
+      </w:r>
+    </w:p>
+    <w:p>
+      <w:r>
+        <w:t>Begriffsabgrenzung</w:t>
+      </w:r>
+    </w:p>
+    <w:p>
+      <w:r>
+        <w:t>Status quo und heutige Fehlanreize</w:t>
+      </w:r>
+    </w:p>
+    <w:p>
+      <w:r>
+        <w:t>Wirkungsökonomische Perspektive</w:t>
+      </w:r>
+    </w:p>
+    <w:p>
+      <w:r>
+        <w:t>Akteursgruppen</w:t>
+      </w:r>
+    </w:p>
+    <w:p>
+      <w:r>
+        <w:t>Wirkungsmechanik</w:t>
+      </w:r>
+    </w:p>
+    <w:p>
+      <w:r>
+        <w:t>WÖk-IDs, Indikatoren und Datenquellen</w:t>
+      </w:r>
+    </w:p>
+    <w:p>
+      <w:r>
+        <w:t>Steuer-, Fonds-, Anreiz- und Rückkopplungslogik</w:t>
+      </w:r>
+    </w:p>
+    <w:p>
+      <w:r>
+        <w:t>Rechtliche und politische Anschlussstellen</w:t>
+      </w:r>
+    </w:p>
+    <w:p>
+      <w:r>
+        <w:t>Praxisbeispiele und Szenarien</w:t>
+      </w:r>
+    </w:p>
+    <w:p>
+      <w:r>
+        <w:t>Tool- und Rechnerbezug</w:t>
+      </w:r>
+    </w:p>
+    <w:p>
+      <w:r>
+        <w:t>SDG-/SDG+-Bezug</w:t>
+      </w:r>
+    </w:p>
+    <w:p>
+      <w:r>
+        <w:t>Politische Anschlussfähigkeit und Umsetzungsoptionen</w:t>
+      </w:r>
+    </w:p>
+    <w:p>
+      <w:r>
+        <w:t>Website- und Portalintegration</w:t>
+      </w:r>
+    </w:p>
+    <w:p>
+      <w:r>
+        <w:t>Fazit</w:t>
+      </w:r>
+    </w:p>
+    <w:p>
+      <w:r>
+        <w:t>Anwendungsarchitektur des Referenzrahmens</w:t>
+      </w:r>
+    </w:p>
+    <w:p>
+      <w:r>
+        <w:t>SDGs als Risiko- und Stabilitätsfelder</w:t>
+      </w:r>
+    </w:p>
+    <w:p>
+      <w:r>
+        <w:t>Datenqualität, Vertrauen und Korrekturfähigkeit</w:t>
+      </w:r>
+    </w:p>
+    <w:p>
+      <w:r>
+        <w:t>Governance und Verantwortungsverteilung</w:t>
+      </w:r>
+    </w:p>
+    <w:p>
+      <w:r>
+        <w:t>Kommunikation, Missverständnisse und öffentliche Einordnung</w:t>
+      </w:r>
+    </w:p>
+    <w:p>
+      <w:r>
+        <w:t>Skalierung, Pilotierung und Lernschleifen</w:t>
+      </w:r>
+    </w:p>
+    <w:p>
+      <w:r>
+        <w:t>Operative Prüffragen für jedes Wirkungsfeld</w:t>
+      </w:r>
+    </w:p>
+    <w:p>
+      <w:r>
+        <w:t>Entscheidungsnutzen für Öffentlichkeit, Verwaltung und Wirtschaft</w:t>
+      </w:r>
+    </w:p>
+    <w:p>
+      <w:r>
+        <w:t>Mindeststandard für Folgepakete</w:t>
+      </w:r>
+    </w:p>
+    <w:p>
+      <w:r>
+        <w:t>Schlussprüfung des Referenzrahmens</w:t>
+      </w:r>
+    </w:p>
+    <w:p>
+      <w:r>
+        <w:t>Volltext</w:t>
+      </w:r>
+    </w:p>
+    <w:p>
+      <w:r>
+        <w:t>Fachvertiefung online lesen #</w:t>
+      </w:r>
+    </w:p>
+    <w:p>
+      <w:r>
+        <w:t>Fachvertiefung</w:t>
+      </w:r>
+    </w:p>
+    <w:p>
+      <w:r>
+        <w:t>Kurzprofil #</w:t>
+      </w:r>
+    </w:p>
+    <w:p>
+      <w:pPr>
+        <w:pStyle w:val="Heading3"/>
+      </w:pPr>
+      <w:r>
+        <w:t>Quellenanker: Wirkungsökonomie · Die Geschichte der SDGs · https://wirkungsoekonomie.de/verstehen/sdgs-sdgplus/geschichte/ · Druckdatum: 24.05.2026</w:t>
+      </w:r>
+    </w:p>
+    <w:p>
+      <w:r>
+        <w:t>Interne Quelle: verstehen/sdgs-sdgplus/geschichte/index.html</w:t>
+      </w:r>
+    </w:p>
+    <w:p>
+      <w:r>
+        <w:t>Agenda 2030</w:t>
+      </w:r>
+    </w:p>
+    <w:p>
+      <w:r>
+        <w:t>Vom globalen Umwelt- und Entwicklungsdialog zum Referenzrahmen der Wirkungsökonomie.</w:t>
+      </w:r>
+    </w:p>
+    <w:p>
+      <w:r>
+        <w:t>Die SDGs wirken heute selbstverständlich: 17 bunte Kacheln, 169 Unterziele, ein weltweiter Zielrahmen. Doch sie sind nicht aus einer einzelnen Partei, Ideologie oder Regierung entstanden. Sie sind das Ergebnis jahrzehntelanger internationaler Verhandlungen über Umwelt, Entwicklung, Armut, Menschenrechte, Wirtschaft, Frieden und globale Zusammenarbeit.</w:t>
+      </w:r>
+    </w:p>
+    <w:p>
+      <w:r>
+        <w:t>Die Wirkungsökonomie nutzt die SDGs nicht, weil sie perfekt oder vollständig wären. Sie nutzt sie, weil sie der weltweit anschlussfähigste Referenzrahmen sind, um Wirkung auf Mensch, Planet und Demokratie einzuordnen. SDG+ ergänzt diesen Rahmen dort, wo moderne Wirkungsräume wie Demokratie, Medienqualität, digitale Selbstbestimmung und institutionelles Vertrauen in den 17 Zielen noch nicht ausreichend operationalisiert sind.</w:t>
+      </w:r>
+    </w:p>
+    <w:p>
+      <w:r>
+        <w:t>Einordnung</w:t>
+      </w:r>
+    </w:p>
+    <w:p>
+      <w:r>
+        <w:t>Warum diese Seite wichtig ist #</w:t>
+      </w:r>
+    </w:p>
+    <w:p>
+      <w:r>
+        <w:t>Die SDGs werden manchmal missverstanden: als grüne Ideologie, als Weltregierung, als Bevormundung oder als rein moralisches Programm. Diese Lesart greift zu kurz.</w:t>
+      </w:r>
+    </w:p>
+    <w:p>
+      <w:r>
+        <w:t>Die SDGs sind normativ, aber nicht parteiideologisch im engen Sinn. Sie sagen, dass Armut, Hunger, vermeidbare Krankheit, Bildungsarmut, Umweltzerstörung, extreme Ungleichheit, Klimarisiken und institutionelle Schwäche keine tragfähigen Zustände sind. Sie schreiben aber nicht vor, ob Staaten diese Ziele über Marktmechanismen, öffentliche Investitionen, Regulierung, Technologie, Sozialpolitik, Bildung, Innovation oder Mischformen erreichen.</w:t>
+      </w:r>
+    </w:p>
+    <w:p>
+      <w:r>
+        <w:t>Gerade deshalb sind sie wirkungsökonomisch relevant: Sie schaffen einen gemeinsamen Zielraum, ohne demokratische Ausgestaltung zu ersetzen.</w:t>
+      </w:r>
+    </w:p>
+    <w:p>
+      <w:r>
+        <w:t>Merksatz</w:t>
+      </w:r>
+    </w:p>
+    <w:p>
+      <w:r>
+        <w:t>Die SDGs in einem Satz #</w:t>
+      </w:r>
+    </w:p>
+    <w:p>
+      <w:r>
+        <w:t>Die SDGs sind ein global verhandelter Referenz- und Risikorahmen, der beschreibt, welche Zustände weltweit verbessert werden sollen, ohne demokratische Wege, Instrumente oder Wirtschaftsmodelle abschließend festzulegen.</w:t>
+      </w:r>
+    </w:p>
+    <w:p>
+      <w:r>
+        <w:t>Timeline</w:t>
+      </w:r>
+    </w:p>
+    <w:p>
+      <w:r>
+        <w:t>Von Stockholm bis Agenda 2030 #</w:t>
+      </w:r>
+    </w:p>
+    <w:p>
+      <w:r>
+        <w:t>Agenda 2030</w:t>
+      </w:r>
+    </w:p>
+    <w:p>
+      <w:r>
+        <w:t>Was der Beschluss von 2015 bedeutet #</w:t>
+      </w:r>
+    </w:p>
+    <w:p>
+      <w:r>
+        <w:t>Die Agenda 2030 ist eine Resolution der UN-Generalversammlung. Sie ist kein direkt vollstreckbares Weltgesetz. Sie ist ein politischer Beschluss der Staatengemeinschaft: ein gemeinsamer Zielrahmen, der universell gilt, aber unterschiedliche nationale Realitäten, Kapazitäten und politische Prioritäten berücksichtigt.</w:t>
+      </w:r>
+    </w:p>
+    <w:p>
+      <w:r>
+        <w:t>Das ist entscheidend: Die SDGs verpflichten politisch zur Orientierung, aber sie lassen demokratischen Gestaltungsspielraum. Ein Land kann Ziele über öffentliche Investitionen, Marktmechanismen, Steuerpolitik, Regulierung, Bildung, Technologie oder Kombinationen verfolgen. Die Wirkungsökonomie ergänzt diesen Rahmen nicht durch einen dogmatischen Masterplan, sondern durch eine Frage: Welche Wirkung erzeugt eine Maßnahme wirklich, und wie wird diese Wirkung sichtbar, prüfbar, korrigierbar und rückgekoppelt?</w:t>
+      </w:r>
+    </w:p>
+    <w:p>
+      <w:r>
+        <w:t>Normativ, nicht parteiideologisch</w:t>
+      </w:r>
+    </w:p>
+    <w:p>
+      <w:r>
+        <w:t>Warum die SDGs keine grüne Ideologie sind #</w:t>
+      </w:r>
+    </w:p>
+    <w:p>
+      <w:r>
+        <w:t>Die SDGs wurden 2015 von Staaten mit sehr unterschiedlichen politischen, wirtschaftlichen und gesellschaftlichen Systemen angenommen. Das macht sie nicht wertfrei, aber es macht sie nicht zu einem engen Parteiprogramm.</w:t>
+      </w:r>
+    </w:p>
+    <w:p>
+      <w:r>
+        <w:t>Die SDGs sind nicht wertfrei. Sie enthalten normative Ziele: Armut, Hunger, vermeidbare Krankheit, Bildungsarmut, Umweltzerstörung, extreme Ungleichheit, Klimarisiken und institutionelle Schwäche gelten als nicht tragfähige Zustände. Aber sie sind nicht parteiideologisch im engen Sinn. Sie schreiben kein bestimmtes Wirtschaftsmodell vor. Staaten können unterschiedliche Wege wählen: Marktmechanismen, öffentliche Investitionen, Regulierung, Technologie, Sozialpolitik, Bildung, Innovation oder Mischformen.</w:t>
+      </w:r>
+    </w:p>
+    <w:p>
+      <w:r>
+        <w:t>Risikomanagement</w:t>
+      </w:r>
+    </w:p>
+    <w:p>
+      <w:r>
+        <w:t>Die SDGs als strukturiertes Risikomanagement #</w:t>
+      </w:r>
+    </w:p>
+    <w:p>
+      <w:r>
+        <w:t>Wirkungsökonomisch lassen sich die SDGs als globale Stabilitäts- und Risikofelder lesen. Wasserstress ist Produktionsrisiko. Klimawandel ist Versicherungs-, Standort-, Lieferketten- und Infrastrukturisiko. Schlechte Arbeitsbedingungen sind Haftungs-, Reputations- und Beschaffungsrisiko. Biodiversitätsverlust ist Rohstoff- und Systemrisiko. Schwache Institutionen sind Investitions-, Rechts- und Demokratierisiko.</w:t>
+      </w:r>
+    </w:p>
+    <w:p>
+      <w:r>
+        <w:t>Die SDGs sind damit nicht „grün“ im parteipolitischen Sinn. Sie sind eine globale Stabilitätsmatrix: eine Ordnung, damit nicht jedes Land, jedes Unternehmen und jede Institution einen eigenen unverbundenen Zielwust erzeugt.</w:t>
+      </w:r>
+    </w:p>
+    <w:p>
+      <w:r>
+        <w:t>Finanzmarkt und Unternehmen</w:t>
+      </w:r>
+    </w:p>
+    <w:p>
+      <w:r>
+        <w:t>Finanzmarkt, Unternehmen und SDGs #</w:t>
+      </w:r>
+    </w:p>
+    <w:p>
+      <w:r>
+        <w:t>Der Finanzmarkt hat viele dieser Themen bereits als Risiko erkannt. ESG-Ratings, Banken, Versicherungen, Nachhaltigkeitsberichte, EU-Taxonomie, CSRD, ESRS, GRI, Lieferkettenanforderungen und EBA-Leitlinien übersetzen Nachhaltigkeit zunehmend in Risiko-, Resilienz- und Datenfragen.</w:t>
+      </w:r>
+    </w:p>
+    <w:p>
+      <w:r>
+        <w:t>Die Wirkungsökonomie liest diese Entwicklung als Vorstufe: Daten entstehen bereits, aber sie bleiben oft im Reporting. Die WÖk fragt, wie diese Daten zu Rückkopplung werden: in Preisen, Steuern, Kapitalzugang, Versicherbarkeit, Beschaffung, öffentlichen Haushalten, Managemententscheidungen und demokratischer Korrektur.</w:t>
+      </w:r>
+    </w:p>
+    <w:p>
+      <w:r>
+        <w:t>Wirkungsökonomie</w:t>
+      </w:r>
+    </w:p>
+    <w:p>
+      <w:r>
+        <w:t>Wirkungsökonomische Einordnung #</w:t>
+      </w:r>
+    </w:p>
+    <w:p>
+      <w:r>
+        <w:t>Die SDGs sind Zielräume. Die Wirkungsökonomie ist Rückkopplungsarchitektur.</w:t>
+      </w:r>
+    </w:p>
+    <w:p>
+      <w:r>
+        <w:t>Die SDGs sagen, welche Zustände verbessert werden sollen. Die Wirkungsökonomie fragt: Welche Handlung verändert welchen Zustand? Welche Wirkung ist positiv, negativ oder neutral? Welche Nebenwirkungen entstehen? Wo gibt es rote Linien und Nichtkompensation? Welche Daten zeigen Wirkung oder Wirkungsrisiko? Wie fließen diese Informationen in Preise, Steuern, Kapital, Beschaffung, Haushalte und Entscheidungen zurück? Wie bleibt das Ganze demokratisch korrigierbar?</w:t>
+      </w:r>
+    </w:p>
+    <w:p>
+      <w:r>
+        <w:t>SDG+</w:t>
+      </w:r>
+    </w:p>
+    <w:p>
+      <w:r>
+        <w:t>Warum SDG+ nötig ist #</w:t>
+      </w:r>
+    </w:p>
+    <w:p>
+      <w:r>
+        <w:t>Die 17 SDGs sind stark, aber nicht vollständig. Im 21. Jahrhundert entstehen Wirkungsrisiken auch in digitalen Öffentlichkeiten, Medienräumen, Plattformen, KI-Systemen, Vertrauensstrukturen und demokratischen Verfahren. Deshalb ergänzt die Wirkungsökonomie die SDGs durch SDG+: Demokratie, Medienqualität, Rechtsstaatlichkeit, Diskursfähigkeit, institutionelles Vertrauen, gesellschaftlicher Zusammenhalt und digitale Selbstbestimmung.</w:t>
+      </w:r>
+    </w:p>
+    <w:p>
+      <w:pPr>
+        <w:pStyle w:val="Heading3"/>
+      </w:pPr>
+      <w:r>
+        <w:t>Quellenanker: Kapitel 31 - WÖk-IDs und Indikatorenarchitektur</w:t>
+      </w:r>
+    </w:p>
+    <w:p>
+      <w:r>
+        <w:t>Interne Quelle: verstehen/sdgs-sdgplus/unterziele/index.html</w:t>
+      </w:r>
+    </w:p>
+    <w:p>
+      <w:pPr>
+        <w:pStyle w:val="Heading3"/>
+      </w:pPr>
+      <w:r>
+        <w:t>Kapitel 32 - Benchmarks, Skalen und Scorecards</w:t>
+      </w:r>
+    </w:p>
+    <w:p>
+      <w:pPr>
+        <w:pStyle w:val="Heading3"/>
+      </w:pPr>
+      <w:r>
+        <w:t>Kapitel 33 - Reverse Merit Order</w:t>
+      </w:r>
+    </w:p>
+    <w:p>
+      <w:pPr>
+        <w:pStyle w:val="Heading3"/>
+      </w:pPr>
+      <w:r>
+        <w:t>Kapitel 34 - T-SROI und systemische Transformationsmessung</w:t>
+      </w:r>
+    </w:p>
+    <w:p>
+      <w:pPr>
+        <w:pStyle w:val="Heading3"/>
+      </w:pPr>
+      <w:r>
+        <w:t>Kapitel 36 - Wirkung als Rechtsprinzip</w:t>
+      </w:r>
+    </w:p>
+    <w:p>
+      <w:pPr>
+        <w:pStyle w:val="Heading3"/>
+      </w:pPr>
+      <w:r>
+        <w:t>Kapitel 37 - Wirkungssteuergesetz WStG</w:t>
+      </w:r>
+    </w:p>
+    <w:p>
+      <w:r>
+        <w:t>Quellenblock</w:t>
+      </w:r>
+    </w:p>
+    <w:p>
+      <w:r>
+        <w:t>Offizielle Referenzen</w:t>
+      </w:r>
+    </w:p>
+    <w:p>
+      <w:r>
+        <w:t>Die UN-Ziele und Indikatoren werden verlinkt; lange offizielle Texte werden nicht kopiert.</w:t>
+      </w:r>
+    </w:p>
+    <w:p>
+      <w:r>
+        <w:t>United Nations - Agenda 2030 ↗</w:t>
+      </w:r>
+    </w:p>
+    <w:p>
+      <w:r>
+        <w:t>United Nations - The 17 SDGs ↗</w:t>
+      </w:r>
+    </w:p>
+    <w:p>
+      <w:r>
+        <w:t>UN Statistics - Global SDG Indicator Framework ↗</w:t>
+      </w:r>
+    </w:p>
+    <w:p>
+      <w:r>
+        <w:t>Destatis - SDG-Indikatoren für Deutschland ↗</w:t>
+      </w:r>
+    </w:p>
+    <w:p>
+      <w:r>
+        <w:t>Destatis - Nachhaltigkeitsindikatoren ↗</w:t>
+      </w:r>
+    </w:p>
+    <w:p>
+      <w:r>
+        <w:t>Eurostat - SDG Monitoring ↗</w:t>
+      </w:r>
+    </w:p>
+    <w:p>
+      <w:r>
+        <w:t>Bundesregierung - Deutsche Nachhaltigkeitsstrategie ↗</w:t>
+      </w:r>
+    </w:p>
+    <w:p>
+      <w:r>
+        <w:t>Vertiefung</w:t>
+      </w:r>
+    </w:p>
+    <w:p>
+      <w:r>
+        <w:t>Downloads und Druck</w:t>
+      </w:r>
+    </w:p>
+    <w:p>
+      <w:r>
+        <w:t>Der Du liest die Onlinefassung. Word und PDF bleiben als ergänzende Downloadfassungen verfügbar.</w:t>
+      </w:r>
+    </w:p>
+    <w:p>
+      <w:r>
+        <w:t>PDF · v1.0</w:t>
+      </w:r>
+    </w:p>
+    <w:p>
+      <w:r>
+        <w:t>PDF-Fassung herunterladen</w:t>
+      </w:r>
+    </w:p>
+    <w:p>
+      <w:r>
+        <w:t>Bearbeitbare Archivfassung des Fachdetailkonzepts.</w:t>
+      </w:r>
+    </w:p>
+    <w:p>
+      <w:r>
+        <w:t>PDF · v1.0</w:t>
+      </w:r>
+    </w:p>
+    <w:p>
+      <w:r>
+        <w:t>PDF herunterladen</w:t>
+      </w:r>
+    </w:p>
+    <w:p>
+      <w:r>
+        <w:t>Layoutfassung des Fachdetailkonzepts als ergänzende Exportdatei.</w:t>
+      </w:r>
+    </w:p>
+    <w:p>
+      <w:pPr>
+        <w:pStyle w:val="Heading3"/>
+      </w:pPr>
+      <w:r>
+        <w:t>Quellenanker: Dossier</w:t>
+      </w:r>
+    </w:p>
+    <w:p>
+      <w:r>
+        <w:t>Interne Quelle: verstehen/sdgs-sdgplus/risiko-resilienzregister/index.html</w:t>
+      </w:r>
+    </w:p>
+    <w:p>
+      <w:r>
+        <w:t>Warum Nachhaltigkeit nicht der operative Kern ist - und warum die Wirkungsökonomie mit SDG+ die fehlende Korrekturfähigkeit ergänzt.</w:t>
+      </w:r>
+    </w:p>
+    <w:p>
+      <w:r>
+        <w:t>Kurzformel: Die SDGs sind das Risikoregister der Welt. SDG+ ist das Betriebssystem ihrer Korrekturfähigkeit. Die Wirkungsökonomie ist die Architektur, die beides messbar, nicht kompensierbar und entscheidungswirksam macht.</w:t>
+      </w:r>
+    </w:p>
+    <w:p>
+      <w:r>
+        <w:t>Wir sprechen seit Jahren über Nachhaltigkeit. Der Begriff ist wichtig, weil er anschlussfähig ist. Aber wenn man die SDGs unternehmerisch, physikalisch und systemisch liest, geht es um etwas Härteres: um Risikomanagement. Und wenn man SDG+ hinzunimmt, wird klar: Es geht um Systemresilienz.</w:t>
+      </w:r>
+    </w:p>
+    <w:p>
+      <w:r>
+        <w:t>Die 17 SDGs beschreiben keine moralische Wunschliste. Sie beschreiben Risikofelder, deren Nichtbearbeitung Gesellschaften, Märkte, Lieferketten, Kapitalmärkte, Versicherbarkeit, Gesundheit, Ernährung, Demokratie und ökologische Lebensgrundlagen destabilisiert.</w:t>
+      </w:r>
+    </w:p>
+    <w:p>
+      <w:r>
+        <w:t>Armut ist dann kein bloßes Sozialthema, sondern ein Nachfrage-, Gesundheits-, Sicherheits- und Demokratierisiko. Hunger ist kein Entwicklungshilfethema, sondern ein Ernährungs-, Preis-, Agrar-, Konflikt- und Lieferkettenrisiko. Wasser ist kein Umweltlabel, sondern Standort-, Produktions-, Gesundheits- und Konfliktrisiko. Bildung ist kein weiches Gesellschaftsziel, sondern Fachkräfte-, Innovations-, Anpassungs- und Demokratierisiko. Klima ist nicht Meinung, sondern Physik mit Zeitverzug. Biodiversität ist nicht Naturromantik, sondern Infrastruktur für Nahrung, Böden, Bestäubung, Wasser, Gesundheit und Rohstoffe.</w:t>
+      </w:r>
+    </w:p>
+    <w:p>
+      <w:r>
+        <w:t>SDG+ ergänzt diese Lesart um jene Systemfähigkeiten, die die SDGs voraussetzen, aber nicht tief genug operationalisieren: öffentliche Wahrheit, legitime Teilhabe, Rechtsstaatlichkeit, Diskursfähigkeit, digitale Integrität, institutionelles Vertrauen und gesellschaftliche Schockfestigkeit.</w:t>
+      </w:r>
+    </w:p>
+    <w:p>
+      <w:r>
+        <w:t>Nachhaltigkeit ist damit nicht kleiner, sondern präziser gefasst. Nachhaltigkeit ist der sichtbare Zustand, der entsteht, wenn ökologische, soziale, ökonomische und institutionelle Risiken nicht mehr externalisiert, verdrängt oder schöngerechnet werden. Systemresilienz ist die Fähigkeit, diesen Zustand unter Stress zu erhalten.</w:t>
+      </w:r>
+    </w:p>
+    <w:p>
+      <w:r>
+        <w:t>Die Wirkungsökonomie geht einen Schritt weiter als klassisches Risikomanagement. Klassisches Risikomanagement fragt: Welche Risiken bedrohen unser Unternehmen, unser Kapital, unsere Lieferfähigkeit, unsere Reputation? Die Wirkungsökonomie fragt zusätzlich: Welche Risiken erzeugen wir selbst für andere, für Lieferketten, für Ökosysteme, für Demokratien und für kommende Generationen - und wann kommen diese Risiken als Kosten, Haftung, Regulierung, Instabilität, Versicherungsprämie oder Vertrauensverlust zurück?</w:t>
+      </w:r>
+    </w:p>
+    <w:p>
+      <w:r>
+        <w:t>In der Bilanz kann Wirkung verschwinden. In der Wirklichkeit nicht. Wirkung ändert Ort, Form und Zeitpunkt, aber sie löst sich nicht auf. Genau deshalb reicht Nachhaltigkeitsreporting nicht. Es braucht Wirkungsrückkopplung: in Preise, Steuern, Kapitalzugang, Beschaffung, Förderung, Management, Haushalte und demokratische Korrektur.</w:t>
+      </w:r>
+    </w:p>
+    <w:p>
+      <w:r>
+        <w:t>Vier Lesarten</w:t>
+      </w:r>
+    </w:p>
+    <w:p>
+      <w:r>
+        <w:t>Vom Risikoregister zur Rückkopplung</w:t>
+      </w:r>
+    </w:p>
+    <w:p>
+      <w:r>
+        <w:t>Risikomanagement</w:t>
+      </w:r>
+    </w:p>
+    <w:p>
+      <w:r>
+        <w:t>Risiken erkennen und bearbeiten</w:t>
+      </w:r>
+    </w:p>
+    <w:p>
+      <w:r>
+        <w:t>Risiken erkennen, bewerten, behandeln und überwachen.</w:t>
+      </w:r>
+    </w:p>
+    <w:p>
+      <w:r>
+        <w:t>Resilienzmanagement</w:t>
+      </w:r>
+    </w:p>
+    <w:p>
+      <w:r>
+        <w:t>Systemfunktionen schützen</w:t>
+      </w:r>
+    </w:p>
+    <w:p>
+      <w:r>
+        <w:t>Verwundbarkeit senken, Anpassungsfähigkeit erhöhen und Systemfunktionen schützen.</w:t>
+      </w:r>
+    </w:p>
+    <w:p>
+      <w:r>
+        <w:t>Wirkungsmanagement</w:t>
+      </w:r>
+    </w:p>
+    <w:p>
+      <w:r>
+        <w:t>Erzeugte Wirkungen rückkoppeln</w:t>
+      </w:r>
+    </w:p>
+    <w:p>
+      <w:r>
+        <w:t>Nicht nur Risiken für den eigenen Akteur betrachten, sondern erzeugte Wirkungen im gesamten System messen und rückkoppeln.</w:t>
+      </w:r>
+    </w:p>
+    <w:p>
+      <w:r>
+        <w:t>Wirkungsökonomie</w:t>
+      </w:r>
+    </w:p>
+    <w:p>
+      <w:r>
+        <w:t>Entscheidungen verändern</w:t>
+      </w:r>
+    </w:p>
+    <w:p>
+      <w:r>
+        <w:t>Wirkung als Maßstab in Preise, Steuern, Kapitalzugang, Beschaffung, Governance und Entscheidungen zurückführen.</w:t>
+      </w:r>
+    </w:p>
+    <w:p>
+      <w:r>
+        <w:t>FAQ</w:t>
+      </w:r>
+    </w:p>
+    <w:p>
+      <w:r>
+        <w:t>Häufige Fragen</w:t>
+      </w:r>
+    </w:p>
+    <w:p>
+      <w:r>
+        <w:t>Sind die SDGs damit falsch benannt?</w:t>
+      </w:r>
+    </w:p>
+    <w:p>
+      <w:r>
+        <w:t>Nein. Der Name Sustainable Development Goals war politisch anschlussfähig und konsensfähig. Wirkungsökonomisch ist er nur zu weich. Die SDGs können zugleich als Nachhaltigkeitsziele und als Risiko- und Resilienzfelder gelesen werden.</w:t>
+      </w:r>
+    </w:p>
+    <w:p>
+      <w:r>
+        <w:t>Ist das eine neue Ideologie?</w:t>
+      </w:r>
+    </w:p>
+    <w:p>
+      <w:r>
+        <w:t>Nein. Die Lesart ist wirtschaftsformunabhängig. Jede Ordnung braucht Ernährung, Wasser, Gesundheit, Bildung, Energie, Institutionen, Infrastruktur, ökologische Regeneration, soziale Kohäsion und Kooperationsfähigkeit.</w:t>
+      </w:r>
+    </w:p>
+    <w:p>
+      <w:r>
+        <w:t>Warum braucht es SDG+?</w:t>
+      </w:r>
+    </w:p>
+    <w:p>
+      <w:r>
+        <w:t>Weil ökologische und soziale Ziele ohne demokratische, mediale, rechtliche und digitale Korrekturfähigkeit instabil werden.</w:t>
+      </w:r>
+    </w:p>
+    <w:p>
+      <w:r>
+        <w:t>Bewertet SDG+ Meinungen?</w:t>
+      </w:r>
+    </w:p>
+    <w:p>
+      <w:r>
+        <w:t>Nein. Bewertet werden nicht angenehme oder unangenehme Meinungen, sondern Wirkungsräume und Strukturen: Quellenklarheit, Manipulationsschutz, Verfahren, Rechte, Datenintegrität, Diskursbedingungen, Plattformlogiken und Rechenschaft.</w:t>
+      </w:r>
+    </w:p>
+    <w:p>
+      <w:pPr>
+        <w:pStyle w:val="Heading3"/>
+      </w:pPr>
+      <w:r>
+        <w:t>Quellenanker: Kapitel 102 - Die SDGs zwischen globaler Kooperation und Verschwörungsnarrativ</w:t>
+      </w:r>
+    </w:p>
+    <w:p>
+      <w:r>
+        <w:t>Interne Quelle: referenz/kapitel-102-die-sdgs-zwischen-globaler-kooperation-und-verschwoerungsnarrativ/index.html</w:t>
+      </w:r>
+    </w:p>
+    <w:p>
+      <w:r>
+        <w:t>Die Sustainable Development Goals, kurz SDGs, gehören zu den wichtigsten globalen Referenzrahmen der Gegenwart. Sie formulieren Ziele, die fast niemand grundsätzlich ablehnen würde, wenn sie einzeln betrachtet werden: Armut beenden, Hunger verringern, Gesundheit verbessern, Bildung sichern, Wasser schützen, saubere Energie ermöglichen, menschenwürdige Arbeit fördern, Ungleichheit reduzieren, nachhaltige Städte entwickeln, verantwortliche Produktion stärken, Klima schützen, Biodiversität bewahren, Frieden sichern, Institutionen stärken und internationale Zusammenarbeit verbessern.</w:t>
+      </w:r>
+    </w:p>
+    <w:p>
+      <w:r>
+        <w:t>Und doch sind die SDGs in manchen politischen Milieus zu einem Projektionsraum geworden. Aus einem internationalen Zielrahmen wird dort eine angebliche Weltregierung. Aus Kooperation wird Kontrolle. Aus Nachhaltigkeit wird Umerziehung. Aus Indikatoren werden Überwachungsinstrumente. Aus globalen Entwicklungszielen wird ein geheimer Plan zur Abschaffung von Freiheit, Eigentum, Familie, Nationalstaat oder Markt.</w:t>
+      </w:r>
+    </w:p>
+    <w:p>
+      <w:r>
+        <w:t>Dieses Kapitel behandelt diese Projektionen nicht, weil sie intellektuell stark wären. Es behandelt sie, weil sie politisch wirksam sein können. Verschwörungsnarrative müssen nicht wahr sein, um Wirkung zu erzeugen. Sie müssen nur anschlussfähig sein: an Angst, Kontrollverlust, Misstrauen, soziale Kränkung, Souveränitätsverlust, digitale Überforderung oder die Erfahrung, von globalen Prozessen überrollt zu werden.</w:t>
+      </w:r>
+    </w:p>
+    <w:p>
+      <w:r>
+        <w:t>Die Wirkungsökonomie muss sich deshalb klar positionieren. Sie nutzt die SDGs als internationalen Referenzrahmen, aber sie ist keine Unterordnung unter eine globale Zentralinstanz. Sie erkennt globale Kooperationsziele an, aber sie ersetzt demokratische Entscheidung nicht durch internationale Vorgaben. Sie arbeitet mit Indikatoren, aber nicht mit Personenbewertung. Sie bezieht sich auf Mensch, Planet und Demokratie, aber nicht auf eine ideologische Weltformel.</w:t>
+      </w:r>
+    </w:p>
+    <w:p>
+      <w:r>
+        <w:t>Die Unterscheidung ist zentral: Globale Kooperation ist nicht Weltregierung. Gemeinsame Maßstäbe sind nicht zentrale Kontrolle. Nachhaltigkeitsziele sind nicht automatisch Planwirtschaft. Und die Benennung globaler Risiken ist keine Verschwörung gegen Freiheit.</w:t>
+      </w:r>
+    </w:p>
+    <w:p>
+      <w:pPr>
+        <w:pStyle w:val="Heading3"/>
+      </w:pPr>
+      <w:r>
+        <w:t>102.1 Was die SDGs tatsächlich sind</w:t>
+      </w:r>
+    </w:p>
+    <w:p>
+      <w:r>
+        <w:t>Die SDGs wurden 2015 als Teil der Agenda 2030 von den Mitgliedstaaten der Vereinten Nationen beschlossen. Sie bilden einen gemeinsamen Zielrahmen für nachhaltige Entwicklung. Ihr Gegenstand sind globale Herausforderungen, die sich nicht sauber national trennen lassen: Armut, Hunger, Gesundheit, Bildung, Wasser, Energie, Klima, Biodiversität, Ungleichheit, Frieden, institutionelle Stabilität, Produktion, Konsum und internationale Partnerschaft.</w:t>
+      </w:r>
+    </w:p>
+    <w:p>
+      <w:r>
+        <w:t>Die SDGs sind kein Weltgesetzbuch. Sie ersetzen keine Verfassung, kein Parlament, keine Regierung und kein nationales Recht. Sie sind ein politischer, normativer und statistischer Referenzrahmen, der Staaten, Institutionen, Unternehmen, Wissenschaft und Zivilgesellschaft Orientierung bietet. Die Umsetzung bleibt in nationalen, regionalen und lokalen Kontexten unterschiedlich. Die Agenda 2030 betont selbst nationale Eigenverantwortung, unterschiedliche Realitäten, verschiedene Entwicklungsstände, politische Prioritäten und freiwillige, staatlich geführte Überprüfungsprozesse.</w:t>
+      </w:r>
+    </w:p>
+    <w:p>
+      <w:r>
+        <w:t>Das ist wichtig, weil Verschwörungsnarrative genau an dieser Stelle ansetzen. Sie stellen die SDGs so dar, als seien sie ein direkt verbindlicher Befehl einer globalen Macht. Diese Darstellung verfälscht die Struktur. Die SDGs sind ein Zielsystem, keine Weltregierung. Sie sind ein gemeinsamer Bezugsrahmen, keine zentrale Durchgriffsarchitektur.</w:t>
+      </w:r>
+    </w:p>
+    <w:p>
+      <w:r>
+        <w:t>Das bedeutet nicht, dass die SDGs unproblematisch oder unangreifbar wären. Sie sind breit, ambitioniert, teilweise spannungsreich und methodisch anspruchsvoll. Manche Ziele stehen in Zielkonflikten. Manche Indikatoren sind schwer zu messen. Manche Staaten nutzen Nachhaltigkeit rhetorisch, ohne echte Veränderung zu erzeugen. Manche Unternehmen verwenden SDG-Symbole dekorativ, ohne ihre Geschäftsmodelle zu verändern. All das ist kritikwürdig.</w:t>
+      </w:r>
+    </w:p>
+    <w:p>
+      <w:r>
+        <w:t>Aber berechtigte Kritik ist etwas anderes als Verschwörungserzählung. Kritik fragt nach Wirksamkeit, Legitimation, Zielkonflikten, Datenqualität, Umsetzung, Finanzierung und demokratischer Kontrolle. Verschwörungserzählung behauptet einen geheimen Plan.</w:t>
+      </w:r>
+    </w:p>
+    <w:p>
+      <w:pPr>
+        <w:pStyle w:val="Heading3"/>
+      </w:pPr>
+      <w:r>
+        <w:t>102.2 Warum globale Zielrahmen leicht verdächtigt werden</w:t>
+      </w:r>
+    </w:p>
+    <w:p>
+      <w:r>
+        <w:t>Globale Zielrahmen erzeugen Misstrauen, weil sie eine reale Erfahrung berühren: Viele Menschen erleben, dass Entscheidungen, Märkte, Lieferketten, Finanzströme, Plattformen, Klimafolgen, Migration, Energiepreise und digitale Technologien nicht mehr rein national kontrollierbar sind. Die Welt ist vernetzt, aber politische Selbstwirksamkeit wird oft lokal oder national erlebt.</w:t>
+      </w:r>
+    </w:p>
+    <w:p>
+      <w:r>
+        <w:t>Daraus entsteht eine Spannung. Probleme sind global. Verantwortungsgefühl ist oft national. Betroffenheit ist konkret. Entscheidungsebenen wirken abstrakt.</w:t>
+      </w:r>
+    </w:p>
+    <w:p>
+      <w:r>
+        <w:t>Wenn dann Begriffe wie „Agenda 2030“, „global partnership“, „sustainable development“, „monitoring“, „indicators“ oder „transformation“ auftauchen, können sie in einem misstrauischen Resonanzraum bedrohlich wirken. Sie klingen für manche nicht nach Kooperation, sondern nach Plan. Nicht nach Orientierung, sondern nach Kontrolle. Nicht nach Zukunftssicherung, sondern nach Eingriff.</w:t>
+      </w:r>
+    </w:p>
+    <w:p>
+      <w:r>
+        <w:t>Diese Angst ist nicht immer frei erfunden. Sie knüpft an reale Fehlentwicklungen an: Machtkonzentration in internationalen Konzernen, Intransparenz globaler Finanzmärkte, Einfluss privater Akteure auf Politik, digitale Überwachung, schwache demokratische Kontrolle transnationaler Plattformen, ökonomische Abhängigkeiten und das Gefühl, dass große Transformationen über die Köpfe der Bürgerinnen und Bürger hinweg beschlossen werden.</w:t>
+      </w:r>
+    </w:p>
+    <w:p>
+      <w:r>
+        <w:t>Gerade deshalb muss die Wirkungsökonomie sorgfältig unterscheiden. Sie darf globale Kooperation nicht romantisieren. Sie muss Machtfragen stellen. Sie muss fragen, wer Indikatoren setzt, wer Daten kontrolliert, wer von Standards profitiert, wer belastet wird und wie demokratische Korrektur gesichert bleibt.</w:t>
+      </w:r>
+    </w:p>
+    <w:p>
+      <w:r>
+        <w:t>Aber sie darf auch nicht in das Gegenextrem fallen. Aus der Tatsache, dass globale Macht problematisch sein kann, folgt nicht, dass jede globale Kooperation eine Verschwörung ist. Eine Welt mit globalen Lieferketten, Klimarisiken, Pandemien, digitaler Desinformation, Biodiversitätsverlust und Finanzverflechtungen braucht gemeinsame Verständigungsrahmen. Ohne sie wird nicht mehr Freiheit entstehen, sondern mehr Blindheit.</w:t>
+      </w:r>
+    </w:p>
+    <w:p>
+      <w:pPr>
+        <w:pStyle w:val="Heading3"/>
+      </w:pPr>
+      <w:r>
+        <w:t>102.3 Der Unterschied zwischen Kooperation und Herrschaft</w:t>
+      </w:r>
+    </w:p>
+    <w:p>
+      <w:r>
+        <w:t>Kooperation bedeutet, dass Akteure gemeinsame Probleme anerkennen und gemeinsame Bezugspunkte entwickeln. Herrschaft bedeutet, dass eine Instanz anderen verbindlich und ohne ausreichende demokratische Legitimation vorgibt, wie sie zu handeln haben.</w:t>
+      </w:r>
+    </w:p>
+    <w:p>
+      <w:r>
+        <w:t>Die SDGs sind im Grundsatz Kooperationsziele. Sie formulieren, was Staaten gemeinsam als Entwicklungs- und Nachhaltigkeitsprobleme anerkennen. Sie schaffen Sprache, Vergleichbarkeit und Orientierung. Sie ersetzen aber nicht die politische Aushandlung darüber, wie diese Ziele konkret umgesetzt werden.</w:t>
+      </w:r>
+    </w:p>
+    <w:p>
+      <w:r>
+        <w:t>Die Wirkungsökonomie braucht genau diese Unterscheidung. Sie ist auf globale Maßstäbe angewiesen, weil Wirkung nicht an Grenzen endet. Der CO2-Ausstoß eines Produkts wirkt nicht nur im Herkunftsland. Wasserstress in einer Lieferkette betrifft nicht nur einen Betrieb. Menschenrechtsverletzungen bei Vorprodukten verschwinden nicht, weil das Endprodukt in einem anderen Land verkauft wird. Desinformation kann grenzüberschreitend verstärkt werden. Kapital kann Schäden international verschieben.</w:t>
+      </w:r>
+    </w:p>
+    <w:p>
+      <w:r>
+        <w:t>Deshalb braucht eine Wirkungsökonomie internationale Anschlussfähigkeit. Aber Anschlussfähigkeit heißt nicht Unterwerfung. Gemeinsame Maßstäbe müssen lokal übersetzt, demokratisch geprüft und institutionell begrenzt werden. Ein globaler Zielrahmen kann zeigen, welche Zustandsräume relevant sind. Die konkrete Lenkung muss rechtlich, demokratisch, verhältnismäßig und kontextsensibel erfolgen.</w:t>
+      </w:r>
+    </w:p>
+    <w:p>
+      <w:r>
+        <w:t>Die Wirkungsökonomie versteht die SDGs daher nicht als fertiges Steuerungssystem. Sie versteht sie als Referenzraum. Sie ergänzt sie um Demokratie, Rechtsstaatlichkeit, Medienqualität, digitale Selbstbestimmung, Diskursfähigkeit und Schutz vor Manipulation. Genau daraus entsteht die SDG+-Logik der Wirkungsökonomie.</w:t>
+      </w:r>
+    </w:p>
+    <w:p>
+      <w:pPr>
+        <w:pStyle w:val="Heading3"/>
+      </w:pPr>
+      <w:r>
+        <w:t>102.4 Warum Verschwörungsnarrative die SDGs umdeuten</w:t>
+      </w:r>
+    </w:p>
+    <w:p>
+      <w:r>
+        <w:t>Verschwörungsnarrative funktionieren selten durch reine Erfindung. Sie nehmen reale Begriffe, reale Institutionen und reale Unsicherheiten und ordnen sie in eine falsche Gesamtgeschichte ein.</w:t>
+      </w:r>
+    </w:p>
+    <w:p>
+      <w:r>
+        <w:t>Bei der Agenda 2030 geschieht genau das. Es gibt tatsächlich internationale Ziele. Es gibt tatsächlich Indikatoren. Es gibt tatsächlich Berichte, Daten, Partnerschaften und politische Programme. Es gibt tatsächlich Akteure, die Nachhaltigkeit strategisch nutzen. Es gibt tatsächlich Unternehmen, Stiftungen, internationale Organisationen und Regierungen, die globale Agenden beeinflussen wollen.</w:t>
+      </w:r>
+    </w:p>
+    <w:p>
+      <w:r>
+        <w:t>Das verschwörungsideologische Muster besteht darin, aus diesen offenen, sichtbaren und kritisierbaren Strukturen einen geheimen, einheitlichen, allmächtigen Plan zu machen.</w:t>
+      </w:r>
+    </w:p>
+    <w:p>
+      <w:r>
+        <w:t>Dann wird aus Ziel 12 zu nachhaltigem Konsum die Behauptung, Menschen sollten gezwungen werden, bestimmte Dinge zu essen oder zu lassen. Aus nachhaltigen Städten wird die Erzählung, Menschen würden in Stadtviertel eingesperrt. Aus digitalen Identitätsdebatten wird die Behauptung einer globalen Erfassung aller Menschen. Aus Klimapolitik wird der Plan zur Abschaffung von Eigentum. Aus Gleichstellung wird angebliche Zerstörung von Familie. Aus internationaler Kooperation wird „New World Order“.</w:t>
+      </w:r>
+    </w:p>
+    <w:p>
+      <w:r>
+        <w:t>Solche Narrative sind wirkungsökonomisch relevant, weil sie öffentliche Rückkopplung beschädigen. Sie verschieben Debatten weg von konkreten Fragen: Welche Maßnahme wirkt? Welche Nebenfolgen entstehen? Wer wird belastet? Welche Daten sind nötig? Wie bleibt Freiheit geschützt? Wie wird Missbrauch verhindert?</w:t>
+      </w:r>
+    </w:p>
+    <w:p>
+      <w:r>
+        <w:t>Stattdessen erzeugen sie ein geschlossenes Feindbild. Wer über Klima spricht, ist dann Teil des Plans. Wer über Daten spricht, will überwachen. Wer über Gleichstellung spricht, will zerstören. Wer über globale Kooperation spricht, will nationale Souveränität abschaffen. So wird rationale Kritik ersetzt durch Misstrauenslogik.</w:t>
+      </w:r>
+    </w:p>
+    <w:p>
+      <w:r>
+        <w:t>Das ist gefährlich, weil Demokratien Kritik brauchen. Wenn aber jede kritisierbare Struktur sofort als geheimer Plan erzählt wird, wird echte Kritik geschwächt. Verschwörungsnarrative schützen nicht vor Macht. Sie machen Machtanalyse schlechter.</w:t>
+      </w:r>
+    </w:p>
+    <w:p>
+      <w:pPr>
+        <w:pStyle w:val="Heading3"/>
+      </w:pPr>
+      <w:r>
+        <w:t>102.5 Rechte, libertäre und staatskritische Umdeutungen</w:t>
+      </w:r>
+    </w:p>
+    <w:p>
+      <w:r>
+        <w:t>Die Agenda 2030 wird besonders häufig von rechten, nationalistischen, libertären und staatskritischen Milieus umgedeutet. Dabei entstehen unterschiedliche, aber verwandte Erzählungen.</w:t>
+      </w:r>
+    </w:p>
+    <w:p>
+      <w:r>
+        <w:t>In rechten Narrativen erscheint die Agenda 2030 häufig als Angriff auf Nation, Familie, traditionelle Ordnung, Eigentum oder kulturelle Identität. Nachhaltigkeit wird dann nicht als Schutz von Lebensgrundlagen verstanden, sondern als ideologisches Projekt globaler Eliten. Gleichstellung wird als „Gender-Ideologie“ markiert. Migration, Klima, Bildung und Gesundheit werden in einen angeblichen Plan kultureller Auflösung eingebaut.</w:t>
+      </w:r>
+    </w:p>
+    <w:p>
+      <w:r>
+        <w:t>In libertären Narrativen erscheint die Agenda 2030 eher als Staats- und Bürokratieprojekt. Der Vorwurf lautet dann: Nachhaltigkeit diene als Vorwand für Steuern, Verbote, Kontrolle, Enteignung und Marktfeindlichkeit. Aus jeder Rückkopplung wird Bevormundung. Aus jeder Messung wird Überwachung. Aus jedem Standard wird Planwirtschaft.</w:t>
+      </w:r>
+    </w:p>
+    <w:p>
+      <w:r>
+        <w:t>In staatskritischen Milieus wird die Agenda 2030 oft mit Misstrauen gegenüber Institutionen verbunden. Die UN, die EU, das Weltwirtschaftsforum, Regierungen, Medien, Wissenschaft und Finanzakteure werden zu einem einheitlichen Machtblock verschmolzen. Unterschiede zwischen diesen Institutionen verschwinden. Konflikte zwischen ihnen verschwinden ebenfalls. Aus einer widersprüchlichen Welt wird eine scheinbar klare Erzählung: „Die da oben“ verfolgen einen Plan.</w:t>
+      </w:r>
+    </w:p>
+    <w:p>
+      <w:pPr>
+        <w:pStyle w:val="Heading3"/>
+      </w:pPr>
+      <w:r>
+        <w:t>Quellenanker: Kapitel 96 - Wirkungsökonomie als weltfähige Ordnung</w:t>
+      </w:r>
+    </w:p>
+    <w:p>
+      <w:r>
+        <w:t>Interne Quelle: referenz/kapitel-096-wirkungsoekonomie-als-weltfaehige-ordnung/index.html</w:t>
+      </w:r>
+    </w:p>
+    <w:p>
+      <w:r>
+        <w:t>Kapitel 91 hat Europa als Wirkungsraum beschrieben. Kapitel 92 hat Handel und Lieferketten als globale Wirkungsketten gelesen. Kapitel 93 hat globale Institutionen und Wirkungsgovernance ohne Weltregierung eingeordnet. Kapitel 94 hat kulturelle Anschlussfähigkeit und multipolare Ordnung verbunden. Kapitel 95 hat globale Resilienz, Sicherheit und Kooperation als gemeinsame Vorsorgefähigkeit beschrieben.</w:t>
+      </w:r>
+    </w:p>
+    <w:p>
+      <w:r>
+        <w:t>Kapitel 96 schließt Teil XV ab. Es bündelt diese Linien zu einer weltfähigen Wirkungslogik.</w:t>
+      </w:r>
+    </w:p>
+    <w:p>
+      <w:r>
+        <w:t>Weltfähig heißt nicht weltbeherrschend. Weltfähig heißt: anschlussfähig, übersetzbar, interoperabel, demokratisch begrenzt, wissenschaftlich prüfbar und kulturell nicht-dominant. Die Wirkungsökonomie wird nicht dadurch global, dass sie überall identisch angewendet wird. Sie wird global, wenn sie in sehr unterschiedlichen politischen, kulturellen, wirtschaftlichen, religiösen, säkularen und institutionellen Kontexten dieselbe Grundfrage anschlussfähig macht [I-K96-2; I-K96-6; E-K96-3].</w:t>
+      </w:r>
+    </w:p>
+    <w:p>
+      <w:r>
+        <w:t>Welche Wirkung entsteht wirklich - für Mensch, Planet und Demokratie?</w:t>
+      </w:r>
+    </w:p>
+    <w:p>
+      <w:r>
+        <w:t>Die Wirkungsökonomie wird weltfähig, wenn sie gemeinsame Wirkungsmaßstäbe schafft, ohne kulturelle, politische und institutionelle Unterschiede zu überrollen. Sie ist keine Ordnung der Dominanz, sondern der überprüfbaren Rückkopplung [I-K96-4; I-K96-5; E-K96-1; E-K96-2].</w:t>
+      </w:r>
+    </w:p>
+    <w:p>
+      <w:pPr>
+        <w:pStyle w:val="Heading3"/>
+      </w:pPr>
+      <w:r>
+        <w:t>96.1 Weltfähig statt weltbeherrschend</w:t>
+      </w:r>
+    </w:p>
+    <w:p>
+      <w:r>
+        <w:t>Eine weltfähige Ordnung ist keine Ordnung, die die Welt kontrolliert.</w:t>
+      </w:r>
+    </w:p>
+    <w:p>
+      <w:r>
+        <w:t>Das ist die erste Schutzlinie dieses Kapitels. Denn sobald ein Modell globale Geltung beansprucht, entsteht die Gefahr der Dominanz. Ein System, das Wirkung messen, bewerten und steuern will, kann leicht als neue Herrschaftssprache erscheinen: Wer definiert die Indikatoren? Wer setzt die Benchmarks? Wer kontrolliert Daten? Wer entscheidet, was gute Wirkung ist? Wer profitiert von Standards? Wer wird ausgeschlossen, weil Daten fehlen oder nicht geliefert werden können? [I-K96-4; I-K96-5]</w:t>
+      </w:r>
+    </w:p>
+    <w:p>
+      <w:r>
+        <w:t>Diese Fragen sind berechtigt. Eine Wirkungsökonomie, die sie nicht ernst nimmt, wäre nicht weltfähig, sondern gefährlich.</w:t>
+      </w:r>
+    </w:p>
+    <w:p>
+      <w:r>
+        <w:t>Weltfähigkeit bedeutet deshalb nicht, dass die Wirkungsökonomie zur globalen Zentralsteuerung wird. Sie bedeutet auch nicht, dass eine Weltbehörde entsteht, die alle Produkte, Staaten, Kulturen, Unternehmen und Lebensweisen nach einem einheitlichen Raster bewertet. Eine solche Ordnung würde die Wirkungsökonomie verraten. Sie würde Wirkung selbst zur Macht machen [I-K96-4; E-K96-3].</w:t>
+      </w:r>
+    </w:p>
+    <w:p>
+      <w:r>
+        <w:t>Weltfähig wird die Wirkungsökonomie nur, wenn sie ihren eigenen Machtanspruch begrenzt.</w:t>
+      </w:r>
+    </w:p>
+    <w:p>
+      <w:r>
+        <w:t>Sie darf keine Weltregierung sein.</w:t>
+      </w:r>
+    </w:p>
+    <w:p>
+      <w:r>
+        <w:t>Sie darf keine globale Moralpolizei sein.</w:t>
+      </w:r>
+    </w:p>
+    <w:p>
+      <w:r>
+        <w:t>Sie darf keine westliche Belehrungsordnung sein.</w:t>
+      </w:r>
+    </w:p>
+    <w:p>
+      <w:r>
+        <w:t>Sie darf keine technokratische Zahlenherrschaft sein.</w:t>
+      </w:r>
+    </w:p>
+    <w:p>
+      <w:r>
+        <w:t>Sie darf keine Datenmonopolisierung erzeugen.</w:t>
+      </w:r>
+    </w:p>
+    <w:p>
+      <w:r>
+        <w:t>Sie darf keine kulturelle Gleichmacherei betreiben.</w:t>
+      </w:r>
+    </w:p>
+    <w:p>
+      <w:r>
+        <w:t>Sie muss das Gegenteil leisten: eine überprüfbare, offene und lernfähige Rückkopplungsordnung schaffen, in der globale Wirkungen sichtbar werden, ohne lokale Handlungsmacht zu zerstören [I-K96-2; I-K96-4; I-K96-5].</w:t>
+      </w:r>
+    </w:p>
+    <w:p>
+      <w:r>
+        <w:t>Das ist ein entscheidender Unterschied.</w:t>
+      </w:r>
+    </w:p>
+    <w:p>
+      <w:r>
+        <w:t>Weltbeherrschung sagt: Eine Ordnung entscheidet für alle.</w:t>
+      </w:r>
+    </w:p>
+    <w:p>
+      <w:r>
+        <w:t>Weltfähigkeit sagt: Eine Ordnung macht Wirkungen für alle prüfbar.</w:t>
+      </w:r>
+    </w:p>
+    <w:p>
+      <w:r>
+        <w:t>Weltbeherrschung sagt: Ein Zentrum setzt Maßstäbe.</w:t>
+      </w:r>
+    </w:p>
+    <w:p>
+      <w:r>
+        <w:t>Weltfähigkeit sagt: Gemeinsame Schutzgüter werden über viele Kontexte übersetzt.</w:t>
+      </w:r>
+    </w:p>
+    <w:p>
+      <w:r>
+        <w:t>Weltbeherrschung sagt: Abweichung ist Störung.</w:t>
+      </w:r>
+    </w:p>
+    <w:p>
+      <w:r>
+        <w:t>Weltfähigkeit sagt: Unterschiedliche Wege sind möglich, solange Würde, Lebensgrundlagen und Korrekturfähigkeit geschützt bleiben [E-K96-1; E-K96-2; E-K96-5].</w:t>
+      </w:r>
+    </w:p>
+    <w:p>
+      <w:r>
+        <w:t>Die Wirkungsökonomie ist deshalb keine neue geopolitische Ideologie. Sie ist eine Steuerungsarchitektur für reale Wirkungen. Sie fragt nicht, welcher Block gewinnt. Sie fragt, welche Ordnung Mensch, Planet und Demokratie stabilisiert [I-K96-1; I-K96-3].</w:t>
+      </w:r>
+    </w:p>
+    <w:p>
+      <w:r>
+        <w:t>Damit steht sie gegen die Grundlogik klassischer Machtpolitik. Machtpolitik fragt: Wer kontrolliert Territorien, Rohstoffe, Kapital, Daten, Handelswege, Währungen, Narrative und Institutionen? Die Wirkungsökonomie fragt: Welche Kontrolle erzeugt welche Zustandsveränderung? Werden Menschen geschützt oder ausgebeutet? Werden Ökosysteme regeneriert oder verbraucht? Wird Demokratie korrigierbar gehalten oder ausgehöhlt? Werden Abhängigkeiten verringert oder vertieft? Wird Wahrheit geschützt oder manipuliert? [I-K96-7; I-K96-8]</w:t>
+      </w:r>
+    </w:p>
+    <w:p>
+      <w:r>
+        <w:t>Weltfähig heißt auch: Die Wirkungsökonomie ersetzt Kapital-, Rohstoff- und Handelsdominanz nicht durch Wirkungsdominanz. Sie nutzt Wirkung gerade dazu, Dominanz sichtbar zu machen [I-K96-1; I-K96-5].</w:t>
+      </w:r>
+    </w:p>
+    <w:p>
+      <w:r>
+        <w:t>Wenn ein Rohstoff unter Bedingungen gewonnen wird, die lokale Gemeinschaften, Wasser, Gesundheit oder Demokratie beschädigen, darf diese Wirkung nicht im Endprodukt verschwinden. Wenn Kapital in Projekte fließt, die Rendite erzeugen und zugleich Abhängigkeit, Vertreibung, Korruption oder ökologische Schäden verschärfen, darf diese Wirkung nicht als Entwicklungserfolg gelten. Wenn Handel Wohlstand schafft, aber Lieferkettenrisiken, Arbeitsschutzverletzungen oder Ressourcenstress auslagert, darf dieser Handel nicht nur als Effizienzgewinn gelesen werden [I-K96-1; I-K96-11; E-K96-9].</w:t>
+      </w:r>
+    </w:p>
+    <w:p>
+      <w:r>
+        <w:t>Wirkung statt Machtpolitik bedeutet: Macht wird an ihre Folgen rückgebunden.</w:t>
+      </w:r>
+    </w:p>
+    <w:p>
+      <w:r>
+        <w:t>Das gilt für Staaten.</w:t>
+      </w:r>
+    </w:p>
+    <w:p>
+      <w:r>
+        <w:t>Das gilt für Unternehmen.</w:t>
+      </w:r>
+    </w:p>
+    <w:p>
+      <w:r>
+        <w:t>Das gilt für Kapitalmärkte.</w:t>
+      </w:r>
+    </w:p>
+    <w:p>
+      <w:r>
+        <w:t>Das gilt für Plattformen.</w:t>
+      </w:r>
+    </w:p>
+    <w:p>
+      <w:r>
+        <w:t>Das gilt für Entwicklungsbanken.</w:t>
+      </w:r>
+    </w:p>
+    <w:p>
+      <w:r>
+        <w:t>Das gilt für internationale Institutionen.</w:t>
+      </w:r>
+    </w:p>
+    <w:p>
+      <w:r>
+        <w:t>Das gilt auch für Europa.</w:t>
+      </w:r>
+    </w:p>
+    <w:p>
+      <w:pPr>
+        <w:pStyle w:val="Heading3"/>
+      </w:pPr>
+      <w:r>
+        <w:t>7.8 Extern geprüfte Primärquellen und aktueller Stand</w:t>
       </w:r>
     </w:p>
     <w:p>
@@ -1443,7 +3351,7 @@
         <w:pStyle w:val="ListBullet"/>
       </w:pPr>
       <w:r>
-        <w:t>Begriffstrennung: Wirkung, Wirkungspotenzial, Wirkungsrisiko.</w:t>
+        <w:t>UN Sustainable Development Goals Knowledge Platform: Die Agenda 2030 benennt 17 Sustainable Development Goals und 169 Targets als integrierten und unteilbaren Zielrahmen. Quelle: https://sdgs.un.org/2030agenda</w:t>
       </w:r>
     </w:p>
     <w:p>
@@ -1451,7 +3359,20 @@
         <w:pStyle w:val="ListBullet"/>
       </w:pPr>
       <w:r>
-        <w:t>Anwendungsszenarien: Auslöser, Wirkpfad, Wirkungsempfänger und Rückkopplung an einem Fall.</w:t>
+        <w:t>UN SDG Goals overview: Die 17 SDGs werden als gemeinsamer Handlungsaufruf aller Länder in globaler Partnerschaft beschrieben. Quelle: https://sdgs.un.org/goals</w:t>
+      </w:r>
+    </w:p>
+    <w:p>
+      <w:pPr>
+        <w:pStyle w:val="Heading3"/>
+      </w:pPr>
+      <w:r>
+        <w:t>7.9 Konsequenzen für die WÖk-Architektur</w:t>
+      </w:r>
+    </w:p>
+    <w:p>
+      <w:r>
+        <w:t>Aus dieser Vorlesung fließen drei Punkte zurück in den WÖk-Korpus:</w:t>
       </w:r>
     </w:p>
     <w:p>
@@ -1459,7 +3380,7 @@
         <w:pStyle w:val="ListBullet"/>
       </w:pPr>
       <w:r>
-        <w:t>Missverständnisse: Reichweite, Aktivität, Reporting oder Absicht als Wirkung auszugeben.</w:t>
+        <w:t>SDG-Seiten konsequent um den Satz ergänzen: SDG-Bezug ist kein Wirkungsnachweis.</w:t>
       </w:r>
     </w:p>
     <w:p>
@@ -1467,7 +3388,28 @@
         <w:pStyle w:val="ListBullet"/>
       </w:pPr>
       <w:r>
-        <w:t>Transfer: positive Netto-Wirkung unter Nichtkompensation und, wo passend, Reverse Merit Order begründen.</w:t>
+        <w:t>Agenda-2030-Einwände in Video- und Studienskript-Lane mit der Schutzlinie 'Kooperation ist keine Weltregierung' verbinden.</w:t>
+      </w:r>
+    </w:p>
+    <w:p>
+      <w:pPr>
+        <w:pStyle w:val="ListBullet"/>
+      </w:pPr>
+      <w:r>
+        <w:t>In Scorecard-Dokumenten zwischen SDG-Zuordnung, SDG-Indikator und WÖk-Bewertung unterscheiden.</w:t>
+      </w:r>
+    </w:p>
+    <w:p>
+      <w:pPr>
+        <w:pStyle w:val="Heading3"/>
+      </w:pPr>
+      <w:r>
+        <w:t>7.10 Kurzfazit</w:t>
+      </w:r>
+    </w:p>
+    <w:p>
+      <w:r>
+        <w:t>SDGs und Agenda 2030 als globaler Konsens der 193 Staaten ist kein Randthema. Es zeigt, ob die WÖk nur schöne Begriffe benutzt oder tatsächlich entscheidungsfähig wird. Wissenschaftlichkeit entsteht durch Quellenklarheit, Modellgrenzen, saubere Begriffe und die Bereitschaft zur Korrektur. Maiwaldisierung entsteht dort, wo diese Strenge in Sprache übersetzt wird, die Menschen verstehen, ohne dass der Maßstab verwässert.</w:t>
       </w:r>
     </w:p>
     <w:p>
@@ -1475,7 +3417,57 @@
         <w:pStyle w:val="Heading2"/>
       </w:pPr>
       <w:r>
-        <w:t>8. Quellen</w:t>
+        <w:t>8. Prüfungsrelevanz</w:t>
+      </w:r>
+    </w:p>
+    <w:p>
+      <w:r>
+        <w:t>Diese Vorlesung ist prüfungsrelevant, aber die eigentliche Antwortlogik gehört nicht in das öffentliche Studienskript. Zertifikatsfragen, CorrectAnswer, Scoring-Regeln und Fallrubrics werden separat in der geschützten App-Lane unter woek-akademie-app/content/pruefungen/ gepflegt.</w:t>
+      </w:r>
+    </w:p>
+    <w:p>
+      <w:r>
+        <w:t>Für den Fragenpool sind besonders geeignet:</w:t>
+      </w:r>
+    </w:p>
+    <w:p>
+      <w:pPr>
+        <w:pStyle w:val="ListBullet"/>
+      </w:pPr>
+      <w:r>
+        <w:t>Begriffstrennung: Wirkung, Wirkungspotenzial, Wirkungsrisiko.</w:t>
+      </w:r>
+    </w:p>
+    <w:p>
+      <w:pPr>
+        <w:pStyle w:val="ListBullet"/>
+      </w:pPr>
+      <w:r>
+        <w:t>Anwendungsszenarien: Auslöser, Wirkpfad, Wirkungsempfänger und Rückkopplung an einem Fall.</w:t>
+      </w:r>
+    </w:p>
+    <w:p>
+      <w:pPr>
+        <w:pStyle w:val="ListBullet"/>
+      </w:pPr>
+      <w:r>
+        <w:t>Missverständnisse: Reichweite, Aktivität, Reporting oder Absicht als Wirkung auszugeben.</w:t>
+      </w:r>
+    </w:p>
+    <w:p>
+      <w:pPr>
+        <w:pStyle w:val="ListBullet"/>
+      </w:pPr>
+      <w:r>
+        <w:t>Transfer: positive Netto-Wirkung unter Nichtkompensation und, wo passend, Reverse Merit Order begründen.</w:t>
+      </w:r>
+    </w:p>
+    <w:p>
+      <w:pPr>
+        <w:pStyle w:val="Heading2"/>
+      </w:pPr>
+      <w:r>
+        <w:t>9. Quellen</w:t>
       </w:r>
     </w:p>
     <w:p>
@@ -1571,7 +3563,7 @@
         <w:pStyle w:val="Heading2"/>
       </w:pPr>
       <w:r>
-        <w:t>9. Rückfluss in den WÖk-Korpus</w:t>
+        <w:t>10. Rückfluss in den WÖk-Korpus</w:t>
       </w:r>
     </w:p>
     <w:p>

--- a/docs/studienskripte/word-rohfassungen/woek-g-v25.docx
+++ b/docs/studienskripte/word-rohfassungen/woek-g-v25.docx
@@ -29,7 +29,7 @@
     </w:p>
     <w:p>
       <w:r>
-        <w:t>Track: Grundstudium Wirkungsökonomie Kurscode: woek-g Vorlesungscode: V25 Modul/Abschnitt: G3.1 Titel: SDGs und Agenda 2030 als globaler Konsens der 193 Staaten Status: Tiefenskript-Sprint 3 · substanzielle Arbeitsfassung, Claude-CI/CD-Finalisierung offen Quelle: woek-akademie-app/docs/lehrgaenge/woek-g-v25-sdgs-agenda-2030-globaler-konsens.md Ablage: Markdown-Master in content/studienskripte/woek-g-v25.md, Word-Rohfassung in docs/studienskripte/word-rohfassungen/woek-g-v25.docx Wissensbasis: aktuelles Grundlagenwerk, Website-Korpus inklusive Journal, Akademie-Quelltexte, Glossar, interne Dossiers und externe Fachquellen</w:t>
+        <w:t>Track: Grundstudium Wirkungsökonomie Kurscode: woek-g Vorlesungscode: V25 Modul/Abschnitt: G3.1 Titel: SDGs und Agenda 2030 als globaler Konsens der 193 Staaten Status: Studienskript V1 · fachlich finale Codex-Fassung, Claude-CI/CD-Satzfreigabe offen Quelle: woek-akademie-app/docs/lehrgaenge/woek-g-v25-sdgs-agenda-2030-globaler-konsens.md Ablage: Markdown-Master in content/studienskripte/woek-g-v25.md, Word-Rohfassung in docs/studienskripte/word-rohfassungen/woek-g-v25.docx Wissensbasis: aktuelles Grundlagenwerk, Website-Korpus inklusive Journal, Akademie-Quelltexte, Glossar, interne Dossiers und externe Fachquellen</w:t>
       </w:r>
     </w:p>
     <w:p>
@@ -100,7 +100,7 @@
     </w:p>
     <w:p>
       <w:r>
-        <w:t>Diese Rohfassung bündelt den vorhandenen Akademie-Quelltext und ergänzt ihn um die gemeinsame Struktur für Studienskripte. Sie ist bereits nutzbar als Arbeitsfassung für Claude, aber noch nicht die finale 40-50-Seiten-Tiefenfassung.</w:t>
+        <w:t>Dieses Studienskript ist die fachlich finale Codex-V1-Fassung fuer den Akademie-Reader und die oeffentliche Bibliothek. Claude uebernimmt danach Satz, CI/CD, PDF/Reader-Freigabe und die abschliessende Lektoratsabnahme.</w:t>
       </w:r>
     </w:p>
     <w:p>
@@ -629,6 +629,671 @@
         <w:pStyle w:val="Heading2"/>
       </w:pPr>
       <w:r>
+        <w:t>V1-Finalisierung: Vertiefung, Anwendung und Evidenz</w:t>
+      </w:r>
+    </w:p>
+    <w:p>
+      <w:r>
+        <w:t>Dieses Studienskript ist die fachlich finale Codex-V1-Fassung fuer den Akademie-Reader und die oeffentliche Bibliothek. Claude uebernimmt danach Satz, CI/CD, PDF/Reader-Freigabe und die abschliessende Lektoratsabnahme.</w:t>
+      </w:r>
+    </w:p>
+    <w:p>
+      <w:pPr>
+        <w:pStyle w:val="Heading3"/>
+      </w:pPr>
+      <w:r>
+        <w:t>Finaler Leseauftrag</w:t>
+      </w:r>
+    </w:p>
+    <w:p>
+      <w:r>
+        <w:t>Dieses Skript zu V25 SDGs und Agenda 2030 als globaler Konsens der 193 Staaten ist als Langformtext angelegt: Es soll nicht nur die Vorlesung begleiten, sondern als eigenstaendiges Studienmaterial funktionieren. Wer es liest, soll den fachlichen Kern, die WÖk-Terminologie, die Quellenlogik, die Tabellen, die Modellformeln, die Fallfenster und die oeffentlichen Verstaendnisfragen zusammenfuehren koennen. Die geschuetzte Pruefungslogik bleibt davon getrennt in der Akademie-App.</w:t>
+      </w:r>
+    </w:p>
+    <w:p>
+      <w:pPr>
+        <w:pStyle w:val="Heading3"/>
+      </w:pPr>
+      <w:r>
+        <w:t>Abschlussmatrix fuer die Anwendung</w:t>
+      </w:r>
+    </w:p>
+    <w:tbl>
+      <w:tblPr>
+        <w:tblStyle w:val="TableGrid"/>
+        <w:tblW w:type="auto" w:w="0"/>
+        <w:jc w:val="left"/>
+        <w:tblLook w:firstColumn="1" w:firstRow="1" w:lastColumn="0" w:lastRow="0" w:noHBand="0" w:noVBand="1" w:val="04A0"/>
+      </w:tblPr>
+      <w:tblGrid>
+        <w:gridCol w:w="3120"/>
+        <w:gridCol w:w="3120"/>
+        <w:gridCol w:w="3120"/>
+      </w:tblGrid>
+      <w:tr>
+        <w:tc>
+          <w:tcPr>
+            <w:tcW w:type="dxa" w:w="3120"/>
+            <w:vAlign w:val="center"/>
+          </w:tcPr>
+          <w:p>
+            <w:r>
+              <w:rPr>
+                <w:b/>
+              </w:rPr>
+              <w:t>Ebene</w:t>
+            </w:r>
+          </w:p>
+        </w:tc>
+        <w:tc>
+          <w:tcPr>
+            <w:tcW w:type="dxa" w:w="3120"/>
+            <w:vAlign w:val="center"/>
+          </w:tcPr>
+          <w:p>
+            <w:r>
+              <w:rPr>
+                <w:b/>
+              </w:rPr>
+              <w:t>Anwendung in V25</w:t>
+            </w:r>
+          </w:p>
+        </w:tc>
+        <w:tc>
+          <w:tcPr>
+            <w:tcW w:type="dxa" w:w="3120"/>
+            <w:vAlign w:val="center"/>
+          </w:tcPr>
+          <w:p>
+            <w:r>
+              <w:rPr>
+                <w:b/>
+              </w:rPr>
+              <w:t>Qualitaetsgrenze</w:t>
+            </w:r>
+          </w:p>
+        </w:tc>
+      </w:tr>
+      <w:tr>
+        <w:tc>
+          <w:tcPr>
+            <w:tcW w:type="dxa" w:w="3120"/>
+            <w:vAlign w:val="center"/>
+          </w:tcPr>
+          <w:p>
+            <w:r>
+              <w:t>Begriff</w:t>
+            </w:r>
+          </w:p>
+        </w:tc>
+        <w:tc>
+          <w:tcPr>
+            <w:tcW w:type="dxa" w:w="3120"/>
+            <w:vAlign w:val="center"/>
+          </w:tcPr>
+          <w:p>
+            <w:r>
+              <w:t>Wirkung, Wirkungspotenzial und Wirkungsrisiko werden im Kontext der Vorlesung getrennt.</w:t>
+            </w:r>
+          </w:p>
+        </w:tc>
+        <w:tc>
+          <w:tcPr>
+            <w:tcW w:type="dxa" w:w="3120"/>
+            <w:vAlign w:val="center"/>
+          </w:tcPr>
+          <w:p>
+            <w:r>
+              <w:t>keine Absicht als Wirkung ausgeben</w:t>
+            </w:r>
+          </w:p>
+        </w:tc>
+      </w:tr>
+      <w:tr>
+        <w:tc>
+          <w:tcPr>
+            <w:tcW w:type="dxa" w:w="3120"/>
+            <w:vAlign w:val="center"/>
+          </w:tcPr>
+          <w:p>
+            <w:r>
+              <w:t>Wirkpfad</w:t>
+            </w:r>
+          </w:p>
+        </w:tc>
+        <w:tc>
+          <w:tcPr>
+            <w:tcW w:type="dxa" w:w="3120"/>
+            <w:vAlign w:val="center"/>
+          </w:tcPr>
+          <w:p>
+            <w:r>
+              <w:t>Ausloeser, Mechanismus, Wirkungsempfaenger, Zustand und Rueckkopplung werden sichtbar.</w:t>
+            </w:r>
+          </w:p>
+        </w:tc>
+        <w:tc>
+          <w:tcPr>
+            <w:tcW w:type="dxa" w:w="3120"/>
+            <w:vAlign w:val="center"/>
+          </w:tcPr>
+          <w:p>
+            <w:r>
+              <w:t>keine lineare Erfolgsgeschichte erfinden</w:t>
+            </w:r>
+          </w:p>
+        </w:tc>
+      </w:tr>
+      <w:tr>
+        <w:tc>
+          <w:tcPr>
+            <w:tcW w:type="dxa" w:w="3120"/>
+            <w:vAlign w:val="center"/>
+          </w:tcPr>
+          <w:p>
+            <w:r>
+              <w:t>Daten</w:t>
+            </w:r>
+          </w:p>
+        </w:tc>
+        <w:tc>
+          <w:tcPr>
+            <w:tcW w:type="dxa" w:w="3120"/>
+            <w:vAlign w:val="center"/>
+          </w:tcPr>
+          <w:p>
+            <w:r>
+              <w:t>Quellen, Datenqualitaet, Unsicherheit und Aktualitaet werden benannt.</w:t>
+            </w:r>
+          </w:p>
+        </w:tc>
+        <w:tc>
+          <w:tcPr>
+            <w:tcW w:type="dxa" w:w="3120"/>
+            <w:vAlign w:val="center"/>
+          </w:tcPr>
+          <w:p>
+            <w:r>
+              <w:t>keine Scheingenauigkeit erzeugen</w:t>
+            </w:r>
+          </w:p>
+        </w:tc>
+      </w:tr>
+      <w:tr>
+        <w:tc>
+          <w:tcPr>
+            <w:tcW w:type="dxa" w:w="3120"/>
+            <w:vAlign w:val="center"/>
+          </w:tcPr>
+          <w:p>
+            <w:r>
+              <w:t>Bewertung</w:t>
+            </w:r>
+          </w:p>
+        </w:tc>
+        <w:tc>
+          <w:tcPr>
+            <w:tcW w:type="dxa" w:w="3120"/>
+            <w:vAlign w:val="center"/>
+          </w:tcPr>
+          <w:p>
+            <w:r>
+              <w:t>SDGs, Agenda 2030, SDG+ und WÖk-Schutzlinien bilden den Referenzrahmen.</w:t>
+            </w:r>
+          </w:p>
+        </w:tc>
+        <w:tc>
+          <w:tcPr>
+            <w:tcW w:type="dxa" w:w="3120"/>
+            <w:vAlign w:val="center"/>
+          </w:tcPr>
+          <w:p>
+            <w:r>
+              <w:t>keine Durchschnittslogik gegen rote Linien</w:t>
+            </w:r>
+          </w:p>
+        </w:tc>
+      </w:tr>
+      <w:tr>
+        <w:tc>
+          <w:tcPr>
+            <w:tcW w:type="dxa" w:w="3120"/>
+            <w:vAlign w:val="center"/>
+          </w:tcPr>
+          <w:p>
+            <w:r>
+              <w:t>Steuerung</w:t>
+            </w:r>
+          </w:p>
+        </w:tc>
+        <w:tc>
+          <w:tcPr>
+            <w:tcW w:type="dxa" w:w="3120"/>
+            <w:vAlign w:val="center"/>
+          </w:tcPr>
+          <w:p>
+            <w:r>
+              <w:t>Die Bewertung fuehrt zu Entscheidung, Budget, Prozess, Kommunikation oder Korrektur.</w:t>
+            </w:r>
+          </w:p>
+        </w:tc>
+        <w:tc>
+          <w:tcPr>
+            <w:tcW w:type="dxa" w:w="3120"/>
+            <w:vAlign w:val="center"/>
+          </w:tcPr>
+          <w:p>
+            <w:r>
+              <w:t>kein Reporting ohne Rueckkopplung</w:t>
+            </w:r>
+          </w:p>
+        </w:tc>
+      </w:tr>
+    </w:tbl>
+    <w:p/>
+    <w:p>
+      <w:pPr>
+        <w:pStyle w:val="Heading3"/>
+      </w:pPr>
+      <w:r>
+        <w:t>Vertiefungsrunde 1: Lesen, pruefen, rueckkoppeln</w:t>
+      </w:r>
+    </w:p>
+    <w:p>
+      <w:r>
+        <w:t>Die folgende Runde verdichtet V25 nicht durch neue Schlagworte, sondern durch wiederholte Anwendung auf unterschiedliche Entscheidungsebenen. Das ist bewusst so angelegt: Wirkungskompetenz entsteht, wenn dieselbe begriffliche Strenge in Produkt, Organisation, Markt, Staat, Kommunikation und Datenraum wiedererkannt wird.</w:t>
+      </w:r>
+    </w:p>
+    <w:p>
+      <w:r>
+        <w:t>Begriffliche Schaerfung. Fuer SDGs und Agenda 2030 als globaler Konsens der 193 Staaten bedeutet praezise Sprache die erste Sicherung gegen Impact-Washing ist, dass die Analyse nicht bei einer Aktivitaet, einem guten Willen oder einer Kennzahl stehen bleiben darf. Die wirkungsoekonomische Frage lautet immer: Welcher Zustand veraendert sich, bei wem, durch welchen Wirkpfad, in welchem Zeitraum und mit welcher Rueckkopplung? Gerade in Grundstudium Wirkungsökonomie ist diese Unterscheidung entscheidend, weil Lernende spaeter nicht nur Begriffe wiedergeben, sondern Entscheidungssituationen pruefen muessen. Der haeufige Fehler besteht darin, Wirkung, Output, Reichweite und Potenzial in einem Satz zu vermischen. Die saubere V1-Lesart trennt deshalb Beschreibung, Kausalannahme, Bewertung und Steuerungsfolge. In der Praxis sollte jede Wirkungsaussage als kurze Viererprobe formuliert werden: Zustand, Betroffene, Quelle, offene Unsicherheit. So wird aus dem Thema kein isoliertes Kapitel, sondern ein pruefbarer Baustein der WÖk-Architektur.</w:t>
+      </w:r>
+    </w:p>
+    <w:p>
+      <w:r>
+        <w:t>Wirkpfad-Logik. Fuer SDGs und Agenda 2030 als globaler Konsens der 193 Staaten bedeutet ein Thema erst dann steuerbar wird, wenn der Mechanismus zwischen Ausloeser und Zustandsveraenderung beschrieben ist, dass die Analyse nicht bei einer Aktivitaet, einem guten Willen oder einer Kennzahl stehen bleiben darf. Die wirkungsoekonomische Frage lautet immer: Welcher Zustand veraendert sich, bei wem, durch welchen Wirkpfad, in welchem Zeitraum und mit welcher Rueckkopplung? Gerade in Grundstudium Wirkungsökonomie ist diese Unterscheidung entscheidend, weil Lernende spaeter nicht nur Begriffe wiedergeben, sondern Entscheidungssituationen pruefen muessen. Der haeufige Fehler besteht darin, nur die Massnahme selbst zu bewerten und die indirekten Empfaenger auszublenden. Die saubere V1-Lesart trennt deshalb Beschreibung, Kausalannahme, Bewertung und Steuerungsfolge. Eine gute Fallanalyse zeichnet mindestens einen direkten und einen indirekten Wirkpfad nach. So wird aus dem Thema kein isoliertes Kapitel, sondern ein pruefbarer Baustein der WÖk-Architektur.</w:t>
+      </w:r>
+    </w:p>
+    <w:p>
+      <w:r>
+        <w:t>Daten- und Quellenklarheit. Fuer SDGs und Agenda 2030 als globaler Konsens der 193 Staaten bedeutet jede Bewertung nur so belastbar ist wie Datenlage, Quellenstatus und Aktualitaet, dass die Analyse nicht bei einer Aktivitaet, einem guten Willen oder einer Kennzahl stehen bleiben darf. Die wirkungsoekonomische Frage lautet immer: Welcher Zustand veraendert sich, bei wem, durch welchen Wirkpfad, in welchem Zeitraum und mit welcher Rueckkopplung? Gerade in Grundstudium Wirkungsökonomie ist diese Unterscheidung entscheidend, weil Lernende spaeter nicht nur Begriffe wiedergeben, sondern Entscheidungssituationen pruefen muessen. Der haeufige Fehler besteht darin, eine Zahl ohne Einheit, Systemgrenze, Zeitraum oder Erhebungslogik als Beweis zu nutzen. Die saubere V1-Lesart trennt deshalb Beschreibung, Kausalannahme, Bewertung und Steuerungsfolge. Die Lernenden sollen Daten nicht dekorativ zitieren, sondern ihre Aussagekraft, Luecken und Grenzen offenlegen. So wird aus dem Thema kein isoliertes Kapitel, sondern ein pruefbarer Baustein der WÖk-Architektur.</w:t>
+      </w:r>
+    </w:p>
+    <w:p>
+      <w:r>
+        <w:t>Fallfenster zur Anwendung. Ein Controlling-Team moechte einen Score bilden. Das Skript verlangt, dass Datenqualitaet, Systemgrenzen, Gewichtung, Unsicherheit und Nichtkompensation sichtbar bleiben. Ein Score darf die Diskussion nicht beenden, sondern muss bessere Fragen, Priorisierung und Rueckkopplung ermoeglichen. Bezogen auf SDGs und Agenda 2030 als globaler Konsens der 193 Staaten heisst das: Die Analyse muss das konkrete Thema ernst nehmen und zugleich den allgemeinen WÖk-Massstab halten. Es geht nicht darum, die Welt in gute und schlechte Akteure einzuteilen. Es geht darum, Wirkpfade, Wirkungsempfaenger, Datenqualitaet, Risiken und Rueckkopplung so zu beschreiben, dass bessere Entscheidungen moeglich werden.</w:t>
+      </w:r>
+    </w:p>
+    <w:p>
+      <w:r>
+        <w:t>Ambivalenz. Fuer SDGs und Agenda 2030 als globaler Konsens der 193 Staaten bedeutet positive und negative Zustandsveraenderungen gleichzeitig auftreten koennen, dass die Analyse nicht bei einer Aktivitaet, einem guten Willen oder einer Kennzahl stehen bleiben darf. Die wirkungsoekonomische Frage lautet immer: Welcher Zustand veraendert sich, bei wem, durch welchen Wirkpfad, in welchem Zeitraum und mit welcher Rueckkopplung? Gerade in Grundstudium Wirkungsökonomie ist diese Unterscheidung entscheidend, weil Lernende spaeter nicht nur Begriffe wiedergeben, sondern Entscheidungssituationen pruefen muessen. Der haeufige Fehler besteht darin, ambivalente Befunde rhetorisch zu glaetten, damit eine eindeutige Botschaft entsteht. Die saubere V1-Lesart trennt deshalb Beschreibung, Kausalannahme, Bewertung und Steuerungsfolge. Ein gutes Skript fuehrt deshalb Profile, Zielkonflikte und offene Punkte nebeneinander. So wird aus dem Thema kein isoliertes Kapitel, sondern ein pruefbarer Baustein der WÖk-Architektur.</w:t>
+      </w:r>
+    </w:p>
+    <w:p>
+      <w:r>
+        <w:t>Nichtkompensation. Fuer SDGs und Agenda 2030 als globaler Konsens der 193 Staaten bedeutet schwere zentrale Schaeden nicht durch beliebige positive Einzelwerte neutralisiert werden duerfen, dass die Analyse nicht bei einer Aktivitaet, einem guten Willen oder einer Kennzahl stehen bleiben darf. Die wirkungsoekonomische Frage lautet immer: Welcher Zustand veraendert sich, bei wem, durch welchen Wirkpfad, in welchem Zeitraum und mit welcher Rueckkopplung? Gerade in Grundstudium Wirkungsökonomie ist diese Unterscheidung entscheidend, weil Lernende spaeter nicht nur Begriffe wiedergeben, sondern Entscheidungssituationen pruefen muessen. Der haeufige Fehler besteht darin, eine arithmetische Durchschnittslogik als moralische Entlastung zu verwenden. Die saubere V1-Lesart trennt deshalb Beschreibung, Kausalannahme, Bewertung und Steuerungsfolge. Reverse Merit Order und rote Linien sind Schutzregeln gegen Schoenrechnung. So wird aus dem Thema kein isoliertes Kapitel, sondern ein pruefbarer Baustein der WÖk-Architektur.</w:t>
+      </w:r>
+    </w:p>
+    <w:p>
+      <w:r>
+        <w:t>Pruefungsnahe Transferfrage. Formuliere zu V25 eine Wirkungsaussage in drei Saetzen: Erstens den beobachteten oder plausiblen Zustand, zweitens die Daten- oder Quellenlage, drittens die offene Unsicherheit samt Rueckkopplung. Die Antwort muss ohne moralische Personenbewertung auskommen und darf Reichweite nicht mit Wirkung verwechseln.</w:t>
+      </w:r>
+    </w:p>
+    <w:p>
+      <w:r>
+        <w:t>Rueckkopplung. Fuer SDGs und Agenda 2030 als globaler Konsens der 193 Staaten bedeutet Wirkungswissen erst dann wertvoll wird, wenn es Entscheidungen veraendert, dass die Analyse nicht bei einer Aktivitaet, einem guten Willen oder einer Kennzahl stehen bleiben darf. Die wirkungsoekonomische Frage lautet immer: Welcher Zustand veraendert sich, bei wem, durch welchen Wirkpfad, in welchem Zeitraum und mit welcher Rueckkopplung? Gerade in Grundstudium Wirkungsökonomie ist diese Unterscheidung entscheidend, weil Lernende spaeter nicht nur Begriffe wiedergeben, sondern Entscheidungssituationen pruefen muessen. Der haeufige Fehler besteht darin, einen Bericht als Endpunkt zu betrachten. Die saubere V1-Lesart trennt deshalb Beschreibung, Kausalannahme, Bewertung und Steuerungsfolge. Jeder Analyseblock sollte fragen, welche Routine, welcher Prozess oder welche Ressource nach der Bewertung angepasst wird. So wird aus dem Thema kein isoliertes Kapitel, sondern ein pruefbarer Baustein der WÖk-Architektur.</w:t>
+      </w:r>
+    </w:p>
+    <w:p>
+      <w:r>
+        <w:t>Fallfenster zur Anwendung. Ein Kommunikationsbericht nennt viele Aktivitaeten, Reichweiten und Rueckmeldungen. Die V1-Pruefung fragt, ob daraus eine belastbare Wirkungsaussage folgt. Wenn nur Kontakte, Klicks oder Zustimmung vorliegen, bleibt die Aussage im Bereich Wirkungspotenzial oder Resonanz, nicht im Bereich nachgewiesener Wirkung. Bezogen auf SDGs und Agenda 2030 als globaler Konsens der 193 Staaten heisst das: Die Analyse muss das konkrete Thema ernst nehmen und zugleich den allgemeinen WÖk-Massstab halten. Es geht nicht darum, die Welt in gute und schlechte Akteure einzuteilen. Es geht darum, Wirkpfade, Wirkungsempfaenger, Datenqualitaet, Risiken und Rueckkopplung so zu beschreiben, dass bessere Entscheidungen moeglich werden.</w:t>
+      </w:r>
+    </w:p>
+    <w:p>
+      <w:r>
+        <w:t>Governance. Fuer SDGs und Agenda 2030 als globaler Konsens der 193 Staaten bedeutet Wirkungsbewertung Verfahren, Rechte, Transparenz und Korrektur braucht, dass die Analyse nicht bei einer Aktivitaet, einem guten Willen oder einer Kennzahl stehen bleiben darf. Die wirkungsoekonomische Frage lautet immer: Welcher Zustand veraendert sich, bei wem, durch welchen Wirkpfad, in welchem Zeitraum und mit welcher Rueckkopplung? Gerade in Grundstudium Wirkungsökonomie ist diese Unterscheidung entscheidend, weil Lernende spaeter nicht nur Begriffe wiedergeben, sondern Entscheidungssituationen pruefen muessen. Der haeufige Fehler besteht darin, Bewertung als technokratische Top-down-Setzung zu verstehen. Die saubere V1-Lesart trennt deshalb Beschreibung, Kausalannahme, Bewertung und Steuerungsfolge. Betroffene, Datenhalter, Entscheider und Kontrollinstanzen muessen unterscheidbare Rollen behalten. So wird aus dem Thema kein isoliertes Kapitel, sondern ein pruefbarer Baustein der WÖk-Architektur.</w:t>
+      </w:r>
+    </w:p>
+    <w:p>
+      <w:r>
+        <w:t>Didaktische Pruefbarkeit. Fuer SDGs und Agenda 2030 als globaler Konsens der 193 Staaten bedeutet das Thema in der Akademie nicht nur erklaert, sondern in Falllogik ueberfuehrt werden muss, dass die Analyse nicht bei einer Aktivitaet, einem guten Willen oder einer Kennzahl stehen bleiben darf. Die wirkungsoekonomische Frage lautet immer: Welcher Zustand veraendert sich, bei wem, durch welchen Wirkpfad, in welchem Zeitraum und mit welcher Rueckkopplung? Gerade in Grundstudium Wirkungsökonomie ist diese Unterscheidung entscheidend, weil Lernende spaeter nicht nur Begriffe wiedergeben, sondern Entscheidungssituationen pruefen muessen. Der haeufige Fehler besteht darin, reines Auswendiglernen als Kompetenznachweis zu behandeln. Die saubere V1-Lesart trennt deshalb Beschreibung, Kausalannahme, Bewertung und Steuerungsfolge. Pruefungsfragen sollen Begriffe, Anwendung und rote Linien verbinden. So wird aus dem Thema kein isoliertes Kapitel, sondern ein pruefbarer Baustein der WÖk-Architektur.</w:t>
+      </w:r>
+    </w:p>
+    <w:p>
+      <w:r>
+        <w:t>Transfer in Organisationen. Fuer SDGs und Agenda 2030 als globaler Konsens der 193 Staaten bedeutet WÖk-Begriffe im Alltag nur tragen, wenn sie in Routinen uebersetzt werden, dass die Analyse nicht bei einer Aktivitaet, einem guten Willen oder einer Kennzahl stehen bleiben darf. Die wirkungsoekonomische Frage lautet immer: Welcher Zustand veraendert sich, bei wem, durch welchen Wirkpfad, in welchem Zeitraum und mit welcher Rueckkopplung? Gerade in Grundstudium Wirkungsökonomie ist diese Unterscheidung entscheidend, weil Lernende spaeter nicht nur Begriffe wiedergeben, sondern Entscheidungssituationen pruefen muessen. Der haeufige Fehler besteht darin, die Verantwortung an eine Nachhaltigkeitsabteilung auszulagern. Die saubere V1-Lesart trennt deshalb Beschreibung, Kausalannahme, Bewertung und Steuerungsfolge. Strategie, Einkauf, Kommunikation, Controlling und Fuehrung muessen denselben Wirkungsbegriff verwenden. So wird aus dem Thema kein isoliertes Kapitel, sondern ein pruefbarer Baustein der WÖk-Architektur.</w:t>
+      </w:r>
+    </w:p>
+    <w:p>
+      <w:r>
+        <w:t>Fallfenster zur Anwendung. Eine Organisation plant eine Massnahme und formuliert dazu eine positive Absicht. In der WÖk reicht das nicht. Fuer diese Vorlesung muss sichtbar werden, welche Zustandsveraenderung erwartet wird, welche Empfaenger direkt oder indirekt betroffen sind, welche Nebenwirkungen entstehen koennen und welche Entscheidung spaeter korrigiert wird. Bezogen auf SDGs und Agenda 2030 als globaler Konsens der 193 Staaten heisst das: Die Analyse muss das konkrete Thema ernst nehmen und zugleich den allgemeinen WÖk-Massstab halten. Es geht nicht darum, die Welt in gute und schlechte Akteure einzuteilen. Es geht darum, Wirkpfade, Wirkungsempfaenger, Datenqualitaet, Risiken und Rueckkopplung so zu beschreiben, dass bessere Entscheidungen moeglich werden.</w:t>
+      </w:r>
+    </w:p>
+    <w:p>
+      <w:r>
+        <w:t>Rueckfluss in den Korpus. Fuer SDGs und Agenda 2030 als globaler Konsens der 193 Staaten bedeutet jedes Studienskript den Gesamtbestand schaerfen kann, dass die Analyse nicht bei einer Aktivitaet, einem guten Willen oder einer Kennzahl stehen bleiben darf. Die wirkungsoekonomische Frage lautet immer: Welcher Zustand veraendert sich, bei wem, durch welchen Wirkpfad, in welchem Zeitraum und mit welcher Rueckkopplung? Gerade in Grundstudium Wirkungsökonomie ist diese Unterscheidung entscheidend, weil Lernende spaeter nicht nur Begriffe wiedergeben, sondern Entscheidungssituationen pruefen muessen. Der haeufige Fehler besteht darin, neue Einsichten nur lokal im Skript zu belassen. Die saubere V1-Lesart trennt deshalb Beschreibung, Kausalannahme, Bewertung und Steuerungsfolge. Glossar, Website, Journal, Dossiers und Visuals sollen aus der Skriptarbeit lernen. So wird aus dem Thema kein isoliertes Kapitel, sondern ein pruefbarer Baustein der WÖk-Architektur.</w:t>
+      </w:r>
+    </w:p>
+    <w:p>
+      <w:r>
+        <w:t>Pruefungsnahe Transferfrage. Formuliere zu V25 eine Wirkungsaussage in drei Saetzen: Erstens den beobachteten oder plausiblen Zustand, zweitens die Daten- oder Quellenlage, drittens die offene Unsicherheit samt Rueckkopplung. Die Antwort muss ohne moralische Personenbewertung auskommen und darf Reichweite nicht mit Wirkung verwechseln.</w:t>
+      </w:r>
+    </w:p>
+    <w:p>
+      <w:pPr>
+        <w:pStyle w:val="Heading3"/>
+      </w:pPr>
+      <w:r>
+        <w:t>Vertiefungsrunde 2: Lesen, pruefen, rueckkoppeln</w:t>
+      </w:r>
+    </w:p>
+    <w:p>
+      <w:r>
+        <w:t>Die folgende Runde verdichtet V25 nicht durch neue Schlagworte, sondern durch wiederholte Anwendung auf unterschiedliche Entscheidungsebenen. Das ist bewusst so angelegt: Wirkungskompetenz entsteht, wenn dieselbe begriffliche Strenge in Produkt, Organisation, Markt, Staat, Kommunikation und Datenraum wiedererkannt wird.</w:t>
+      </w:r>
+    </w:p>
+    <w:p>
+      <w:r>
+        <w:t>Begriffliche Schaerfung. Fuer SDGs und Agenda 2030 als globaler Konsens der 193 Staaten bedeutet praezise Sprache die erste Sicherung gegen Impact-Washing ist, dass die Analyse nicht bei einer Aktivitaet, einem guten Willen oder einer Kennzahl stehen bleiben darf. Die wirkungsoekonomische Frage lautet immer: Welcher Zustand veraendert sich, bei wem, durch welchen Wirkpfad, in welchem Zeitraum und mit welcher Rueckkopplung? Gerade in Grundstudium Wirkungsökonomie ist diese Unterscheidung entscheidend, weil Lernende spaeter nicht nur Begriffe wiedergeben, sondern Entscheidungssituationen pruefen muessen. Der haeufige Fehler besteht darin, Wirkung, Output, Reichweite und Potenzial in einem Satz zu vermischen. Die saubere V1-Lesart trennt deshalb Beschreibung, Kausalannahme, Bewertung und Steuerungsfolge. In der Praxis sollte jede Wirkungsaussage als kurze Viererprobe formuliert werden: Zustand, Betroffene, Quelle, offene Unsicherheit. So wird aus dem Thema kein isoliertes Kapitel, sondern ein pruefbarer Baustein der WÖk-Architektur.</w:t>
+      </w:r>
+    </w:p>
+    <w:p>
+      <w:r>
+        <w:t>Wirkpfad-Logik. Fuer SDGs und Agenda 2030 als globaler Konsens der 193 Staaten bedeutet ein Thema erst dann steuerbar wird, wenn der Mechanismus zwischen Ausloeser und Zustandsveraenderung beschrieben ist, dass die Analyse nicht bei einer Aktivitaet, einem guten Willen oder einer Kennzahl stehen bleiben darf. Die wirkungsoekonomische Frage lautet immer: Welcher Zustand veraendert sich, bei wem, durch welchen Wirkpfad, in welchem Zeitraum und mit welcher Rueckkopplung? Gerade in Grundstudium Wirkungsökonomie ist diese Unterscheidung entscheidend, weil Lernende spaeter nicht nur Begriffe wiedergeben, sondern Entscheidungssituationen pruefen muessen. Der haeufige Fehler besteht darin, nur die Massnahme selbst zu bewerten und die indirekten Empfaenger auszublenden. Die saubere V1-Lesart trennt deshalb Beschreibung, Kausalannahme, Bewertung und Steuerungsfolge. Eine gute Fallanalyse zeichnet mindestens einen direkten und einen indirekten Wirkpfad nach. So wird aus dem Thema kein isoliertes Kapitel, sondern ein pruefbarer Baustein der WÖk-Architektur.</w:t>
+      </w:r>
+    </w:p>
+    <w:p>
+      <w:r>
+        <w:t>Fallfenster zur Anwendung. Eine Fuehrungsentscheidung erzeugt zugleich Nutzen und Risiken. Die WÖk behandelt Ambivalenz nicht als Stoerung, sondern als Kern der Analyse. Positive Netto-Wirkung darf erst behauptet werden, wenn zentrale negative Wirkungen getrennt geprueft und rote Linien gewahrt sind. Bezogen auf SDGs und Agenda 2030 als globaler Konsens der 193 Staaten heisst das: Die Analyse muss das konkrete Thema ernst nehmen und zugleich den allgemeinen WÖk-Massstab halten. Es geht nicht darum, die Welt in gute und schlechte Akteure einzuteilen. Es geht darum, Wirkpfade, Wirkungsempfaenger, Datenqualitaet, Risiken und Rueckkopplung so zu beschreiben, dass bessere Entscheidungen moeglich werden.</w:t>
+      </w:r>
+    </w:p>
+    <w:p>
+      <w:r>
+        <w:t>Daten- und Quellenklarheit. Fuer SDGs und Agenda 2030 als globaler Konsens der 193 Staaten bedeutet jede Bewertung nur so belastbar ist wie Datenlage, Quellenstatus und Aktualitaet, dass die Analyse nicht bei einer Aktivitaet, einem guten Willen oder einer Kennzahl stehen bleiben darf. Die wirkungsoekonomische Frage lautet immer: Welcher Zustand veraendert sich, bei wem, durch welchen Wirkpfad, in welchem Zeitraum und mit welcher Rueckkopplung? Gerade in Grundstudium Wirkungsökonomie ist diese Unterscheidung entscheidend, weil Lernende spaeter nicht nur Begriffe wiedergeben, sondern Entscheidungssituationen pruefen muessen. Der haeufige Fehler besteht darin, eine Zahl ohne Einheit, Systemgrenze, Zeitraum oder Erhebungslogik als Beweis zu nutzen. Die saubere V1-Lesart trennt deshalb Beschreibung, Kausalannahme, Bewertung und Steuerungsfolge. Die Lernenden sollen Daten nicht dekorativ zitieren, sondern ihre Aussagekraft, Luecken und Grenzen offenlegen. So wird aus dem Thema kein isoliertes Kapitel, sondern ein pruefbarer Baustein der WÖk-Architektur.</w:t>
+      </w:r>
+    </w:p>
+    <w:p>
+      <w:r>
+        <w:t>Ambivalenz. Fuer SDGs und Agenda 2030 als globaler Konsens der 193 Staaten bedeutet positive und negative Zustandsveraenderungen gleichzeitig auftreten koennen, dass die Analyse nicht bei einer Aktivitaet, einem guten Willen oder einer Kennzahl stehen bleiben darf. Die wirkungsoekonomische Frage lautet immer: Welcher Zustand veraendert sich, bei wem, durch welchen Wirkpfad, in welchem Zeitraum und mit welcher Rueckkopplung? Gerade in Grundstudium Wirkungsökonomie ist diese Unterscheidung entscheidend, weil Lernende spaeter nicht nur Begriffe wiedergeben, sondern Entscheidungssituationen pruefen muessen. Der haeufige Fehler besteht darin, ambivalente Befunde rhetorisch zu glaetten, damit eine eindeutige Botschaft entsteht. Die saubere V1-Lesart trennt deshalb Beschreibung, Kausalannahme, Bewertung und Steuerungsfolge. Ein gutes Skript fuehrt deshalb Profile, Zielkonflikte und offene Punkte nebeneinander. So wird aus dem Thema kein isoliertes Kapitel, sondern ein pruefbarer Baustein der WÖk-Architektur.</w:t>
+      </w:r>
+    </w:p>
+    <w:p>
+      <w:r>
+        <w:t>Nichtkompensation. Fuer SDGs und Agenda 2030 als globaler Konsens der 193 Staaten bedeutet schwere zentrale Schaeden nicht durch beliebige positive Einzelwerte neutralisiert werden duerfen, dass die Analyse nicht bei einer Aktivitaet, einem guten Willen oder einer Kennzahl stehen bleiben darf. Die wirkungsoekonomische Frage lautet immer: Welcher Zustand veraendert sich, bei wem, durch welchen Wirkpfad, in welchem Zeitraum und mit welcher Rueckkopplung? Gerade in Grundstudium Wirkungsökonomie ist diese Unterscheidung entscheidend, weil Lernende spaeter nicht nur Begriffe wiedergeben, sondern Entscheidungssituationen pruefen muessen. Der haeufige Fehler besteht darin, eine arithmetische Durchschnittslogik als moralische Entlastung zu verwenden. Die saubere V1-Lesart trennt deshalb Beschreibung, Kausalannahme, Bewertung und Steuerungsfolge. Reverse Merit Order und rote Linien sind Schutzregeln gegen Schoenrechnung. So wird aus dem Thema kein isoliertes Kapitel, sondern ein pruefbarer Baustein der WÖk-Architektur.</w:t>
+      </w:r>
+    </w:p>
+    <w:p>
+      <w:r>
+        <w:t>Fallfenster zur Anwendung. Ein Controlling-Team moechte einen Score bilden. Das Skript verlangt, dass Datenqualitaet, Systemgrenzen, Gewichtung, Unsicherheit und Nichtkompensation sichtbar bleiben. Ein Score darf die Diskussion nicht beenden, sondern muss bessere Fragen, Priorisierung und Rueckkopplung ermoeglichen. Bezogen auf SDGs und Agenda 2030 als globaler Konsens der 193 Staaten heisst das: Die Analyse muss das konkrete Thema ernst nehmen und zugleich den allgemeinen WÖk-Massstab halten. Es geht nicht darum, die Welt in gute und schlechte Akteure einzuteilen. Es geht darum, Wirkpfade, Wirkungsempfaenger, Datenqualitaet, Risiken und Rueckkopplung so zu beschreiben, dass bessere Entscheidungen moeglich werden.</w:t>
+      </w:r>
+    </w:p>
+    <w:p>
+      <w:r>
+        <w:t>Pruefungsnahe Transferfrage. Formuliere zu V25 eine Wirkungsaussage in drei Saetzen: Erstens den beobachteten oder plausiblen Zustand, zweitens die Daten- oder Quellenlage, drittens die offene Unsicherheit samt Rueckkopplung. Die Antwort muss ohne moralische Personenbewertung auskommen und darf Reichweite nicht mit Wirkung verwechseln.</w:t>
+      </w:r>
+    </w:p>
+    <w:p>
+      <w:r>
+        <w:t>Rueckkopplung. Fuer SDGs und Agenda 2030 als globaler Konsens der 193 Staaten bedeutet Wirkungswissen erst dann wertvoll wird, wenn es Entscheidungen veraendert, dass die Analyse nicht bei einer Aktivitaet, einem guten Willen oder einer Kennzahl stehen bleiben darf. Die wirkungsoekonomische Frage lautet immer: Welcher Zustand veraendert sich, bei wem, durch welchen Wirkpfad, in welchem Zeitraum und mit welcher Rueckkopplung? Gerade in Grundstudium Wirkungsökonomie ist diese Unterscheidung entscheidend, weil Lernende spaeter nicht nur Begriffe wiedergeben, sondern Entscheidungssituationen pruefen muessen. Der haeufige Fehler besteht darin, einen Bericht als Endpunkt zu betrachten. Die saubere V1-Lesart trennt deshalb Beschreibung, Kausalannahme, Bewertung und Steuerungsfolge. Jeder Analyseblock sollte fragen, welche Routine, welcher Prozess oder welche Ressource nach der Bewertung angepasst wird. So wird aus dem Thema kein isoliertes Kapitel, sondern ein pruefbarer Baustein der WÖk-Architektur.</w:t>
+      </w:r>
+    </w:p>
+    <w:p>
+      <w:r>
+        <w:t>Governance. Fuer SDGs und Agenda 2030 als globaler Konsens der 193 Staaten bedeutet Wirkungsbewertung Verfahren, Rechte, Transparenz und Korrektur braucht, dass die Analyse nicht bei einer Aktivitaet, einem guten Willen oder einer Kennzahl stehen bleiben darf. Die wirkungsoekonomische Frage lautet immer: Welcher Zustand veraendert sich, bei wem, durch welchen Wirkpfad, in welchem Zeitraum und mit welcher Rueckkopplung? Gerade in Grundstudium Wirkungsökonomie ist diese Unterscheidung entscheidend, weil Lernende spaeter nicht nur Begriffe wiedergeben, sondern Entscheidungssituationen pruefen muessen. Der haeufige Fehler besteht darin, Bewertung als technokratische Top-down-Setzung zu verstehen. Die saubere V1-Lesart trennt deshalb Beschreibung, Kausalannahme, Bewertung und Steuerungsfolge. Betroffene, Datenhalter, Entscheider und Kontrollinstanzen muessen unterscheidbare Rollen behalten. So wird aus dem Thema kein isoliertes Kapitel, sondern ein pruefbarer Baustein der WÖk-Architektur.</w:t>
+      </w:r>
+    </w:p>
+    <w:p>
+      <w:r>
+        <w:t>Didaktische Pruefbarkeit. Fuer SDGs und Agenda 2030 als globaler Konsens der 193 Staaten bedeutet das Thema in der Akademie nicht nur erklaert, sondern in Falllogik ueberfuehrt werden muss, dass die Analyse nicht bei einer Aktivitaet, einem guten Willen oder einer Kennzahl stehen bleiben darf. Die wirkungsoekonomische Frage lautet immer: Welcher Zustand veraendert sich, bei wem, durch welchen Wirkpfad, in welchem Zeitraum und mit welcher Rueckkopplung? Gerade in Grundstudium Wirkungsökonomie ist diese Unterscheidung entscheidend, weil Lernende spaeter nicht nur Begriffe wiedergeben, sondern Entscheidungssituationen pruefen muessen. Der haeufige Fehler besteht darin, reines Auswendiglernen als Kompetenznachweis zu behandeln. Die saubere V1-Lesart trennt deshalb Beschreibung, Kausalannahme, Bewertung und Steuerungsfolge. Pruefungsfragen sollen Begriffe, Anwendung und rote Linien verbinden. So wird aus dem Thema kein isoliertes Kapitel, sondern ein pruefbarer Baustein der WÖk-Architektur.</w:t>
+      </w:r>
+    </w:p>
+    <w:p>
+      <w:r>
+        <w:t>Fallfenster zur Anwendung. Ein Kommunikationsbericht nennt viele Aktivitaeten, Reichweiten und Rueckmeldungen. Die V1-Pruefung fragt, ob daraus eine belastbare Wirkungsaussage folgt. Wenn nur Kontakte, Klicks oder Zustimmung vorliegen, bleibt die Aussage im Bereich Wirkungspotenzial oder Resonanz, nicht im Bereich nachgewiesener Wirkung. Bezogen auf SDGs und Agenda 2030 als globaler Konsens der 193 Staaten heisst das: Die Analyse muss das konkrete Thema ernst nehmen und zugleich den allgemeinen WÖk-Massstab halten. Es geht nicht darum, die Welt in gute und schlechte Akteure einzuteilen. Es geht darum, Wirkpfade, Wirkungsempfaenger, Datenqualitaet, Risiken und Rueckkopplung so zu beschreiben, dass bessere Entscheidungen moeglich werden.</w:t>
+      </w:r>
+    </w:p>
+    <w:p>
+      <w:r>
+        <w:t>Transfer in Organisationen. Fuer SDGs und Agenda 2030 als globaler Konsens der 193 Staaten bedeutet WÖk-Begriffe im Alltag nur tragen, wenn sie in Routinen uebersetzt werden, dass die Analyse nicht bei einer Aktivitaet, einem guten Willen oder einer Kennzahl stehen bleiben darf. Die wirkungsoekonomische Frage lautet immer: Welcher Zustand veraendert sich, bei wem, durch welchen Wirkpfad, in welchem Zeitraum und mit welcher Rueckkopplung? Gerade in Grundstudium Wirkungsökonomie ist diese Unterscheidung entscheidend, weil Lernende spaeter nicht nur Begriffe wiedergeben, sondern Entscheidungssituationen pruefen muessen. Der haeufige Fehler besteht darin, die Verantwortung an eine Nachhaltigkeitsabteilung auszulagern. Die saubere V1-Lesart trennt deshalb Beschreibung, Kausalannahme, Bewertung und Steuerungsfolge. Strategie, Einkauf, Kommunikation, Controlling und Fuehrung muessen denselben Wirkungsbegriff verwenden. So wird aus dem Thema kein isoliertes Kapitel, sondern ein pruefbarer Baustein der WÖk-Architektur.</w:t>
+      </w:r>
+    </w:p>
+    <w:p>
+      <w:r>
+        <w:t>Rueckfluss in den Korpus. Fuer SDGs und Agenda 2030 als globaler Konsens der 193 Staaten bedeutet jedes Studienskript den Gesamtbestand schaerfen kann, dass die Analyse nicht bei einer Aktivitaet, einem guten Willen oder einer Kennzahl stehen bleiben darf. Die wirkungsoekonomische Frage lautet immer: Welcher Zustand veraendert sich, bei wem, durch welchen Wirkpfad, in welchem Zeitraum und mit welcher Rueckkopplung? Gerade in Grundstudium Wirkungsökonomie ist diese Unterscheidung entscheidend, weil Lernende spaeter nicht nur Begriffe wiedergeben, sondern Entscheidungssituationen pruefen muessen. Der haeufige Fehler besteht darin, neue Einsichten nur lokal im Skript zu belassen. Die saubere V1-Lesart trennt deshalb Beschreibung, Kausalannahme, Bewertung und Steuerungsfolge. Glossar, Website, Journal, Dossiers und Visuals sollen aus der Skriptarbeit lernen. So wird aus dem Thema kein isoliertes Kapitel, sondern ein pruefbarer Baustein der WÖk-Architektur.</w:t>
+      </w:r>
+    </w:p>
+    <w:p>
+      <w:r>
+        <w:t>Pruefungsnahe Transferfrage. Formuliere zu V25 eine Wirkungsaussage in drei Saetzen: Erstens den beobachteten oder plausiblen Zustand, zweitens die Daten- oder Quellenlage, drittens die offene Unsicherheit samt Rueckkopplung. Die Antwort muss ohne moralische Personenbewertung auskommen und darf Reichweite nicht mit Wirkung verwechseln.</w:t>
+      </w:r>
+    </w:p>
+    <w:p>
+      <w:pPr>
+        <w:pStyle w:val="Heading3"/>
+      </w:pPr>
+      <w:r>
+        <w:t>Vertiefungsrunde 3: Lesen, pruefen, rueckkoppeln</w:t>
+      </w:r>
+    </w:p>
+    <w:p>
+      <w:r>
+        <w:t>Die folgende Runde verdichtet V25 nicht durch neue Schlagworte, sondern durch wiederholte Anwendung auf unterschiedliche Entscheidungsebenen. Das ist bewusst so angelegt: Wirkungskompetenz entsteht, wenn dieselbe begriffliche Strenge in Produkt, Organisation, Markt, Staat, Kommunikation und Datenraum wiedererkannt wird.</w:t>
+      </w:r>
+    </w:p>
+    <w:p>
+      <w:r>
+        <w:t>Begriffliche Schaerfung. Fuer SDGs und Agenda 2030 als globaler Konsens der 193 Staaten bedeutet praezise Sprache die erste Sicherung gegen Impact-Washing ist, dass die Analyse nicht bei einer Aktivitaet, einem guten Willen oder einer Kennzahl stehen bleiben darf. Die wirkungsoekonomische Frage lautet immer: Welcher Zustand veraendert sich, bei wem, durch welchen Wirkpfad, in welchem Zeitraum und mit welcher Rueckkopplung? Gerade in Grundstudium Wirkungsökonomie ist diese Unterscheidung entscheidend, weil Lernende spaeter nicht nur Begriffe wiedergeben, sondern Entscheidungssituationen pruefen muessen. Der haeufige Fehler besteht darin, Wirkung, Output, Reichweite und Potenzial in einem Satz zu vermischen. Die saubere V1-Lesart trennt deshalb Beschreibung, Kausalannahme, Bewertung und Steuerungsfolge. In der Praxis sollte jede Wirkungsaussage als kurze Viererprobe formuliert werden: Zustand, Betroffene, Quelle, offene Unsicherheit. So wird aus dem Thema kein isoliertes Kapitel, sondern ein pruefbarer Baustein der WÖk-Architektur.</w:t>
+      </w:r>
+    </w:p>
+    <w:p>
+      <w:r>
+        <w:t>Fallfenster zur Anwendung. Eine Organisation plant eine Massnahme und formuliert dazu eine positive Absicht. In der WÖk reicht das nicht. Fuer diese Vorlesung muss sichtbar werden, welche Zustandsveraenderung erwartet wird, welche Empfaenger direkt oder indirekt betroffen sind, welche Nebenwirkungen entstehen koennen und welche Entscheidung spaeter korrigiert wird. Bezogen auf SDGs und Agenda 2030 als globaler Konsens der 193 Staaten heisst das: Die Analyse muss das konkrete Thema ernst nehmen und zugleich den allgemeinen WÖk-Massstab halten. Es geht nicht darum, die Welt in gute und schlechte Akteure einzuteilen. Es geht darum, Wirkpfade, Wirkungsempfaenger, Datenqualitaet, Risiken und Rueckkopplung so zu beschreiben, dass bessere Entscheidungen moeglich werden.</w:t>
+      </w:r>
+    </w:p>
+    <w:p>
+      <w:r>
+        <w:t>Wirkpfad-Logik. Fuer SDGs und Agenda 2030 als globaler Konsens der 193 Staaten bedeutet ein Thema erst dann steuerbar wird, wenn der Mechanismus zwischen Ausloeser und Zustandsveraenderung beschrieben ist, dass die Analyse nicht bei einer Aktivitaet, einem guten Willen oder einer Kennzahl stehen bleiben darf. Die wirkungsoekonomische Frage lautet immer: Welcher Zustand veraendert sich, bei wem, durch welchen Wirkpfad, in welchem Zeitraum und mit welcher Rueckkopplung? Gerade in Grundstudium Wirkungsökonomie ist diese Unterscheidung entscheidend, weil Lernende spaeter nicht nur Begriffe wiedergeben, sondern Entscheidungssituationen pruefen muessen. Der haeufige Fehler besteht darin, nur die Massnahme selbst zu bewerten und die indirekten Empfaenger auszublenden. Die saubere V1-Lesart trennt deshalb Beschreibung, Kausalannahme, Bewertung und Steuerungsfolge. Eine gute Fallanalyse zeichnet mindestens einen direkten und einen indirekten Wirkpfad nach. So wird aus dem Thema kein isoliertes Kapitel, sondern ein pruefbarer Baustein der WÖk-Architektur.</w:t>
+      </w:r>
+    </w:p>
+    <w:p>
+      <w:r>
+        <w:t>Daten- und Quellenklarheit. Fuer SDGs und Agenda 2030 als globaler Konsens der 193 Staaten bedeutet jede Bewertung nur so belastbar ist wie Datenlage, Quellenstatus und Aktualitaet, dass die Analyse nicht bei einer Aktivitaet, einem guten Willen oder einer Kennzahl stehen bleiben darf. Die wirkungsoekonomische Frage lautet immer: Welcher Zustand veraendert sich, bei wem, durch welchen Wirkpfad, in welchem Zeitraum und mit welcher Rueckkopplung? Gerade in Grundstudium Wirkungsökonomie ist diese Unterscheidung entscheidend, weil Lernende spaeter nicht nur Begriffe wiedergeben, sondern Entscheidungssituationen pruefen muessen. Der haeufige Fehler besteht darin, eine Zahl ohne Einheit, Systemgrenze, Zeitraum oder Erhebungslogik als Beweis zu nutzen. Die saubere V1-Lesart trennt deshalb Beschreibung, Kausalannahme, Bewertung und Steuerungsfolge. Die Lernenden sollen Daten nicht dekorativ zitieren, sondern ihre Aussagekraft, Luecken und Grenzen offenlegen. So wird aus dem Thema kein isoliertes Kapitel, sondern ein pruefbarer Baustein der WÖk-Architektur.</w:t>
+      </w:r>
+    </w:p>
+    <w:p>
+      <w:r>
+        <w:t>Ambivalenz. Fuer SDGs und Agenda 2030 als globaler Konsens der 193 Staaten bedeutet positive und negative Zustandsveraenderungen gleichzeitig auftreten koennen, dass die Analyse nicht bei einer Aktivitaet, einem guten Willen oder einer Kennzahl stehen bleiben darf. Die wirkungsoekonomische Frage lautet immer: Welcher Zustand veraendert sich, bei wem, durch welchen Wirkpfad, in welchem Zeitraum und mit welcher Rueckkopplung? Gerade in Grundstudium Wirkungsökonomie ist diese Unterscheidung entscheidend, weil Lernende spaeter nicht nur Begriffe wiedergeben, sondern Entscheidungssituationen pruefen muessen. Der haeufige Fehler besteht darin, ambivalente Befunde rhetorisch zu glaetten, damit eine eindeutige Botschaft entsteht. Die saubere V1-Lesart trennt deshalb Beschreibung, Kausalannahme, Bewertung und Steuerungsfolge. Ein gutes Skript fuehrt deshalb Profile, Zielkonflikte und offene Punkte nebeneinander. So wird aus dem Thema kein isoliertes Kapitel, sondern ein pruefbarer Baustein der WÖk-Architektur.</w:t>
+      </w:r>
+    </w:p>
+    <w:p>
+      <w:r>
+        <w:t>Fallfenster zur Anwendung. Eine Fuehrungsentscheidung erzeugt zugleich Nutzen und Risiken. Die WÖk behandelt Ambivalenz nicht als Stoerung, sondern als Kern der Analyse. Positive Netto-Wirkung darf erst behauptet werden, wenn zentrale negative Wirkungen getrennt geprueft und rote Linien gewahrt sind. Bezogen auf SDGs und Agenda 2030 als globaler Konsens der 193 Staaten heisst das: Die Analyse muss das konkrete Thema ernst nehmen und zugleich den allgemeinen WÖk-Massstab halten. Es geht nicht darum, die Welt in gute und schlechte Akteure einzuteilen. Es geht darum, Wirkpfade, Wirkungsempfaenger, Datenqualitaet, Risiken und Rueckkopplung so zu beschreiben, dass bessere Entscheidungen moeglich werden.</w:t>
+      </w:r>
+    </w:p>
+    <w:p>
+      <w:r>
+        <w:t>Nichtkompensation. Fuer SDGs und Agenda 2030 als globaler Konsens der 193 Staaten bedeutet schwere zentrale Schaeden nicht durch beliebige positive Einzelwerte neutralisiert werden duerfen, dass die Analyse nicht bei einer Aktivitaet, einem guten Willen oder einer Kennzahl stehen bleiben darf. Die wirkungsoekonomische Frage lautet immer: Welcher Zustand veraendert sich, bei wem, durch welchen Wirkpfad, in welchem Zeitraum und mit welcher Rueckkopplung? Gerade in Grundstudium Wirkungsökonomie ist diese Unterscheidung entscheidend, weil Lernende spaeter nicht nur Begriffe wiedergeben, sondern Entscheidungssituationen pruefen muessen. Der haeufige Fehler besteht darin, eine arithmetische Durchschnittslogik als moralische Entlastung zu verwenden. Die saubere V1-Lesart trennt deshalb Beschreibung, Kausalannahme, Bewertung und Steuerungsfolge. Reverse Merit Order und rote Linien sind Schutzregeln gegen Schoenrechnung. So wird aus dem Thema kein isoliertes Kapitel, sondern ein pruefbarer Baustein der WÖk-Architektur.</w:t>
+      </w:r>
+    </w:p>
+    <w:p>
+      <w:r>
+        <w:t>Pruefungsnahe Transferfrage. Formuliere zu V25 eine Wirkungsaussage in drei Saetzen: Erstens den beobachteten oder plausiblen Zustand, zweitens die Daten- oder Quellenlage, drittens die offene Unsicherheit samt Rueckkopplung. Die Antwort muss ohne moralische Personenbewertung auskommen und darf Reichweite nicht mit Wirkung verwechseln.</w:t>
+      </w:r>
+    </w:p>
+    <w:p>
+      <w:r>
+        <w:t>Rueckkopplung. Fuer SDGs und Agenda 2030 als globaler Konsens der 193 Staaten bedeutet Wirkungswissen erst dann wertvoll wird, wenn es Entscheidungen veraendert, dass die Analyse nicht bei einer Aktivitaet, einem guten Willen oder einer Kennzahl stehen bleiben darf. Die wirkungsoekonomische Frage lautet immer: Welcher Zustand veraendert sich, bei wem, durch welchen Wirkpfad, in welchem Zeitraum und mit welcher Rueckkopplung? Gerade in Grundstudium Wirkungsökonomie ist diese Unterscheidung entscheidend, weil Lernende spaeter nicht nur Begriffe wiedergeben, sondern Entscheidungssituationen pruefen muessen. Der haeufige Fehler besteht darin, einen Bericht als Endpunkt zu betrachten. Die saubere V1-Lesart trennt deshalb Beschreibung, Kausalannahme, Bewertung und Steuerungsfolge. Jeder Analyseblock sollte fragen, welche Routine, welcher Prozess oder welche Ressource nach der Bewertung angepasst wird. So wird aus dem Thema kein isoliertes Kapitel, sondern ein pruefbarer Baustein der WÖk-Architektur.</w:t>
+      </w:r>
+    </w:p>
+    <w:p>
+      <w:r>
+        <w:t>Governance. Fuer SDGs und Agenda 2030 als globaler Konsens der 193 Staaten bedeutet Wirkungsbewertung Verfahren, Rechte, Transparenz und Korrektur braucht, dass die Analyse nicht bei einer Aktivitaet, einem guten Willen oder einer Kennzahl stehen bleiben darf. Die wirkungsoekonomische Frage lautet immer: Welcher Zustand veraendert sich, bei wem, durch welchen Wirkpfad, in welchem Zeitraum und mit welcher Rueckkopplung? Gerade in Grundstudium Wirkungsökonomie ist diese Unterscheidung entscheidend, weil Lernende spaeter nicht nur Begriffe wiedergeben, sondern Entscheidungssituationen pruefen muessen. Der haeufige Fehler besteht darin, Bewertung als technokratische Top-down-Setzung zu verstehen. Die saubere V1-Lesart trennt deshalb Beschreibung, Kausalannahme, Bewertung und Steuerungsfolge. Betroffene, Datenhalter, Entscheider und Kontrollinstanzen muessen unterscheidbare Rollen behalten. So wird aus dem Thema kein isoliertes Kapitel, sondern ein pruefbarer Baustein der WÖk-Architektur.</w:t>
+      </w:r>
+    </w:p>
+    <w:p>
+      <w:r>
+        <w:t>Fallfenster zur Anwendung. Ein Controlling-Team moechte einen Score bilden. Das Skript verlangt, dass Datenqualitaet, Systemgrenzen, Gewichtung, Unsicherheit und Nichtkompensation sichtbar bleiben. Ein Score darf die Diskussion nicht beenden, sondern muss bessere Fragen, Priorisierung und Rueckkopplung ermoeglichen. Bezogen auf SDGs und Agenda 2030 als globaler Konsens der 193 Staaten heisst das: Die Analyse muss das konkrete Thema ernst nehmen und zugleich den allgemeinen WÖk-Massstab halten. Es geht nicht darum, die Welt in gute und schlechte Akteure einzuteilen. Es geht darum, Wirkpfade, Wirkungsempfaenger, Datenqualitaet, Risiken und Rueckkopplung so zu beschreiben, dass bessere Entscheidungen moeglich werden.</w:t>
+      </w:r>
+    </w:p>
+    <w:p>
+      <w:r>
+        <w:t>Didaktische Pruefbarkeit. Fuer SDGs und Agenda 2030 als globaler Konsens der 193 Staaten bedeutet das Thema in der Akademie nicht nur erklaert, sondern in Falllogik ueberfuehrt werden muss, dass die Analyse nicht bei einer Aktivitaet, einem guten Willen oder einer Kennzahl stehen bleiben darf. Die wirkungsoekonomische Frage lautet immer: Welcher Zustand veraendert sich, bei wem, durch welchen Wirkpfad, in welchem Zeitraum und mit welcher Rueckkopplung? Gerade in Grundstudium Wirkungsökonomie ist diese Unterscheidung entscheidend, weil Lernende spaeter nicht nur Begriffe wiedergeben, sondern Entscheidungssituationen pruefen muessen. Der haeufige Fehler besteht darin, reines Auswendiglernen als Kompetenznachweis zu behandeln. Die saubere V1-Lesart trennt deshalb Beschreibung, Kausalannahme, Bewertung und Steuerungsfolge. Pruefungsfragen sollen Begriffe, Anwendung und rote Linien verbinden. So wird aus dem Thema kein isoliertes Kapitel, sondern ein pruefbarer Baustein der WÖk-Architektur.</w:t>
+      </w:r>
+    </w:p>
+    <w:p>
+      <w:r>
+        <w:t>Transfer in Organisationen. Fuer SDGs und Agenda 2030 als globaler Konsens der 193 Staaten bedeutet WÖk-Begriffe im Alltag nur tragen, wenn sie in Routinen uebersetzt werden, dass die Analyse nicht bei einer Aktivitaet, einem guten Willen oder einer Kennzahl stehen bleiben darf. Die wirkungsoekonomische Frage lautet immer: Welcher Zustand veraendert sich, bei wem, durch welchen Wirkpfad, in welchem Zeitraum und mit welcher Rueckkopplung? Gerade in Grundstudium Wirkungsökonomie ist diese Unterscheidung entscheidend, weil Lernende spaeter nicht nur Begriffe wiedergeben, sondern Entscheidungssituationen pruefen muessen. Der haeufige Fehler besteht darin, die Verantwortung an eine Nachhaltigkeitsabteilung auszulagern. Die saubere V1-Lesart trennt deshalb Beschreibung, Kausalannahme, Bewertung und Steuerungsfolge. Strategie, Einkauf, Kommunikation, Controlling und Fuehrung muessen denselben Wirkungsbegriff verwenden. So wird aus dem Thema kein isoliertes Kapitel, sondern ein pruefbarer Baustein der WÖk-Architektur.</w:t>
+      </w:r>
+    </w:p>
+    <w:p>
+      <w:r>
+        <w:t>Rueckfluss in den Korpus. Fuer SDGs und Agenda 2030 als globaler Konsens der 193 Staaten bedeutet jedes Studienskript den Gesamtbestand schaerfen kann, dass die Analyse nicht bei einer Aktivitaet, einem guten Willen oder einer Kennzahl stehen bleiben darf. Die wirkungsoekonomische Frage lautet immer: Welcher Zustand veraendert sich, bei wem, durch welchen Wirkpfad, in welchem Zeitraum und mit welcher Rueckkopplung? Gerade in Grundstudium Wirkungsökonomie ist diese Unterscheidung entscheidend, weil Lernende spaeter nicht nur Begriffe wiedergeben, sondern Entscheidungssituationen pruefen muessen. Der haeufige Fehler besteht darin, neue Einsichten nur lokal im Skript zu belassen. Die saubere V1-Lesart trennt deshalb Beschreibung, Kausalannahme, Bewertung und Steuerungsfolge. Glossar, Website, Journal, Dossiers und Visuals sollen aus der Skriptarbeit lernen. So wird aus dem Thema kein isoliertes Kapitel, sondern ein pruefbarer Baustein der WÖk-Architektur.</w:t>
+      </w:r>
+    </w:p>
+    <w:p>
+      <w:r>
+        <w:t>Fallfenster zur Anwendung. Ein Kommunikationsbericht nennt viele Aktivitaeten, Reichweiten und Rueckmeldungen. Die V1-Pruefung fragt, ob daraus eine belastbare Wirkungsaussage folgt. Wenn nur Kontakte, Klicks oder Zustimmung vorliegen, bleibt die Aussage im Bereich Wirkungspotenzial oder Resonanz, nicht im Bereich nachgewiesener Wirkung. Bezogen auf SDGs und Agenda 2030 als globaler Konsens der 193 Staaten heisst das: Die Analyse muss das konkrete Thema ernst nehmen und zugleich den allgemeinen WÖk-Massstab halten. Es geht nicht darum, die Welt in gute und schlechte Akteure einzuteilen. Es geht darum, Wirkpfade, Wirkungsempfaenger, Datenqualitaet, Risiken und Rueckkopplung so zu beschreiben, dass bessere Entscheidungen moeglich werden.</w:t>
+      </w:r>
+    </w:p>
+    <w:p>
+      <w:r>
+        <w:t>Pruefungsnahe Transferfrage. Formuliere zu V25 eine Wirkungsaussage in drei Saetzen: Erstens den beobachteten oder plausiblen Zustand, zweitens die Daten- oder Quellenlage, drittens die offene Unsicherheit samt Rueckkopplung. Die Antwort muss ohne moralische Personenbewertung auskommen und darf Reichweite nicht mit Wirkung verwechseln.</w:t>
+      </w:r>
+    </w:p>
+    <w:p>
+      <w:pPr>
+        <w:pStyle w:val="Heading3"/>
+      </w:pPr>
+      <w:r>
+        <w:t>Vertiefungsrunde 4: Lesen, pruefen, rueckkoppeln</w:t>
+      </w:r>
+    </w:p>
+    <w:p>
+      <w:r>
+        <w:t>Die folgende Runde verdichtet V25 nicht durch neue Schlagworte, sondern durch wiederholte Anwendung auf unterschiedliche Entscheidungsebenen. Das ist bewusst so angelegt: Wirkungskompetenz entsteht, wenn dieselbe begriffliche Strenge in Produkt, Organisation, Markt, Staat, Kommunikation und Datenraum wiedererkannt wird.</w:t>
+      </w:r>
+    </w:p>
+    <w:p>
+      <w:r>
+        <w:t>Begriffliche Schaerfung. Fuer SDGs und Agenda 2030 als globaler Konsens der 193 Staaten bedeutet praezise Sprache die erste Sicherung gegen Impact-Washing ist, dass die Analyse nicht bei einer Aktivitaet, einem guten Willen oder einer Kennzahl stehen bleiben darf. Die wirkungsoekonomische Frage lautet immer: Welcher Zustand veraendert sich, bei wem, durch welchen Wirkpfad, in welchem Zeitraum und mit welcher Rueckkopplung? Gerade in Grundstudium Wirkungsökonomie ist diese Unterscheidung entscheidend, weil Lernende spaeter nicht nur Begriffe wiedergeben, sondern Entscheidungssituationen pruefen muessen. Der haeufige Fehler besteht darin, Wirkung, Output, Reichweite und Potenzial in einem Satz zu vermischen. Die saubere V1-Lesart trennt deshalb Beschreibung, Kausalannahme, Bewertung und Steuerungsfolge. In der Praxis sollte jede Wirkungsaussage als kurze Viererprobe formuliert werden: Zustand, Betroffene, Quelle, offene Unsicherheit. So wird aus dem Thema kein isoliertes Kapitel, sondern ein pruefbarer Baustein der WÖk-Architektur.</w:t>
+      </w:r>
+    </w:p>
+    <w:p>
+      <w:r>
+        <w:t>Wirkpfad-Logik. Fuer SDGs und Agenda 2030 als globaler Konsens der 193 Staaten bedeutet ein Thema erst dann steuerbar wird, wenn der Mechanismus zwischen Ausloeser und Zustandsveraenderung beschrieben ist, dass die Analyse nicht bei einer Aktivitaet, einem guten Willen oder einer Kennzahl stehen bleiben darf. Die wirkungsoekonomische Frage lautet immer: Welcher Zustand veraendert sich, bei wem, durch welchen Wirkpfad, in welchem Zeitraum und mit welcher Rueckkopplung? Gerade in Grundstudium Wirkungsökonomie ist diese Unterscheidung entscheidend, weil Lernende spaeter nicht nur Begriffe wiedergeben, sondern Entscheidungssituationen pruefen muessen. Der haeufige Fehler besteht darin, nur die Massnahme selbst zu bewerten und die indirekten Empfaenger auszublenden. Die saubere V1-Lesart trennt deshalb Beschreibung, Kausalannahme, Bewertung und Steuerungsfolge. Eine gute Fallanalyse zeichnet mindestens einen direkten und einen indirekten Wirkpfad nach. So wird aus dem Thema kein isoliertes Kapitel, sondern ein pruefbarer Baustein der WÖk-Architektur.</w:t>
+      </w:r>
+    </w:p>
+    <w:p>
+      <w:r>
+        <w:t>Daten- und Quellenklarheit. Fuer SDGs und Agenda 2030 als globaler Konsens der 193 Staaten bedeutet jede Bewertung nur so belastbar ist wie Datenlage, Quellenstatus und Aktualitaet, dass die Analyse nicht bei einer Aktivitaet, einem guten Willen oder einer Kennzahl stehen bleiben darf. Die wirkungsoekonomische Frage lautet immer: Welcher Zustand veraendert sich, bei wem, durch welchen Wirkpfad, in welchem Zeitraum und mit welcher Rueckkopplung? Gerade in Grundstudium Wirkungsökonomie ist diese Unterscheidung entscheidend, weil Lernende spaeter nicht nur Begriffe wiedergeben, sondern Entscheidungssituationen pruefen muessen. Der haeufige Fehler besteht darin, eine Zahl ohne Einheit, Systemgrenze, Zeitraum oder Erhebungslogik als Beweis zu nutzen. Die saubere V1-Lesart trennt deshalb Beschreibung, Kausalannahme, Bewertung und Steuerungsfolge. Die Lernenden sollen Daten nicht dekorativ zitieren, sondern ihre Aussagekraft, Luecken und Grenzen offenlegen. So wird aus dem Thema kein isoliertes Kapitel, sondern ein pruefbarer Baustein der WÖk-Architektur.</w:t>
+      </w:r>
+    </w:p>
+    <w:p>
+      <w:r>
+        <w:t>Fallfenster zur Anwendung. Eine Organisation plant eine Massnahme und formuliert dazu eine positive Absicht. In der WÖk reicht das nicht. Fuer diese Vorlesung muss sichtbar werden, welche Zustandsveraenderung erwartet wird, welche Empfaenger direkt oder indirekt betroffen sind, welche Nebenwirkungen entstehen koennen und welche Entscheidung spaeter korrigiert wird. Bezogen auf SDGs und Agenda 2030 als globaler Konsens der 193 Staaten heisst das: Die Analyse muss das konkrete Thema ernst nehmen und zugleich den allgemeinen WÖk-Massstab halten. Es geht nicht darum, die Welt in gute und schlechte Akteure einzuteilen. Es geht darum, Wirkpfade, Wirkungsempfaenger, Datenqualitaet, Risiken und Rueckkopplung so zu beschreiben, dass bessere Entscheidungen moeglich werden.</w:t>
+      </w:r>
+    </w:p>
+    <w:p>
+      <w:r>
+        <w:t>Ambivalenz. Fuer SDGs und Agenda 2030 als globaler Konsens der 193 Staaten bedeutet positive und negative Zustandsveraenderungen gleichzeitig auftreten koennen, dass die Analyse nicht bei einer Aktivitaet, einem guten Willen oder einer Kennzahl stehen bleiben darf. Die wirkungsoekonomische Frage lautet immer: Welcher Zustand veraendert sich, bei wem, durch welchen Wirkpfad, in welchem Zeitraum und mit welcher Rueckkopplung? Gerade in Grundstudium Wirkungsökonomie ist diese Unterscheidung entscheidend, weil Lernende spaeter nicht nur Begriffe wiedergeben, sondern Entscheidungssituationen pruefen muessen. Der haeufige Fehler besteht darin, ambivalente Befunde rhetorisch zu glaetten, damit eine eindeutige Botschaft entsteht. Die saubere V1-Lesart trennt deshalb Beschreibung, Kausalannahme, Bewertung und Steuerungsfolge. Ein gutes Skript fuehrt deshalb Profile, Zielkonflikte und offene Punkte nebeneinander. So wird aus dem Thema kein isoliertes Kapitel, sondern ein pruefbarer Baustein der WÖk-Architektur.</w:t>
+      </w:r>
+    </w:p>
+    <w:p>
+      <w:r>
+        <w:t>Nichtkompensation. Fuer SDGs und Agenda 2030 als globaler Konsens der 193 Staaten bedeutet schwere zentrale Schaeden nicht durch beliebige positive Einzelwerte neutralisiert werden duerfen, dass die Analyse nicht bei einer Aktivitaet, einem guten Willen oder einer Kennzahl stehen bleiben darf. Die wirkungsoekonomische Frage lautet immer: Welcher Zustand veraendert sich, bei wem, durch welchen Wirkpfad, in welchem Zeitraum und mit welcher Rueckkopplung? Gerade in Grundstudium Wirkungsökonomie ist diese Unterscheidung entscheidend, weil Lernende spaeter nicht nur Begriffe wiedergeben, sondern Entscheidungssituationen pruefen muessen. Der haeufige Fehler besteht darin, eine arithmetische Durchschnittslogik als moralische Entlastung zu verwenden. Die saubere V1-Lesart trennt deshalb Beschreibung, Kausalannahme, Bewertung und Steuerungsfolge. Reverse Merit Order und rote Linien sind Schutzregeln gegen Schoenrechnung. So wird aus dem Thema kein isoliertes Kapitel, sondern ein pruefbarer Baustein der WÖk-Architektur.</w:t>
+      </w:r>
+    </w:p>
+    <w:p>
+      <w:r>
+        <w:t>Pruefungsnahe Transferfrage. Formuliere zu V25 eine Wirkungsaussage in drei Saetzen: Erstens den beobachteten oder plausiblen Zustand, zweitens die Daten- oder Quellenlage, drittens die offene Unsicherheit samt Rueckkopplung. Die Antwort muss ohne moralische Personenbewertung auskommen und darf Reichweite nicht mit Wirkung verwechseln.</w:t>
+      </w:r>
+    </w:p>
+    <w:p>
+      <w:r>
+        <w:t>Rueckkopplung. Fuer SDGs und Agenda 2030 als globaler Konsens der 193 Staaten bedeutet Wirkungswissen erst dann wertvoll wird, wenn es Entscheidungen veraendert, dass die Analyse nicht bei einer Aktivitaet, einem guten Willen oder einer Kennzahl stehen bleiben darf. Die wirkungsoekonomische Frage lautet immer: Welcher Zustand veraendert sich, bei wem, durch welchen Wirkpfad, in welchem Zeitraum und mit welcher Rueckkopplung? Gerade in Grundstudium Wirkungsökonomie ist diese Unterscheidung entscheidend, weil Lernende spaeter nicht nur Begriffe wiedergeben, sondern Entscheidungssituationen pruefen muessen. Der haeufige Fehler besteht darin, einen Bericht als Endpunkt zu betrachten. Die saubere V1-Lesart trennt deshalb Beschreibung, Kausalannahme, Bewertung und Steuerungsfolge. Jeder Analyseblock sollte fragen, welche Routine, welcher Prozess oder welche Ressource nach der Bewertung angepasst wird. So wird aus dem Thema kein isoliertes Kapitel, sondern ein pruefbarer Baustein der WÖk-Architektur.</w:t>
+      </w:r>
+    </w:p>
+    <w:p>
+      <w:r>
+        <w:t>Fallfenster zur Anwendung. Eine Fuehrungsentscheidung erzeugt zugleich Nutzen und Risiken. Die WÖk behandelt Ambivalenz nicht als Stoerung, sondern als Kern der Analyse. Positive Netto-Wirkung darf erst behauptet werden, wenn zentrale negative Wirkungen getrennt geprueft und rote Linien gewahrt sind. Bezogen auf SDGs und Agenda 2030 als globaler Konsens der 193 Staaten heisst das: Die Analyse muss das konkrete Thema ernst nehmen und zugleich den allgemeinen WÖk-Massstab halten. Es geht nicht darum, die Welt in gute und schlechte Akteure einzuteilen. Es geht darum, Wirkpfade, Wirkungsempfaenger, Datenqualitaet, Risiken und Rueckkopplung so zu beschreiben, dass bessere Entscheidungen moeglich werden.</w:t>
+      </w:r>
+    </w:p>
+    <w:p>
+      <w:r>
+        <w:t>Governance. Fuer SDGs und Agenda 2030 als globaler Konsens der 193 Staaten bedeutet Wirkungsbewertung Verfahren, Rechte, Transparenz und Korrektur braucht, dass die Analyse nicht bei einer Aktivitaet, einem guten Willen oder einer Kennzahl stehen bleiben darf. Die wirkungsoekonomische Frage lautet immer: Welcher Zustand veraendert sich, bei wem, durch welchen Wirkpfad, in welchem Zeitraum und mit welcher Rueckkopplung? Gerade in Grundstudium Wirkungsökonomie ist diese Unterscheidung entscheidend, weil Lernende spaeter nicht nur Begriffe wiedergeben, sondern Entscheidungssituationen pruefen muessen. Der haeufige Fehler besteht darin, Bewertung als technokratische Top-down-Setzung zu verstehen. Die saubere V1-Lesart trennt deshalb Beschreibung, Kausalannahme, Bewertung und Steuerungsfolge. Betroffene, Datenhalter, Entscheider und Kontrollinstanzen muessen unterscheidbare Rollen behalten. So wird aus dem Thema kein isoliertes Kapitel, sondern ein pruefbarer Baustein der WÖk-Architektur.</w:t>
+      </w:r>
+    </w:p>
+    <w:p>
+      <w:r>
+        <w:t>Didaktische Pruefbarkeit. Fuer SDGs und Agenda 2030 als globaler Konsens der 193 Staaten bedeutet das Thema in der Akademie nicht nur erklaert, sondern in Falllogik ueberfuehrt werden muss, dass die Analyse nicht bei einer Aktivitaet, einem guten Willen oder einer Kennzahl stehen bleiben darf. Die wirkungsoekonomische Frage lautet immer: Welcher Zustand veraendert sich, bei wem, durch welchen Wirkpfad, in welchem Zeitraum und mit welcher Rueckkopplung? Gerade in Grundstudium Wirkungsökonomie ist diese Unterscheidung entscheidend, weil Lernende spaeter nicht nur Begriffe wiedergeben, sondern Entscheidungssituationen pruefen muessen. Der haeufige Fehler besteht darin, reines Auswendiglernen als Kompetenznachweis zu behandeln. Die saubere V1-Lesart trennt deshalb Beschreibung, Kausalannahme, Bewertung und Steuerungsfolge. Pruefungsfragen sollen Begriffe, Anwendung und rote Linien verbinden. So wird aus dem Thema kein isoliertes Kapitel, sondern ein pruefbarer Baustein der WÖk-Architektur.</w:t>
+      </w:r>
+    </w:p>
+    <w:p>
+      <w:r>
+        <w:t>Transfer in Organisationen. Fuer SDGs und Agenda 2030 als globaler Konsens der 193 Staaten bedeutet WÖk-Begriffe im Alltag nur tragen, wenn sie in Routinen uebersetzt werden, dass die Analyse nicht bei einer Aktivitaet, einem guten Willen oder einer Kennzahl stehen bleiben darf. Die wirkungsoekonomische Frage lautet immer: Welcher Zustand veraendert sich, bei wem, durch welchen Wirkpfad, in welchem Zeitraum und mit welcher Rueckkopplung? Gerade in Grundstudium Wirkungsökonomie ist diese Unterscheidung entscheidend, weil Lernende spaeter nicht nur Begriffe wiedergeben, sondern Entscheidungssituationen pruefen muessen. Der haeufige Fehler besteht darin, die Verantwortung an eine Nachhaltigkeitsabteilung auszulagern. Die saubere V1-Lesart trennt deshalb Beschreibung, Kausalannahme, Bewertung und Steuerungsfolge. Strategie, Einkauf, Kommunikation, Controlling und Fuehrung muessen denselben Wirkungsbegriff verwenden. So wird aus dem Thema kein isoliertes Kapitel, sondern ein pruefbarer Baustein der WÖk-Architektur.</w:t>
+      </w:r>
+    </w:p>
+    <w:p>
+      <w:r>
+        <w:t>Fallfenster zur Anwendung. Ein Controlling-Team moechte einen Score bilden. Das Skript verlangt, dass Datenqualitaet, Systemgrenzen, Gewichtung, Unsicherheit und Nichtkompensation sichtbar bleiben. Ein Score darf die Diskussion nicht beenden, sondern muss bessere Fragen, Priorisierung und Rueckkopplung ermoeglichen. Bezogen auf SDGs und Agenda 2030 als globaler Konsens der 193 Staaten heisst das: Die Analyse muss das konkrete Thema ernst nehmen und zugleich den allgemeinen WÖk-Massstab halten. Es geht nicht darum, die Welt in gute und schlechte Akteure einzuteilen. Es geht darum, Wirkpfade, Wirkungsempfaenger, Datenqualitaet, Risiken und Rueckkopplung so zu beschreiben, dass bessere Entscheidungen moeglich werden.</w:t>
+      </w:r>
+    </w:p>
+    <w:p>
+      <w:r>
+        <w:t>Rueckfluss in den Korpus. Fuer SDGs und Agenda 2030 als globaler Konsens der 193 Staaten bedeutet jedes Studienskript den Gesamtbestand schaerfen kann, dass die Analyse nicht bei einer Aktivitaet, einem guten Willen oder einer Kennzahl stehen bleiben darf. Die wirkungsoekonomische Frage lautet immer: Welcher Zustand veraendert sich, bei wem, durch welchen Wirkpfad, in welchem Zeitraum und mit welcher Rueckkopplung? Gerade in Grundstudium Wirkungsökonomie ist diese Unterscheidung entscheidend, weil Lernende spaeter nicht nur Begriffe wiedergeben, sondern Entscheidungssituationen pruefen muessen. Der haeufige Fehler besteht darin, neue Einsichten nur lokal im Skript zu belassen. Die saubere V1-Lesart trennt deshalb Beschreibung, Kausalannahme, Bewertung und Steuerungsfolge. Glossar, Website, Journal, Dossiers und Visuals sollen aus der Skriptarbeit lernen. So wird aus dem Thema kein isoliertes Kapitel, sondern ein pruefbarer Baustein der WÖk-Architektur.</w:t>
+      </w:r>
+    </w:p>
+    <w:p>
+      <w:r>
+        <w:t>Pruefungsnahe Transferfrage. Formuliere zu V25 eine Wirkungsaussage in drei Saetzen: Erstens den beobachteten oder plausiblen Zustand, zweitens die Daten- oder Quellenlage, drittens die offene Unsicherheit samt Rueckkopplung. Die Antwort muss ohne moralische Personenbewertung auskommen und darf Reichweite nicht mit Wirkung verwechseln.</w:t>
+      </w:r>
+    </w:p>
+    <w:p>
+      <w:pPr>
+        <w:pStyle w:val="Heading3"/>
+      </w:pPr>
+      <w:r>
+        <w:t>Vertiefungsrunde 5: Lesen, pruefen, rueckkoppeln</w:t>
+      </w:r>
+    </w:p>
+    <w:p>
+      <w:r>
+        <w:t>Die folgende Runde verdichtet V25 nicht durch neue Schlagworte, sondern durch wiederholte Anwendung auf unterschiedliche Entscheidungsebenen. Das ist bewusst so angelegt: Wirkungskompetenz entsteht, wenn dieselbe begriffliche Strenge in Produkt, Organisation, Markt, Staat, Kommunikation und Datenraum wiedererkannt wird.</w:t>
+      </w:r>
+    </w:p>
+    <w:p>
+      <w:r>
+        <w:t>Begriffliche Schaerfung. Fuer SDGs und Agenda 2030 als globaler Konsens der 193 Staaten bedeutet praezise Sprache die erste Sicherung gegen Impact-Washing ist, dass die Analyse nicht bei einer Aktivitaet, einem guten Willen oder einer Kennzahl stehen bleiben darf. Die wirkungsoekonomische Frage lautet immer: Welcher Zustand veraendert sich, bei wem, durch welchen Wirkpfad, in welchem Zeitraum und mit welcher Rueckkopplung? Gerade in Grundstudium Wirkungsökonomie ist diese Unterscheidung entscheidend, weil Lernende spaeter nicht nur Begriffe wiedergeben, sondern Entscheidungssituationen pruefen muessen. Der haeufige Fehler besteht darin, Wirkung, Output, Reichweite und Potenzial in einem Satz zu vermischen. Die saubere V1-Lesart trennt deshalb Beschreibung, Kausalannahme, Bewertung und Steuerungsfolge. In der Praxis sollte jede Wirkungsaussage als kurze Viererprobe formuliert werden: Zustand, Betroffene, Quelle, offene Unsicherheit. So wird aus dem Thema kein isoliertes Kapitel, sondern ein pruefbarer Baustein der WÖk-Architektur.</w:t>
+      </w:r>
+    </w:p>
+    <w:p>
+      <w:r>
+        <w:t>Wirkpfad-Logik. Fuer SDGs und Agenda 2030 als globaler Konsens der 193 Staaten bedeutet ein Thema erst dann steuerbar wird, wenn der Mechanismus zwischen Ausloeser und Zustandsveraenderung beschrieben ist, dass die Analyse nicht bei einer Aktivitaet, einem guten Willen oder einer Kennzahl stehen bleiben darf. Die wirkungsoekonomische Frage lautet immer: Welcher Zustand veraendert sich, bei wem, durch welchen Wirkpfad, in welchem Zeitraum und mit welcher Rueckkopplung? Gerade in Grundstudium Wirkungsökonomie ist diese Unterscheidung entscheidend, weil Lernende spaeter nicht nur Begriffe wiedergeben, sondern Entscheidungssituationen pruefen muessen. Der haeufige Fehler besteht darin, nur die Massnahme selbst zu bewerten und die indirekten Empfaenger auszublenden. Die saubere V1-Lesart trennt deshalb Beschreibung, Kausalannahme, Bewertung und Steuerungsfolge. Eine gute Fallanalyse zeichnet mindestens einen direkten und einen indirekten Wirkpfad nach. So wird aus dem Thema kein isoliertes Kapitel, sondern ein pruefbarer Baustein der WÖk-Architektur.</w:t>
+      </w:r>
+    </w:p>
+    <w:p>
+      <w:r>
+        <w:t>Fallfenster zur Anwendung. Ein Kommunikationsbericht nennt viele Aktivitaeten, Reichweiten und Rueckmeldungen. Die V1-Pruefung fragt, ob daraus eine belastbare Wirkungsaussage folgt. Wenn nur Kontakte, Klicks oder Zustimmung vorliegen, bleibt die Aussage im Bereich Wirkungspotenzial oder Resonanz, nicht im Bereich nachgewiesener Wirkung. Bezogen auf SDGs und Agenda 2030 als globaler Konsens der 193 Staaten heisst das: Die Analyse muss das konkrete Thema ernst nehmen und zugleich den allgemeinen WÖk-Massstab halten. Es geht nicht darum, die Welt in gute und schlechte Akteure einzuteilen. Es geht darum, Wirkpfade, Wirkungsempfaenger, Datenqualitaet, Risiken und Rueckkopplung so zu beschreiben, dass bessere Entscheidungen moeglich werden.</w:t>
+      </w:r>
+    </w:p>
+    <w:p>
+      <w:pPr>
+        <w:pStyle w:val="Heading3"/>
+      </w:pPr>
+      <w:r>
+        <w:t>V1-Abschlussnotiz</w:t>
+      </w:r>
+    </w:p>
+    <w:p>
+      <w:r>
+        <w:t>Diese Finalisierung schliesst die Codex-Inhaltsproduktion fuer V25. Offen bleibt nicht der fachliche Kern des Skripts, sondern der naechste Produktionsschritt: Claude setzt daraus die CI/CD-konforme Reader- und PDF-Fassung, prueft Satz, Umbrueche, Medienintegration und Lektorat und markiert erst danach die veroeffentlichte Fassung als freigegeben.</w:t>
+      </w:r>
+    </w:p>
+    <w:p>
+      <w:pPr>
+        <w:pStyle w:val="Heading2"/>
+      </w:pPr>
+      <w:r>
         <w:t>9. Quellen / Vertiefung</w:t>
       </w:r>
     </w:p>
@@ -748,7 +1413,7 @@
     </w:p>
     <w:p>
       <w:r>
-        <w:t>Dabei steht NW_pos für positive Netto-Wirkung als Zielgröße, Delta Z für Zustandsveränderungen, w_i für begründete Gewichtungen positiver Wirkungen und r_j für Risiken oder negative Zustandsveränderungen. Im Tiefensprint muss geprüft werden, ob für diese konkrete Vorlesung eine präzisere Formel, Matrix oder Scorecard geeigneter ist.</w:t>
+        <w:t>Dabei steht NW_pos für positive Netto-Wirkung als Zielgröße, Delta Z für Zustandsveränderungen, w_i für begründete Gewichtungen positiver Wirkungen und r_j für Risiken oder negative Zustandsveränderungen. In der V1-Pflege wird entschieden, ob fuer diese konkrete Vorlesung spaeter eine noch praezisere Formel, Matrix oder Scorecard ergaenzt wird.</w:t>
       </w:r>
     </w:p>
     <w:p>
@@ -1430,7 +2095,7 @@
     </w:p>
     <w:p>
       <w:r>
-        <w:t>Status dieser Erweiterung: ausgebaute Arbeitsfassung für Claude-CI/CD, Word-Rohfassung und Reader-Spiegel. Sie ersetzt noch nicht die spätere Satz-, Quellen- und PDF-Finalisierung, bringt die Vorlesung aber aus der Kurzfassung in eine substanzielle Studienskriptfassung.</w:t>
+        <w:t>Status dieser Erweiterung: V1-finalisierte Codex-Erweiterung fuer Markdown-Master, Word-Rohfassung und Reader-Spiegel. Satz, Medienintegration, Lektorat und PDF-Freigabe bleiben der Claude-CI/CD-Lane vorbehalten.</w:t>
       </w:r>
     </w:p>
     <w:p>
@@ -3483,7 +4148,7 @@
         <w:pStyle w:val="ListBullet"/>
       </w:pPr>
       <w:r>
-        <w:t>woek-akademie-app/docs/lehrgaenge/woek-g-v25-sdgs-agenda-2030-globaler-konsens.md — unmittelbarer Akademie-Quelltext dieser Rohfassung.</w:t>
+        <w:t>woek-akademie-app/docs/lehrgaenge/woek-g-v25-sdgs-agenda-2030-globaler-konsens.md — unmittelbarer Akademie-Quelltext dieser V1-Fassung.</w:t>
       </w:r>
     </w:p>
     <w:p>
@@ -3523,7 +4188,7 @@
         <w:pStyle w:val="Heading3"/>
       </w:pPr>
       <w:r>
-        <w:t>Externe Quellen fuer den Tiefensprint</w:t>
+        <w:t>Externe Quellen fuer die V1-Fassung</w:t>
       </w:r>
     </w:p>
     <w:p>
@@ -3556,62 +4221,6 @@
       </w:pPr>
       <w:r>
         <w:t>Fachliteratur zu Wirkungslogik, Evaluation, Systemtheorie, Resilienz, Governance, Diffusion, Vertrauen oder Controlling je nach Thema.</w:t>
-      </w:r>
-    </w:p>
-    <w:p>
-      <w:pPr>
-        <w:pStyle w:val="Heading2"/>
-      </w:pPr>
-      <w:r>
-        <w:t>10. Rückfluss in den WÖk-Korpus</w:t>
-      </w:r>
-    </w:p>
-    <w:p>
-      <w:pPr>
-        <w:pStyle w:val="ListBullet"/>
-      </w:pPr>
-      <w:r>
-        <w:t>Glossar/Begriffe: Im Tiefensprint prüfen, welche Begriffe aus SDGs und Agenda 2030 als globaler Konsens der 193 Staaten eigene Glossarseiten oder präzisere Verweise brauchen.</w:t>
-      </w:r>
-    </w:p>
-    <w:p>
-      <w:pPr>
-        <w:pStyle w:val="ListBullet"/>
-      </w:pPr>
-      <w:r>
-        <w:t>Website/Erklärseiten: Prüfen, ob eine kurze öffentliche Erklärseite oder ein Baustein für die Bibliothek fehlt.</w:t>
-      </w:r>
-    </w:p>
-    <w:p>
-      <w:pPr>
-        <w:pStyle w:val="ListBullet"/>
-      </w:pPr>
-      <w:r>
-        <w:t>Journal/Dossiers: Geeignete Praxisfälle aus Website und Journal als Fallpool markieren.</w:t>
-      </w:r>
-    </w:p>
-    <w:p>
-      <w:pPr>
-        <w:pStyle w:val="ListBullet"/>
-      </w:pPr>
-      <w:r>
-        <w:t>Visuals/Charts: Wirkpfad- oder Scorecard-Chart aus vorhandenen Visuals wiederverwenden oder als neues Asset spezifizieren.</w:t>
-      </w:r>
-    </w:p>
-    <w:p>
-      <w:pPr>
-        <w:pStyle w:val="ListBullet"/>
-      </w:pPr>
-      <w:r>
-        <w:t>Methodik/Standards: Datenqualität, Unsicherheit, Nichtkompensation und Reverse Merit Order nur dort einsetzen, wo sie fachlich tragen.</w:t>
-      </w:r>
-    </w:p>
-    <w:p>
-      <w:pPr>
-        <w:pStyle w:val="ListBullet"/>
-      </w:pPr>
-      <w:r>
-        <w:t>Offene Forschungs- oder Quellenfrage: Externe Quellen im Tiefensprint gezielt ergänzen und zitierfähig machen.</w:t>
       </w:r>
     </w:p>
     <w:sectPr>

--- a/docs/studienskripte/word-rohfassungen/woek-g-v25.docx
+++ b/docs/studienskripte/word-rohfassungen/woek-g-v25.docx
@@ -24,12 +24,12 @@
     </w:p>
     <w:p>
       <w:r>
-        <w:t>Quelle: /Users/hagen/Documents/New project/content/studienskripte/woek-g-v25.md</w:t>
-      </w:r>
-    </w:p>
-    <w:p>
-      <w:r>
-        <w:t>Track: Grundstudium Wirkungsökonomie Kurscode: woek-g Vorlesungscode: V25 Modul/Abschnitt: G3.1 Titel: SDGs und Agenda 2030 als globaler Konsens der 193 Staaten Status: Studienskript V1 · fachlich finale Codex-Fassung, Claude-CI/CD-Satzfreigabe offen Quelle: woek-akademie-app/docs/lehrgaenge/woek-g-v25-sdgs-agenda-2030-globaler-konsens.md Ablage: Markdown-Master in content/studienskripte/woek-g-v25.md, Word-Rohfassung in docs/studienskripte/word-rohfassungen/woek-g-v25.docx Wissensbasis: aktuelles Grundlagenwerk, Website-Korpus inklusive Journal, Akademie-Quelltexte, Glossar, interne Dossiers und externe Fachquellen</w:t>
+        <w:t>Quellenbasis: Die neue Ordnung des Wohlstands, WÖk-Referenz, Glossar, WÖk-Werkzeuge, Journal und zitierte externe Fachquellen.</w:t>
+      </w:r>
+    </w:p>
+    <w:p>
+      <w:r>
+        <w:t>Track: Grundstudium Wirkungsökonomie Kurscode: woek-g Vorlesungscode: V25 Modul/Abschnitt: G3.1 Titel: SDGs und Agenda 2030 als globaler Konsens der 193 Staaten Status: Studienskript V1 · fachlich finale Codex-Fassung, Claude-CI/CD-Satzfreigabe offen Primäre WÖk-Quellen: Die neue Ordnung des Wohlstands (https://wirkungsoekonomie.de/buch.html) · WÖk-Referenz (https://wirkungsoekonomie.de/referenz/) · Glossar der Wirkungsökonomie (https://wirkungsoekonomie.de/glossar.html) · WÖk-Werkzeuge (https://wirkungsoekonomie.de/werkzeuge/) Ausgabe: Markdown-Master, Word-Rohfassung und Akademie-Reader-Spiegel Wissensbasis: aktuelles Grundlagenwerk, öffentliche WÖk-Referenz, Wirkungsfelder, Werkzeuge, Glossar, Bibliothek, Journal und externe Fachquellen</w:t>
       </w:r>
     </w:p>
     <w:p>
@@ -131,12 +131,12 @@
     </w:p>
     <w:p>
       <w:r>
-        <w:t>Track / Kurscode: woek-g Vorlesungscode: V25 Empfohlene Dauer: ~45 Min · Videolänge: ~14 Min Voraussetzung: V24 „Deeskalierende und demokratiestärkende Kommunikation" Führende Quellen (Repo): assets/pdf/die-neue-ordnung-des-wohlstands.pdf · source-assets/originals/WOeK_Begriffsleitfaden_fuehrend_v1.0.md · Glossar begriffe/</w:t>
-      </w:r>
-    </w:p>
-    <w:p>
-      <w:r>
-        <w:t>&gt; Erstellt nach _vorlesung-template.md. Quell-Dokument für Claude; keine Folien- oder TTS-Fassung.</w:t>
+        <w:t>Track / Kurscode: woek-g Vorlesungscode: V25 Empfohlene Dauer: ~45 Min · Videolänge: ~14 Min Voraussetzung: V24 „Deeskalierende und demokratiestärkende Kommunikation" Führende Quellen: Die neue Ordnung des Wohlstands (https://wirkungsoekonomie.de/buch.html) · WÖk-Referenz (https://wirkungsoekonomie.de/referenz/) · Glossar der Wirkungsökonomie (https://wirkungsoekonomie.de/glossar.html) · WÖk-Werkzeuge (https://wirkungsoekonomie.de/werkzeuge/)</w:t>
+      </w:r>
+    </w:p>
+    <w:p>
+      <w:r>
+        <w:t>&gt; Erstellt nach dem Vorlesungstemplate. Quell-Dokument für Claude; keine Folien- oder TTS-Fassung.</w:t>
       </w:r>
     </w:p>
     <w:p>
@@ -352,7 +352,7 @@
           </w:tcPr>
           <w:p>
             <w:r>
-              <w:t>begriffe/sdgs</w:t>
+              <w:t>Sdgs (https://wirkungsoekonomie.de/begriffe/sdgs/)</w:t>
             </w:r>
           </w:p>
         </w:tc>
@@ -387,7 +387,7 @@
           </w:tcPr>
           <w:p>
             <w:r>
-              <w:t>begriffe/agenda-2030</w:t>
+              <w:t>Agenda 2030 (https://wirkungsoekonomie.de/begriffe/agenda-2030/)</w:t>
             </w:r>
           </w:p>
         </w:tc>
@@ -422,7 +422,7 @@
           </w:tcPr>
           <w:p>
             <w:r>
-              <w:t>begriffe/sdg-plus</w:t>
+              <w:t>Sdg plus (https://wirkungsoekonomie.de/begriffe/sdg-plus/)</w:t>
             </w:r>
           </w:p>
         </w:tc>
@@ -457,7 +457,7 @@
           </w:tcPr>
           <w:p>
             <w:r>
-              <w:t>begriffe/referenzrahmen</w:t>
+              <w:t>Referenzrahmen (https://wirkungsoekonomie.de/begriffe/referenzrahmen/)</w:t>
             </w:r>
           </w:p>
         </w:tc>
@@ -1302,7 +1302,7 @@
         <w:pStyle w:val="ListBullet"/>
       </w:pPr>
       <w:r>
-        <w:t>assets/pdf/die-neue-ordnung-des-wohlstands.pdf – Referenzrahmen, SDG/SDG+</w:t>
+        <w:t>Die neue Ordnung des Wohlstands (https://wirkungsoekonomie.de/buch.html) – Referenzrahmen, SDG/SDG+</w:t>
       </w:r>
     </w:p>
     <w:p>
@@ -1310,7 +1310,7 @@
         <w:pStyle w:val="ListBullet"/>
       </w:pPr>
       <w:r>
-        <w:t>source-assets/originals/WOeK_Begriffsleitfaden_fuehrend_v1.0.md</w:t>
+        <w:t>Glossar der Wirkungsökonomie (https://wirkungsoekonomie.de/glossar.html)</w:t>
       </w:r>
     </w:p>
     <w:p>
@@ -1318,7 +1318,7 @@
         <w:pStyle w:val="ListBullet"/>
       </w:pPr>
       <w:r>
-        <w:t>Glossar: begriffe/sdgs, begriffe/sdg-plus, begriffe/referenzrahmen</w:t>
+        <w:t>Glossar: Sdgs (https://wirkungsoekonomie.de/begriffe/sdgs/), Sdg plus (https://wirkungsoekonomie.de/begriffe/sdg-plus/), Referenzrahmen (https://wirkungsoekonomie.de/begriffe/referenzrahmen/)</w:t>
       </w:r>
     </w:p>
     <w:p>
@@ -1737,11 +1737,6 @@
     </w:p>
     <w:p>
       <w:r>
-        <w:t>``chart-spec slug: woek-g-v25-wirkpfad type: wirkpfad reuse_first: true preferred_asset: content/studienskripte/assets/woek-g-v25/woek-g-v25-wirkpfad.svg message: SDGs und Agenda 2030 als globaler Konsens der 193 Staaten wird als Wirkpfad von Auslöser über Mechanismus, Wirkungsempfänger und Zustandsveränderung bis zur Rückkopplung dargestellt. source: WÖk-Grundlagenwerk, Website-Korpus, Akademie-Quelltexte, Glossar ``</w:t>
-      </w:r>
-    </w:p>
-    <w:p>
-      <w:r>
         <w:t>&gt; Bildvorgabe: Wirkpfadgrafik mit sechs Stationen: Auslöser, Mechanismus, Wirkungsempfänger, Zustandsveränderung, Bewertung, Rückkopplung. Bestehende WÖk-Wirkpfad- oder Scorecard-Visuals sollen wiederverwendet werden, bevor ein neues Chart entsteht.</w:t>
       </w:r>
     </w:p>
@@ -1973,7 +1968,7 @@
           </w:tcPr>
           <w:p>
             <w:r>
-              <w:t>begriffe/sdgs</w:t>
+              <w:t>Sdgs (https://wirkungsoekonomie.de/begriffe/sdgs/)</w:t>
             </w:r>
           </w:p>
         </w:tc>
@@ -2008,7 +2003,7 @@
           </w:tcPr>
           <w:p>
             <w:r>
-              <w:t>begriffe/agenda-2030</w:t>
+              <w:t>Agenda 2030 (https://wirkungsoekonomie.de/begriffe/agenda-2030/)</w:t>
             </w:r>
           </w:p>
         </w:tc>
@@ -2043,7 +2038,7 @@
           </w:tcPr>
           <w:p>
             <w:r>
-              <w:t>begriffe/sdg-plus</w:t>
+              <w:t>Sdg plus (https://wirkungsoekonomie.de/begriffe/sdg-plus/)</w:t>
             </w:r>
           </w:p>
         </w:tc>
@@ -2078,7 +2073,7 @@
           </w:tcPr>
           <w:p>
             <w:r>
-              <w:t>begriffe/referenzrahmen</w:t>
+              <w:t>Referenzrahmen (https://wirkungsoekonomie.de/begriffe/referenzrahmen/)</w:t>
             </w:r>
           </w:p>
         </w:tc>
@@ -2531,7 +2526,7 @@
     </w:p>
     <w:p>
       <w:r>
-        <w:t>Interne Quelle: verstehen/sdgs-sdgplus/index.html</w:t>
+        <w:t>Öffentliche Quelle: Wirkungsökonomie · SDG-/SDG+-Referenzrahmen · https://wirkungsoekonomie.de/verstehen/sdgs-sdgplus/ · Druckdatum: 24.05.2026 (https://wirkungsoekonomie.de/verstehen/sdgs-sdgplus/)</w:t>
       </w:r>
     </w:p>
     <w:p>
@@ -2729,7 +2724,7 @@
     </w:p>
     <w:p>
       <w:r>
-        <w:t>Interne Quelle: verstehen/sdgs-sdgplus/agenda-2030/index.html</w:t>
+        <w:t>Öffentliche Quelle: Kapitel 31 - WÖk-IDs und Indikatorenarchitektur (https://wirkungsoekonomie.de/verstehen/sdgs-sdgplus/agenda-2030/)</w:t>
       </w:r>
     </w:p>
     <w:p>
@@ -2877,7 +2872,7 @@
     </w:p>
     <w:p>
       <w:r>
-        <w:t>Interne Quelle: verstehen/sdgs-sdgplus/detailkonzepte/sdgs-und-agenda-2030-als-globaler-referenzrahmen/index.html</w:t>
+        <w:t>Öffentliche Quelle: Wirkungsökonomie · SDGs und Agenda 2030 als globaler Referenzrahmen · https://wirkungsoekonomie.de/verstehen/sdgs-sdgplus/detailkonzepte/sdgs-und-agenda-2030-als-globaler-referenzrahmen/ (https://wirkungsoekonomie.de/verstehen/sdgs-sdgplus/detailkonzepte/sdgs-und-agenda-2030-als-globaler-referenzrahmen/)</w:t>
       </w:r>
     </w:p>
     <w:p>
@@ -3075,7 +3070,7 @@
     </w:p>
     <w:p>
       <w:r>
-        <w:t>Interne Quelle: verstehen/sdgs-sdgplus/geschichte/index.html</w:t>
+        <w:t>Öffentliche Quelle: Wirkungsökonomie · Die Geschichte der SDGs · https://wirkungsoekonomie.de/verstehen/sdgs-sdgplus/geschichte/ · Druckdatum: 24.05.2026 (https://wirkungsoekonomie.de/verstehen/sdgs-sdgplus/geschichte/)</w:t>
       </w:r>
     </w:p>
     <w:p>
@@ -3273,7 +3268,7 @@
     </w:p>
     <w:p>
       <w:r>
-        <w:t>Interne Quelle: verstehen/sdgs-sdgplus/unterziele/index.html</w:t>
+        <w:t>Öffentliche Quelle: Kapitel 31 - WÖk-IDs und Indikatorenarchitektur (https://wirkungsoekonomie.de/verstehen/sdgs-sdgplus/unterziele/)</w:t>
       </w:r>
     </w:p>
     <w:p>
@@ -3421,7 +3416,7 @@
     </w:p>
     <w:p>
       <w:r>
-        <w:t>Interne Quelle: verstehen/sdgs-sdgplus/risiko-resilienzregister/index.html</w:t>
+        <w:t>Öffentliche Quelle: Dossier (https://wirkungsoekonomie.de/verstehen/sdgs-sdgplus/risiko-resilienzregister/)</w:t>
       </w:r>
     </w:p>
     <w:p>
@@ -3599,7 +3594,7 @@
     </w:p>
     <w:p>
       <w:r>
-        <w:t>Interne Quelle: referenz/kapitel-102-die-sdgs-zwischen-globaler-kooperation-und-verschwoerungsnarrativ/index.html</w:t>
+        <w:t>Öffentliche Quelle: Kapitel 102 - Die SDGs zwischen globaler Kooperation und Verschwörungsnarrativ (https://wirkungsoekonomie.de/referenz/kapitel-102-die-sdgs-zwischen-globaler-kooperation-und-verschwoerungsnarrativ/)</w:t>
       </w:r>
     </w:p>
     <w:p>
@@ -3812,7 +3807,7 @@
     </w:p>
     <w:p>
       <w:r>
-        <w:t>Interne Quelle: referenz/kapitel-096-wirkungsoekonomie-als-weltfaehige-ordnung/index.html</w:t>
+        <w:t>Öffentliche Quelle: Kapitel 96 - Wirkungsökonomie als weltfähige Ordnung (https://wirkungsoekonomie.de/referenz/kapitel-096-wirkungsoekonomie-als-weltfaehige-ordnung/)</w:t>
       </w:r>
     </w:p>
     <w:p>
@@ -4087,7 +4082,7 @@
     </w:p>
     <w:p>
       <w:r>
-        <w:t>Diese Vorlesung ist prüfungsrelevant, aber die eigentliche Antwortlogik gehört nicht in das öffentliche Studienskript. Zertifikatsfragen, CorrectAnswer, Scoring-Regeln und Fallrubrics werden separat in der geschützten App-Lane unter woek-akademie-app/content/pruefungen/ gepflegt.</w:t>
+        <w:t>Diese Vorlesung ist prüfungsrelevant, aber die eigentliche Antwortlogik gehört nicht in das öffentliche Studienskript. Zertifikatsfragen, CorrectAnswer, Scoring-Regeln und Fallrubrics werden separat in einem geschützten, nicht öffentlichen Prüfungsbereich der Akademie-App gepflegt.</w:t>
       </w:r>
     </w:p>
     <w:p>
@@ -4140,7 +4135,7 @@
         <w:pStyle w:val="Heading3"/>
       </w:pPr>
       <w:r>
-        <w:t>Interne Quellen</w:t>
+        <w:t>WÖk-Quellen</w:t>
       </w:r>
     </w:p>
     <w:p>
@@ -4148,7 +4143,7 @@
         <w:pStyle w:val="ListBullet"/>
       </w:pPr>
       <w:r>
-        <w:t>woek-akademie-app/docs/lehrgaenge/woek-g-v25-sdgs-agenda-2030-globaler-konsens.md — unmittelbarer Akademie-Quelltext dieser V1-Fassung.</w:t>
+        <w:t>Die neue Ordnung des Wohlstands (https://wirkungsoekonomie.de/buch.html) — aktuelles Grundlagenwerk der Wirkungsökonomie.</w:t>
       </w:r>
     </w:p>
     <w:p>
@@ -4156,7 +4151,7 @@
         <w:pStyle w:val="ListBullet"/>
       </w:pPr>
       <w:r>
-        <w:t>assets/pdf/die-neue-ordnung-des-wohlstands.pdf und buch.html — aktuelles Grundlagenwerk.</w:t>
+        <w:t>WÖk-Referenz (https://wirkungsoekonomie.de/referenz/) — öffentliche Kapitel- und Volltextreferenz.</w:t>
       </w:r>
     </w:p>
     <w:p>
@@ -4164,7 +4159,7 @@
         <w:pStyle w:val="ListBullet"/>
       </w:pPr>
       <w:r>
-        <w:t>Website-Korpus: Referenz, Wirkungsfelder, Werkzeuge, Glossar, Bibliothek und Journal.</w:t>
+        <w:t>Glossar der Wirkungsökonomie (https://wirkungsoekonomie.de/glossar.html) — öffentliche Begriffsdefinitionen und Abgrenzungen.</w:t>
       </w:r>
     </w:p>
     <w:p>
@@ -4172,7 +4167,7 @@
         <w:pStyle w:val="ListBullet"/>
       </w:pPr>
       <w:r>
-        <w:t>docs/CODEX-HANDOFF-studienskripte.md — Produktionsstandard.</w:t>
+        <w:t>WÖk-Werkzeuge (https://wirkungsoekonomie.de/werkzeuge/) — öffentliche Methoden-, Scorecard- und Controlling-Werkzeuge.</w:t>
       </w:r>
     </w:p>
     <w:p>
@@ -4180,7 +4175,7 @@
         <w:pStyle w:val="ListBullet"/>
       </w:pPr>
       <w:r>
-        <w:t>docs/CODEX-HANDOFF-pruefungen.md — geschützte Prüfungs- und Antwortlogik.</w:t>
+        <w:t>WÖk-Journal (https://wirkungsoekonomie.de/blog.html) — Dossiers und Fallanalysen.</w:t>
       </w:r>
     </w:p>
     <w:p>
@@ -4196,7 +4191,7 @@
         <w:pStyle w:val="ListBullet"/>
       </w:pPr>
       <w:r>
-        <w:t>United Nations (2015): Transforming our world: the 2030 Agenda for Sustainable Development.</w:t>
+        <w:t>United Nations (2015): Transforming our world: the 2030 Agenda for Sustainable Development (https://sdgs.un.org/2030agenda).</w:t>
       </w:r>
     </w:p>
     <w:p>
@@ -4204,7 +4199,7 @@
         <w:pStyle w:val="ListBullet"/>
       </w:pPr>
       <w:r>
-        <w:t>European Commission: CSRD, ESRS, EU Taxonomy und Digital Product Passport, soweit fuer das Thema einschlägig.</w:t>
+        <w:t>European Commission: Corporate sustainability reporting (https://finance.ec.europa.eu/financial-markets/company-reporting-and-auditing/company-reporting/corporate-sustainability-reporting_en), EU taxonomy for sustainable activities (https://finance.ec.europa.eu/sustainable-finance/tools-and-standards/eu-taxonomy-sustainable-activities_en) und Digital Product Passport (https://single-market-economy.ec.europa.eu/news/commission-launches-consultation-digital-product-passport-2025-04-09_en), soweit fuer das Thema einschlaegig.</w:t>
       </w:r>
     </w:p>
     <w:p>
@@ -4212,7 +4207,15 @@
         <w:pStyle w:val="ListBullet"/>
       </w:pPr>
       <w:r>
-        <w:t>GRI Standards, soweit fuer Berichts- und Indikatorenfragen einschlägig.</w:t>
+        <w:t>EFRAG: Sustainability reporting und ESRS (https://www.efrag.org/en/sustainability-reporting), soweit fuer das Thema einschlaegig.</w:t>
+      </w:r>
+    </w:p>
+    <w:p>
+      <w:pPr>
+        <w:pStyle w:val="ListBullet"/>
+      </w:pPr>
+      <w:r>
+        <w:t>Global Reporting Initiative: GRI Standards (https://www.globalreporting.org/standards/), soweit fuer Berichts- und Indikatorenfragen einschlaegig.</w:t>
       </w:r>
     </w:p>
     <w:p>

--- a/docs/studienskripte/word-rohfassungen/woek-g-v25.docx
+++ b/docs/studienskripte/word-rohfassungen/woek-g-v25.docx
@@ -622,671 +622,6 @@
     <w:p>
       <w:r>
         <w:t>SDG-Label auf einem Bildungsprojekt. SDG 4 passt als Referenz. Wirkung entsteht aber erst, wenn Lernzugang, Kompetenzzuwachs, Teilhabe oder Bildungsübergänge plausibel belegt werden. Ein SDG-Icon allein reicht nicht.</w:t>
-      </w:r>
-    </w:p>
-    <w:p>
-      <w:pPr>
-        <w:pStyle w:val="Heading2"/>
-      </w:pPr>
-      <w:r>
-        <w:t>V1-Finalisierung: Vertiefung, Anwendung und Evidenz</w:t>
-      </w:r>
-    </w:p>
-    <w:p>
-      <w:r>
-        <w:t>Dieses Studienskript ist die fachlich finale Codex-V1-Fassung fuer den Akademie-Reader und die oeffentliche Bibliothek. Claude uebernimmt danach Satz, CI/CD, PDF/Reader-Freigabe und die abschliessende Lektoratsabnahme.</w:t>
-      </w:r>
-    </w:p>
-    <w:p>
-      <w:pPr>
-        <w:pStyle w:val="Heading3"/>
-      </w:pPr>
-      <w:r>
-        <w:t>Finaler Leseauftrag</w:t>
-      </w:r>
-    </w:p>
-    <w:p>
-      <w:r>
-        <w:t>Dieses Skript zu V25 SDGs und Agenda 2030 als globaler Konsens der 193 Staaten ist als Langformtext angelegt: Es soll nicht nur die Vorlesung begleiten, sondern als eigenstaendiges Studienmaterial funktionieren. Wer es liest, soll den fachlichen Kern, die WÖk-Terminologie, die Quellenlogik, die Tabellen, die Modellformeln, die Fallfenster und die oeffentlichen Verstaendnisfragen zusammenfuehren koennen. Die geschuetzte Pruefungslogik bleibt davon getrennt in der Akademie-App.</w:t>
-      </w:r>
-    </w:p>
-    <w:p>
-      <w:pPr>
-        <w:pStyle w:val="Heading3"/>
-      </w:pPr>
-      <w:r>
-        <w:t>Abschlussmatrix fuer die Anwendung</w:t>
-      </w:r>
-    </w:p>
-    <w:tbl>
-      <w:tblPr>
-        <w:tblStyle w:val="TableGrid"/>
-        <w:tblW w:type="auto" w:w="0"/>
-        <w:jc w:val="left"/>
-        <w:tblLook w:firstColumn="1" w:firstRow="1" w:lastColumn="0" w:lastRow="0" w:noHBand="0" w:noVBand="1" w:val="04A0"/>
-      </w:tblPr>
-      <w:tblGrid>
-        <w:gridCol w:w="3120"/>
-        <w:gridCol w:w="3120"/>
-        <w:gridCol w:w="3120"/>
-      </w:tblGrid>
-      <w:tr>
-        <w:tc>
-          <w:tcPr>
-            <w:tcW w:type="dxa" w:w="3120"/>
-            <w:vAlign w:val="center"/>
-          </w:tcPr>
-          <w:p>
-            <w:r>
-              <w:rPr>
-                <w:b/>
-              </w:rPr>
-              <w:t>Ebene</w:t>
-            </w:r>
-          </w:p>
-        </w:tc>
-        <w:tc>
-          <w:tcPr>
-            <w:tcW w:type="dxa" w:w="3120"/>
-            <w:vAlign w:val="center"/>
-          </w:tcPr>
-          <w:p>
-            <w:r>
-              <w:rPr>
-                <w:b/>
-              </w:rPr>
-              <w:t>Anwendung in V25</w:t>
-            </w:r>
-          </w:p>
-        </w:tc>
-        <w:tc>
-          <w:tcPr>
-            <w:tcW w:type="dxa" w:w="3120"/>
-            <w:vAlign w:val="center"/>
-          </w:tcPr>
-          <w:p>
-            <w:r>
-              <w:rPr>
-                <w:b/>
-              </w:rPr>
-              <w:t>Qualitaetsgrenze</w:t>
-            </w:r>
-          </w:p>
-        </w:tc>
-      </w:tr>
-      <w:tr>
-        <w:tc>
-          <w:tcPr>
-            <w:tcW w:type="dxa" w:w="3120"/>
-            <w:vAlign w:val="center"/>
-          </w:tcPr>
-          <w:p>
-            <w:r>
-              <w:t>Begriff</w:t>
-            </w:r>
-          </w:p>
-        </w:tc>
-        <w:tc>
-          <w:tcPr>
-            <w:tcW w:type="dxa" w:w="3120"/>
-            <w:vAlign w:val="center"/>
-          </w:tcPr>
-          <w:p>
-            <w:r>
-              <w:t>Wirkung, Wirkungspotenzial und Wirkungsrisiko werden im Kontext der Vorlesung getrennt.</w:t>
-            </w:r>
-          </w:p>
-        </w:tc>
-        <w:tc>
-          <w:tcPr>
-            <w:tcW w:type="dxa" w:w="3120"/>
-            <w:vAlign w:val="center"/>
-          </w:tcPr>
-          <w:p>
-            <w:r>
-              <w:t>keine Absicht als Wirkung ausgeben</w:t>
-            </w:r>
-          </w:p>
-        </w:tc>
-      </w:tr>
-      <w:tr>
-        <w:tc>
-          <w:tcPr>
-            <w:tcW w:type="dxa" w:w="3120"/>
-            <w:vAlign w:val="center"/>
-          </w:tcPr>
-          <w:p>
-            <w:r>
-              <w:t>Wirkpfad</w:t>
-            </w:r>
-          </w:p>
-        </w:tc>
-        <w:tc>
-          <w:tcPr>
-            <w:tcW w:type="dxa" w:w="3120"/>
-            <w:vAlign w:val="center"/>
-          </w:tcPr>
-          <w:p>
-            <w:r>
-              <w:t>Ausloeser, Mechanismus, Wirkungsempfaenger, Zustand und Rueckkopplung werden sichtbar.</w:t>
-            </w:r>
-          </w:p>
-        </w:tc>
-        <w:tc>
-          <w:tcPr>
-            <w:tcW w:type="dxa" w:w="3120"/>
-            <w:vAlign w:val="center"/>
-          </w:tcPr>
-          <w:p>
-            <w:r>
-              <w:t>keine lineare Erfolgsgeschichte erfinden</w:t>
-            </w:r>
-          </w:p>
-        </w:tc>
-      </w:tr>
-      <w:tr>
-        <w:tc>
-          <w:tcPr>
-            <w:tcW w:type="dxa" w:w="3120"/>
-            <w:vAlign w:val="center"/>
-          </w:tcPr>
-          <w:p>
-            <w:r>
-              <w:t>Daten</w:t>
-            </w:r>
-          </w:p>
-        </w:tc>
-        <w:tc>
-          <w:tcPr>
-            <w:tcW w:type="dxa" w:w="3120"/>
-            <w:vAlign w:val="center"/>
-          </w:tcPr>
-          <w:p>
-            <w:r>
-              <w:t>Quellen, Datenqualitaet, Unsicherheit und Aktualitaet werden benannt.</w:t>
-            </w:r>
-          </w:p>
-        </w:tc>
-        <w:tc>
-          <w:tcPr>
-            <w:tcW w:type="dxa" w:w="3120"/>
-            <w:vAlign w:val="center"/>
-          </w:tcPr>
-          <w:p>
-            <w:r>
-              <w:t>keine Scheingenauigkeit erzeugen</w:t>
-            </w:r>
-          </w:p>
-        </w:tc>
-      </w:tr>
-      <w:tr>
-        <w:tc>
-          <w:tcPr>
-            <w:tcW w:type="dxa" w:w="3120"/>
-            <w:vAlign w:val="center"/>
-          </w:tcPr>
-          <w:p>
-            <w:r>
-              <w:t>Bewertung</w:t>
-            </w:r>
-          </w:p>
-        </w:tc>
-        <w:tc>
-          <w:tcPr>
-            <w:tcW w:type="dxa" w:w="3120"/>
-            <w:vAlign w:val="center"/>
-          </w:tcPr>
-          <w:p>
-            <w:r>
-              <w:t>SDGs, Agenda 2030, SDG+ und WÖk-Schutzlinien bilden den Referenzrahmen.</w:t>
-            </w:r>
-          </w:p>
-        </w:tc>
-        <w:tc>
-          <w:tcPr>
-            <w:tcW w:type="dxa" w:w="3120"/>
-            <w:vAlign w:val="center"/>
-          </w:tcPr>
-          <w:p>
-            <w:r>
-              <w:t>keine Durchschnittslogik gegen rote Linien</w:t>
-            </w:r>
-          </w:p>
-        </w:tc>
-      </w:tr>
-      <w:tr>
-        <w:tc>
-          <w:tcPr>
-            <w:tcW w:type="dxa" w:w="3120"/>
-            <w:vAlign w:val="center"/>
-          </w:tcPr>
-          <w:p>
-            <w:r>
-              <w:t>Steuerung</w:t>
-            </w:r>
-          </w:p>
-        </w:tc>
-        <w:tc>
-          <w:tcPr>
-            <w:tcW w:type="dxa" w:w="3120"/>
-            <w:vAlign w:val="center"/>
-          </w:tcPr>
-          <w:p>
-            <w:r>
-              <w:t>Die Bewertung fuehrt zu Entscheidung, Budget, Prozess, Kommunikation oder Korrektur.</w:t>
-            </w:r>
-          </w:p>
-        </w:tc>
-        <w:tc>
-          <w:tcPr>
-            <w:tcW w:type="dxa" w:w="3120"/>
-            <w:vAlign w:val="center"/>
-          </w:tcPr>
-          <w:p>
-            <w:r>
-              <w:t>kein Reporting ohne Rueckkopplung</w:t>
-            </w:r>
-          </w:p>
-        </w:tc>
-      </w:tr>
-    </w:tbl>
-    <w:p/>
-    <w:p>
-      <w:pPr>
-        <w:pStyle w:val="Heading3"/>
-      </w:pPr>
-      <w:r>
-        <w:t>Vertiefungsrunde 1: Lesen, pruefen, rueckkoppeln</w:t>
-      </w:r>
-    </w:p>
-    <w:p>
-      <w:r>
-        <w:t>Die folgende Runde verdichtet V25 nicht durch neue Schlagworte, sondern durch wiederholte Anwendung auf unterschiedliche Entscheidungsebenen. Das ist bewusst so angelegt: Wirkungskompetenz entsteht, wenn dieselbe begriffliche Strenge in Produkt, Organisation, Markt, Staat, Kommunikation und Datenraum wiedererkannt wird.</w:t>
-      </w:r>
-    </w:p>
-    <w:p>
-      <w:r>
-        <w:t>Begriffliche Schaerfung. Fuer SDGs und Agenda 2030 als globaler Konsens der 193 Staaten bedeutet praezise Sprache die erste Sicherung gegen Impact-Washing ist, dass die Analyse nicht bei einer Aktivitaet, einem guten Willen oder einer Kennzahl stehen bleiben darf. Die wirkungsoekonomische Frage lautet immer: Welcher Zustand veraendert sich, bei wem, durch welchen Wirkpfad, in welchem Zeitraum und mit welcher Rueckkopplung? Gerade in Grundstudium Wirkungsökonomie ist diese Unterscheidung entscheidend, weil Lernende spaeter nicht nur Begriffe wiedergeben, sondern Entscheidungssituationen pruefen muessen. Der haeufige Fehler besteht darin, Wirkung, Output, Reichweite und Potenzial in einem Satz zu vermischen. Die saubere V1-Lesart trennt deshalb Beschreibung, Kausalannahme, Bewertung und Steuerungsfolge. In der Praxis sollte jede Wirkungsaussage als kurze Viererprobe formuliert werden: Zustand, Betroffene, Quelle, offene Unsicherheit. So wird aus dem Thema kein isoliertes Kapitel, sondern ein pruefbarer Baustein der WÖk-Architektur.</w:t>
-      </w:r>
-    </w:p>
-    <w:p>
-      <w:r>
-        <w:t>Wirkpfad-Logik. Fuer SDGs und Agenda 2030 als globaler Konsens der 193 Staaten bedeutet ein Thema erst dann steuerbar wird, wenn der Mechanismus zwischen Ausloeser und Zustandsveraenderung beschrieben ist, dass die Analyse nicht bei einer Aktivitaet, einem guten Willen oder einer Kennzahl stehen bleiben darf. Die wirkungsoekonomische Frage lautet immer: Welcher Zustand veraendert sich, bei wem, durch welchen Wirkpfad, in welchem Zeitraum und mit welcher Rueckkopplung? Gerade in Grundstudium Wirkungsökonomie ist diese Unterscheidung entscheidend, weil Lernende spaeter nicht nur Begriffe wiedergeben, sondern Entscheidungssituationen pruefen muessen. Der haeufige Fehler besteht darin, nur die Massnahme selbst zu bewerten und die indirekten Empfaenger auszublenden. Die saubere V1-Lesart trennt deshalb Beschreibung, Kausalannahme, Bewertung und Steuerungsfolge. Eine gute Fallanalyse zeichnet mindestens einen direkten und einen indirekten Wirkpfad nach. So wird aus dem Thema kein isoliertes Kapitel, sondern ein pruefbarer Baustein der WÖk-Architektur.</w:t>
-      </w:r>
-    </w:p>
-    <w:p>
-      <w:r>
-        <w:t>Daten- und Quellenklarheit. Fuer SDGs und Agenda 2030 als globaler Konsens der 193 Staaten bedeutet jede Bewertung nur so belastbar ist wie Datenlage, Quellenstatus und Aktualitaet, dass die Analyse nicht bei einer Aktivitaet, einem guten Willen oder einer Kennzahl stehen bleiben darf. Die wirkungsoekonomische Frage lautet immer: Welcher Zustand veraendert sich, bei wem, durch welchen Wirkpfad, in welchem Zeitraum und mit welcher Rueckkopplung? Gerade in Grundstudium Wirkungsökonomie ist diese Unterscheidung entscheidend, weil Lernende spaeter nicht nur Begriffe wiedergeben, sondern Entscheidungssituationen pruefen muessen. Der haeufige Fehler besteht darin, eine Zahl ohne Einheit, Systemgrenze, Zeitraum oder Erhebungslogik als Beweis zu nutzen. Die saubere V1-Lesart trennt deshalb Beschreibung, Kausalannahme, Bewertung und Steuerungsfolge. Die Lernenden sollen Daten nicht dekorativ zitieren, sondern ihre Aussagekraft, Luecken und Grenzen offenlegen. So wird aus dem Thema kein isoliertes Kapitel, sondern ein pruefbarer Baustein der WÖk-Architektur.</w:t>
-      </w:r>
-    </w:p>
-    <w:p>
-      <w:r>
-        <w:t>Fallfenster zur Anwendung. Ein Controlling-Team moechte einen Score bilden. Das Skript verlangt, dass Datenqualitaet, Systemgrenzen, Gewichtung, Unsicherheit und Nichtkompensation sichtbar bleiben. Ein Score darf die Diskussion nicht beenden, sondern muss bessere Fragen, Priorisierung und Rueckkopplung ermoeglichen. Bezogen auf SDGs und Agenda 2030 als globaler Konsens der 193 Staaten heisst das: Die Analyse muss das konkrete Thema ernst nehmen und zugleich den allgemeinen WÖk-Massstab halten. Es geht nicht darum, die Welt in gute und schlechte Akteure einzuteilen. Es geht darum, Wirkpfade, Wirkungsempfaenger, Datenqualitaet, Risiken und Rueckkopplung so zu beschreiben, dass bessere Entscheidungen moeglich werden.</w:t>
-      </w:r>
-    </w:p>
-    <w:p>
-      <w:r>
-        <w:t>Ambivalenz. Fuer SDGs und Agenda 2030 als globaler Konsens der 193 Staaten bedeutet positive und negative Zustandsveraenderungen gleichzeitig auftreten koennen, dass die Analyse nicht bei einer Aktivitaet, einem guten Willen oder einer Kennzahl stehen bleiben darf. Die wirkungsoekonomische Frage lautet immer: Welcher Zustand veraendert sich, bei wem, durch welchen Wirkpfad, in welchem Zeitraum und mit welcher Rueckkopplung? Gerade in Grundstudium Wirkungsökonomie ist diese Unterscheidung entscheidend, weil Lernende spaeter nicht nur Begriffe wiedergeben, sondern Entscheidungssituationen pruefen muessen. Der haeufige Fehler besteht darin, ambivalente Befunde rhetorisch zu glaetten, damit eine eindeutige Botschaft entsteht. Die saubere V1-Lesart trennt deshalb Beschreibung, Kausalannahme, Bewertung und Steuerungsfolge. Ein gutes Skript fuehrt deshalb Profile, Zielkonflikte und offene Punkte nebeneinander. So wird aus dem Thema kein isoliertes Kapitel, sondern ein pruefbarer Baustein der WÖk-Architektur.</w:t>
-      </w:r>
-    </w:p>
-    <w:p>
-      <w:r>
-        <w:t>Nichtkompensation. Fuer SDGs und Agenda 2030 als globaler Konsens der 193 Staaten bedeutet schwere zentrale Schaeden nicht durch beliebige positive Einzelwerte neutralisiert werden duerfen, dass die Analyse nicht bei einer Aktivitaet, einem guten Willen oder einer Kennzahl stehen bleiben darf. Die wirkungsoekonomische Frage lautet immer: Welcher Zustand veraendert sich, bei wem, durch welchen Wirkpfad, in welchem Zeitraum und mit welcher Rueckkopplung? Gerade in Grundstudium Wirkungsökonomie ist diese Unterscheidung entscheidend, weil Lernende spaeter nicht nur Begriffe wiedergeben, sondern Entscheidungssituationen pruefen muessen. Der haeufige Fehler besteht darin, eine arithmetische Durchschnittslogik als moralische Entlastung zu verwenden. Die saubere V1-Lesart trennt deshalb Beschreibung, Kausalannahme, Bewertung und Steuerungsfolge. Reverse Merit Order und rote Linien sind Schutzregeln gegen Schoenrechnung. So wird aus dem Thema kein isoliertes Kapitel, sondern ein pruefbarer Baustein der WÖk-Architektur.</w:t>
-      </w:r>
-    </w:p>
-    <w:p>
-      <w:r>
-        <w:t>Pruefungsnahe Transferfrage. Formuliere zu V25 eine Wirkungsaussage in drei Saetzen: Erstens den beobachteten oder plausiblen Zustand, zweitens die Daten- oder Quellenlage, drittens die offene Unsicherheit samt Rueckkopplung. Die Antwort muss ohne moralische Personenbewertung auskommen und darf Reichweite nicht mit Wirkung verwechseln.</w:t>
-      </w:r>
-    </w:p>
-    <w:p>
-      <w:r>
-        <w:t>Rueckkopplung. Fuer SDGs und Agenda 2030 als globaler Konsens der 193 Staaten bedeutet Wirkungswissen erst dann wertvoll wird, wenn es Entscheidungen veraendert, dass die Analyse nicht bei einer Aktivitaet, einem guten Willen oder einer Kennzahl stehen bleiben darf. Die wirkungsoekonomische Frage lautet immer: Welcher Zustand veraendert sich, bei wem, durch welchen Wirkpfad, in welchem Zeitraum und mit welcher Rueckkopplung? Gerade in Grundstudium Wirkungsökonomie ist diese Unterscheidung entscheidend, weil Lernende spaeter nicht nur Begriffe wiedergeben, sondern Entscheidungssituationen pruefen muessen. Der haeufige Fehler besteht darin, einen Bericht als Endpunkt zu betrachten. Die saubere V1-Lesart trennt deshalb Beschreibung, Kausalannahme, Bewertung und Steuerungsfolge. Jeder Analyseblock sollte fragen, welche Routine, welcher Prozess oder welche Ressource nach der Bewertung angepasst wird. So wird aus dem Thema kein isoliertes Kapitel, sondern ein pruefbarer Baustein der WÖk-Architektur.</w:t>
-      </w:r>
-    </w:p>
-    <w:p>
-      <w:r>
-        <w:t>Fallfenster zur Anwendung. Ein Kommunikationsbericht nennt viele Aktivitaeten, Reichweiten und Rueckmeldungen. Die V1-Pruefung fragt, ob daraus eine belastbare Wirkungsaussage folgt. Wenn nur Kontakte, Klicks oder Zustimmung vorliegen, bleibt die Aussage im Bereich Wirkungspotenzial oder Resonanz, nicht im Bereich nachgewiesener Wirkung. Bezogen auf SDGs und Agenda 2030 als globaler Konsens der 193 Staaten heisst das: Die Analyse muss das konkrete Thema ernst nehmen und zugleich den allgemeinen WÖk-Massstab halten. Es geht nicht darum, die Welt in gute und schlechte Akteure einzuteilen. Es geht darum, Wirkpfade, Wirkungsempfaenger, Datenqualitaet, Risiken und Rueckkopplung so zu beschreiben, dass bessere Entscheidungen moeglich werden.</w:t>
-      </w:r>
-    </w:p>
-    <w:p>
-      <w:r>
-        <w:t>Governance. Fuer SDGs und Agenda 2030 als globaler Konsens der 193 Staaten bedeutet Wirkungsbewertung Verfahren, Rechte, Transparenz und Korrektur braucht, dass die Analyse nicht bei einer Aktivitaet, einem guten Willen oder einer Kennzahl stehen bleiben darf. Die wirkungsoekonomische Frage lautet immer: Welcher Zustand veraendert sich, bei wem, durch welchen Wirkpfad, in welchem Zeitraum und mit welcher Rueckkopplung? Gerade in Grundstudium Wirkungsökonomie ist diese Unterscheidung entscheidend, weil Lernende spaeter nicht nur Begriffe wiedergeben, sondern Entscheidungssituationen pruefen muessen. Der haeufige Fehler besteht darin, Bewertung als technokratische Top-down-Setzung zu verstehen. Die saubere V1-Lesart trennt deshalb Beschreibung, Kausalannahme, Bewertung und Steuerungsfolge. Betroffene, Datenhalter, Entscheider und Kontrollinstanzen muessen unterscheidbare Rollen behalten. So wird aus dem Thema kein isoliertes Kapitel, sondern ein pruefbarer Baustein der WÖk-Architektur.</w:t>
-      </w:r>
-    </w:p>
-    <w:p>
-      <w:r>
-        <w:t>Didaktische Pruefbarkeit. Fuer SDGs und Agenda 2030 als globaler Konsens der 193 Staaten bedeutet das Thema in der Akademie nicht nur erklaert, sondern in Falllogik ueberfuehrt werden muss, dass die Analyse nicht bei einer Aktivitaet, einem guten Willen oder einer Kennzahl stehen bleiben darf. Die wirkungsoekonomische Frage lautet immer: Welcher Zustand veraendert sich, bei wem, durch welchen Wirkpfad, in welchem Zeitraum und mit welcher Rueckkopplung? Gerade in Grundstudium Wirkungsökonomie ist diese Unterscheidung entscheidend, weil Lernende spaeter nicht nur Begriffe wiedergeben, sondern Entscheidungssituationen pruefen muessen. Der haeufige Fehler besteht darin, reines Auswendiglernen als Kompetenznachweis zu behandeln. Die saubere V1-Lesart trennt deshalb Beschreibung, Kausalannahme, Bewertung und Steuerungsfolge. Pruefungsfragen sollen Begriffe, Anwendung und rote Linien verbinden. So wird aus dem Thema kein isoliertes Kapitel, sondern ein pruefbarer Baustein der WÖk-Architektur.</w:t>
-      </w:r>
-    </w:p>
-    <w:p>
-      <w:r>
-        <w:t>Transfer in Organisationen. Fuer SDGs und Agenda 2030 als globaler Konsens der 193 Staaten bedeutet WÖk-Begriffe im Alltag nur tragen, wenn sie in Routinen uebersetzt werden, dass die Analyse nicht bei einer Aktivitaet, einem guten Willen oder einer Kennzahl stehen bleiben darf. Die wirkungsoekonomische Frage lautet immer: Welcher Zustand veraendert sich, bei wem, durch welchen Wirkpfad, in welchem Zeitraum und mit welcher Rueckkopplung? Gerade in Grundstudium Wirkungsökonomie ist diese Unterscheidung entscheidend, weil Lernende spaeter nicht nur Begriffe wiedergeben, sondern Entscheidungssituationen pruefen muessen. Der haeufige Fehler besteht darin, die Verantwortung an eine Nachhaltigkeitsabteilung auszulagern. Die saubere V1-Lesart trennt deshalb Beschreibung, Kausalannahme, Bewertung und Steuerungsfolge. Strategie, Einkauf, Kommunikation, Controlling und Fuehrung muessen denselben Wirkungsbegriff verwenden. So wird aus dem Thema kein isoliertes Kapitel, sondern ein pruefbarer Baustein der WÖk-Architektur.</w:t>
-      </w:r>
-    </w:p>
-    <w:p>
-      <w:r>
-        <w:t>Fallfenster zur Anwendung. Eine Organisation plant eine Massnahme und formuliert dazu eine positive Absicht. In der WÖk reicht das nicht. Fuer diese Vorlesung muss sichtbar werden, welche Zustandsveraenderung erwartet wird, welche Empfaenger direkt oder indirekt betroffen sind, welche Nebenwirkungen entstehen koennen und welche Entscheidung spaeter korrigiert wird. Bezogen auf SDGs und Agenda 2030 als globaler Konsens der 193 Staaten heisst das: Die Analyse muss das konkrete Thema ernst nehmen und zugleich den allgemeinen WÖk-Massstab halten. Es geht nicht darum, die Welt in gute und schlechte Akteure einzuteilen. Es geht darum, Wirkpfade, Wirkungsempfaenger, Datenqualitaet, Risiken und Rueckkopplung so zu beschreiben, dass bessere Entscheidungen moeglich werden.</w:t>
-      </w:r>
-    </w:p>
-    <w:p>
-      <w:r>
-        <w:t>Rueckfluss in den Korpus. Fuer SDGs und Agenda 2030 als globaler Konsens der 193 Staaten bedeutet jedes Studienskript den Gesamtbestand schaerfen kann, dass die Analyse nicht bei einer Aktivitaet, einem guten Willen oder einer Kennzahl stehen bleiben darf. Die wirkungsoekonomische Frage lautet immer: Welcher Zustand veraendert sich, bei wem, durch welchen Wirkpfad, in welchem Zeitraum und mit welcher Rueckkopplung? Gerade in Grundstudium Wirkungsökonomie ist diese Unterscheidung entscheidend, weil Lernende spaeter nicht nur Begriffe wiedergeben, sondern Entscheidungssituationen pruefen muessen. Der haeufige Fehler besteht darin, neue Einsichten nur lokal im Skript zu belassen. Die saubere V1-Lesart trennt deshalb Beschreibung, Kausalannahme, Bewertung und Steuerungsfolge. Glossar, Website, Journal, Dossiers und Visuals sollen aus der Skriptarbeit lernen. So wird aus dem Thema kein isoliertes Kapitel, sondern ein pruefbarer Baustein der WÖk-Architektur.</w:t>
-      </w:r>
-    </w:p>
-    <w:p>
-      <w:r>
-        <w:t>Pruefungsnahe Transferfrage. Formuliere zu V25 eine Wirkungsaussage in drei Saetzen: Erstens den beobachteten oder plausiblen Zustand, zweitens die Daten- oder Quellenlage, drittens die offene Unsicherheit samt Rueckkopplung. Die Antwort muss ohne moralische Personenbewertung auskommen und darf Reichweite nicht mit Wirkung verwechseln.</w:t>
-      </w:r>
-    </w:p>
-    <w:p>
-      <w:pPr>
-        <w:pStyle w:val="Heading3"/>
-      </w:pPr>
-      <w:r>
-        <w:t>Vertiefungsrunde 2: Lesen, pruefen, rueckkoppeln</w:t>
-      </w:r>
-    </w:p>
-    <w:p>
-      <w:r>
-        <w:t>Die folgende Runde verdichtet V25 nicht durch neue Schlagworte, sondern durch wiederholte Anwendung auf unterschiedliche Entscheidungsebenen. Das ist bewusst so angelegt: Wirkungskompetenz entsteht, wenn dieselbe begriffliche Strenge in Produkt, Organisation, Markt, Staat, Kommunikation und Datenraum wiedererkannt wird.</w:t>
-      </w:r>
-    </w:p>
-    <w:p>
-      <w:r>
-        <w:t>Begriffliche Schaerfung. Fuer SDGs und Agenda 2030 als globaler Konsens der 193 Staaten bedeutet praezise Sprache die erste Sicherung gegen Impact-Washing ist, dass die Analyse nicht bei einer Aktivitaet, einem guten Willen oder einer Kennzahl stehen bleiben darf. Die wirkungsoekonomische Frage lautet immer: Welcher Zustand veraendert sich, bei wem, durch welchen Wirkpfad, in welchem Zeitraum und mit welcher Rueckkopplung? Gerade in Grundstudium Wirkungsökonomie ist diese Unterscheidung entscheidend, weil Lernende spaeter nicht nur Begriffe wiedergeben, sondern Entscheidungssituationen pruefen muessen. Der haeufige Fehler besteht darin, Wirkung, Output, Reichweite und Potenzial in einem Satz zu vermischen. Die saubere V1-Lesart trennt deshalb Beschreibung, Kausalannahme, Bewertung und Steuerungsfolge. In der Praxis sollte jede Wirkungsaussage als kurze Viererprobe formuliert werden: Zustand, Betroffene, Quelle, offene Unsicherheit. So wird aus dem Thema kein isoliertes Kapitel, sondern ein pruefbarer Baustein der WÖk-Architektur.</w:t>
-      </w:r>
-    </w:p>
-    <w:p>
-      <w:r>
-        <w:t>Wirkpfad-Logik. Fuer SDGs und Agenda 2030 als globaler Konsens der 193 Staaten bedeutet ein Thema erst dann steuerbar wird, wenn der Mechanismus zwischen Ausloeser und Zustandsveraenderung beschrieben ist, dass die Analyse nicht bei einer Aktivitaet, einem guten Willen oder einer Kennzahl stehen bleiben darf. Die wirkungsoekonomische Frage lautet immer: Welcher Zustand veraendert sich, bei wem, durch welchen Wirkpfad, in welchem Zeitraum und mit welcher Rueckkopplung? Gerade in Grundstudium Wirkungsökonomie ist diese Unterscheidung entscheidend, weil Lernende spaeter nicht nur Begriffe wiedergeben, sondern Entscheidungssituationen pruefen muessen. Der haeufige Fehler besteht darin, nur die Massnahme selbst zu bewerten und die indirekten Empfaenger auszublenden. Die saubere V1-Lesart trennt deshalb Beschreibung, Kausalannahme, Bewertung und Steuerungsfolge. Eine gute Fallanalyse zeichnet mindestens einen direkten und einen indirekten Wirkpfad nach. So wird aus dem Thema kein isoliertes Kapitel, sondern ein pruefbarer Baustein der WÖk-Architektur.</w:t>
-      </w:r>
-    </w:p>
-    <w:p>
-      <w:r>
-        <w:t>Fallfenster zur Anwendung. Eine Fuehrungsentscheidung erzeugt zugleich Nutzen und Risiken. Die WÖk behandelt Ambivalenz nicht als Stoerung, sondern als Kern der Analyse. Positive Netto-Wirkung darf erst behauptet werden, wenn zentrale negative Wirkungen getrennt geprueft und rote Linien gewahrt sind. Bezogen auf SDGs und Agenda 2030 als globaler Konsens der 193 Staaten heisst das: Die Analyse muss das konkrete Thema ernst nehmen und zugleich den allgemeinen WÖk-Massstab halten. Es geht nicht darum, die Welt in gute und schlechte Akteure einzuteilen. Es geht darum, Wirkpfade, Wirkungsempfaenger, Datenqualitaet, Risiken und Rueckkopplung so zu beschreiben, dass bessere Entscheidungen moeglich werden.</w:t>
-      </w:r>
-    </w:p>
-    <w:p>
-      <w:r>
-        <w:t>Daten- und Quellenklarheit. Fuer SDGs und Agenda 2030 als globaler Konsens der 193 Staaten bedeutet jede Bewertung nur so belastbar ist wie Datenlage, Quellenstatus und Aktualitaet, dass die Analyse nicht bei einer Aktivitaet, einem guten Willen oder einer Kennzahl stehen bleiben darf. Die wirkungsoekonomische Frage lautet immer: Welcher Zustand veraendert sich, bei wem, durch welchen Wirkpfad, in welchem Zeitraum und mit welcher Rueckkopplung? Gerade in Grundstudium Wirkungsökonomie ist diese Unterscheidung entscheidend, weil Lernende spaeter nicht nur Begriffe wiedergeben, sondern Entscheidungssituationen pruefen muessen. Der haeufige Fehler besteht darin, eine Zahl ohne Einheit, Systemgrenze, Zeitraum oder Erhebungslogik als Beweis zu nutzen. Die saubere V1-Lesart trennt deshalb Beschreibung, Kausalannahme, Bewertung und Steuerungsfolge. Die Lernenden sollen Daten nicht dekorativ zitieren, sondern ihre Aussagekraft, Luecken und Grenzen offenlegen. So wird aus dem Thema kein isoliertes Kapitel, sondern ein pruefbarer Baustein der WÖk-Architektur.</w:t>
-      </w:r>
-    </w:p>
-    <w:p>
-      <w:r>
-        <w:t>Ambivalenz. Fuer SDGs und Agenda 2030 als globaler Konsens der 193 Staaten bedeutet positive und negative Zustandsveraenderungen gleichzeitig auftreten koennen, dass die Analyse nicht bei einer Aktivitaet, einem guten Willen oder einer Kennzahl stehen bleiben darf. Die wirkungsoekonomische Frage lautet immer: Welcher Zustand veraendert sich, bei wem, durch welchen Wirkpfad, in welchem Zeitraum und mit welcher Rueckkopplung? Gerade in Grundstudium Wirkungsökonomie ist diese Unterscheidung entscheidend, weil Lernende spaeter nicht nur Begriffe wiedergeben, sondern Entscheidungssituationen pruefen muessen. Der haeufige Fehler besteht darin, ambivalente Befunde rhetorisch zu glaetten, damit eine eindeutige Botschaft entsteht. Die saubere V1-Lesart trennt deshalb Beschreibung, Kausalannahme, Bewertung und Steuerungsfolge. Ein gutes Skript fuehrt deshalb Profile, Zielkonflikte und offene Punkte nebeneinander. So wird aus dem Thema kein isoliertes Kapitel, sondern ein pruefbarer Baustein der WÖk-Architektur.</w:t>
-      </w:r>
-    </w:p>
-    <w:p>
-      <w:r>
-        <w:t>Nichtkompensation. Fuer SDGs und Agenda 2030 als globaler Konsens der 193 Staaten bedeutet schwere zentrale Schaeden nicht durch beliebige positive Einzelwerte neutralisiert werden duerfen, dass die Analyse nicht bei einer Aktivitaet, einem guten Willen oder einer Kennzahl stehen bleiben darf. Die wirkungsoekonomische Frage lautet immer: Welcher Zustand veraendert sich, bei wem, durch welchen Wirkpfad, in welchem Zeitraum und mit welcher Rueckkopplung? Gerade in Grundstudium Wirkungsökonomie ist diese Unterscheidung entscheidend, weil Lernende spaeter nicht nur Begriffe wiedergeben, sondern Entscheidungssituationen pruefen muessen. Der haeufige Fehler besteht darin, eine arithmetische Durchschnittslogik als moralische Entlastung zu verwenden. Die saubere V1-Lesart trennt deshalb Beschreibung, Kausalannahme, Bewertung und Steuerungsfolge. Reverse Merit Order und rote Linien sind Schutzregeln gegen Schoenrechnung. So wird aus dem Thema kein isoliertes Kapitel, sondern ein pruefbarer Baustein der WÖk-Architektur.</w:t>
-      </w:r>
-    </w:p>
-    <w:p>
-      <w:r>
-        <w:t>Fallfenster zur Anwendung. Ein Controlling-Team moechte einen Score bilden. Das Skript verlangt, dass Datenqualitaet, Systemgrenzen, Gewichtung, Unsicherheit und Nichtkompensation sichtbar bleiben. Ein Score darf die Diskussion nicht beenden, sondern muss bessere Fragen, Priorisierung und Rueckkopplung ermoeglichen. Bezogen auf SDGs und Agenda 2030 als globaler Konsens der 193 Staaten heisst das: Die Analyse muss das konkrete Thema ernst nehmen und zugleich den allgemeinen WÖk-Massstab halten. Es geht nicht darum, die Welt in gute und schlechte Akteure einzuteilen. Es geht darum, Wirkpfade, Wirkungsempfaenger, Datenqualitaet, Risiken und Rueckkopplung so zu beschreiben, dass bessere Entscheidungen moeglich werden.</w:t>
-      </w:r>
-    </w:p>
-    <w:p>
-      <w:r>
-        <w:t>Pruefungsnahe Transferfrage. Formuliere zu V25 eine Wirkungsaussage in drei Saetzen: Erstens den beobachteten oder plausiblen Zustand, zweitens die Daten- oder Quellenlage, drittens die offene Unsicherheit samt Rueckkopplung. Die Antwort muss ohne moralische Personenbewertung auskommen und darf Reichweite nicht mit Wirkung verwechseln.</w:t>
-      </w:r>
-    </w:p>
-    <w:p>
-      <w:r>
-        <w:t>Rueckkopplung. Fuer SDGs und Agenda 2030 als globaler Konsens der 193 Staaten bedeutet Wirkungswissen erst dann wertvoll wird, wenn es Entscheidungen veraendert, dass die Analyse nicht bei einer Aktivitaet, einem guten Willen oder einer Kennzahl stehen bleiben darf. Die wirkungsoekonomische Frage lautet immer: Welcher Zustand veraendert sich, bei wem, durch welchen Wirkpfad, in welchem Zeitraum und mit welcher Rueckkopplung? Gerade in Grundstudium Wirkungsökonomie ist diese Unterscheidung entscheidend, weil Lernende spaeter nicht nur Begriffe wiedergeben, sondern Entscheidungssituationen pruefen muessen. Der haeufige Fehler besteht darin, einen Bericht als Endpunkt zu betrachten. Die saubere V1-Lesart trennt deshalb Beschreibung, Kausalannahme, Bewertung und Steuerungsfolge. Jeder Analyseblock sollte fragen, welche Routine, welcher Prozess oder welche Ressource nach der Bewertung angepasst wird. So wird aus dem Thema kein isoliertes Kapitel, sondern ein pruefbarer Baustein der WÖk-Architektur.</w:t>
-      </w:r>
-    </w:p>
-    <w:p>
-      <w:r>
-        <w:t>Governance. Fuer SDGs und Agenda 2030 als globaler Konsens der 193 Staaten bedeutet Wirkungsbewertung Verfahren, Rechte, Transparenz und Korrektur braucht, dass die Analyse nicht bei einer Aktivitaet, einem guten Willen oder einer Kennzahl stehen bleiben darf. Die wirkungsoekonomische Frage lautet immer: Welcher Zustand veraendert sich, bei wem, durch welchen Wirkpfad, in welchem Zeitraum und mit welcher Rueckkopplung? Gerade in Grundstudium Wirkungsökonomie ist diese Unterscheidung entscheidend, weil Lernende spaeter nicht nur Begriffe wiedergeben, sondern Entscheidungssituationen pruefen muessen. Der haeufige Fehler besteht darin, Bewertung als technokratische Top-down-Setzung zu verstehen. Die saubere V1-Lesart trennt deshalb Beschreibung, Kausalannahme, Bewertung und Steuerungsfolge. Betroffene, Datenhalter, Entscheider und Kontrollinstanzen muessen unterscheidbare Rollen behalten. So wird aus dem Thema kein isoliertes Kapitel, sondern ein pruefbarer Baustein der WÖk-Architektur.</w:t>
-      </w:r>
-    </w:p>
-    <w:p>
-      <w:r>
-        <w:t>Didaktische Pruefbarkeit. Fuer SDGs und Agenda 2030 als globaler Konsens der 193 Staaten bedeutet das Thema in der Akademie nicht nur erklaert, sondern in Falllogik ueberfuehrt werden muss, dass die Analyse nicht bei einer Aktivitaet, einem guten Willen oder einer Kennzahl stehen bleiben darf. Die wirkungsoekonomische Frage lautet immer: Welcher Zustand veraendert sich, bei wem, durch welchen Wirkpfad, in welchem Zeitraum und mit welcher Rueckkopplung? Gerade in Grundstudium Wirkungsökonomie ist diese Unterscheidung entscheidend, weil Lernende spaeter nicht nur Begriffe wiedergeben, sondern Entscheidungssituationen pruefen muessen. Der haeufige Fehler besteht darin, reines Auswendiglernen als Kompetenznachweis zu behandeln. Die saubere V1-Lesart trennt deshalb Beschreibung, Kausalannahme, Bewertung und Steuerungsfolge. Pruefungsfragen sollen Begriffe, Anwendung und rote Linien verbinden. So wird aus dem Thema kein isoliertes Kapitel, sondern ein pruefbarer Baustein der WÖk-Architektur.</w:t>
-      </w:r>
-    </w:p>
-    <w:p>
-      <w:r>
-        <w:t>Fallfenster zur Anwendung. Ein Kommunikationsbericht nennt viele Aktivitaeten, Reichweiten und Rueckmeldungen. Die V1-Pruefung fragt, ob daraus eine belastbare Wirkungsaussage folgt. Wenn nur Kontakte, Klicks oder Zustimmung vorliegen, bleibt die Aussage im Bereich Wirkungspotenzial oder Resonanz, nicht im Bereich nachgewiesener Wirkung. Bezogen auf SDGs und Agenda 2030 als globaler Konsens der 193 Staaten heisst das: Die Analyse muss das konkrete Thema ernst nehmen und zugleich den allgemeinen WÖk-Massstab halten. Es geht nicht darum, die Welt in gute und schlechte Akteure einzuteilen. Es geht darum, Wirkpfade, Wirkungsempfaenger, Datenqualitaet, Risiken und Rueckkopplung so zu beschreiben, dass bessere Entscheidungen moeglich werden.</w:t>
-      </w:r>
-    </w:p>
-    <w:p>
-      <w:r>
-        <w:t>Transfer in Organisationen. Fuer SDGs und Agenda 2030 als globaler Konsens der 193 Staaten bedeutet WÖk-Begriffe im Alltag nur tragen, wenn sie in Routinen uebersetzt werden, dass die Analyse nicht bei einer Aktivitaet, einem guten Willen oder einer Kennzahl stehen bleiben darf. Die wirkungsoekonomische Frage lautet immer: Welcher Zustand veraendert sich, bei wem, durch welchen Wirkpfad, in welchem Zeitraum und mit welcher Rueckkopplung? Gerade in Grundstudium Wirkungsökonomie ist diese Unterscheidung entscheidend, weil Lernende spaeter nicht nur Begriffe wiedergeben, sondern Entscheidungssituationen pruefen muessen. Der haeufige Fehler besteht darin, die Verantwortung an eine Nachhaltigkeitsabteilung auszulagern. Die saubere V1-Lesart trennt deshalb Beschreibung, Kausalannahme, Bewertung und Steuerungsfolge. Strategie, Einkauf, Kommunikation, Controlling und Fuehrung muessen denselben Wirkungsbegriff verwenden. So wird aus dem Thema kein isoliertes Kapitel, sondern ein pruefbarer Baustein der WÖk-Architektur.</w:t>
-      </w:r>
-    </w:p>
-    <w:p>
-      <w:r>
-        <w:t>Rueckfluss in den Korpus. Fuer SDGs und Agenda 2030 als globaler Konsens der 193 Staaten bedeutet jedes Studienskript den Gesamtbestand schaerfen kann, dass die Analyse nicht bei einer Aktivitaet, einem guten Willen oder einer Kennzahl stehen bleiben darf. Die wirkungsoekonomische Frage lautet immer: Welcher Zustand veraendert sich, bei wem, durch welchen Wirkpfad, in welchem Zeitraum und mit welcher Rueckkopplung? Gerade in Grundstudium Wirkungsökonomie ist diese Unterscheidung entscheidend, weil Lernende spaeter nicht nur Begriffe wiedergeben, sondern Entscheidungssituationen pruefen muessen. Der haeufige Fehler besteht darin, neue Einsichten nur lokal im Skript zu belassen. Die saubere V1-Lesart trennt deshalb Beschreibung, Kausalannahme, Bewertung und Steuerungsfolge. Glossar, Website, Journal, Dossiers und Visuals sollen aus der Skriptarbeit lernen. So wird aus dem Thema kein isoliertes Kapitel, sondern ein pruefbarer Baustein der WÖk-Architektur.</w:t>
-      </w:r>
-    </w:p>
-    <w:p>
-      <w:r>
-        <w:t>Pruefungsnahe Transferfrage. Formuliere zu V25 eine Wirkungsaussage in drei Saetzen: Erstens den beobachteten oder plausiblen Zustand, zweitens die Daten- oder Quellenlage, drittens die offene Unsicherheit samt Rueckkopplung. Die Antwort muss ohne moralische Personenbewertung auskommen und darf Reichweite nicht mit Wirkung verwechseln.</w:t>
-      </w:r>
-    </w:p>
-    <w:p>
-      <w:pPr>
-        <w:pStyle w:val="Heading3"/>
-      </w:pPr>
-      <w:r>
-        <w:t>Vertiefungsrunde 3: Lesen, pruefen, rueckkoppeln</w:t>
-      </w:r>
-    </w:p>
-    <w:p>
-      <w:r>
-        <w:t>Die folgende Runde verdichtet V25 nicht durch neue Schlagworte, sondern durch wiederholte Anwendung auf unterschiedliche Entscheidungsebenen. Das ist bewusst so angelegt: Wirkungskompetenz entsteht, wenn dieselbe begriffliche Strenge in Produkt, Organisation, Markt, Staat, Kommunikation und Datenraum wiedererkannt wird.</w:t>
-      </w:r>
-    </w:p>
-    <w:p>
-      <w:r>
-        <w:t>Begriffliche Schaerfung. Fuer SDGs und Agenda 2030 als globaler Konsens der 193 Staaten bedeutet praezise Sprache die erste Sicherung gegen Impact-Washing ist, dass die Analyse nicht bei einer Aktivitaet, einem guten Willen oder einer Kennzahl stehen bleiben darf. Die wirkungsoekonomische Frage lautet immer: Welcher Zustand veraendert sich, bei wem, durch welchen Wirkpfad, in welchem Zeitraum und mit welcher Rueckkopplung? Gerade in Grundstudium Wirkungsökonomie ist diese Unterscheidung entscheidend, weil Lernende spaeter nicht nur Begriffe wiedergeben, sondern Entscheidungssituationen pruefen muessen. Der haeufige Fehler besteht darin, Wirkung, Output, Reichweite und Potenzial in einem Satz zu vermischen. Die saubere V1-Lesart trennt deshalb Beschreibung, Kausalannahme, Bewertung und Steuerungsfolge. In der Praxis sollte jede Wirkungsaussage als kurze Viererprobe formuliert werden: Zustand, Betroffene, Quelle, offene Unsicherheit. So wird aus dem Thema kein isoliertes Kapitel, sondern ein pruefbarer Baustein der WÖk-Architektur.</w:t>
-      </w:r>
-    </w:p>
-    <w:p>
-      <w:r>
-        <w:t>Fallfenster zur Anwendung. Eine Organisation plant eine Massnahme und formuliert dazu eine positive Absicht. In der WÖk reicht das nicht. Fuer diese Vorlesung muss sichtbar werden, welche Zustandsveraenderung erwartet wird, welche Empfaenger direkt oder indirekt betroffen sind, welche Nebenwirkungen entstehen koennen und welche Entscheidung spaeter korrigiert wird. Bezogen auf SDGs und Agenda 2030 als globaler Konsens der 193 Staaten heisst das: Die Analyse muss das konkrete Thema ernst nehmen und zugleich den allgemeinen WÖk-Massstab halten. Es geht nicht darum, die Welt in gute und schlechte Akteure einzuteilen. Es geht darum, Wirkpfade, Wirkungsempfaenger, Datenqualitaet, Risiken und Rueckkopplung so zu beschreiben, dass bessere Entscheidungen moeglich werden.</w:t>
-      </w:r>
-    </w:p>
-    <w:p>
-      <w:r>
-        <w:t>Wirkpfad-Logik. Fuer SDGs und Agenda 2030 als globaler Konsens der 193 Staaten bedeutet ein Thema erst dann steuerbar wird, wenn der Mechanismus zwischen Ausloeser und Zustandsveraenderung beschrieben ist, dass die Analyse nicht bei einer Aktivitaet, einem guten Willen oder einer Kennzahl stehen bleiben darf. Die wirkungsoekonomische Frage lautet immer: Welcher Zustand veraendert sich, bei wem, durch welchen Wirkpfad, in welchem Zeitraum und mit welcher Rueckkopplung? Gerade in Grundstudium Wirkungsökonomie ist diese Unterscheidung entscheidend, weil Lernende spaeter nicht nur Begriffe wiedergeben, sondern Entscheidungssituationen pruefen muessen. Der haeufige Fehler besteht darin, nur die Massnahme selbst zu bewerten und die indirekten Empfaenger auszublenden. Die saubere V1-Lesart trennt deshalb Beschreibung, Kausalannahme, Bewertung und Steuerungsfolge. Eine gute Fallanalyse zeichnet mindestens einen direkten und einen indirekten Wirkpfad nach. So wird aus dem Thema kein isoliertes Kapitel, sondern ein pruefbarer Baustein der WÖk-Architektur.</w:t>
-      </w:r>
-    </w:p>
-    <w:p>
-      <w:r>
-        <w:t>Daten- und Quellenklarheit. Fuer SDGs und Agenda 2030 als globaler Konsens der 193 Staaten bedeutet jede Bewertung nur so belastbar ist wie Datenlage, Quellenstatus und Aktualitaet, dass die Analyse nicht bei einer Aktivitaet, einem guten Willen oder einer Kennzahl stehen bleiben darf. Die wirkungsoekonomische Frage lautet immer: Welcher Zustand veraendert sich, bei wem, durch welchen Wirkpfad, in welchem Zeitraum und mit welcher Rueckkopplung? Gerade in Grundstudium Wirkungsökonomie ist diese Unterscheidung entscheidend, weil Lernende spaeter nicht nur Begriffe wiedergeben, sondern Entscheidungssituationen pruefen muessen. Der haeufige Fehler besteht darin, eine Zahl ohne Einheit, Systemgrenze, Zeitraum oder Erhebungslogik als Beweis zu nutzen. Die saubere V1-Lesart trennt deshalb Beschreibung, Kausalannahme, Bewertung und Steuerungsfolge. Die Lernenden sollen Daten nicht dekorativ zitieren, sondern ihre Aussagekraft, Luecken und Grenzen offenlegen. So wird aus dem Thema kein isoliertes Kapitel, sondern ein pruefbarer Baustein der WÖk-Architektur.</w:t>
-      </w:r>
-    </w:p>
-    <w:p>
-      <w:r>
-        <w:t>Ambivalenz. Fuer SDGs und Agenda 2030 als globaler Konsens der 193 Staaten bedeutet positive und negative Zustandsveraenderungen gleichzeitig auftreten koennen, dass die Analyse nicht bei einer Aktivitaet, einem guten Willen oder einer Kennzahl stehen bleiben darf. Die wirkungsoekonomische Frage lautet immer: Welcher Zustand veraendert sich, bei wem, durch welchen Wirkpfad, in welchem Zeitraum und mit welcher Rueckkopplung? Gerade in Grundstudium Wirkungsökonomie ist diese Unterscheidung entscheidend, weil Lernende spaeter nicht nur Begriffe wiedergeben, sondern Entscheidungssituationen pruefen muessen. Der haeufige Fehler besteht darin, ambivalente Befunde rhetorisch zu glaetten, damit eine eindeutige Botschaft entsteht. Die saubere V1-Lesart trennt deshalb Beschreibung, Kausalannahme, Bewertung und Steuerungsfolge. Ein gutes Skript fuehrt deshalb Profile, Zielkonflikte und offene Punkte nebeneinander. So wird aus dem Thema kein isoliertes Kapitel, sondern ein pruefbarer Baustein der WÖk-Architektur.</w:t>
-      </w:r>
-    </w:p>
-    <w:p>
-      <w:r>
-        <w:t>Fallfenster zur Anwendung. Eine Fuehrungsentscheidung erzeugt zugleich Nutzen und Risiken. Die WÖk behandelt Ambivalenz nicht als Stoerung, sondern als Kern der Analyse. Positive Netto-Wirkung darf erst behauptet werden, wenn zentrale negative Wirkungen getrennt geprueft und rote Linien gewahrt sind. Bezogen auf SDGs und Agenda 2030 als globaler Konsens der 193 Staaten heisst das: Die Analyse muss das konkrete Thema ernst nehmen und zugleich den allgemeinen WÖk-Massstab halten. Es geht nicht darum, die Welt in gute und schlechte Akteure einzuteilen. Es geht darum, Wirkpfade, Wirkungsempfaenger, Datenqualitaet, Risiken und Rueckkopplung so zu beschreiben, dass bessere Entscheidungen moeglich werden.</w:t>
-      </w:r>
-    </w:p>
-    <w:p>
-      <w:r>
-        <w:t>Nichtkompensation. Fuer SDGs und Agenda 2030 als globaler Konsens der 193 Staaten bedeutet schwere zentrale Schaeden nicht durch beliebige positive Einzelwerte neutralisiert werden duerfen, dass die Analyse nicht bei einer Aktivitaet, einem guten Willen oder einer Kennzahl stehen bleiben darf. Die wirkungsoekonomische Frage lautet immer: Welcher Zustand veraendert sich, bei wem, durch welchen Wirkpfad, in welchem Zeitraum und mit welcher Rueckkopplung? Gerade in Grundstudium Wirkungsökonomie ist diese Unterscheidung entscheidend, weil Lernende spaeter nicht nur Begriffe wiedergeben, sondern Entscheidungssituationen pruefen muessen. Der haeufige Fehler besteht darin, eine arithmetische Durchschnittslogik als moralische Entlastung zu verwenden. Die saubere V1-Lesart trennt deshalb Beschreibung, Kausalannahme, Bewertung und Steuerungsfolge. Reverse Merit Order und rote Linien sind Schutzregeln gegen Schoenrechnung. So wird aus dem Thema kein isoliertes Kapitel, sondern ein pruefbarer Baustein der WÖk-Architektur.</w:t>
-      </w:r>
-    </w:p>
-    <w:p>
-      <w:r>
-        <w:t>Pruefungsnahe Transferfrage. Formuliere zu V25 eine Wirkungsaussage in drei Saetzen: Erstens den beobachteten oder plausiblen Zustand, zweitens die Daten- oder Quellenlage, drittens die offene Unsicherheit samt Rueckkopplung. Die Antwort muss ohne moralische Personenbewertung auskommen und darf Reichweite nicht mit Wirkung verwechseln.</w:t>
-      </w:r>
-    </w:p>
-    <w:p>
-      <w:r>
-        <w:t>Rueckkopplung. Fuer SDGs und Agenda 2030 als globaler Konsens der 193 Staaten bedeutet Wirkungswissen erst dann wertvoll wird, wenn es Entscheidungen veraendert, dass die Analyse nicht bei einer Aktivitaet, einem guten Willen oder einer Kennzahl stehen bleiben darf. Die wirkungsoekonomische Frage lautet immer: Welcher Zustand veraendert sich, bei wem, durch welchen Wirkpfad, in welchem Zeitraum und mit welcher Rueckkopplung? Gerade in Grundstudium Wirkungsökonomie ist diese Unterscheidung entscheidend, weil Lernende spaeter nicht nur Begriffe wiedergeben, sondern Entscheidungssituationen pruefen muessen. Der haeufige Fehler besteht darin, einen Bericht als Endpunkt zu betrachten. Die saubere V1-Lesart trennt deshalb Beschreibung, Kausalannahme, Bewertung und Steuerungsfolge. Jeder Analyseblock sollte fragen, welche Routine, welcher Prozess oder welche Ressource nach der Bewertung angepasst wird. So wird aus dem Thema kein isoliertes Kapitel, sondern ein pruefbarer Baustein der WÖk-Architektur.</w:t>
-      </w:r>
-    </w:p>
-    <w:p>
-      <w:r>
-        <w:t>Governance. Fuer SDGs und Agenda 2030 als globaler Konsens der 193 Staaten bedeutet Wirkungsbewertung Verfahren, Rechte, Transparenz und Korrektur braucht, dass die Analyse nicht bei einer Aktivitaet, einem guten Willen oder einer Kennzahl stehen bleiben darf. Die wirkungsoekonomische Frage lautet immer: Welcher Zustand veraendert sich, bei wem, durch welchen Wirkpfad, in welchem Zeitraum und mit welcher Rueckkopplung? Gerade in Grundstudium Wirkungsökonomie ist diese Unterscheidung entscheidend, weil Lernende spaeter nicht nur Begriffe wiedergeben, sondern Entscheidungssituationen pruefen muessen. Der haeufige Fehler besteht darin, Bewertung als technokratische Top-down-Setzung zu verstehen. Die saubere V1-Lesart trennt deshalb Beschreibung, Kausalannahme, Bewertung und Steuerungsfolge. Betroffene, Datenhalter, Entscheider und Kontrollinstanzen muessen unterscheidbare Rollen behalten. So wird aus dem Thema kein isoliertes Kapitel, sondern ein pruefbarer Baustein der WÖk-Architektur.</w:t>
-      </w:r>
-    </w:p>
-    <w:p>
-      <w:r>
-        <w:t>Fallfenster zur Anwendung. Ein Controlling-Team moechte einen Score bilden. Das Skript verlangt, dass Datenqualitaet, Systemgrenzen, Gewichtung, Unsicherheit und Nichtkompensation sichtbar bleiben. Ein Score darf die Diskussion nicht beenden, sondern muss bessere Fragen, Priorisierung und Rueckkopplung ermoeglichen. Bezogen auf SDGs und Agenda 2030 als globaler Konsens der 193 Staaten heisst das: Die Analyse muss das konkrete Thema ernst nehmen und zugleich den allgemeinen WÖk-Massstab halten. Es geht nicht darum, die Welt in gute und schlechte Akteure einzuteilen. Es geht darum, Wirkpfade, Wirkungsempfaenger, Datenqualitaet, Risiken und Rueckkopplung so zu beschreiben, dass bessere Entscheidungen moeglich werden.</w:t>
-      </w:r>
-    </w:p>
-    <w:p>
-      <w:r>
-        <w:t>Didaktische Pruefbarkeit. Fuer SDGs und Agenda 2030 als globaler Konsens der 193 Staaten bedeutet das Thema in der Akademie nicht nur erklaert, sondern in Falllogik ueberfuehrt werden muss, dass die Analyse nicht bei einer Aktivitaet, einem guten Willen oder einer Kennzahl stehen bleiben darf. Die wirkungsoekonomische Frage lautet immer: Welcher Zustand veraendert sich, bei wem, durch welchen Wirkpfad, in welchem Zeitraum und mit welcher Rueckkopplung? Gerade in Grundstudium Wirkungsökonomie ist diese Unterscheidung entscheidend, weil Lernende spaeter nicht nur Begriffe wiedergeben, sondern Entscheidungssituationen pruefen muessen. Der haeufige Fehler besteht darin, reines Auswendiglernen als Kompetenznachweis zu behandeln. Die saubere V1-Lesart trennt deshalb Beschreibung, Kausalannahme, Bewertung und Steuerungsfolge. Pruefungsfragen sollen Begriffe, Anwendung und rote Linien verbinden. So wird aus dem Thema kein isoliertes Kapitel, sondern ein pruefbarer Baustein der WÖk-Architektur.</w:t>
-      </w:r>
-    </w:p>
-    <w:p>
-      <w:r>
-        <w:t>Transfer in Organisationen. Fuer SDGs und Agenda 2030 als globaler Konsens der 193 Staaten bedeutet WÖk-Begriffe im Alltag nur tragen, wenn sie in Routinen uebersetzt werden, dass die Analyse nicht bei einer Aktivitaet, einem guten Willen oder einer Kennzahl stehen bleiben darf. Die wirkungsoekonomische Frage lautet immer: Welcher Zustand veraendert sich, bei wem, durch welchen Wirkpfad, in welchem Zeitraum und mit welcher Rueckkopplung? Gerade in Grundstudium Wirkungsökonomie ist diese Unterscheidung entscheidend, weil Lernende spaeter nicht nur Begriffe wiedergeben, sondern Entscheidungssituationen pruefen muessen. Der haeufige Fehler besteht darin, die Verantwortung an eine Nachhaltigkeitsabteilung auszulagern. Die saubere V1-Lesart trennt deshalb Beschreibung, Kausalannahme, Bewertung und Steuerungsfolge. Strategie, Einkauf, Kommunikation, Controlling und Fuehrung muessen denselben Wirkungsbegriff verwenden. So wird aus dem Thema kein isoliertes Kapitel, sondern ein pruefbarer Baustein der WÖk-Architektur.</w:t>
-      </w:r>
-    </w:p>
-    <w:p>
-      <w:r>
-        <w:t>Rueckfluss in den Korpus. Fuer SDGs und Agenda 2030 als globaler Konsens der 193 Staaten bedeutet jedes Studienskript den Gesamtbestand schaerfen kann, dass die Analyse nicht bei einer Aktivitaet, einem guten Willen oder einer Kennzahl stehen bleiben darf. Die wirkungsoekonomische Frage lautet immer: Welcher Zustand veraendert sich, bei wem, durch welchen Wirkpfad, in welchem Zeitraum und mit welcher Rueckkopplung? Gerade in Grundstudium Wirkungsökonomie ist diese Unterscheidung entscheidend, weil Lernende spaeter nicht nur Begriffe wiedergeben, sondern Entscheidungssituationen pruefen muessen. Der haeufige Fehler besteht darin, neue Einsichten nur lokal im Skript zu belassen. Die saubere V1-Lesart trennt deshalb Beschreibung, Kausalannahme, Bewertung und Steuerungsfolge. Glossar, Website, Journal, Dossiers und Visuals sollen aus der Skriptarbeit lernen. So wird aus dem Thema kein isoliertes Kapitel, sondern ein pruefbarer Baustein der WÖk-Architektur.</w:t>
-      </w:r>
-    </w:p>
-    <w:p>
-      <w:r>
-        <w:t>Fallfenster zur Anwendung. Ein Kommunikationsbericht nennt viele Aktivitaeten, Reichweiten und Rueckmeldungen. Die V1-Pruefung fragt, ob daraus eine belastbare Wirkungsaussage folgt. Wenn nur Kontakte, Klicks oder Zustimmung vorliegen, bleibt die Aussage im Bereich Wirkungspotenzial oder Resonanz, nicht im Bereich nachgewiesener Wirkung. Bezogen auf SDGs und Agenda 2030 als globaler Konsens der 193 Staaten heisst das: Die Analyse muss das konkrete Thema ernst nehmen und zugleich den allgemeinen WÖk-Massstab halten. Es geht nicht darum, die Welt in gute und schlechte Akteure einzuteilen. Es geht darum, Wirkpfade, Wirkungsempfaenger, Datenqualitaet, Risiken und Rueckkopplung so zu beschreiben, dass bessere Entscheidungen moeglich werden.</w:t>
-      </w:r>
-    </w:p>
-    <w:p>
-      <w:r>
-        <w:t>Pruefungsnahe Transferfrage. Formuliere zu V25 eine Wirkungsaussage in drei Saetzen: Erstens den beobachteten oder plausiblen Zustand, zweitens die Daten- oder Quellenlage, drittens die offene Unsicherheit samt Rueckkopplung. Die Antwort muss ohne moralische Personenbewertung auskommen und darf Reichweite nicht mit Wirkung verwechseln.</w:t>
-      </w:r>
-    </w:p>
-    <w:p>
-      <w:pPr>
-        <w:pStyle w:val="Heading3"/>
-      </w:pPr>
-      <w:r>
-        <w:t>Vertiefungsrunde 4: Lesen, pruefen, rueckkoppeln</w:t>
-      </w:r>
-    </w:p>
-    <w:p>
-      <w:r>
-        <w:t>Die folgende Runde verdichtet V25 nicht durch neue Schlagworte, sondern durch wiederholte Anwendung auf unterschiedliche Entscheidungsebenen. Das ist bewusst so angelegt: Wirkungskompetenz entsteht, wenn dieselbe begriffliche Strenge in Produkt, Organisation, Markt, Staat, Kommunikation und Datenraum wiedererkannt wird.</w:t>
-      </w:r>
-    </w:p>
-    <w:p>
-      <w:r>
-        <w:t>Begriffliche Schaerfung. Fuer SDGs und Agenda 2030 als globaler Konsens der 193 Staaten bedeutet praezise Sprache die erste Sicherung gegen Impact-Washing ist, dass die Analyse nicht bei einer Aktivitaet, einem guten Willen oder einer Kennzahl stehen bleiben darf. Die wirkungsoekonomische Frage lautet immer: Welcher Zustand veraendert sich, bei wem, durch welchen Wirkpfad, in welchem Zeitraum und mit welcher Rueckkopplung? Gerade in Grundstudium Wirkungsökonomie ist diese Unterscheidung entscheidend, weil Lernende spaeter nicht nur Begriffe wiedergeben, sondern Entscheidungssituationen pruefen muessen. Der haeufige Fehler besteht darin, Wirkung, Output, Reichweite und Potenzial in einem Satz zu vermischen. Die saubere V1-Lesart trennt deshalb Beschreibung, Kausalannahme, Bewertung und Steuerungsfolge. In der Praxis sollte jede Wirkungsaussage als kurze Viererprobe formuliert werden: Zustand, Betroffene, Quelle, offene Unsicherheit. So wird aus dem Thema kein isoliertes Kapitel, sondern ein pruefbarer Baustein der WÖk-Architektur.</w:t>
-      </w:r>
-    </w:p>
-    <w:p>
-      <w:r>
-        <w:t>Wirkpfad-Logik. Fuer SDGs und Agenda 2030 als globaler Konsens der 193 Staaten bedeutet ein Thema erst dann steuerbar wird, wenn der Mechanismus zwischen Ausloeser und Zustandsveraenderung beschrieben ist, dass die Analyse nicht bei einer Aktivitaet, einem guten Willen oder einer Kennzahl stehen bleiben darf. Die wirkungsoekonomische Frage lautet immer: Welcher Zustand veraendert sich, bei wem, durch welchen Wirkpfad, in welchem Zeitraum und mit welcher Rueckkopplung? Gerade in Grundstudium Wirkungsökonomie ist diese Unterscheidung entscheidend, weil Lernende spaeter nicht nur Begriffe wiedergeben, sondern Entscheidungssituationen pruefen muessen. Der haeufige Fehler besteht darin, nur die Massnahme selbst zu bewerten und die indirekten Empfaenger auszublenden. Die saubere V1-Lesart trennt deshalb Beschreibung, Kausalannahme, Bewertung und Steuerungsfolge. Eine gute Fallanalyse zeichnet mindestens einen direkten und einen indirekten Wirkpfad nach. So wird aus dem Thema kein isoliertes Kapitel, sondern ein pruefbarer Baustein der WÖk-Architektur.</w:t>
-      </w:r>
-    </w:p>
-    <w:p>
-      <w:r>
-        <w:t>Daten- und Quellenklarheit. Fuer SDGs und Agenda 2030 als globaler Konsens der 193 Staaten bedeutet jede Bewertung nur so belastbar ist wie Datenlage, Quellenstatus und Aktualitaet, dass die Analyse nicht bei einer Aktivitaet, einem guten Willen oder einer Kennzahl stehen bleiben darf. Die wirkungsoekonomische Frage lautet immer: Welcher Zustand veraendert sich, bei wem, durch welchen Wirkpfad, in welchem Zeitraum und mit welcher Rueckkopplung? Gerade in Grundstudium Wirkungsökonomie ist diese Unterscheidung entscheidend, weil Lernende spaeter nicht nur Begriffe wiedergeben, sondern Entscheidungssituationen pruefen muessen. Der haeufige Fehler besteht darin, eine Zahl ohne Einheit, Systemgrenze, Zeitraum oder Erhebungslogik als Beweis zu nutzen. Die saubere V1-Lesart trennt deshalb Beschreibung, Kausalannahme, Bewertung und Steuerungsfolge. Die Lernenden sollen Daten nicht dekorativ zitieren, sondern ihre Aussagekraft, Luecken und Grenzen offenlegen. So wird aus dem Thema kein isoliertes Kapitel, sondern ein pruefbarer Baustein der WÖk-Architektur.</w:t>
-      </w:r>
-    </w:p>
-    <w:p>
-      <w:r>
-        <w:t>Fallfenster zur Anwendung. Eine Organisation plant eine Massnahme und formuliert dazu eine positive Absicht. In der WÖk reicht das nicht. Fuer diese Vorlesung muss sichtbar werden, welche Zustandsveraenderung erwartet wird, welche Empfaenger direkt oder indirekt betroffen sind, welche Nebenwirkungen entstehen koennen und welche Entscheidung spaeter korrigiert wird. Bezogen auf SDGs und Agenda 2030 als globaler Konsens der 193 Staaten heisst das: Die Analyse muss das konkrete Thema ernst nehmen und zugleich den allgemeinen WÖk-Massstab halten. Es geht nicht darum, die Welt in gute und schlechte Akteure einzuteilen. Es geht darum, Wirkpfade, Wirkungsempfaenger, Datenqualitaet, Risiken und Rueckkopplung so zu beschreiben, dass bessere Entscheidungen moeglich werden.</w:t>
-      </w:r>
-    </w:p>
-    <w:p>
-      <w:r>
-        <w:t>Ambivalenz. Fuer SDGs und Agenda 2030 als globaler Konsens der 193 Staaten bedeutet positive und negative Zustandsveraenderungen gleichzeitig auftreten koennen, dass die Analyse nicht bei einer Aktivitaet, einem guten Willen oder einer Kennzahl stehen bleiben darf. Die wirkungsoekonomische Frage lautet immer: Welcher Zustand veraendert sich, bei wem, durch welchen Wirkpfad, in welchem Zeitraum und mit welcher Rueckkopplung? Gerade in Grundstudium Wirkungsökonomie ist diese Unterscheidung entscheidend, weil Lernende spaeter nicht nur Begriffe wiedergeben, sondern Entscheidungssituationen pruefen muessen. Der haeufige Fehler besteht darin, ambivalente Befunde rhetorisch zu glaetten, damit eine eindeutige Botschaft entsteht. Die saubere V1-Lesart trennt deshalb Beschreibung, Kausalannahme, Bewertung und Steuerungsfolge. Ein gutes Skript fuehrt deshalb Profile, Zielkonflikte und offene Punkte nebeneinander. So wird aus dem Thema kein isoliertes Kapitel, sondern ein pruefbarer Baustein der WÖk-Architektur.</w:t>
-      </w:r>
-    </w:p>
-    <w:p>
-      <w:r>
-        <w:t>Nichtkompensation. Fuer SDGs und Agenda 2030 als globaler Konsens der 193 Staaten bedeutet schwere zentrale Schaeden nicht durch beliebige positive Einzelwerte neutralisiert werden duerfen, dass die Analyse nicht bei einer Aktivitaet, einem guten Willen oder einer Kennzahl stehen bleiben darf. Die wirkungsoekonomische Frage lautet immer: Welcher Zustand veraendert sich, bei wem, durch welchen Wirkpfad, in welchem Zeitraum und mit welcher Rueckkopplung? Gerade in Grundstudium Wirkungsökonomie ist diese Unterscheidung entscheidend, weil Lernende spaeter nicht nur Begriffe wiedergeben, sondern Entscheidungssituationen pruefen muessen. Der haeufige Fehler besteht darin, eine arithmetische Durchschnittslogik als moralische Entlastung zu verwenden. Die saubere V1-Lesart trennt deshalb Beschreibung, Kausalannahme, Bewertung und Steuerungsfolge. Reverse Merit Order und rote Linien sind Schutzregeln gegen Schoenrechnung. So wird aus dem Thema kein isoliertes Kapitel, sondern ein pruefbarer Baustein der WÖk-Architektur.</w:t>
-      </w:r>
-    </w:p>
-    <w:p>
-      <w:r>
-        <w:t>Pruefungsnahe Transferfrage. Formuliere zu V25 eine Wirkungsaussage in drei Saetzen: Erstens den beobachteten oder plausiblen Zustand, zweitens die Daten- oder Quellenlage, drittens die offene Unsicherheit samt Rueckkopplung. Die Antwort muss ohne moralische Personenbewertung auskommen und darf Reichweite nicht mit Wirkung verwechseln.</w:t>
-      </w:r>
-    </w:p>
-    <w:p>
-      <w:r>
-        <w:t>Rueckkopplung. Fuer SDGs und Agenda 2030 als globaler Konsens der 193 Staaten bedeutet Wirkungswissen erst dann wertvoll wird, wenn es Entscheidungen veraendert, dass die Analyse nicht bei einer Aktivitaet, einem guten Willen oder einer Kennzahl stehen bleiben darf. Die wirkungsoekonomische Frage lautet immer: Welcher Zustand veraendert sich, bei wem, durch welchen Wirkpfad, in welchem Zeitraum und mit welcher Rueckkopplung? Gerade in Grundstudium Wirkungsökonomie ist diese Unterscheidung entscheidend, weil Lernende spaeter nicht nur Begriffe wiedergeben, sondern Entscheidungssituationen pruefen muessen. Der haeufige Fehler besteht darin, einen Bericht als Endpunkt zu betrachten. Die saubere V1-Lesart trennt deshalb Beschreibung, Kausalannahme, Bewertung und Steuerungsfolge. Jeder Analyseblock sollte fragen, welche Routine, welcher Prozess oder welche Ressource nach der Bewertung angepasst wird. So wird aus dem Thema kein isoliertes Kapitel, sondern ein pruefbarer Baustein der WÖk-Architektur.</w:t>
-      </w:r>
-    </w:p>
-    <w:p>
-      <w:r>
-        <w:t>Fallfenster zur Anwendung. Eine Fuehrungsentscheidung erzeugt zugleich Nutzen und Risiken. Die WÖk behandelt Ambivalenz nicht als Stoerung, sondern als Kern der Analyse. Positive Netto-Wirkung darf erst behauptet werden, wenn zentrale negative Wirkungen getrennt geprueft und rote Linien gewahrt sind. Bezogen auf SDGs und Agenda 2030 als globaler Konsens der 193 Staaten heisst das: Die Analyse muss das konkrete Thema ernst nehmen und zugleich den allgemeinen WÖk-Massstab halten. Es geht nicht darum, die Welt in gute und schlechte Akteure einzuteilen. Es geht darum, Wirkpfade, Wirkungsempfaenger, Datenqualitaet, Risiken und Rueckkopplung so zu beschreiben, dass bessere Entscheidungen moeglich werden.</w:t>
-      </w:r>
-    </w:p>
-    <w:p>
-      <w:r>
-        <w:t>Governance. Fuer SDGs und Agenda 2030 als globaler Konsens der 193 Staaten bedeutet Wirkungsbewertung Verfahren, Rechte, Transparenz und Korrektur braucht, dass die Analyse nicht bei einer Aktivitaet, einem guten Willen oder einer Kennzahl stehen bleiben darf. Die wirkungsoekonomische Frage lautet immer: Welcher Zustand veraendert sich, bei wem, durch welchen Wirkpfad, in welchem Zeitraum und mit welcher Rueckkopplung? Gerade in Grundstudium Wirkungsökonomie ist diese Unterscheidung entscheidend, weil Lernende spaeter nicht nur Begriffe wiedergeben, sondern Entscheidungssituationen pruefen muessen. Der haeufige Fehler besteht darin, Bewertung als technokratische Top-down-Setzung zu verstehen. Die saubere V1-Lesart trennt deshalb Beschreibung, Kausalannahme, Bewertung und Steuerungsfolge. Betroffene, Datenhalter, Entscheider und Kontrollinstanzen muessen unterscheidbare Rollen behalten. So wird aus dem Thema kein isoliertes Kapitel, sondern ein pruefbarer Baustein der WÖk-Architektur.</w:t>
-      </w:r>
-    </w:p>
-    <w:p>
-      <w:r>
-        <w:t>Didaktische Pruefbarkeit. Fuer SDGs und Agenda 2030 als globaler Konsens der 193 Staaten bedeutet das Thema in der Akademie nicht nur erklaert, sondern in Falllogik ueberfuehrt werden muss, dass die Analyse nicht bei einer Aktivitaet, einem guten Willen oder einer Kennzahl stehen bleiben darf. Die wirkungsoekonomische Frage lautet immer: Welcher Zustand veraendert sich, bei wem, durch welchen Wirkpfad, in welchem Zeitraum und mit welcher Rueckkopplung? Gerade in Grundstudium Wirkungsökonomie ist diese Unterscheidung entscheidend, weil Lernende spaeter nicht nur Begriffe wiedergeben, sondern Entscheidungssituationen pruefen muessen. Der haeufige Fehler besteht darin, reines Auswendiglernen als Kompetenznachweis zu behandeln. Die saubere V1-Lesart trennt deshalb Beschreibung, Kausalannahme, Bewertung und Steuerungsfolge. Pruefungsfragen sollen Begriffe, Anwendung und rote Linien verbinden. So wird aus dem Thema kein isoliertes Kapitel, sondern ein pruefbarer Baustein der WÖk-Architektur.</w:t>
-      </w:r>
-    </w:p>
-    <w:p>
-      <w:r>
-        <w:t>Transfer in Organisationen. Fuer SDGs und Agenda 2030 als globaler Konsens der 193 Staaten bedeutet WÖk-Begriffe im Alltag nur tragen, wenn sie in Routinen uebersetzt werden, dass die Analyse nicht bei einer Aktivitaet, einem guten Willen oder einer Kennzahl stehen bleiben darf. Die wirkungsoekonomische Frage lautet immer: Welcher Zustand veraendert sich, bei wem, durch welchen Wirkpfad, in welchem Zeitraum und mit welcher Rueckkopplung? Gerade in Grundstudium Wirkungsökonomie ist diese Unterscheidung entscheidend, weil Lernende spaeter nicht nur Begriffe wiedergeben, sondern Entscheidungssituationen pruefen muessen. Der haeufige Fehler besteht darin, die Verantwortung an eine Nachhaltigkeitsabteilung auszulagern. Die saubere V1-Lesart trennt deshalb Beschreibung, Kausalannahme, Bewertung und Steuerungsfolge. Strategie, Einkauf, Kommunikation, Controlling und Fuehrung muessen denselben Wirkungsbegriff verwenden. So wird aus dem Thema kein isoliertes Kapitel, sondern ein pruefbarer Baustein der WÖk-Architektur.</w:t>
-      </w:r>
-    </w:p>
-    <w:p>
-      <w:r>
-        <w:t>Fallfenster zur Anwendung. Ein Controlling-Team moechte einen Score bilden. Das Skript verlangt, dass Datenqualitaet, Systemgrenzen, Gewichtung, Unsicherheit und Nichtkompensation sichtbar bleiben. Ein Score darf die Diskussion nicht beenden, sondern muss bessere Fragen, Priorisierung und Rueckkopplung ermoeglichen. Bezogen auf SDGs und Agenda 2030 als globaler Konsens der 193 Staaten heisst das: Die Analyse muss das konkrete Thema ernst nehmen und zugleich den allgemeinen WÖk-Massstab halten. Es geht nicht darum, die Welt in gute und schlechte Akteure einzuteilen. Es geht darum, Wirkpfade, Wirkungsempfaenger, Datenqualitaet, Risiken und Rueckkopplung so zu beschreiben, dass bessere Entscheidungen moeglich werden.</w:t>
-      </w:r>
-    </w:p>
-    <w:p>
-      <w:r>
-        <w:t>Rueckfluss in den Korpus. Fuer SDGs und Agenda 2030 als globaler Konsens der 193 Staaten bedeutet jedes Studienskript den Gesamtbestand schaerfen kann, dass die Analyse nicht bei einer Aktivitaet, einem guten Willen oder einer Kennzahl stehen bleiben darf. Die wirkungsoekonomische Frage lautet immer: Welcher Zustand veraendert sich, bei wem, durch welchen Wirkpfad, in welchem Zeitraum und mit welcher Rueckkopplung? Gerade in Grundstudium Wirkungsökonomie ist diese Unterscheidung entscheidend, weil Lernende spaeter nicht nur Begriffe wiedergeben, sondern Entscheidungssituationen pruefen muessen. Der haeufige Fehler besteht darin, neue Einsichten nur lokal im Skript zu belassen. Die saubere V1-Lesart trennt deshalb Beschreibung, Kausalannahme, Bewertung und Steuerungsfolge. Glossar, Website, Journal, Dossiers und Visuals sollen aus der Skriptarbeit lernen. So wird aus dem Thema kein isoliertes Kapitel, sondern ein pruefbarer Baustein der WÖk-Architektur.</w:t>
-      </w:r>
-    </w:p>
-    <w:p>
-      <w:r>
-        <w:t>Pruefungsnahe Transferfrage. Formuliere zu V25 eine Wirkungsaussage in drei Saetzen: Erstens den beobachteten oder plausiblen Zustand, zweitens die Daten- oder Quellenlage, drittens die offene Unsicherheit samt Rueckkopplung. Die Antwort muss ohne moralische Personenbewertung auskommen und darf Reichweite nicht mit Wirkung verwechseln.</w:t>
-      </w:r>
-    </w:p>
-    <w:p>
-      <w:pPr>
-        <w:pStyle w:val="Heading3"/>
-      </w:pPr>
-      <w:r>
-        <w:t>Vertiefungsrunde 5: Lesen, pruefen, rueckkoppeln</w:t>
-      </w:r>
-    </w:p>
-    <w:p>
-      <w:r>
-        <w:t>Die folgende Runde verdichtet V25 nicht durch neue Schlagworte, sondern durch wiederholte Anwendung auf unterschiedliche Entscheidungsebenen. Das ist bewusst so angelegt: Wirkungskompetenz entsteht, wenn dieselbe begriffliche Strenge in Produkt, Organisation, Markt, Staat, Kommunikation und Datenraum wiedererkannt wird.</w:t>
-      </w:r>
-    </w:p>
-    <w:p>
-      <w:r>
-        <w:t>Begriffliche Schaerfung. Fuer SDGs und Agenda 2030 als globaler Konsens der 193 Staaten bedeutet praezise Sprache die erste Sicherung gegen Impact-Washing ist, dass die Analyse nicht bei einer Aktivitaet, einem guten Willen oder einer Kennzahl stehen bleiben darf. Die wirkungsoekonomische Frage lautet immer: Welcher Zustand veraendert sich, bei wem, durch welchen Wirkpfad, in welchem Zeitraum und mit welcher Rueckkopplung? Gerade in Grundstudium Wirkungsökonomie ist diese Unterscheidung entscheidend, weil Lernende spaeter nicht nur Begriffe wiedergeben, sondern Entscheidungssituationen pruefen muessen. Der haeufige Fehler besteht darin, Wirkung, Output, Reichweite und Potenzial in einem Satz zu vermischen. Die saubere V1-Lesart trennt deshalb Beschreibung, Kausalannahme, Bewertung und Steuerungsfolge. In der Praxis sollte jede Wirkungsaussage als kurze Viererprobe formuliert werden: Zustand, Betroffene, Quelle, offene Unsicherheit. So wird aus dem Thema kein isoliertes Kapitel, sondern ein pruefbarer Baustein der WÖk-Architektur.</w:t>
-      </w:r>
-    </w:p>
-    <w:p>
-      <w:r>
-        <w:t>Wirkpfad-Logik. Fuer SDGs und Agenda 2030 als globaler Konsens der 193 Staaten bedeutet ein Thema erst dann steuerbar wird, wenn der Mechanismus zwischen Ausloeser und Zustandsveraenderung beschrieben ist, dass die Analyse nicht bei einer Aktivitaet, einem guten Willen oder einer Kennzahl stehen bleiben darf. Die wirkungsoekonomische Frage lautet immer: Welcher Zustand veraendert sich, bei wem, durch welchen Wirkpfad, in welchem Zeitraum und mit welcher Rueckkopplung? Gerade in Grundstudium Wirkungsökonomie ist diese Unterscheidung entscheidend, weil Lernende spaeter nicht nur Begriffe wiedergeben, sondern Entscheidungssituationen pruefen muessen. Der haeufige Fehler besteht darin, nur die Massnahme selbst zu bewerten und die indirekten Empfaenger auszublenden. Die saubere V1-Lesart trennt deshalb Beschreibung, Kausalannahme, Bewertung und Steuerungsfolge. Eine gute Fallanalyse zeichnet mindestens einen direkten und einen indirekten Wirkpfad nach. So wird aus dem Thema kein isoliertes Kapitel, sondern ein pruefbarer Baustein der WÖk-Architektur.</w:t>
-      </w:r>
-    </w:p>
-    <w:p>
-      <w:r>
-        <w:t>Fallfenster zur Anwendung. Ein Kommunikationsbericht nennt viele Aktivitaeten, Reichweiten und Rueckmeldungen. Die V1-Pruefung fragt, ob daraus eine belastbare Wirkungsaussage folgt. Wenn nur Kontakte, Klicks oder Zustimmung vorliegen, bleibt die Aussage im Bereich Wirkungspotenzial oder Resonanz, nicht im Bereich nachgewiesener Wirkung. Bezogen auf SDGs und Agenda 2030 als globaler Konsens der 193 Staaten heisst das: Die Analyse muss das konkrete Thema ernst nehmen und zugleich den allgemeinen WÖk-Massstab halten. Es geht nicht darum, die Welt in gute und schlechte Akteure einzuteilen. Es geht darum, Wirkpfade, Wirkungsempfaenger, Datenqualitaet, Risiken und Rueckkopplung so zu beschreiben, dass bessere Entscheidungen moeglich werden.</w:t>
-      </w:r>
-    </w:p>
-    <w:p>
-      <w:pPr>
-        <w:pStyle w:val="Heading3"/>
-      </w:pPr>
-      <w:r>
-        <w:t>V1-Abschlussnotiz</w:t>
-      </w:r>
-    </w:p>
-    <w:p>
-      <w:r>
-        <w:t>Diese Finalisierung schliesst die Codex-Inhaltsproduktion fuer V25. Offen bleibt nicht der fachliche Kern des Skripts, sondern der naechste Produktionsschritt: Claude setzt daraus die CI/CD-konforme Reader- und PDF-Fassung, prueft Satz, Umbrueche, Medienintegration und Lektorat und markiert erst danach die veroeffentlichte Fassung als freigegeben.</w:t>
       </w:r>
     </w:p>
     <w:p>
@@ -4224,6 +3559,753 @@
       </w:pPr>
       <w:r>
         <w:t>Fachliteratur zu Wirkungslogik, Evaluation, Systemtheorie, Resilienz, Governance, Diffusion, Vertrauen oder Controlling je nach Thema.</w:t>
+      </w:r>
+    </w:p>
+    <w:p>
+      <w:pPr>
+        <w:pStyle w:val="Heading2"/>
+      </w:pPr>
+      <w:r>
+        <w:t>V1-Finalisierung: Vertiefung, Anwendung und Evidenz</w:t>
+      </w:r>
+    </w:p>
+    <w:p>
+      <w:r>
+        <w:t>Dieses Studienskript ist die fachlich finale Codex-V1-Fassung fuer den Akademie-Reader und die oeffentliche Bibliothek. Claude uebernimmt danach Satz, CI/CD, PDF/Reader-Freigabe und die abschliessende Lektoratsabnahme.</w:t>
+      </w:r>
+    </w:p>
+    <w:p>
+      <w:pPr>
+        <w:pStyle w:val="Heading3"/>
+      </w:pPr>
+      <w:r>
+        <w:t>Finaler Leseauftrag</w:t>
+      </w:r>
+    </w:p>
+    <w:p>
+      <w:r>
+        <w:t>Dieses Skript zu V25 SDGs und Agenda 2030 als globaler Konsens der 193 Staaten ist als Langformtext angelegt: Es soll nicht nur die Vorlesung begleiten, sondern als eigenstaendiges Studienmaterial funktionieren. Wer es liest, soll den fachlichen Kern, die WÖk-Terminologie, die Quellenlogik, die Tabellen, die Modellformeln, die Fallfenster und die oeffentlichen Verstaendnisfragen zusammenfuehren koennen. Die geschuetzte Pruefungslogik bleibt davon getrennt in der Akademie-App.</w:t>
+      </w:r>
+    </w:p>
+    <w:p>
+      <w:r>
+        <w:t>Fuer den Abschluss ist entscheidend, dass SDGs und Agenda 2030 als globaler Konsens der 193 Staaten im Feld Grundstudium Wirkungsökonomie nicht als Einzelthema stehen bleibt. Die Vorlesung traegt zur gemeinsamen Architektur bei: begriffliche Grundlegung, Bewertungsrahmen und gesellschaftliche Einordnung. Daraus folgt eine Lesehaltung, die streng und praktisch zugleich ist. Sie fragt nach belastbaren Begriffen, nach Empfaengern und Wirkpfaden, nach Unsicherheit, nach nicht kompensierbaren Grenzen und nach Rueckkopplung in reale Entscheidungen.</w:t>
+      </w:r>
+    </w:p>
+    <w:p>
+      <w:pPr>
+        <w:pStyle w:val="Heading3"/>
+      </w:pPr>
+      <w:r>
+        <w:t>Abschlussmatrix fuer die Anwendung</w:t>
+      </w:r>
+    </w:p>
+    <w:tbl>
+      <w:tblPr>
+        <w:tblStyle w:val="TableGrid"/>
+        <w:tblW w:type="auto" w:w="0"/>
+        <w:jc w:val="left"/>
+        <w:tblLook w:firstColumn="1" w:firstRow="1" w:lastColumn="0" w:lastRow="0" w:noHBand="0" w:noVBand="1" w:val="04A0"/>
+      </w:tblPr>
+      <w:tblGrid>
+        <w:gridCol w:w="3120"/>
+        <w:gridCol w:w="3120"/>
+        <w:gridCol w:w="3120"/>
+      </w:tblGrid>
+      <w:tr>
+        <w:tc>
+          <w:tcPr>
+            <w:tcW w:type="dxa" w:w="3120"/>
+            <w:vAlign w:val="center"/>
+          </w:tcPr>
+          <w:p>
+            <w:r>
+              <w:rPr>
+                <w:b/>
+              </w:rPr>
+              <w:t>Ebene</w:t>
+            </w:r>
+          </w:p>
+        </w:tc>
+        <w:tc>
+          <w:tcPr>
+            <w:tcW w:type="dxa" w:w="3120"/>
+            <w:vAlign w:val="center"/>
+          </w:tcPr>
+          <w:p>
+            <w:r>
+              <w:rPr>
+                <w:b/>
+              </w:rPr>
+              <w:t>Anwendung in V25</w:t>
+            </w:r>
+          </w:p>
+        </w:tc>
+        <w:tc>
+          <w:tcPr>
+            <w:tcW w:type="dxa" w:w="3120"/>
+            <w:vAlign w:val="center"/>
+          </w:tcPr>
+          <w:p>
+            <w:r>
+              <w:rPr>
+                <w:b/>
+              </w:rPr>
+              <w:t>Qualitaetsgrenze</w:t>
+            </w:r>
+          </w:p>
+        </w:tc>
+      </w:tr>
+      <w:tr>
+        <w:tc>
+          <w:tcPr>
+            <w:tcW w:type="dxa" w:w="3120"/>
+            <w:vAlign w:val="center"/>
+          </w:tcPr>
+          <w:p>
+            <w:r>
+              <w:t>Begriff</w:t>
+            </w:r>
+          </w:p>
+        </w:tc>
+        <w:tc>
+          <w:tcPr>
+            <w:tcW w:type="dxa" w:w="3120"/>
+            <w:vAlign w:val="center"/>
+          </w:tcPr>
+          <w:p>
+            <w:r>
+              <w:t>Wirkung, Wirkungspotenzial und Wirkungsrisiko werden im Kontext der Vorlesung getrennt.</w:t>
+            </w:r>
+          </w:p>
+        </w:tc>
+        <w:tc>
+          <w:tcPr>
+            <w:tcW w:type="dxa" w:w="3120"/>
+            <w:vAlign w:val="center"/>
+          </w:tcPr>
+          <w:p>
+            <w:r>
+              <w:t>keine Absicht als Wirkung ausgeben</w:t>
+            </w:r>
+          </w:p>
+        </w:tc>
+      </w:tr>
+      <w:tr>
+        <w:tc>
+          <w:tcPr>
+            <w:tcW w:type="dxa" w:w="3120"/>
+            <w:vAlign w:val="center"/>
+          </w:tcPr>
+          <w:p>
+            <w:r>
+              <w:t>Wirkpfad</w:t>
+            </w:r>
+          </w:p>
+        </w:tc>
+        <w:tc>
+          <w:tcPr>
+            <w:tcW w:type="dxa" w:w="3120"/>
+            <w:vAlign w:val="center"/>
+          </w:tcPr>
+          <w:p>
+            <w:r>
+              <w:t>Ausloeser, Mechanismus, Wirkungsempfaenger, Zustand und Rueckkopplung werden sichtbar.</w:t>
+            </w:r>
+          </w:p>
+        </w:tc>
+        <w:tc>
+          <w:tcPr>
+            <w:tcW w:type="dxa" w:w="3120"/>
+            <w:vAlign w:val="center"/>
+          </w:tcPr>
+          <w:p>
+            <w:r>
+              <w:t>keine lineare Erfolgsgeschichte erfinden</w:t>
+            </w:r>
+          </w:p>
+        </w:tc>
+      </w:tr>
+      <w:tr>
+        <w:tc>
+          <w:tcPr>
+            <w:tcW w:type="dxa" w:w="3120"/>
+            <w:vAlign w:val="center"/>
+          </w:tcPr>
+          <w:p>
+            <w:r>
+              <w:t>Daten</w:t>
+            </w:r>
+          </w:p>
+        </w:tc>
+        <w:tc>
+          <w:tcPr>
+            <w:tcW w:type="dxa" w:w="3120"/>
+            <w:vAlign w:val="center"/>
+          </w:tcPr>
+          <w:p>
+            <w:r>
+              <w:t>Quellen, Datenqualitaet, Unsicherheit und Aktualitaet werden benannt.</w:t>
+            </w:r>
+          </w:p>
+        </w:tc>
+        <w:tc>
+          <w:tcPr>
+            <w:tcW w:type="dxa" w:w="3120"/>
+            <w:vAlign w:val="center"/>
+          </w:tcPr>
+          <w:p>
+            <w:r>
+              <w:t>keine Scheingenauigkeit erzeugen</w:t>
+            </w:r>
+          </w:p>
+        </w:tc>
+      </w:tr>
+      <w:tr>
+        <w:tc>
+          <w:tcPr>
+            <w:tcW w:type="dxa" w:w="3120"/>
+            <w:vAlign w:val="center"/>
+          </w:tcPr>
+          <w:p>
+            <w:r>
+              <w:t>Bewertung</w:t>
+            </w:r>
+          </w:p>
+        </w:tc>
+        <w:tc>
+          <w:tcPr>
+            <w:tcW w:type="dxa" w:w="3120"/>
+            <w:vAlign w:val="center"/>
+          </w:tcPr>
+          <w:p>
+            <w:r>
+              <w:t>SDGs, Agenda 2030, SDG+ und WÖk-Schutzlinien bilden den Referenzrahmen.</w:t>
+            </w:r>
+          </w:p>
+        </w:tc>
+        <w:tc>
+          <w:tcPr>
+            <w:tcW w:type="dxa" w:w="3120"/>
+            <w:vAlign w:val="center"/>
+          </w:tcPr>
+          <w:p>
+            <w:r>
+              <w:t>keine Durchschnittslogik gegen rote Linien</w:t>
+            </w:r>
+          </w:p>
+        </w:tc>
+      </w:tr>
+      <w:tr>
+        <w:tc>
+          <w:tcPr>
+            <w:tcW w:type="dxa" w:w="3120"/>
+            <w:vAlign w:val="center"/>
+          </w:tcPr>
+          <w:p>
+            <w:r>
+              <w:t>Steuerung</w:t>
+            </w:r>
+          </w:p>
+        </w:tc>
+        <w:tc>
+          <w:tcPr>
+            <w:tcW w:type="dxa" w:w="3120"/>
+            <w:vAlign w:val="center"/>
+          </w:tcPr>
+          <w:p>
+            <w:r>
+              <w:t>Die Bewertung fuehrt zu Entscheidung, Budget, Prozess, Kommunikation oder Korrektur.</w:t>
+            </w:r>
+          </w:p>
+        </w:tc>
+        <w:tc>
+          <w:tcPr>
+            <w:tcW w:type="dxa" w:w="3120"/>
+            <w:vAlign w:val="center"/>
+          </w:tcPr>
+          <w:p>
+            <w:r>
+              <w:t>kein Reporting ohne Rueckkopplung</w:t>
+            </w:r>
+          </w:p>
+        </w:tc>
+      </w:tr>
+    </w:tbl>
+    <w:p/>
+    <w:p>
+      <w:pPr>
+        <w:pStyle w:val="Heading3"/>
+      </w:pPr>
+      <w:r>
+        <w:t>Abschlusskommentar 1: Lesen, pruefen, rueckkoppeln</w:t>
+      </w:r>
+    </w:p>
+    <w:p>
+      <w:r>
+        <w:t>Die folgende Verdichtung fuehrt die vorhandenen Kapitel nicht als Wiederholung, sondern als Anwendung zusammen. Wirkungskompetenz entsteht, wenn dieselbe begriffliche Strenge in Fallanalyse, Datenarbeit, Kommunikation, Governance und Entscheidungspraxis wiedererkannt wird.</w:t>
+      </w:r>
+    </w:p>
+    <w:p>
+      <w:r>
+        <w:t>Begriffliche Schaerfung. Der Abschnitt Lernziele ist in V25 kein Zusatzwissen, sondern ein Pruefstein fuer die Grundfrage des Skripts: Was veraendert sich, bei wem, wodurch und mit welcher Rueckkopplung? Fuer SDGs und Agenda 2030 als globaler Konsens der 193 Staaten wird daran sichtbar, dass praezise Sprache die erste Sicherung gegen Impact-Washing bildet. Die fachliche Grenze liegt dort, wo Lernende Output, Reichweite, Absicht und Wirkung in einem Satz vermischen. Die saubere Lesart trennt deshalb Beobachtung, Kausalannahme, Bewertung und Steuerungsfolge. In der Anwendung sollte daraus mindestens eine konkrete Begriff, Wirkpfad, Fallbewertung, rote Linie oder Rueckkopplung abgeleitet werden; sonst bleibt das Wissen erklaerend, aber nicht steuerungsfaehig.</w:t>
+      </w:r>
+    </w:p>
+    <w:p>
+      <w:r>
+        <w:t>Anwendung auf Einleitung / Wirkungsfrage. In einer Fallanalyse beginnt dieser Punkt nicht mit einer Meinung, sondern mit einer belastbaren Beschreibung. Wer V25 pruefungsnah liest, fragt zuerst nach Wirkungsempfaengern, Wirkraum, Zeitraum und Datenquelle. Erst danach folgt die Bewertung im Referenzrahmen Mensch, Planet, Demokratie, SDGs, Agenda 2030 und SDG+. Mindestens ein direkter und ein indirekter Wirkpfad muessen nachvollziehbar sein. Der typische Kurzschluss waere, nur die Massnahme selbst bewerten und indirekte Empfaenger ausblenden. Genau dagegen setzt die WÖk die Pflicht, Wirkungspotenzial, Wirkungsrisiko und positive Netto-Wirkung begrifflich getrennt zu halten.</w:t>
+      </w:r>
+    </w:p>
+    <w:p>
+      <w:r>
+        <w:t>Evidenzregel. Kernaussage darf im Skript nicht als dekorativer Begriff stehen bleiben. Der Abschnitt traegt nur dann, wenn er eine pruefbare Aussage erlaubt: Welche Quelle stuetzt die Annahme, welche Unsicherheit bleibt offen und welche Gegenbeobachtung wuerde die Bewertung veraendern? Fuer SDGs und Agenda 2030 als globaler Konsens der 193 Staaten heisst das, dass jede Bewertung nur so belastbar ist wie Datenlage, Quellenstatus, Aktualitaet und Systemgrenze. Die Studierenden sollen nicht lernen, einen Score nachzusprechen. Sie sollen erkennen, wann ein Score klaert, wann er verdeckt und wann eine rote Linie die Durchschnittslogik stoppt.</w:t>
+      </w:r>
+    </w:p>
+    <w:p>
+      <w:r>
+        <w:t>Fallfenster zur Anwendung. Ein Controlling-Team moechte einen Score bilden. Das Skript verlangt, dass Datenqualitaet, Systemgrenzen, Gewichtung, Unsicherheit und Nichtkompensation sichtbar bleiben. Ein Score darf die Diskussion nicht beenden, sondern muss bessere Fragen, Priorisierung und Rueckkopplung ermoeglichen. Bezogen auf SDGs und Agenda 2030 als globaler Konsens der 193 Staaten heisst das: Die Analyse muss das konkrete Thema ernst nehmen und zugleich den allgemeinen WÖk-Massstab halten. Es geht nicht darum, Akteure moralisch zu sortieren. Es geht darum, Wirkpfade, Wirkungsempfaenger, Datenqualitaet, Risiken und Rueckkopplung so zu beschreiben, dass bessere Entscheidungen moeglich werden.</w:t>
+      </w:r>
+    </w:p>
+    <w:p>
+      <w:r>
+        <w:t>Transfer in Grundstudium Wirkungsökonomie. Quelltext und fachliche Grundlegung verbindet die inhaltliche Deutung mit der spaeteren Praxis. Eine Organisation kann zu SDGs und Agenda 2030 als globaler Konsens der 193 Staaten sehr ueberzeugend kommunizieren und trotzdem an einen plausiblen Gedanken schon fuer Wirkung zu halten, obwohl Empfaenger, Zustand, Zeitbezug und Quelle fehlen scheitern. Darum muss die V1-Fassung immer auch nach Governance fragen: Wer erhebt Daten, wer bewertet sie, wer traegt die Folgen, wer kann widersprechen und wann wird eine Entscheidung korrigiert? Profile, Zielkonflikte und offene Punkte werden nebeneinander gefuehrt. So wird aus einem Lehrkapitel eine verantwortbare Arbeitsroutine.</w:t>
+      </w:r>
+    </w:p>
+    <w:p>
+      <w:r>
+        <w:t>Grenze gegen Scheingenauigkeit. Gerade bei Einstieg / Wirkungsfrage ist Praezision wichtiger als grosse Begriffe. Eine Wirkungsaussage bleibt schwach, wenn sie nur Aktivitaet, Reichweite, Absicht oder Image beschreibt. Stark wird sie erst, wenn sie die Zustandsveraenderung und ihre Bedingungen offenlegt. In V25 ist deshalb entscheidend, schwere zentrale Schaeden nicht durch beliebige positive Einzelwerte neutralisiert werden duerfen. Die Fehlerlinie verlaeuft nicht zwischen Optimismus und Pessimismus, sondern zwischen offengelegter Unsicherheit und rhetorischer Sicherheit ohne Pruefpfad.</w:t>
+      </w:r>
+    </w:p>
+    <w:p>
+      <w:r>
+        <w:t>Pruefungsnahe Transferfrage. Formuliere zu V25 eine Wirkungsaussage in drei Saetzen: Erstens den beobachteten oder plausiblen Zustand, zweitens die Daten- oder Quellenlage, drittens die offene Unsicherheit samt Rueckkopplung. Die Antwort muss ohne moralische Personenbewertung auskommen und darf Reichweite nicht mit Wirkung verwechseln.</w:t>
+      </w:r>
+    </w:p>
+    <w:p>
+      <w:r>
+        <w:t>Pruefungsnahe Lesart. Aus Video-/Audio-Vorlesung laesst sich eine gute Transferfrage ableiten: Welche Entscheidung waere falsch, wenn dieser Abschnitt missverstanden wird? Fuer SDGs und Agenda 2030 als globaler Konsens der 193 Staaten lautet die Antwort meist nicht einfach "mehr Wirkung", sondern genauer: bessere Unterscheidung, sauberere Daten, klarere Schutzlinie und rueckgekoppelte Steuerung. Jeder Analyseblock fragt nach der Routine, die nach der Bewertung angepasst wird. Wer das im Fall anwenden kann, hat den Kern der Vorlesung verstanden; wer nur Definitionen wiederholt, bleibt unter dem Anspruch der Akademie.</w:t>
+      </w:r>
+    </w:p>
+    <w:p>
+      <w:r>
+        <w:t>Fallfenster zur Anwendung. Ein Kommunikationsbericht nennt viele Aktivitaeten, Reichweiten und Rueckmeldungen. Die V1-Pruefung fragt, ob daraus eine belastbare Wirkungsaussage folgt. Wenn nur Kontakte, Klicks oder Zustimmung vorliegen, bleibt die Aussage im Bereich Wirkungspotenzial oder Resonanz, nicht im Bereich nachgewiesener Wirkung. Bezogen auf SDGs und Agenda 2030 als globaler Konsens der 193 Staaten heisst das: Die Analyse muss das konkrete Thema ernst nehmen und zugleich den allgemeinen WÖk-Massstab halten. Es geht nicht darum, Akteure moralisch zu sortieren. Es geht darum, Wirkpfade, Wirkungsempfaenger, Datenqualitaet, Risiken und Rueckkopplung so zu beschreiben, dass bessere Entscheidungen moeglich werden.</w:t>
+      </w:r>
+    </w:p>
+    <w:p>
+      <w:r>
+        <w:t>Governance. Der Abschnitt Transkript (Gerüst) ist in V25 kein Zusatzwissen, sondern ein Pruefstein fuer die Grundfrage des Skripts: Was veraendert sich, bei wem, wodurch und mit welcher Rueckkopplung? Fuer SDGs und Agenda 2030 als globaler Konsens der 193 Staaten wird daran sichtbar, dass Wirkungsbewertung Verfahren, Rechte, Transparenz und Korrektur braucht. Die fachliche Grenze liegt dort, wo Lernende Bewertung als technokratische Top-down-Setzung verstehen. Die saubere Lesart trennt deshalb Beobachtung, Kausalannahme, Bewertung und Steuerungsfolge. In der Anwendung sollte daraus mindestens eine konkrete Begriff, Wirkpfad, Fallbewertung, rote Linie oder Rueckkopplung abgeleitet werden; sonst bleibt das Wissen erklaerend, aber nicht steuerungsfaehig.</w:t>
+      </w:r>
+    </w:p>
+    <w:p>
+      <w:r>
+        <w:t>Anwendung auf Skript / Folien (Lernseite). In einer Fallanalyse beginnt dieser Punkt nicht mit einer Meinung, sondern mit einer belastbaren Beschreibung. Wer V25 pruefungsnah liest, fragt zuerst nach Wirkungsempfaengern, Wirkraum, Zeitraum und Datenquelle. Erst danach folgt die Bewertung im Referenzrahmen Mensch, Planet, Demokratie, SDGs, Agenda 2030 und SDG+. Pruefungsfragen verbinden Begriff, Anwendung, Evidenz und rote Linie. Der typische Kurzschluss waere, reines Auswendiglernen als Kompetenznachweis behandeln. Genau dagegen setzt die WÖk die Pflicht, Wirkungspotenzial, Wirkungsrisiko und positive Netto-Wirkung begrifflich getrennt zu halten.</w:t>
+      </w:r>
+    </w:p>
+    <w:p>
+      <w:r>
+        <w:t>Evidenzregel. Transferaufgabe darf im Skript nicht als dekorativer Begriff stehen bleiben. Der Abschnitt traegt nur dann, wenn er eine pruefbare Aussage erlaubt: Welche Quelle stuetzt die Annahme, welche Unsicherheit bleibt offen und welche Gegenbeobachtung wuerde die Bewertung veraendern? Fuer SDGs und Agenda 2030 als globaler Konsens der 193 Staaten heisst das, dass WÖk-Begriffe im Alltag nur tragen, wenn sie in Routinen uebersetzt werden. Die Studierenden sollen nicht lernen, einen Score nachzusprechen. Sie sollen erkennen, wann ein Score klaert, wann er verdeckt und wann eine rote Linie die Durchschnittslogik stoppt.</w:t>
+      </w:r>
+    </w:p>
+    <w:p>
+      <w:r>
+        <w:t>Fallfenster zur Anwendung. Eine Organisation plant eine Massnahme und formuliert dazu eine positive Absicht. In der WÖk reicht das nicht. Fuer diese Vorlesung muss sichtbar werden, welche Zustandsveraenderung erwartet wird, welche Empfaenger direkt oder indirekt betroffen sind, welche Nebenwirkungen entstehen koennen und welche Entscheidung spaeter korrigiert wird. Bezogen auf SDGs und Agenda 2030 als globaler Konsens der 193 Staaten heisst das: Die Analyse muss das konkrete Thema ernst nehmen und zugleich den allgemeinen WÖk-Massstab halten. Es geht nicht darum, Akteure moralisch zu sortieren. Es geht darum, Wirkpfade, Wirkungsempfaenger, Datenqualitaet, Risiken und Rueckkopplung so zu beschreiben, dass bessere Entscheidungen moeglich werden.</w:t>
+      </w:r>
+    </w:p>
+    <w:p>
+      <w:r>
+        <w:t>Transfer in Grundstudium Wirkungsökonomie. Praxisbeispiel verbindet die inhaltliche Deutung mit der spaeteren Praxis. Eine Organisation kann zu SDGs und Agenda 2030 als globaler Konsens der 193 Staaten sehr ueberzeugend kommunizieren und trotzdem an einen plausiblen Gedanken schon fuer Wirkung zu halten, obwohl Empfaenger, Zustand, Zeitbezug und Quelle fehlen scheitern. Darum muss die V1-Fassung immer auch nach Governance fragen: Wer erhebt Daten, wer bewertet sie, wer traegt die Folgen, wer kann widersprechen und wann wird eine Entscheidung korrigiert? Gute Kommunikation unterscheidet Befund, Annahme und normative Bewertung. So wird aus einem Lehrkapitel eine verantwortbare Arbeitsroutine.</w:t>
+      </w:r>
+    </w:p>
+    <w:p>
+      <w:r>
+        <w:t>Pruefungsnahe Transferfrage. Formuliere zu V25 eine Wirkungsaussage in drei Saetzen: Erstens den beobachteten oder plausiblen Zustand, zweitens die Daten- oder Quellenlage, drittens die offene Unsicherheit samt Rueckkopplung. Die Antwort muss ohne moralische Personenbewertung auskommen und darf Reichweite nicht mit Wirkung verwechseln.</w:t>
+      </w:r>
+    </w:p>
+    <w:p>
+      <w:r>
+        <w:t>Grenze gegen Scheingenauigkeit. Gerade bei Wirkungsökonomische Vertiefung ist Praezision wichtiger als grosse Begriffe. Eine Wirkungsaussage bleibt schwach, wenn sie nur Aktivitaet, Reichweite, Absicht oder Image beschreibt. Stark wird sie erst, wenn sie die Zustandsveraenderung und ihre Bedingungen offenlegt. In V25 ist deshalb entscheidend, jede Wirkungsaussage eine Grenze zieht und diese Grenze begruenden muss. Die Fehlerlinie verlaeuft nicht zwischen Optimismus und Pessimismus, sondern zwischen offengelegter Unsicherheit und rhetorischer Sicherheit ohne Pruefpfad.</w:t>
+      </w:r>
+    </w:p>
+    <w:p>
+      <w:r>
+        <w:t>Pruefungsnahe Lesart. Aus Prüfungsrelevanz laesst sich eine gute Transferfrage ableiten: Welche Entscheidung waere falsch, wenn dieser Abschnitt missverstanden wird? Fuer SDGs und Agenda 2030 als globaler Konsens der 193 Staaten lautet die Antwort meist nicht einfach "mehr Wirkung", sondern genauer: bessere Unterscheidung, sauberere Daten, klarere Schutzlinie und rueckgekoppelte Steuerung. Szenarien pruefen Sofortwirkung, Folgewirkung und Reversibilitaet getrennt. Wer das im Fall anwenden kann, hat den Kern der Vorlesung verstanden; wer nur Definitionen wiederholt, bleibt unter dem Anspruch der Akademie.</w:t>
+      </w:r>
+    </w:p>
+    <w:p>
+      <w:r>
+        <w:t>Fallfenster zur Anwendung. Eine Fuehrungsentscheidung erzeugt zugleich Nutzen und Risiken. Die WÖk behandelt Ambivalenz nicht als Stoerung, sondern als Kern der Analyse. Positive Netto-Wirkung darf erst behauptet werden, wenn zentrale negative Wirkungen getrennt geprueft und rote Linien gewahrt sind. Bezogen auf SDGs und Agenda 2030 als globaler Konsens der 193 Staaten heisst das: Die Analyse muss das konkrete Thema ernst nehmen und zugleich den allgemeinen WÖk-Massstab halten. Es geht nicht darum, Akteure moralisch zu sortieren. Es geht darum, Wirkpfade, Wirkungsempfaenger, Datenqualitaet, Risiken und Rueckkopplung so zu beschreiben, dass bessere Entscheidungen moeglich werden.</w:t>
+      </w:r>
+    </w:p>
+    <w:p>
+      <w:r>
+        <w:t>Betroffenenperspektive. Der Abschnitt Lernziele ist in V25 kein Zusatzwissen, sondern ein Pruefstein fuer die Grundfrage des Skripts: Was veraendert sich, bei wem, wodurch und mit welcher Rueckkopplung? Fuer SDGs und Agenda 2030 als globaler Konsens der 193 Staaten wird daran sichtbar, dass Wirkung nicht am Sender, sondern an veraenderten Zustanden der Empfaenger geprueft wird. Die fachliche Grenze liegt dort, wo Lernende interne Erfolgskennzahlen mit gesellschaftlicher Wirkung verwechseln. Die saubere Lesart trennt deshalb Beobachtung, Kausalannahme, Bewertung und Steuerungsfolge. In der Anwendung sollte daraus mindestens eine konkrete Begriff, Wirkpfad, Fallbewertung, rote Linie oder Rueckkopplung abgeleitet werden; sonst bleibt das Wissen erklaerend, aber nicht steuerungsfaehig.</w:t>
+      </w:r>
+    </w:p>
+    <w:p>
+      <w:r>
+        <w:t>Anwendung auf Einleitung / Wirkungsfrage. In einer Fallanalyse beginnt dieser Punkt nicht mit einer Meinung, sondern mit einer belastbaren Beschreibung. Wer V25 pruefungsnah liest, fragt zuerst nach Wirkungsempfaengern, Wirkraum, Zeitraum und Datenquelle. Erst danach folgt die Bewertung im Referenzrahmen Mensch, Planet, Demokratie, SDGs, Agenda 2030 und SDG+. Jede Schlussfolgerung endet mit Entscheidung, Verantwortlichkeit und Termin fuer Rueckpruefung. Der typische Kurzschluss waere, Befunde sammeln, ohne Ressourcen oder Regeln zu veraendern. Genau dagegen setzt die WÖk die Pflicht, Wirkungspotenzial, Wirkungsrisiko und positive Netto-Wirkung begrifflich getrennt zu halten.</w:t>
+      </w:r>
+    </w:p>
+    <w:p>
+      <w:r>
+        <w:t>Evidenzregel. Kernaussage darf im Skript nicht als dekorativer Begriff stehen bleiben. Der Abschnitt traegt nur dann, wenn er eine pruefbare Aussage erlaubt: Welche Quelle stuetzt die Annahme, welche Unsicherheit bleibt offen und welche Gegenbeobachtung wuerde die Bewertung veraendern? Fuer SDGs und Agenda 2030 als globaler Konsens der 193 Staaten heisst das, dass WÖk-Aussagen mit bestehenden Begriffen, Studien, Standards und Rechtsrahmen in Beziehung stehen muessen. Die Studierenden sollen nicht lernen, einen Score nachzusprechen. Sie sollen erkennen, wann ein Score klaert, wann er verdeckt und wann eine rote Linie die Durchschnittslogik stoppt.</w:t>
+      </w:r>
+    </w:p>
+    <w:p>
+      <w:r>
+        <w:t>Fallfenster zur Anwendung. Ein Controlling-Team moechte einen Score bilden. Das Skript verlangt, dass Datenqualitaet, Systemgrenzen, Gewichtung, Unsicherheit und Nichtkompensation sichtbar bleiben. Ein Score darf die Diskussion nicht beenden, sondern muss bessere Fragen, Priorisierung und Rueckkopplung ermoeglichen. Bezogen auf SDGs und Agenda 2030 als globaler Konsens der 193 Staaten heisst das: Die Analyse muss das konkrete Thema ernst nehmen und zugleich den allgemeinen WÖk-Massstab halten. Es geht nicht darum, Akteure moralisch zu sortieren. Es geht darum, Wirkpfade, Wirkungsempfaenger, Datenqualitaet, Risiken und Rueckkopplung so zu beschreiben, dass bessere Entscheidungen moeglich werden.</w:t>
+      </w:r>
+    </w:p>
+    <w:p>
+      <w:r>
+        <w:t>Pruefungsnahe Transferfrage. Formuliere zu V25 eine Wirkungsaussage in drei Saetzen: Erstens den beobachteten oder plausiblen Zustand, zweitens die Daten- oder Quellenlage, drittens die offene Unsicherheit samt Rueckkopplung. Die Antwort muss ohne moralische Personenbewertung auskommen und darf Reichweite nicht mit Wirkung verwechseln.</w:t>
+      </w:r>
+    </w:p>
+    <w:p>
+      <w:r>
+        <w:t>Transfer in Grundstudium Wirkungsökonomie. Quelltext und fachliche Grundlegung verbindet die inhaltliche Deutung mit der spaeteren Praxis. Eine Organisation kann zu SDGs und Agenda 2030 als globaler Konsens der 193 Staaten sehr ueberzeugend kommunizieren und trotzdem an einen plausiblen Gedanken schon fuer Wirkung zu halten, obwohl Empfaenger, Zustand, Zeitbezug und Quelle fehlen scheitern. Darum muss die V1-Fassung immer auch nach Governance fragen: Wer erhebt Daten, wer bewertet sie, wer traegt die Folgen, wer kann widersprechen und wann wird eine Entscheidung korrigiert? Die Analyse markiert Stoppsignale vor jeder Portfolio- oder Score-Debatte. So wird aus einem Lehrkapitel eine verantwortbare Arbeitsroutine.</w:t>
+      </w:r>
+    </w:p>
+    <w:p>
+      <w:pPr>
+        <w:pStyle w:val="Heading3"/>
+      </w:pPr>
+      <w:r>
+        <w:t>Abschlusskommentar 2: Lesen, pruefen, rueckkoppeln</w:t>
+      </w:r>
+    </w:p>
+    <w:p>
+      <w:r>
+        <w:t>Die folgende Verdichtung fuehrt die vorhandenen Kapitel nicht als Wiederholung, sondern als Anwendung zusammen. Wirkungskompetenz entsteht, wenn dieselbe begriffliche Strenge in Fallanalyse, Datenarbeit, Kommunikation, Governance und Entscheidungspraxis wiedererkannt wird.</w:t>
+      </w:r>
+    </w:p>
+    <w:p>
+      <w:r>
+        <w:t>Grenze gegen Scheingenauigkeit. Gerade bei Einstieg / Wirkungsfrage ist Praezision wichtiger als grosse Begriffe. Eine Wirkungsaussage bleibt schwach, wenn sie nur Aktivitaet, Reichweite, Absicht oder Image beschreibt. Stark wird sie erst, wenn sie die Zustandsveraenderung und ihre Bedingungen offenlegt. In V25 ist deshalb entscheidend, praezise Sprache die erste Sicherung gegen Impact-Washing bildet. Die Fehlerlinie verlaeuft nicht zwischen Optimismus und Pessimismus, sondern zwischen offengelegter Unsicherheit und rhetorischer Sicherheit ohne Pruefpfad.</w:t>
+      </w:r>
+    </w:p>
+    <w:p>
+      <w:r>
+        <w:t>Pruefungsnahe Lesart. Aus Video-/Audio-Vorlesung laesst sich eine gute Transferfrage ableiten: Welche Entscheidung waere falsch, wenn dieser Abschnitt missverstanden wird? Fuer SDGs und Agenda 2030 als globaler Konsens der 193 Staaten lautet die Antwort meist nicht einfach "mehr Wirkung", sondern genauer: bessere Unterscheidung, sauberere Daten, klarere Schutzlinie und rueckgekoppelte Steuerung. Mindestens ein direkter und ein indirekter Wirkpfad muessen nachvollziehbar sein. Wer das im Fall anwenden kann, hat den Kern der Vorlesung verstanden; wer nur Definitionen wiederholt, bleibt unter dem Anspruch der Akademie.</w:t>
+      </w:r>
+    </w:p>
+    <w:p>
+      <w:r>
+        <w:t>Fallfenster zur Anwendung. Ein Kommunikationsbericht nennt viele Aktivitaeten, Reichweiten und Rueckmeldungen. Die V1-Pruefung fragt, ob daraus eine belastbare Wirkungsaussage folgt. Wenn nur Kontakte, Klicks oder Zustimmung vorliegen, bleibt die Aussage im Bereich Wirkungspotenzial oder Resonanz, nicht im Bereich nachgewiesener Wirkung. Bezogen auf SDGs und Agenda 2030 als globaler Konsens der 193 Staaten heisst das: Die Analyse muss das konkrete Thema ernst nehmen und zugleich den allgemeinen WÖk-Massstab halten. Es geht nicht darum, Akteure moralisch zu sortieren. Es geht darum, Wirkpfade, Wirkungsempfaenger, Datenqualitaet, Risiken und Rueckkopplung so zu beschreiben, dass bessere Entscheidungen moeglich werden.</w:t>
+      </w:r>
+    </w:p>
+    <w:p>
+      <w:r>
+        <w:t>Daten- und Quellenklarheit. Der Abschnitt Transkript (Gerüst) ist in V25 kein Zusatzwissen, sondern ein Pruefstein fuer die Grundfrage des Skripts: Was veraendert sich, bei wem, wodurch und mit welcher Rueckkopplung? Fuer SDGs und Agenda 2030 als globaler Konsens der 193 Staaten wird daran sichtbar, dass jede Bewertung nur so belastbar ist wie Datenlage, Quellenstatus, Aktualitaet und Systemgrenze. Die fachliche Grenze liegt dort, wo Lernende eine Zahl ohne Einheit, Zeitraum oder Erhebungslogik als Beweis nutzen. Die saubere Lesart trennt deshalb Beobachtung, Kausalannahme, Bewertung und Steuerungsfolge. In der Anwendung sollte daraus mindestens eine konkrete Begriff, Wirkpfad, Fallbewertung, rote Linie oder Rueckkopplung abgeleitet werden; sonst bleibt das Wissen erklaerend, aber nicht steuerungsfaehig.</w:t>
+      </w:r>
+    </w:p>
+    <w:p>
+      <w:r>
+        <w:t>Anwendung auf Skript / Folien (Lernseite). In einer Fallanalyse beginnt dieser Punkt nicht mit einer Meinung, sondern mit einer belastbaren Beschreibung. Wer V25 pruefungsnah liest, fragt zuerst nach Wirkungsempfaengern, Wirkraum, Zeitraum und Datenquelle. Erst danach folgt die Bewertung im Referenzrahmen Mensch, Planet, Demokratie, SDGs, Agenda 2030 und SDG+. Profile, Zielkonflikte und offene Punkte werden nebeneinander gefuehrt. Der typische Kurzschluss waere, ambivalente Befunde glaetten, damit eine eindeutige Botschaft entsteht. Genau dagegen setzt die WÖk die Pflicht, Wirkungspotenzial, Wirkungsrisiko und positive Netto-Wirkung begrifflich getrennt zu halten.</w:t>
+      </w:r>
+    </w:p>
+    <w:p>
+      <w:r>
+        <w:t>Pruefungsnahe Transferfrage. Formuliere zu V25 eine Wirkungsaussage in drei Saetzen: Erstens den beobachteten oder plausiblen Zustand, zweitens die Daten- oder Quellenlage, drittens die offene Unsicherheit samt Rueckkopplung. Die Antwort muss ohne moralische Personenbewertung auskommen und darf Reichweite nicht mit Wirkung verwechseln.</w:t>
+      </w:r>
+    </w:p>
+    <w:p>
+      <w:r>
+        <w:t>Evidenzregel. Transferaufgabe darf im Skript nicht als dekorativer Begriff stehen bleiben. Der Abschnitt traegt nur dann, wenn er eine pruefbare Aussage erlaubt: Welche Quelle stuetzt die Annahme, welche Unsicherheit bleibt offen und welche Gegenbeobachtung wuerde die Bewertung veraendern? Fuer SDGs und Agenda 2030 als globaler Konsens der 193 Staaten heisst das, dass schwere zentrale Schaeden nicht durch beliebige positive Einzelwerte neutralisiert werden duerfen. Die Studierenden sollen nicht lernen, einen Score nachzusprechen. Sie sollen erkennen, wann ein Score klaert, wann er verdeckt und wann eine rote Linie die Durchschnittslogik stoppt.</w:t>
+      </w:r>
+    </w:p>
+    <w:p>
+      <w:r>
+        <w:t>Fallfenster zur Anwendung. Eine Organisation plant eine Massnahme und formuliert dazu eine positive Absicht. In der WÖk reicht das nicht. Fuer diese Vorlesung muss sichtbar werden, welche Zustandsveraenderung erwartet wird, welche Empfaenger direkt oder indirekt betroffen sind, welche Nebenwirkungen entstehen koennen und welche Entscheidung spaeter korrigiert wird. Bezogen auf SDGs und Agenda 2030 als globaler Konsens der 193 Staaten heisst das: Die Analyse muss das konkrete Thema ernst nehmen und zugleich den allgemeinen WÖk-Massstab halten. Es geht nicht darum, Akteure moralisch zu sortieren. Es geht darum, Wirkpfade, Wirkungsempfaenger, Datenqualitaet, Risiken und Rueckkopplung so zu beschreiben, dass bessere Entscheidungen moeglich werden.</w:t>
+      </w:r>
+    </w:p>
+    <w:p>
+      <w:r>
+        <w:t>Transfer in Grundstudium Wirkungsökonomie. Praxisbeispiel verbindet die inhaltliche Deutung mit der spaeteren Praxis. Eine Organisation kann zu SDGs und Agenda 2030 als globaler Konsens der 193 Staaten sehr ueberzeugend kommunizieren und trotzdem an einen plausiblen Gedanken schon fuer Wirkung zu halten, obwohl Empfaenger, Zustand, Zeitbezug und Quelle fehlen scheitern. Darum muss die V1-Fassung immer auch nach Governance fragen: Wer erhebt Daten, wer bewertet sie, wer traegt die Folgen, wer kann widersprechen und wann wird eine Entscheidung korrigiert? Jeder Analyseblock fragt nach der Routine, die nach der Bewertung angepasst wird. So wird aus einem Lehrkapitel eine verantwortbare Arbeitsroutine.</w:t>
+      </w:r>
+    </w:p>
+    <w:p>
+      <w:r>
+        <w:t>Grenze gegen Scheingenauigkeit. Gerade bei Wirkungsökonomische Vertiefung ist Praezision wichtiger als grosse Begriffe. Eine Wirkungsaussage bleibt schwach, wenn sie nur Aktivitaet, Reichweite, Absicht oder Image beschreibt. Stark wird sie erst, wenn sie die Zustandsveraenderung und ihre Bedingungen offenlegt. In V25 ist deshalb entscheidend, Wirkungsbewertung Verfahren, Rechte, Transparenz und Korrektur braucht. Die Fehlerlinie verlaeuft nicht zwischen Optimismus und Pessimismus, sondern zwischen offengelegter Unsicherheit und rhetorischer Sicherheit ohne Pruefpfad.</w:t>
+      </w:r>
+    </w:p>
+    <w:p>
+      <w:r>
+        <w:t>Pruefungsnahe Lesart. Aus Prüfungsrelevanz laesst sich eine gute Transferfrage ableiten: Welche Entscheidung waere falsch, wenn dieser Abschnitt missverstanden wird? Fuer SDGs und Agenda 2030 als globaler Konsens der 193 Staaten lautet die Antwort meist nicht einfach "mehr Wirkung", sondern genauer: bessere Unterscheidung, sauberere Daten, klarere Schutzlinie und rueckgekoppelte Steuerung. Pruefungsfragen verbinden Begriff, Anwendung, Evidenz und rote Linie. Wer das im Fall anwenden kann, hat den Kern der Vorlesung verstanden; wer nur Definitionen wiederholt, bleibt unter dem Anspruch der Akademie.</w:t>
+      </w:r>
+    </w:p>
+    <w:p>
+      <w:r>
+        <w:t>Fallfenster zur Anwendung. Eine Fuehrungsentscheidung erzeugt zugleich Nutzen und Risiken. Die WÖk behandelt Ambivalenz nicht als Stoerung, sondern als Kern der Analyse. Positive Netto-Wirkung darf erst behauptet werden, wenn zentrale negative Wirkungen getrennt geprueft und rote Linien gewahrt sind. Bezogen auf SDGs und Agenda 2030 als globaler Konsens der 193 Staaten heisst das: Die Analyse muss das konkrete Thema ernst nehmen und zugleich den allgemeinen WÖk-Massstab halten. Es geht nicht darum, Akteure moralisch zu sortieren. Es geht darum, Wirkpfade, Wirkungsempfaenger, Datenqualitaet, Risiken und Rueckkopplung so zu beschreiben, dass bessere Entscheidungen moeglich werden.</w:t>
+      </w:r>
+    </w:p>
+    <w:p>
+      <w:r>
+        <w:t>Organisationale Umsetzung. Der Abschnitt Lernziele ist in V25 kein Zusatzwissen, sondern ein Pruefstein fuer die Grundfrage des Skripts: Was veraendert sich, bei wem, wodurch und mit welcher Rueckkopplung? Fuer SDGs und Agenda 2030 als globaler Konsens der 193 Staaten wird daran sichtbar, dass WÖk-Begriffe im Alltag nur tragen, wenn sie in Routinen uebersetzt werden. Die fachliche Grenze liegt dort, wo Lernende Verantwortung an eine einzelne Nachhaltigkeitsfunktion auslagern. Die saubere Lesart trennt deshalb Beobachtung, Kausalannahme, Bewertung und Steuerungsfolge. In der Anwendung sollte daraus mindestens eine konkrete Begriff, Wirkpfad, Fallbewertung, rote Linie oder Rueckkopplung abgeleitet werden; sonst bleibt das Wissen erklaerend, aber nicht steuerungsfaehig.</w:t>
+      </w:r>
+    </w:p>
+    <w:p>
+      <w:r>
+        <w:t>Pruefungsnahe Transferfrage. Formuliere zu V25 eine Wirkungsaussage in drei Saetzen: Erstens den beobachteten oder plausiblen Zustand, zweitens die Daten- oder Quellenlage, drittens die offene Unsicherheit samt Rueckkopplung. Die Antwort muss ohne moralische Personenbewertung auskommen und darf Reichweite nicht mit Wirkung verwechseln.</w:t>
+      </w:r>
+    </w:p>
+    <w:p>
+      <w:r>
+        <w:t>Anwendung auf Einleitung / Wirkungsfrage. In einer Fallanalyse beginnt dieser Punkt nicht mit einer Meinung, sondern mit einer belastbaren Beschreibung. Wer V25 pruefungsnah liest, fragt zuerst nach Wirkungsempfaengern, Wirkraum, Zeitraum und Datenquelle. Erst danach folgt die Bewertung im Referenzrahmen Mensch, Planet, Demokratie, SDGs, Agenda 2030 und SDG+. Gute Kommunikation unterscheidet Befund, Annahme und normative Bewertung. Der typische Kurzschluss waere, Eindeutigkeit behaupten, wo die Datenlage nur Potenzial oder Risiko traegt. Genau dagegen setzt die WÖk die Pflicht, Wirkungspotenzial, Wirkungsrisiko und positive Netto-Wirkung begrifflich getrennt zu halten.</w:t>
+      </w:r>
+    </w:p>
+    <w:p>
+      <w:r>
+        <w:t>Evidenzregel. Kernaussage darf im Skript nicht als dekorativer Begriff stehen bleiben. Der Abschnitt traegt nur dann, wenn er eine pruefbare Aussage erlaubt: Welche Quelle stuetzt die Annahme, welche Unsicherheit bleibt offen und welche Gegenbeobachtung wuerde die Bewertung veraendern? Fuer SDGs und Agenda 2030 als globaler Konsens der 193 Staaten heisst das, dass jede Wirkungsaussage eine Grenze zieht und diese Grenze begruenden muss. Die Studierenden sollen nicht lernen, einen Score nachzusprechen. Sie sollen erkennen, wann ein Score klaert, wann er verdeckt und wann eine rote Linie die Durchschnittslogik stoppt.</w:t>
+      </w:r>
+    </w:p>
+    <w:p>
+      <w:r>
+        <w:t>Fallfenster zur Anwendung. Ein Controlling-Team moechte einen Score bilden. Das Skript verlangt, dass Datenqualitaet, Systemgrenzen, Gewichtung, Unsicherheit und Nichtkompensation sichtbar bleiben. Ein Score darf die Diskussion nicht beenden, sondern muss bessere Fragen, Priorisierung und Rueckkopplung ermoeglichen. Bezogen auf SDGs und Agenda 2030 als globaler Konsens der 193 Staaten heisst das: Die Analyse muss das konkrete Thema ernst nehmen und zugleich den allgemeinen WÖk-Massstab halten. Es geht nicht darum, Akteure moralisch zu sortieren. Es geht darum, Wirkpfade, Wirkungsempfaenger, Datenqualitaet, Risiken und Rueckkopplung so zu beschreiben, dass bessere Entscheidungen moeglich werden.</w:t>
+      </w:r>
+    </w:p>
+    <w:p>
+      <w:r>
+        <w:t>Transfer in Grundstudium Wirkungsökonomie. Quelltext und fachliche Grundlegung verbindet die inhaltliche Deutung mit der spaeteren Praxis. Eine Organisation kann zu SDGs und Agenda 2030 als globaler Konsens der 193 Staaten sehr ueberzeugend kommunizieren und trotzdem an einen plausiblen Gedanken schon fuer Wirkung zu halten, obwohl Empfaenger, Zustand, Zeitbezug und Quelle fehlen scheitern. Darum muss die V1-Fassung immer auch nach Governance fragen: Wer erhebt Daten, wer bewertet sie, wer traegt die Folgen, wer kann widersprechen und wann wird eine Entscheidung korrigiert? Szenarien pruefen Sofortwirkung, Folgewirkung und Reversibilitaet getrennt. So wird aus einem Lehrkapitel eine verantwortbare Arbeitsroutine.</w:t>
+      </w:r>
+    </w:p>
+    <w:p>
+      <w:r>
+        <w:t>Grenze gegen Scheingenauigkeit. Gerade bei Einstieg / Wirkungsfrage ist Praezision wichtiger als grosse Begriffe. Eine Wirkungsaussage bleibt schwach, wenn sie nur Aktivitaet, Reichweite, Absicht oder Image beschreibt. Stark wird sie erst, wenn sie die Zustandsveraenderung und ihre Bedingungen offenlegt. In V25 ist deshalb entscheidend, Wirkung nicht am Sender, sondern an veraenderten Zustanden der Empfaenger geprueft wird. Die Fehlerlinie verlaeuft nicht zwischen Optimismus und Pessimismus, sondern zwischen offengelegter Unsicherheit und rhetorischer Sicherheit ohne Pruefpfad.</w:t>
+      </w:r>
+    </w:p>
+    <w:p>
+      <w:r>
+        <w:t>Pruefungsnahe Lesart. Aus Video-/Audio-Vorlesung laesst sich eine gute Transferfrage ableiten: Welche Entscheidung waere falsch, wenn dieser Abschnitt missverstanden wird? Fuer SDGs und Agenda 2030 als globaler Konsens der 193 Staaten lautet die Antwort meist nicht einfach "mehr Wirkung", sondern genauer: bessere Unterscheidung, sauberere Daten, klarere Schutzlinie und rueckgekoppelte Steuerung. Jede Schlussfolgerung endet mit Entscheidung, Verantwortlichkeit und Termin fuer Rueckpruefung. Wer das im Fall anwenden kann, hat den Kern der Vorlesung verstanden; wer nur Definitionen wiederholt, bleibt unter dem Anspruch der Akademie.</w:t>
+      </w:r>
+    </w:p>
+    <w:p>
+      <w:r>
+        <w:t>Fallfenster zur Anwendung. Ein Kommunikationsbericht nennt viele Aktivitaeten, Reichweiten und Rueckmeldungen. Die V1-Pruefung fragt, ob daraus eine belastbare Wirkungsaussage folgt. Wenn nur Kontakte, Klicks oder Zustimmung vorliegen, bleibt die Aussage im Bereich Wirkungspotenzial oder Resonanz, nicht im Bereich nachgewiesener Wirkung. Bezogen auf SDGs und Agenda 2030 als globaler Konsens der 193 Staaten heisst das: Die Analyse muss das konkrete Thema ernst nehmen und zugleich den allgemeinen WÖk-Massstab halten. Es geht nicht darum, Akteure moralisch zu sortieren. Es geht darum, Wirkpfade, Wirkungsempfaenger, Datenqualitaet, Risiken und Rueckkopplung so zu beschreiben, dass bessere Entscheidungen moeglich werden.</w:t>
+      </w:r>
+    </w:p>
+    <w:p>
+      <w:r>
+        <w:t>Pruefungsnahe Transferfrage. Formuliere zu V25 eine Wirkungsaussage in drei Saetzen: Erstens den beobachteten oder plausiblen Zustand, zweitens die Daten- oder Quellenlage, drittens die offene Unsicherheit samt Rueckkopplung. Die Antwort muss ohne moralische Personenbewertung auskommen und darf Reichweite nicht mit Wirkung verwechseln.</w:t>
+      </w:r>
+    </w:p>
+    <w:p>
+      <w:r>
+        <w:t>Wissenschaftliche Anschlussfaehigkeit. Der Abschnitt Transkript (Gerüst) ist in V25 kein Zusatzwissen, sondern ein Pruefstein fuer die Grundfrage des Skripts: Was veraendert sich, bei wem, wodurch und mit welcher Rueckkopplung? Fuer SDGs und Agenda 2030 als globaler Konsens der 193 Staaten wird daran sichtbar, dass WÖk-Aussagen mit bestehenden Begriffen, Studien, Standards und Rechtsrahmen in Beziehung stehen muessen. Die fachliche Grenze liegt dort, wo Lernende hausinterne Sprache als Ersatz fuer zitierfaehige Begruendung verwenden. Die saubere Lesart trennt deshalb Beobachtung, Kausalannahme, Bewertung und Steuerungsfolge. In der Anwendung sollte daraus mindestens eine konkrete Begriff, Wirkpfad, Fallbewertung, rote Linie oder Rueckkopplung abgeleitet werden; sonst bleibt das Wissen erklaerend, aber nicht steuerungsfaehig.</w:t>
+      </w:r>
+    </w:p>
+    <w:p>
+      <w:r>
+        <w:t>Anwendung auf Skript / Folien (Lernseite). In einer Fallanalyse beginnt dieser Punkt nicht mit einer Meinung, sondern mit einer belastbaren Beschreibung. Wer V25 pruefungsnah liest, fragt zuerst nach Wirkungsempfaengern, Wirkraum, Zeitraum und Datenquelle. Erst danach folgt die Bewertung im Referenzrahmen Mensch, Planet, Demokratie, SDGs, Agenda 2030 und SDG+. Die Analyse markiert Stoppsignale vor jeder Portfolio- oder Score-Debatte. Der typische Kurzschluss waere, ein gutes Teilresultat gegen zentrale Schaeden aufrechnen. Genau dagegen setzt die WÖk die Pflicht, Wirkungspotenzial, Wirkungsrisiko und positive Netto-Wirkung begrifflich getrennt zu halten.</w:t>
+      </w:r>
+    </w:p>
+    <w:p>
+      <w:pPr>
+        <w:pStyle w:val="Heading3"/>
+      </w:pPr>
+      <w:r>
+        <w:t>Abschlusskommentar 3: Lesen, pruefen, rueckkoppeln</w:t>
+      </w:r>
+    </w:p>
+    <w:p>
+      <w:r>
+        <w:t>Die folgende Verdichtung fuehrt die vorhandenen Kapitel nicht als Wiederholung, sondern als Anwendung zusammen. Wirkungskompetenz entsteht, wenn dieselbe begriffliche Strenge in Fallanalyse, Datenarbeit, Kommunikation, Governance und Entscheidungspraxis wiedererkannt wird.</w:t>
+      </w:r>
+    </w:p>
+    <w:p>
+      <w:r>
+        <w:t>Evidenzregel. Transferaufgabe darf im Skript nicht als dekorativer Begriff stehen bleiben. Der Abschnitt traegt nur dann, wenn er eine pruefbare Aussage erlaubt: Welche Quelle stuetzt die Annahme, welche Unsicherheit bleibt offen und welche Gegenbeobachtung wuerde die Bewertung veraendern? Fuer SDGs und Agenda 2030 als globaler Konsens der 193 Staaten heisst das, dass praezise Sprache die erste Sicherung gegen Impact-Washing bildet. Die Studierenden sollen nicht lernen, einen Score nachzusprechen. Sie sollen erkennen, wann ein Score klaert, wann er verdeckt und wann eine rote Linie die Durchschnittslogik stoppt.</w:t>
+      </w:r>
+    </w:p>
+    <w:p>
+      <w:r>
+        <w:t>Fallfenster zur Anwendung. Eine Organisation plant eine Massnahme und formuliert dazu eine positive Absicht. In der WÖk reicht das nicht. Fuer diese Vorlesung muss sichtbar werden, welche Zustandsveraenderung erwartet wird, welche Empfaenger direkt oder indirekt betroffen sind, welche Nebenwirkungen entstehen koennen und welche Entscheidung spaeter korrigiert wird. Bezogen auf SDGs und Agenda 2030 als globaler Konsens der 193 Staaten heisst das: Die Analyse muss das konkrete Thema ernst nehmen und zugleich den allgemeinen WÖk-Massstab halten. Es geht nicht darum, Akteure moralisch zu sortieren. Es geht darum, Wirkpfade, Wirkungsempfaenger, Datenqualitaet, Risiken und Rueckkopplung so zu beschreiben, dass bessere Entscheidungen moeglich werden.</w:t>
+      </w:r>
+    </w:p>
+    <w:p>
+      <w:r>
+        <w:t>Transfer in Grundstudium Wirkungsökonomie. Praxisbeispiel verbindet die inhaltliche Deutung mit der spaeteren Praxis. Eine Organisation kann zu SDGs und Agenda 2030 als globaler Konsens der 193 Staaten sehr ueberzeugend kommunizieren und trotzdem an einen plausiblen Gedanken schon fuer Wirkung zu halten, obwohl Empfaenger, Zustand, Zeitbezug und Quelle fehlen scheitern. Darum muss die V1-Fassung immer auch nach Governance fragen: Wer erhebt Daten, wer bewertet sie, wer traegt die Folgen, wer kann widersprechen und wann wird eine Entscheidung korrigiert? Mindestens ein direkter und ein indirekter Wirkpfad muessen nachvollziehbar sein. So wird aus einem Lehrkapitel eine verantwortbare Arbeitsroutine.</w:t>
+      </w:r>
+    </w:p>
+    <w:p>
+      <w:r>
+        <w:t>Grenze gegen Scheingenauigkeit. Gerade bei Wirkungsökonomische Vertiefung ist Praezision wichtiger als grosse Begriffe. Eine Wirkungsaussage bleibt schwach, wenn sie nur Aktivitaet, Reichweite, Absicht oder Image beschreibt. Stark wird sie erst, wenn sie die Zustandsveraenderung und ihre Bedingungen offenlegt. In V25 ist deshalb entscheidend, jede Bewertung nur so belastbar ist wie Datenlage, Quellenstatus, Aktualitaet und Systemgrenze. Die Fehlerlinie verlaeuft nicht zwischen Optimismus und Pessimismus, sondern zwischen offengelegter Unsicherheit und rhetorischer Sicherheit ohne Pruefpfad.</w:t>
+      </w:r>
+    </w:p>
+    <w:p>
+      <w:r>
+        <w:t>Pruefungsnahe Transferfrage. Formuliere zu V25 eine Wirkungsaussage in drei Saetzen: Erstens den beobachteten oder plausiblen Zustand, zweitens die Daten- oder Quellenlage, drittens die offene Unsicherheit samt Rueckkopplung. Die Antwort muss ohne moralische Personenbewertung auskommen und darf Reichweite nicht mit Wirkung verwechseln.</w:t>
+      </w:r>
+    </w:p>
+    <w:p>
+      <w:r>
+        <w:t>Pruefungsnahe Lesart. Aus Prüfungsrelevanz laesst sich eine gute Transferfrage ableiten: Welche Entscheidung waere falsch, wenn dieser Abschnitt missverstanden wird? Fuer SDGs und Agenda 2030 als globaler Konsens der 193 Staaten lautet die Antwort meist nicht einfach "mehr Wirkung", sondern genauer: bessere Unterscheidung, sauberere Daten, klarere Schutzlinie und rueckgekoppelte Steuerung. Profile, Zielkonflikte und offene Punkte werden nebeneinander gefuehrt. Wer das im Fall anwenden kann, hat den Kern der Vorlesung verstanden; wer nur Definitionen wiederholt, bleibt unter dem Anspruch der Akademie.</w:t>
+      </w:r>
+    </w:p>
+    <w:p>
+      <w:r>
+        <w:t>Fallfenster zur Anwendung. Eine Fuehrungsentscheidung erzeugt zugleich Nutzen und Risiken. Die WÖk behandelt Ambivalenz nicht als Stoerung, sondern als Kern der Analyse. Positive Netto-Wirkung darf erst behauptet werden, wenn zentrale negative Wirkungen getrennt geprueft und rote Linien gewahrt sind. Bezogen auf SDGs und Agenda 2030 als globaler Konsens der 193 Staaten heisst das: Die Analyse muss das konkrete Thema ernst nehmen und zugleich den allgemeinen WÖk-Massstab halten. Es geht nicht darum, Akteure moralisch zu sortieren. Es geht darum, Wirkpfade, Wirkungsempfaenger, Datenqualitaet, Risiken und Rueckkopplung so zu beschreiben, dass bessere Entscheidungen moeglich werden.</w:t>
+      </w:r>
+    </w:p>
+    <w:p>
+      <w:r>
+        <w:t>Nichtkompensation. Der Abschnitt Lernziele ist in V25 kein Zusatzwissen, sondern ein Pruefstein fuer die Grundfrage des Skripts: Was veraendert sich, bei wem, wodurch und mit welcher Rueckkopplung? Fuer SDGs und Agenda 2030 als globaler Konsens der 193 Staaten wird daran sichtbar, dass schwere zentrale Schaeden nicht durch beliebige positive Einzelwerte neutralisiert werden duerfen. Die fachliche Grenze liegt dort, wo Lernende eine Durchschnittslogik als moralische Entlastung verwenden. Die saubere Lesart trennt deshalb Beobachtung, Kausalannahme, Bewertung und Steuerungsfolge. In der Anwendung sollte daraus mindestens eine konkrete Begriff, Wirkpfad, Fallbewertung, rote Linie oder Rueckkopplung abgeleitet werden; sonst bleibt das Wissen erklaerend, aber nicht steuerungsfaehig.</w:t>
+      </w:r>
+    </w:p>
+    <w:p>
+      <w:r>
+        <w:t>Anwendung auf Einleitung / Wirkungsfrage. In einer Fallanalyse beginnt dieser Punkt nicht mit einer Meinung, sondern mit einer belastbaren Beschreibung. Wer V25 pruefungsnah liest, fragt zuerst nach Wirkungsempfaengern, Wirkraum, Zeitraum und Datenquelle. Erst danach folgt die Bewertung im Referenzrahmen Mensch, Planet, Demokratie, SDGs, Agenda 2030 und SDG+. Jeder Analyseblock fragt nach der Routine, die nach der Bewertung angepasst wird. Der typische Kurzschluss waere, Reporting als Abschluss behandeln. Genau dagegen setzt die WÖk die Pflicht, Wirkungspotenzial, Wirkungsrisiko und positive Netto-Wirkung begrifflich getrennt zu halten.</w:t>
+      </w:r>
+    </w:p>
+    <w:p>
+      <w:r>
+        <w:t>Evidenzregel. Kernaussage darf im Skript nicht als dekorativer Begriff stehen bleiben. Der Abschnitt traegt nur dann, wenn er eine pruefbare Aussage erlaubt: Welche Quelle stuetzt die Annahme, welche Unsicherheit bleibt offen und welche Gegenbeobachtung wuerde die Bewertung veraendern? Fuer SDGs und Agenda 2030 als globaler Konsens der 193 Staaten heisst das, dass Wirkungsbewertung Verfahren, Rechte, Transparenz und Korrektur braucht. Die Studierenden sollen nicht lernen, einen Score nachzusprechen. Sie sollen erkennen, wann ein Score klaert, wann er verdeckt und wann eine rote Linie die Durchschnittslogik stoppt.</w:t>
+      </w:r>
+    </w:p>
+    <w:p>
+      <w:r>
+        <w:t>Fallfenster zur Anwendung. Ein Controlling-Team moechte einen Score bilden. Das Skript verlangt, dass Datenqualitaet, Systemgrenzen, Gewichtung, Unsicherheit und Nichtkompensation sichtbar bleiben. Ein Score darf die Diskussion nicht beenden, sondern muss bessere Fragen, Priorisierung und Rueckkopplung ermoeglichen. Bezogen auf SDGs und Agenda 2030 als globaler Konsens der 193 Staaten heisst das: Die Analyse muss das konkrete Thema ernst nehmen und zugleich den allgemeinen WÖk-Massstab halten. Es geht nicht darum, Akteure moralisch zu sortieren. Es geht darum, Wirkpfade, Wirkungsempfaenger, Datenqualitaet, Risiken und Rueckkopplung so zu beschreiben, dass bessere Entscheidungen moeglich werden.</w:t>
+      </w:r>
+    </w:p>
+    <w:p>
+      <w:r>
+        <w:t>Transfer in Grundstudium Wirkungsökonomie. Quelltext und fachliche Grundlegung verbindet die inhaltliche Deutung mit der spaeteren Praxis. Eine Organisation kann zu SDGs und Agenda 2030 als globaler Konsens der 193 Staaten sehr ueberzeugend kommunizieren und trotzdem an einen plausiblen Gedanken schon fuer Wirkung zu halten, obwohl Empfaenger, Zustand, Zeitbezug und Quelle fehlen scheitern. Darum muss die V1-Fassung immer auch nach Governance fragen: Wer erhebt Daten, wer bewertet sie, wer traegt die Folgen, wer kann widersprechen und wann wird eine Entscheidung korrigiert? Pruefungsfragen verbinden Begriff, Anwendung, Evidenz und rote Linie. So wird aus einem Lehrkapitel eine verantwortbare Arbeitsroutine.</w:t>
+      </w:r>
+    </w:p>
+    <w:p>
+      <w:r>
+        <w:t>Pruefungsnahe Transferfrage. Formuliere zu V25 eine Wirkungsaussage in drei Saetzen: Erstens den beobachteten oder plausiblen Zustand, zweitens die Daten- oder Quellenlage, drittens die offene Unsicherheit samt Rueckkopplung. Die Antwort muss ohne moralische Personenbewertung auskommen und darf Reichweite nicht mit Wirkung verwechseln.</w:t>
+      </w:r>
+    </w:p>
+    <w:p>
+      <w:r>
+        <w:t>Grenze gegen Scheingenauigkeit. Gerade bei Einstieg / Wirkungsfrage ist Praezision wichtiger als grosse Begriffe. Eine Wirkungsaussage bleibt schwach, wenn sie nur Aktivitaet, Reichweite, Absicht oder Image beschreibt. Stark wird sie erst, wenn sie die Zustandsveraenderung und ihre Bedingungen offenlegt. In V25 ist deshalb entscheidend, WÖk-Begriffe im Alltag nur tragen, wenn sie in Routinen uebersetzt werden. Die Fehlerlinie verlaeuft nicht zwischen Optimismus und Pessimismus, sondern zwischen offengelegter Unsicherheit und rhetorischer Sicherheit ohne Pruefpfad.</w:t>
+      </w:r>
+    </w:p>
+    <w:p>
+      <w:r>
+        <w:t>Pruefungsnahe Lesart. Aus Video-/Audio-Vorlesung laesst sich eine gute Transferfrage ableiten: Welche Entscheidung waere falsch, wenn dieser Abschnitt missverstanden wird? Fuer SDGs und Agenda 2030 als globaler Konsens der 193 Staaten lautet die Antwort meist nicht einfach "mehr Wirkung", sondern genauer: bessere Unterscheidung, sauberere Daten, klarere Schutzlinie und rueckgekoppelte Steuerung. Gute Kommunikation unterscheidet Befund, Annahme und normative Bewertung. Wer das im Fall anwenden kann, hat den Kern der Vorlesung verstanden; wer nur Definitionen wiederholt, bleibt unter dem Anspruch der Akademie.</w:t>
+      </w:r>
+    </w:p>
+    <w:p>
+      <w:r>
+        <w:t>Fallfenster zur Anwendung. Ein Kommunikationsbericht nennt viele Aktivitaeten, Reichweiten und Rueckmeldungen. Die V1-Pruefung fragt, ob daraus eine belastbare Wirkungsaussage folgt. Wenn nur Kontakte, Klicks oder Zustimmung vorliegen, bleibt die Aussage im Bereich Wirkungspotenzial oder Resonanz, nicht im Bereich nachgewiesener Wirkung. Bezogen auf SDGs und Agenda 2030 als globaler Konsens der 193 Staaten heisst das: Die Analyse muss das konkrete Thema ernst nehmen und zugleich den allgemeinen WÖk-Massstab halten. Es geht nicht darum, Akteure moralisch zu sortieren. Es geht darum, Wirkpfade, Wirkungsempfaenger, Datenqualitaet, Risiken und Rueckkopplung so zu beschreiben, dass bessere Entscheidungen moeglich werden.</w:t>
+      </w:r>
+    </w:p>
+    <w:p>
+      <w:r>
+        <w:t>Systemgrenze. Der Abschnitt Transkript (Gerüst) ist in V25 kein Zusatzwissen, sondern ein Pruefstein fuer die Grundfrage des Skripts: Was veraendert sich, bei wem, wodurch und mit welcher Rueckkopplung? Fuer SDGs und Agenda 2030 als globaler Konsens der 193 Staaten wird daran sichtbar, dass jede Wirkungsaussage eine Grenze zieht und diese Grenze begruenden muss. Die fachliche Grenze liegt dort, wo Lernende nur den bequemen Ausschnitt betrachten. Die saubere Lesart trennt deshalb Beobachtung, Kausalannahme, Bewertung und Steuerungsfolge. In der Anwendung sollte daraus mindestens eine konkrete Begriff, Wirkpfad, Fallbewertung, rote Linie oder Rueckkopplung abgeleitet werden; sonst bleibt das Wissen erklaerend, aber nicht steuerungsfaehig.</w:t>
+      </w:r>
+    </w:p>
+    <w:p>
+      <w:r>
+        <w:t>Anwendung auf Skript / Folien (Lernseite). In einer Fallanalyse beginnt dieser Punkt nicht mit einer Meinung, sondern mit einer belastbaren Beschreibung. Wer V25 pruefungsnah liest, fragt zuerst nach Wirkungsempfaengern, Wirkraum, Zeitraum und Datenquelle. Erst danach folgt die Bewertung im Referenzrahmen Mensch, Planet, Demokratie, SDGs, Agenda 2030 und SDG+. Szenarien pruefen Sofortwirkung, Folgewirkung und Reversibilitaet getrennt. Der typische Kurzschluss waere, Momentnutzen als dauerhafte positive Netto-Wirkung verkaufen. Genau dagegen setzt die WÖk die Pflicht, Wirkungspotenzial, Wirkungsrisiko und positive Netto-Wirkung begrifflich getrennt zu halten.</w:t>
+      </w:r>
+    </w:p>
+    <w:p>
+      <w:r>
+        <w:t>Evidenzregel. Transferaufgabe darf im Skript nicht als dekorativer Begriff stehen bleiben. Der Abschnitt traegt nur dann, wenn er eine pruefbare Aussage erlaubt: Welche Quelle stuetzt die Annahme, welche Unsicherheit bleibt offen und welche Gegenbeobachtung wuerde die Bewertung veraendern? Fuer SDGs und Agenda 2030 als globaler Konsens der 193 Staaten heisst das, dass Wirkung nicht am Sender, sondern an veraenderten Zustanden der Empfaenger geprueft wird. Die Studierenden sollen nicht lernen, einen Score nachzusprechen. Sie sollen erkennen, wann ein Score klaert, wann er verdeckt und wann eine rote Linie die Durchschnittslogik stoppt.</w:t>
+      </w:r>
+    </w:p>
+    <w:p>
+      <w:r>
+        <w:t>Fallfenster zur Anwendung. Eine Organisation plant eine Massnahme und formuliert dazu eine positive Absicht. In der WÖk reicht das nicht. Fuer diese Vorlesung muss sichtbar werden, welche Zustandsveraenderung erwartet wird, welche Empfaenger direkt oder indirekt betroffen sind, welche Nebenwirkungen entstehen koennen und welche Entscheidung spaeter korrigiert wird. Bezogen auf SDGs und Agenda 2030 als globaler Konsens der 193 Staaten heisst das: Die Analyse muss das konkrete Thema ernst nehmen und zugleich den allgemeinen WÖk-Massstab halten. Es geht nicht darum, Akteure moralisch zu sortieren. Es geht darum, Wirkpfade, Wirkungsempfaenger, Datenqualitaet, Risiken und Rueckkopplung so zu beschreiben, dass bessere Entscheidungen moeglich werden.</w:t>
+      </w:r>
+    </w:p>
+    <w:p>
+      <w:r>
+        <w:t>Pruefungsnahe Transferfrage. Formuliere zu V25 eine Wirkungsaussage in drei Saetzen: Erstens den beobachteten oder plausiblen Zustand, zweitens die Daten- oder Quellenlage, drittens die offene Unsicherheit samt Rueckkopplung. Die Antwort muss ohne moralische Personenbewertung auskommen und darf Reichweite nicht mit Wirkung verwechseln.</w:t>
+      </w:r>
+    </w:p>
+    <w:p>
+      <w:r>
+        <w:t>Transfer in Grundstudium Wirkungsökonomie. Praxisbeispiel verbindet die inhaltliche Deutung mit der spaeteren Praxis. Eine Organisation kann zu SDGs und Agenda 2030 als globaler Konsens der 193 Staaten sehr ueberzeugend kommunizieren und trotzdem an einen plausiblen Gedanken schon fuer Wirkung zu halten, obwohl Empfaenger, Zustand, Zeitbezug und Quelle fehlen scheitern. Darum muss die V1-Fassung immer auch nach Governance fragen: Wer erhebt Daten, wer bewertet sie, wer traegt die Folgen, wer kann widersprechen und wann wird eine Entscheidung korrigiert? Jede Schlussfolgerung endet mit Entscheidung, Verantwortlichkeit und Termin fuer Rueckpruefung. So wird aus einem Lehrkapitel eine verantwortbare Arbeitsroutine.</w:t>
+      </w:r>
+    </w:p>
+    <w:p>
+      <w:r>
+        <w:t>Grenze gegen Scheingenauigkeit. Gerade bei Wirkungsökonomische Vertiefung ist Praezision wichtiger als grosse Begriffe. Eine Wirkungsaussage bleibt schwach, wenn sie nur Aktivitaet, Reichweite, Absicht oder Image beschreibt. Stark wird sie erst, wenn sie die Zustandsveraenderung und ihre Bedingungen offenlegt. In V25 ist deshalb entscheidend, WÖk-Aussagen mit bestehenden Begriffen, Studien, Standards und Rechtsrahmen in Beziehung stehen muessen. Die Fehlerlinie verlaeuft nicht zwischen Optimismus und Pessimismus, sondern zwischen offengelegter Unsicherheit und rhetorischer Sicherheit ohne Pruefpfad.</w:t>
+      </w:r>
+    </w:p>
+    <w:p>
+      <w:r>
+        <w:t>Pruefungsnahe Lesart. Aus Prüfungsrelevanz laesst sich eine gute Transferfrage ableiten: Welche Entscheidung waere falsch, wenn dieser Abschnitt missverstanden wird? Fuer SDGs und Agenda 2030 als globaler Konsens der 193 Staaten lautet die Antwort meist nicht einfach "mehr Wirkung", sondern genauer: bessere Unterscheidung, sauberere Daten, klarere Schutzlinie und rueckgekoppelte Steuerung. Die Analyse markiert Stoppsignale vor jeder Portfolio- oder Score-Debatte. Wer das im Fall anwenden kann, hat den Kern der Vorlesung verstanden; wer nur Definitionen wiederholt, bleibt unter dem Anspruch der Akademie.</w:t>
+      </w:r>
+    </w:p>
+    <w:p>
+      <w:r>
+        <w:t>Fallfenster zur Anwendung. Eine Fuehrungsentscheidung erzeugt zugleich Nutzen und Risiken. Die WÖk behandelt Ambivalenz nicht als Stoerung, sondern als Kern der Analyse. Positive Netto-Wirkung darf erst behauptet werden, wenn zentrale negative Wirkungen getrennt geprueft und rote Linien gewahrt sind. Bezogen auf SDGs und Agenda 2030 als globaler Konsens der 193 Staaten heisst das: Die Analyse muss das konkrete Thema ernst nehmen und zugleich den allgemeinen WÖk-Massstab halten. Es geht nicht darum, Akteure moralisch zu sortieren. Es geht darum, Wirkpfade, Wirkungsempfaenger, Datenqualitaet, Risiken und Rueckkopplung so zu beschreiben, dass bessere Entscheidungen moeglich werden.</w:t>
+      </w:r>
+    </w:p>
+    <w:p>
+      <w:pPr>
+        <w:pStyle w:val="Heading3"/>
+      </w:pPr>
+      <w:r>
+        <w:t>Abschlusskommentar 4: Lesen, pruefen, rueckkoppeln</w:t>
+      </w:r>
+    </w:p>
+    <w:p>
+      <w:r>
+        <w:t>Die folgende Verdichtung fuehrt die vorhandenen Kapitel nicht als Wiederholung, sondern als Anwendung zusammen. Wirkungskompetenz entsteht, wenn dieselbe begriffliche Strenge in Fallanalyse, Datenarbeit, Kommunikation, Governance und Entscheidungspraxis wiedererkannt wird.</w:t>
+      </w:r>
+    </w:p>
+    <w:p>
+      <w:r>
+        <w:t>Begriffliche Schaerfung. Der Abschnitt Lernziele ist in V25 kein Zusatzwissen, sondern ein Pruefstein fuer die Grundfrage des Skripts: Was veraendert sich, bei wem, wodurch und mit welcher Rueckkopplung? Fuer SDGs und Agenda 2030 als globaler Konsens der 193 Staaten wird daran sichtbar, dass praezise Sprache die erste Sicherung gegen Impact-Washing bildet. Die fachliche Grenze liegt dort, wo Lernende Output, Reichweite, Absicht und Wirkung in einem Satz vermischen. Die saubere Lesart trennt deshalb Beobachtung, Kausalannahme, Bewertung und Steuerungsfolge. In der Anwendung sollte daraus mindestens eine konkrete Begriff, Wirkpfad, Fallbewertung, rote Linie oder Rueckkopplung abgeleitet werden; sonst bleibt das Wissen erklaerend, aber nicht steuerungsfaehig.</w:t>
+      </w:r>
+    </w:p>
+    <w:p>
+      <w:r>
+        <w:t>Anwendung auf Einleitung / Wirkungsfrage. In einer Fallanalyse beginnt dieser Punkt nicht mit einer Meinung, sondern mit einer belastbaren Beschreibung. Wer V25 pruefungsnah liest, fragt zuerst nach Wirkungsempfaengern, Wirkraum, Zeitraum und Datenquelle. Erst danach folgt die Bewertung im Referenzrahmen Mensch, Planet, Demokratie, SDGs, Agenda 2030 und SDG+. Mindestens ein direkter und ein indirekter Wirkpfad muessen nachvollziehbar sein. Der typische Kurzschluss waere, nur die Massnahme selbst bewerten und indirekte Empfaenger ausblenden. Genau dagegen setzt die WÖk die Pflicht, Wirkungspotenzial, Wirkungsrisiko und positive Netto-Wirkung begrifflich getrennt zu halten.</w:t>
+      </w:r>
+    </w:p>
+    <w:p>
+      <w:r>
+        <w:t>Pruefungsnahe Transferfrage. Formuliere zu V25 eine Wirkungsaussage in drei Saetzen: Erstens den beobachteten oder plausiblen Zustand, zweitens die Daten- oder Quellenlage, drittens die offene Unsicherheit samt Rueckkopplung. Die Antwort muss ohne moralische Personenbewertung auskommen und darf Reichweite nicht mit Wirkung verwechseln.</w:t>
+      </w:r>
+    </w:p>
+    <w:p>
+      <w:r>
+        <w:t>Evidenzregel. Kernaussage darf im Skript nicht als dekorativer Begriff stehen bleiben. Der Abschnitt traegt nur dann, wenn er eine pruefbare Aussage erlaubt: Welche Quelle stuetzt die Annahme, welche Unsicherheit bleibt offen und welche Gegenbeobachtung wuerde die Bewertung veraendern? Fuer SDGs und Agenda 2030 als globaler Konsens der 193 Staaten heisst das, dass jede Bewertung nur so belastbar ist wie Datenlage, Quellenstatus, Aktualitaet und Systemgrenze. Die Studierenden sollen nicht lernen, einen Score nachzusprechen. Sie sollen erkennen, wann ein Score klaert, wann er verdeckt und wann eine rote Linie die Durchschnittslogik stoppt.</w:t>
+      </w:r>
+    </w:p>
+    <w:p>
+      <w:r>
+        <w:t>Fallfenster zur Anwendung. Ein Controlling-Team moechte einen Score bilden. Das Skript verlangt, dass Datenqualitaet, Systemgrenzen, Gewichtung, Unsicherheit und Nichtkompensation sichtbar bleiben. Ein Score darf die Diskussion nicht beenden, sondern muss bessere Fragen, Priorisierung und Rueckkopplung ermoeglichen. Bezogen auf SDGs und Agenda 2030 als globaler Konsens der 193 Staaten heisst das: Die Analyse muss das konkrete Thema ernst nehmen und zugleich den allgemeinen WÖk-Massstab halten. Es geht nicht darum, Akteure moralisch zu sortieren. Es geht darum, Wirkpfade, Wirkungsempfaenger, Datenqualitaet, Risiken und Rueckkopplung so zu beschreiben, dass bessere Entscheidungen moeglich werden.</w:t>
+      </w:r>
+    </w:p>
+    <w:p>
+      <w:r>
+        <w:t>Transfer in Grundstudium Wirkungsökonomie. Quelltext und fachliche Grundlegung verbindet die inhaltliche Deutung mit der spaeteren Praxis. Eine Organisation kann zu SDGs und Agenda 2030 als globaler Konsens der 193 Staaten sehr ueberzeugend kommunizieren und trotzdem an einen plausiblen Gedanken schon fuer Wirkung zu halten, obwohl Empfaenger, Zustand, Zeitbezug und Quelle fehlen scheitern. Darum muss die V1-Fassung immer auch nach Governance fragen: Wer erhebt Daten, wer bewertet sie, wer traegt die Folgen, wer kann widersprechen und wann wird eine Entscheidung korrigiert? Profile, Zielkonflikte und offene Punkte werden nebeneinander gefuehrt. So wird aus einem Lehrkapitel eine verantwortbare Arbeitsroutine.</w:t>
+      </w:r>
+    </w:p>
+    <w:p>
+      <w:r>
+        <w:t>Grenze gegen Scheingenauigkeit. Gerade bei Einstieg / Wirkungsfrage ist Praezision wichtiger als grosse Begriffe. Eine Wirkungsaussage bleibt schwach, wenn sie nur Aktivitaet, Reichweite, Absicht oder Image beschreibt. Stark wird sie erst, wenn sie die Zustandsveraenderung und ihre Bedingungen offenlegt. In V25 ist deshalb entscheidend, schwere zentrale Schaeden nicht durch beliebige positive Einzelwerte neutralisiert werden duerfen. Die Fehlerlinie verlaeuft nicht zwischen Optimismus und Pessimismus, sondern zwischen offengelegter Unsicherheit und rhetorischer Sicherheit ohne Pruefpfad.</w:t>
+      </w:r>
+    </w:p>
+    <w:p>
+      <w:r>
+        <w:t>Pruefungsnahe Lesart. Aus Video-/Audio-Vorlesung laesst sich eine gute Transferfrage ableiten: Welche Entscheidung waere falsch, wenn dieser Abschnitt missverstanden wird? Fuer SDGs und Agenda 2030 als globaler Konsens der 193 Staaten lautet die Antwort meist nicht einfach "mehr Wirkung", sondern genauer: bessere Unterscheidung, sauberere Daten, klarere Schutzlinie und rueckgekoppelte Steuerung. Jeder Analyseblock fragt nach der Routine, die nach der Bewertung angepasst wird. Wer das im Fall anwenden kann, hat den Kern der Vorlesung verstanden; wer nur Definitionen wiederholt, bleibt unter dem Anspruch der Akademie.</w:t>
+      </w:r>
+    </w:p>
+    <w:p>
+      <w:r>
+        <w:t>Fallfenster zur Anwendung. Ein Kommunikationsbericht nennt viele Aktivitaeten, Reichweiten und Rueckmeldungen. Die V1-Pruefung fragt, ob daraus eine belastbare Wirkungsaussage folgt. Wenn nur Kontakte, Klicks oder Zustimmung vorliegen, bleibt die Aussage im Bereich Wirkungspotenzial oder Resonanz, nicht im Bereich nachgewiesener Wirkung. Bezogen auf SDGs und Agenda 2030 als globaler Konsens der 193 Staaten heisst das: Die Analyse muss das konkrete Thema ernst nehmen und zugleich den allgemeinen WÖk-Massstab halten. Es geht nicht darum, Akteure moralisch zu sortieren. Es geht darum, Wirkpfade, Wirkungsempfaenger, Datenqualitaet, Risiken und Rueckkopplung so zu beschreiben, dass bessere Entscheidungen moeglich werden.</w:t>
+      </w:r>
+    </w:p>
+    <w:p>
+      <w:pPr>
+        <w:pStyle w:val="Heading3"/>
+      </w:pPr>
+      <w:r>
+        <w:t>V1-Abschlussnotiz</w:t>
+      </w:r>
+    </w:p>
+    <w:p>
+      <w:r>
+        <w:t>Diese Finalisierung schliesst die Codex-Inhaltsproduktion fuer V25. Offen bleibt nicht der fachliche Kern des Skripts, sondern der naechste Produktionsschritt: Claude setzt daraus die CI/CD-konforme Reader- und PDF-Fassung, prueft Satz, Umbrueche, Medienintegration und Lektorat und markiert erst danach die veroeffentlichte Fassung als freigegeben.</w:t>
       </w:r>
     </w:p>
     <w:sectPr>

--- a/docs/studienskripte/word-rohfassungen/woek-g-v25.docx
+++ b/docs/studienskripte/word-rohfassungen/woek-g-v25.docx
@@ -3584,12 +3584,12 @@
     </w:p>
     <w:p>
       <w:r>
-        <w:t>Dieses Skript zu V25 SDGs und Agenda 2030 als globaler Konsens der 193 Staaten ist als Langformtext angelegt: Es soll nicht nur die Vorlesung begleiten, sondern als eigenstaendiges Studienmaterial funktionieren. Wer es liest, soll den fachlichen Kern, die WÖk-Terminologie, die Quellenlogik, die Tabellen, die Modellformeln, die Fallfenster und die oeffentlichen Verstaendnisfragen zusammenfuehren koennen. Die geschuetzte Pruefungslogik bleibt davon getrennt in der Akademie-App.</w:t>
-      </w:r>
-    </w:p>
-    <w:p>
-      <w:r>
-        <w:t>Fuer den Abschluss ist entscheidend, dass SDGs und Agenda 2030 als globaler Konsens der 193 Staaten im Feld Grundstudium Wirkungsökonomie nicht als Einzelthema stehen bleibt. Die Vorlesung traegt zur gemeinsamen Architektur bei: begriffliche Grundlegung, Bewertungsrahmen und gesellschaftliche Einordnung. Daraus folgt eine Lesehaltung, die streng und praktisch zugleich ist. Sie fragt nach belastbaren Begriffen, nach Empfaengern und Wirkpfaden, nach Unsicherheit, nach nicht kompensierbaren Grenzen und nach Rueckkopplung in reale Entscheidungen.</w:t>
+        <w:t>Dieses Skript zu V25 SDGs und Agenda 2030 als globaler Konsens der 193 Staaten ist als Langformtext angelegt. Es fuehrt die Vorlesung, die Begriffe, die Fallfenster, die Tabellen, die Modellformeln, die Mini-Quiz-Fragen, die Quellenlogik und den Rueckfluss in den WOE-Korpus zusammen. Die geschuetzte Antwortlogik bleibt davon getrennt in der Akademie-App.</w:t>
+      </w:r>
+    </w:p>
+    <w:p>
+      <w:r>
+        <w:t>Der Abschluss liest SDGs und Agenda 2030 als globaler Konsens der 193 Staaten im Feld Grundstudium Wirkungsoekonomie. Der Massstab bleibt neutral und relational: Wirkung bedeutet tatsaechliche Zustandsveraenderung. Wirkungspotenzial beschreibt plausible Moeglichkeit. Wirkungsrisiko beschreibt moegliche negative Veraenderung. Wenn eine Zielgroesse gemeint ist, geht es um positive Netto-Wirkung. Genau diese Trennung entscheidet, ob das Skript fachlich traegt.</w:t>
       </w:r>
     </w:p>
     <w:p>
@@ -3597,7 +3597,7 @@
         <w:pStyle w:val="Heading3"/>
       </w:pPr>
       <w:r>
-        <w:t>Abschlussmatrix fuer die Anwendung</w:t>
+        <w:t>Abschlussmatrix</w:t>
       </w:r>
     </w:p>
     <w:tbl>
@@ -3623,7 +3623,7 @@
               <w:rPr>
                 <w:b/>
               </w:rPr>
-              <w:t>Ebene</w:t>
+              <w:t>Pruefebene</w:t>
             </w:r>
           </w:p>
         </w:tc>
@@ -3651,7 +3651,7 @@
               <w:rPr>
                 <w:b/>
               </w:rPr>
-              <w:t>Qualitaetsgrenze</w:t>
+              <w:t>Grenze</w:t>
             </w:r>
           </w:p>
         </w:tc>
@@ -3675,7 +3675,7 @@
           </w:tcPr>
           <w:p>
             <w:r>
-              <w:t>Wirkung, Wirkungspotenzial und Wirkungsrisiko werden im Kontext der Vorlesung getrennt.</w:t>
+              <w:t>Wirkung, Wirkungspotenzial, Wirkungsrisiko und positive Netto-Wirkung getrennt lesen.</w:t>
             </w:r>
           </w:p>
         </w:tc>
@@ -3686,7 +3686,7 @@
           </w:tcPr>
           <w:p>
             <w:r>
-              <w:t>keine Absicht als Wirkung ausgeben</w:t>
+              <w:t>Keine Absicht als Wirkung ausgeben.</w:t>
             </w:r>
           </w:p>
         </w:tc>
@@ -3710,7 +3710,7 @@
           </w:tcPr>
           <w:p>
             <w:r>
-              <w:t>Ausloeser, Mechanismus, Wirkungsempfaenger, Zustand und Rueckkopplung werden sichtbar.</w:t>
+              <w:t>Ausloeser, Mechanismus, Empfaenger, Zustand und Rueckkopplung verbinden.</w:t>
             </w:r>
           </w:p>
         </w:tc>
@@ -3721,7 +3721,7 @@
           </w:tcPr>
           <w:p>
             <w:r>
-              <w:t>keine lineare Erfolgsgeschichte erfinden</w:t>
+              <w:t>Keine lineare Erfolgsgeschichte erfinden.</w:t>
             </w:r>
           </w:p>
         </w:tc>
@@ -3734,7 +3734,7 @@
           </w:tcPr>
           <w:p>
             <w:r>
-              <w:t>Daten</w:t>
+              <w:t>Evidenz</w:t>
             </w:r>
           </w:p>
         </w:tc>
@@ -3745,7 +3745,7 @@
           </w:tcPr>
           <w:p>
             <w:r>
-              <w:t>Quellen, Datenqualitaet, Unsicherheit und Aktualitaet werden benannt.</w:t>
+              <w:t>begriffliche Praezision, Fallbeschreibung, Quellenklarheit, Plausibilitaet und offene Unsicherheit pruefen.</w:t>
             </w:r>
           </w:p>
         </w:tc>
@@ -3756,7 +3756,7 @@
           </w:tcPr>
           <w:p>
             <w:r>
-              <w:t>keine Scheingenauigkeit erzeugen</w:t>
+              <w:t>Keine Scheingenauigkeit erzeugen.</w:t>
             </w:r>
           </w:p>
         </w:tc>
@@ -3780,7 +3780,7 @@
           </w:tcPr>
           <w:p>
             <w:r>
-              <w:t>SDGs, Agenda 2030, SDG+ und WÖk-Schutzlinien bilden den Referenzrahmen.</w:t>
+              <w:t>SDGs, Agenda 2030, SDG+, Nichtkompensation und Reverse Merit Order passend einsetzen.</w:t>
             </w:r>
           </w:p>
         </w:tc>
@@ -3791,7 +3791,7 @@
           </w:tcPr>
           <w:p>
             <w:r>
-              <w:t>keine Durchschnittslogik gegen rote Linien</w:t>
+              <w:t>Keine Durchschnittslogik gegen rote Linien.</w:t>
             </w:r>
           </w:p>
         </w:tc>
@@ -3815,7 +3815,7 @@
           </w:tcPr>
           <w:p>
             <w:r>
-              <w:t>Die Bewertung fuehrt zu Entscheidung, Budget, Prozess, Kommunikation oder Korrektur.</w:t>
+              <w:t>Ergebnis in Begriff, Fallbewertung, Wirkpfad, rote Linie, Quellenbeurteilung oder Rueckkopplungsregel uebersetzen.</w:t>
             </w:r>
           </w:p>
         </w:tc>
@@ -3826,7 +3826,7 @@
           </w:tcPr>
           <w:p>
             <w:r>
-              <w:t>kein Reporting ohne Rueckkopplung</w:t>
+              <w:t>Kein Reporting ohne Rueckkopplung.</w:t>
             </w:r>
           </w:p>
         </w:tc>
@@ -3838,132 +3838,107 @@
         <w:pStyle w:val="Heading3"/>
       </w:pPr>
       <w:r>
-        <w:t>Abschlusskommentar 1: Lesen, pruefen, rueckkoppeln</w:t>
-      </w:r>
-    </w:p>
-    <w:p>
-      <w:r>
-        <w:t>Die folgende Verdichtung fuehrt die vorhandenen Kapitel nicht als Wiederholung, sondern als Anwendung zusammen. Wirkungskompetenz entsteht, wenn dieselbe begriffliche Strenge in Fallanalyse, Datenarbeit, Kommunikation, Governance und Entscheidungspraxis wiedererkannt wird.</w:t>
-      </w:r>
-    </w:p>
-    <w:p>
-      <w:r>
-        <w:t>Begriffliche Schaerfung. Der Abschnitt Lernziele ist in V25 kein Zusatzwissen, sondern ein Pruefstein fuer die Grundfrage des Skripts: Was veraendert sich, bei wem, wodurch und mit welcher Rueckkopplung? Fuer SDGs und Agenda 2030 als globaler Konsens der 193 Staaten wird daran sichtbar, dass praezise Sprache die erste Sicherung gegen Impact-Washing bildet. Die fachliche Grenze liegt dort, wo Lernende Output, Reichweite, Absicht und Wirkung in einem Satz vermischen. Die saubere Lesart trennt deshalb Beobachtung, Kausalannahme, Bewertung und Steuerungsfolge. In der Anwendung sollte daraus mindestens eine konkrete Begriff, Wirkpfad, Fallbewertung, rote Linie oder Rueckkopplung abgeleitet werden; sonst bleibt das Wissen erklaerend, aber nicht steuerungsfaehig.</w:t>
-      </w:r>
-    </w:p>
-    <w:p>
-      <w:r>
-        <w:t>Anwendung auf Einleitung / Wirkungsfrage. In einer Fallanalyse beginnt dieser Punkt nicht mit einer Meinung, sondern mit einer belastbaren Beschreibung. Wer V25 pruefungsnah liest, fragt zuerst nach Wirkungsempfaengern, Wirkraum, Zeitraum und Datenquelle. Erst danach folgt die Bewertung im Referenzrahmen Mensch, Planet, Demokratie, SDGs, Agenda 2030 und SDG+. Mindestens ein direkter und ein indirekter Wirkpfad muessen nachvollziehbar sein. Der typische Kurzschluss waere, nur die Massnahme selbst bewerten und indirekte Empfaenger ausblenden. Genau dagegen setzt die WÖk die Pflicht, Wirkungspotenzial, Wirkungsrisiko und positive Netto-Wirkung begrifflich getrennt zu halten.</w:t>
-      </w:r>
-    </w:p>
-    <w:p>
-      <w:r>
-        <w:t>Evidenzregel. Kernaussage darf im Skript nicht als dekorativer Begriff stehen bleiben. Der Abschnitt traegt nur dann, wenn er eine pruefbare Aussage erlaubt: Welche Quelle stuetzt die Annahme, welche Unsicherheit bleibt offen und welche Gegenbeobachtung wuerde die Bewertung veraendern? Fuer SDGs und Agenda 2030 als globaler Konsens der 193 Staaten heisst das, dass jede Bewertung nur so belastbar ist wie Datenlage, Quellenstatus, Aktualitaet und Systemgrenze. Die Studierenden sollen nicht lernen, einen Score nachzusprechen. Sie sollen erkennen, wann ein Score klaert, wann er verdeckt und wann eine rote Linie die Durchschnittslogik stoppt.</w:t>
-      </w:r>
-    </w:p>
-    <w:p>
-      <w:r>
-        <w:t>Fallfenster zur Anwendung. Ein Controlling-Team moechte einen Score bilden. Das Skript verlangt, dass Datenqualitaet, Systemgrenzen, Gewichtung, Unsicherheit und Nichtkompensation sichtbar bleiben. Ein Score darf die Diskussion nicht beenden, sondern muss bessere Fragen, Priorisierung und Rueckkopplung ermoeglichen. Bezogen auf SDGs und Agenda 2030 als globaler Konsens der 193 Staaten heisst das: Die Analyse muss das konkrete Thema ernst nehmen und zugleich den allgemeinen WÖk-Massstab halten. Es geht nicht darum, Akteure moralisch zu sortieren. Es geht darum, Wirkpfade, Wirkungsempfaenger, Datenqualitaet, Risiken und Rueckkopplung so zu beschreiben, dass bessere Entscheidungen moeglich werden.</w:t>
-      </w:r>
-    </w:p>
-    <w:p>
-      <w:r>
-        <w:t>Transfer in Grundstudium Wirkungsökonomie. Quelltext und fachliche Grundlegung verbindet die inhaltliche Deutung mit der spaeteren Praxis. Eine Organisation kann zu SDGs und Agenda 2030 als globaler Konsens der 193 Staaten sehr ueberzeugend kommunizieren und trotzdem an einen plausiblen Gedanken schon fuer Wirkung zu halten, obwohl Empfaenger, Zustand, Zeitbezug und Quelle fehlen scheitern. Darum muss die V1-Fassung immer auch nach Governance fragen: Wer erhebt Daten, wer bewertet sie, wer traegt die Folgen, wer kann widersprechen und wann wird eine Entscheidung korrigiert? Profile, Zielkonflikte und offene Punkte werden nebeneinander gefuehrt. So wird aus einem Lehrkapitel eine verantwortbare Arbeitsroutine.</w:t>
-      </w:r>
-    </w:p>
-    <w:p>
-      <w:r>
-        <w:t>Grenze gegen Scheingenauigkeit. Gerade bei Einstieg / Wirkungsfrage ist Praezision wichtiger als grosse Begriffe. Eine Wirkungsaussage bleibt schwach, wenn sie nur Aktivitaet, Reichweite, Absicht oder Image beschreibt. Stark wird sie erst, wenn sie die Zustandsveraenderung und ihre Bedingungen offenlegt. In V25 ist deshalb entscheidend, schwere zentrale Schaeden nicht durch beliebige positive Einzelwerte neutralisiert werden duerfen. Die Fehlerlinie verlaeuft nicht zwischen Optimismus und Pessimismus, sondern zwischen offengelegter Unsicherheit und rhetorischer Sicherheit ohne Pruefpfad.</w:t>
-      </w:r>
-    </w:p>
-    <w:p>
-      <w:r>
-        <w:t>Pruefungsnahe Transferfrage. Formuliere zu V25 eine Wirkungsaussage in drei Saetzen: Erstens den beobachteten oder plausiblen Zustand, zweitens die Daten- oder Quellenlage, drittens die offene Unsicherheit samt Rueckkopplung. Die Antwort muss ohne moralische Personenbewertung auskommen und darf Reichweite nicht mit Wirkung verwechseln.</w:t>
-      </w:r>
-    </w:p>
-    <w:p>
-      <w:r>
-        <w:t>Pruefungsnahe Lesart. Aus Video-/Audio-Vorlesung laesst sich eine gute Transferfrage ableiten: Welche Entscheidung waere falsch, wenn dieser Abschnitt missverstanden wird? Fuer SDGs und Agenda 2030 als globaler Konsens der 193 Staaten lautet die Antwort meist nicht einfach "mehr Wirkung", sondern genauer: bessere Unterscheidung, sauberere Daten, klarere Schutzlinie und rueckgekoppelte Steuerung. Jeder Analyseblock fragt nach der Routine, die nach der Bewertung angepasst wird. Wer das im Fall anwenden kann, hat den Kern der Vorlesung verstanden; wer nur Definitionen wiederholt, bleibt unter dem Anspruch der Akademie.</w:t>
-      </w:r>
-    </w:p>
-    <w:p>
-      <w:r>
-        <w:t>Fallfenster zur Anwendung. Ein Kommunikationsbericht nennt viele Aktivitaeten, Reichweiten und Rueckmeldungen. Die V1-Pruefung fragt, ob daraus eine belastbare Wirkungsaussage folgt. Wenn nur Kontakte, Klicks oder Zustimmung vorliegen, bleibt die Aussage im Bereich Wirkungspotenzial oder Resonanz, nicht im Bereich nachgewiesener Wirkung. Bezogen auf SDGs und Agenda 2030 als globaler Konsens der 193 Staaten heisst das: Die Analyse muss das konkrete Thema ernst nehmen und zugleich den allgemeinen WÖk-Massstab halten. Es geht nicht darum, Akteure moralisch zu sortieren. Es geht darum, Wirkpfade, Wirkungsempfaenger, Datenqualitaet, Risiken und Rueckkopplung so zu beschreiben, dass bessere Entscheidungen moeglich werden.</w:t>
-      </w:r>
-    </w:p>
-    <w:p>
-      <w:r>
-        <w:t>Governance. Der Abschnitt Transkript (Gerüst) ist in V25 kein Zusatzwissen, sondern ein Pruefstein fuer die Grundfrage des Skripts: Was veraendert sich, bei wem, wodurch und mit welcher Rueckkopplung? Fuer SDGs und Agenda 2030 als globaler Konsens der 193 Staaten wird daran sichtbar, dass Wirkungsbewertung Verfahren, Rechte, Transparenz und Korrektur braucht. Die fachliche Grenze liegt dort, wo Lernende Bewertung als technokratische Top-down-Setzung verstehen. Die saubere Lesart trennt deshalb Beobachtung, Kausalannahme, Bewertung und Steuerungsfolge. In der Anwendung sollte daraus mindestens eine konkrete Begriff, Wirkpfad, Fallbewertung, rote Linie oder Rueckkopplung abgeleitet werden; sonst bleibt das Wissen erklaerend, aber nicht steuerungsfaehig.</w:t>
-      </w:r>
-    </w:p>
-    <w:p>
-      <w:r>
-        <w:t>Anwendung auf Skript / Folien (Lernseite). In einer Fallanalyse beginnt dieser Punkt nicht mit einer Meinung, sondern mit einer belastbaren Beschreibung. Wer V25 pruefungsnah liest, fragt zuerst nach Wirkungsempfaengern, Wirkraum, Zeitraum und Datenquelle. Erst danach folgt die Bewertung im Referenzrahmen Mensch, Planet, Demokratie, SDGs, Agenda 2030 und SDG+. Pruefungsfragen verbinden Begriff, Anwendung, Evidenz und rote Linie. Der typische Kurzschluss waere, reines Auswendiglernen als Kompetenznachweis behandeln. Genau dagegen setzt die WÖk die Pflicht, Wirkungspotenzial, Wirkungsrisiko und positive Netto-Wirkung begrifflich getrennt zu halten.</w:t>
-      </w:r>
-    </w:p>
-    <w:p>
-      <w:r>
-        <w:t>Evidenzregel. Transferaufgabe darf im Skript nicht als dekorativer Begriff stehen bleiben. Der Abschnitt traegt nur dann, wenn er eine pruefbare Aussage erlaubt: Welche Quelle stuetzt die Annahme, welche Unsicherheit bleibt offen und welche Gegenbeobachtung wuerde die Bewertung veraendern? Fuer SDGs und Agenda 2030 als globaler Konsens der 193 Staaten heisst das, dass WÖk-Begriffe im Alltag nur tragen, wenn sie in Routinen uebersetzt werden. Die Studierenden sollen nicht lernen, einen Score nachzusprechen. Sie sollen erkennen, wann ein Score klaert, wann er verdeckt und wann eine rote Linie die Durchschnittslogik stoppt.</w:t>
-      </w:r>
-    </w:p>
-    <w:p>
-      <w:r>
-        <w:t>Fallfenster zur Anwendung. Eine Organisation plant eine Massnahme und formuliert dazu eine positive Absicht. In der WÖk reicht das nicht. Fuer diese Vorlesung muss sichtbar werden, welche Zustandsveraenderung erwartet wird, welche Empfaenger direkt oder indirekt betroffen sind, welche Nebenwirkungen entstehen koennen und welche Entscheidung spaeter korrigiert wird. Bezogen auf SDGs und Agenda 2030 als globaler Konsens der 193 Staaten heisst das: Die Analyse muss das konkrete Thema ernst nehmen und zugleich den allgemeinen WÖk-Massstab halten. Es geht nicht darum, Akteure moralisch zu sortieren. Es geht darum, Wirkpfade, Wirkungsempfaenger, Datenqualitaet, Risiken und Rueckkopplung so zu beschreiben, dass bessere Entscheidungen moeglich werden.</w:t>
-      </w:r>
-    </w:p>
-    <w:p>
-      <w:r>
-        <w:t>Transfer in Grundstudium Wirkungsökonomie. Praxisbeispiel verbindet die inhaltliche Deutung mit der spaeteren Praxis. Eine Organisation kann zu SDGs und Agenda 2030 als globaler Konsens der 193 Staaten sehr ueberzeugend kommunizieren und trotzdem an einen plausiblen Gedanken schon fuer Wirkung zu halten, obwohl Empfaenger, Zustand, Zeitbezug und Quelle fehlen scheitern. Darum muss die V1-Fassung immer auch nach Governance fragen: Wer erhebt Daten, wer bewertet sie, wer traegt die Folgen, wer kann widersprechen und wann wird eine Entscheidung korrigiert? Gute Kommunikation unterscheidet Befund, Annahme und normative Bewertung. So wird aus einem Lehrkapitel eine verantwortbare Arbeitsroutine.</w:t>
-      </w:r>
-    </w:p>
-    <w:p>
-      <w:r>
-        <w:t>Pruefungsnahe Transferfrage. Formuliere zu V25 eine Wirkungsaussage in drei Saetzen: Erstens den beobachteten oder plausiblen Zustand, zweitens die Daten- oder Quellenlage, drittens die offene Unsicherheit samt Rueckkopplung. Die Antwort muss ohne moralische Personenbewertung auskommen und darf Reichweite nicht mit Wirkung verwechseln.</w:t>
-      </w:r>
-    </w:p>
-    <w:p>
-      <w:r>
-        <w:t>Grenze gegen Scheingenauigkeit. Gerade bei Wirkungsökonomische Vertiefung ist Praezision wichtiger als grosse Begriffe. Eine Wirkungsaussage bleibt schwach, wenn sie nur Aktivitaet, Reichweite, Absicht oder Image beschreibt. Stark wird sie erst, wenn sie die Zustandsveraenderung und ihre Bedingungen offenlegt. In V25 ist deshalb entscheidend, jede Wirkungsaussage eine Grenze zieht und diese Grenze begruenden muss. Die Fehlerlinie verlaeuft nicht zwischen Optimismus und Pessimismus, sondern zwischen offengelegter Unsicherheit und rhetorischer Sicherheit ohne Pruefpfad.</w:t>
-      </w:r>
-    </w:p>
-    <w:p>
-      <w:r>
-        <w:t>Pruefungsnahe Lesart. Aus Prüfungsrelevanz laesst sich eine gute Transferfrage ableiten: Welche Entscheidung waere falsch, wenn dieser Abschnitt missverstanden wird? Fuer SDGs und Agenda 2030 als globaler Konsens der 193 Staaten lautet die Antwort meist nicht einfach "mehr Wirkung", sondern genauer: bessere Unterscheidung, sauberere Daten, klarere Schutzlinie und rueckgekoppelte Steuerung. Szenarien pruefen Sofortwirkung, Folgewirkung und Reversibilitaet getrennt. Wer das im Fall anwenden kann, hat den Kern der Vorlesung verstanden; wer nur Definitionen wiederholt, bleibt unter dem Anspruch der Akademie.</w:t>
-      </w:r>
-    </w:p>
-    <w:p>
-      <w:r>
-        <w:t>Fallfenster zur Anwendung. Eine Fuehrungsentscheidung erzeugt zugleich Nutzen und Risiken. Die WÖk behandelt Ambivalenz nicht als Stoerung, sondern als Kern der Analyse. Positive Netto-Wirkung darf erst behauptet werden, wenn zentrale negative Wirkungen getrennt geprueft und rote Linien gewahrt sind. Bezogen auf SDGs und Agenda 2030 als globaler Konsens der 193 Staaten heisst das: Die Analyse muss das konkrete Thema ernst nehmen und zugleich den allgemeinen WÖk-Massstab halten. Es geht nicht darum, Akteure moralisch zu sortieren. Es geht darum, Wirkpfade, Wirkungsempfaenger, Datenqualitaet, Risiken und Rueckkopplung so zu beschreiben, dass bessere Entscheidungen moeglich werden.</w:t>
-      </w:r>
-    </w:p>
-    <w:p>
-      <w:r>
-        <w:t>Betroffenenperspektive. Der Abschnitt Lernziele ist in V25 kein Zusatzwissen, sondern ein Pruefstein fuer die Grundfrage des Skripts: Was veraendert sich, bei wem, wodurch und mit welcher Rueckkopplung? Fuer SDGs und Agenda 2030 als globaler Konsens der 193 Staaten wird daran sichtbar, dass Wirkung nicht am Sender, sondern an veraenderten Zustanden der Empfaenger geprueft wird. Die fachliche Grenze liegt dort, wo Lernende interne Erfolgskennzahlen mit gesellschaftlicher Wirkung verwechseln. Die saubere Lesart trennt deshalb Beobachtung, Kausalannahme, Bewertung und Steuerungsfolge. In der Anwendung sollte daraus mindestens eine konkrete Begriff, Wirkpfad, Fallbewertung, rote Linie oder Rueckkopplung abgeleitet werden; sonst bleibt das Wissen erklaerend, aber nicht steuerungsfaehig.</w:t>
-      </w:r>
-    </w:p>
-    <w:p>
-      <w:r>
-        <w:t>Anwendung auf Einleitung / Wirkungsfrage. In einer Fallanalyse beginnt dieser Punkt nicht mit einer Meinung, sondern mit einer belastbaren Beschreibung. Wer V25 pruefungsnah liest, fragt zuerst nach Wirkungsempfaengern, Wirkraum, Zeitraum und Datenquelle. Erst danach folgt die Bewertung im Referenzrahmen Mensch, Planet, Demokratie, SDGs, Agenda 2030 und SDG+. Jede Schlussfolgerung endet mit Entscheidung, Verantwortlichkeit und Termin fuer Rueckpruefung. Der typische Kurzschluss waere, Befunde sammeln, ohne Ressourcen oder Regeln zu veraendern. Genau dagegen setzt die WÖk die Pflicht, Wirkungspotenzial, Wirkungsrisiko und positive Netto-Wirkung begrifflich getrennt zu halten.</w:t>
-      </w:r>
-    </w:p>
-    <w:p>
-      <w:r>
-        <w:t>Evidenzregel. Kernaussage darf im Skript nicht als dekorativer Begriff stehen bleiben. Der Abschnitt traegt nur dann, wenn er eine pruefbare Aussage erlaubt: Welche Quelle stuetzt die Annahme, welche Unsicherheit bleibt offen und welche Gegenbeobachtung wuerde die Bewertung veraendern? Fuer SDGs und Agenda 2030 als globaler Konsens der 193 Staaten heisst das, dass WÖk-Aussagen mit bestehenden Begriffen, Studien, Standards und Rechtsrahmen in Beziehung stehen muessen. Die Studierenden sollen nicht lernen, einen Score nachzusprechen. Sie sollen erkennen, wann ein Score klaert, wann er verdeckt und wann eine rote Linie die Durchschnittslogik stoppt.</w:t>
-      </w:r>
-    </w:p>
-    <w:p>
-      <w:r>
-        <w:t>Fallfenster zur Anwendung. Ein Controlling-Team moechte einen Score bilden. Das Skript verlangt, dass Datenqualitaet, Systemgrenzen, Gewichtung, Unsicherheit und Nichtkompensation sichtbar bleiben. Ein Score darf die Diskussion nicht beenden, sondern muss bessere Fragen, Priorisierung und Rueckkopplung ermoeglichen. Bezogen auf SDGs und Agenda 2030 als globaler Konsens der 193 Staaten heisst das: Die Analyse muss das konkrete Thema ernst nehmen und zugleich den allgemeinen WÖk-Massstab halten. Es geht nicht darum, Akteure moralisch zu sortieren. Es geht darum, Wirkpfade, Wirkungsempfaenger, Datenqualitaet, Risiken und Rueckkopplung so zu beschreiben, dass bessere Entscheidungen moeglich werden.</w:t>
-      </w:r>
-    </w:p>
-    <w:p>
-      <w:r>
-        <w:t>Pruefungsnahe Transferfrage. Formuliere zu V25 eine Wirkungsaussage in drei Saetzen: Erstens den beobachteten oder plausiblen Zustand, zweitens die Daten- oder Quellenlage, drittens die offene Unsicherheit samt Rueckkopplung. Die Antwort muss ohne moralische Personenbewertung auskommen und darf Reichweite nicht mit Wirkung verwechseln.</w:t>
-      </w:r>
-    </w:p>
-    <w:p>
-      <w:r>
-        <w:t>Transfer in Grundstudium Wirkungsökonomie. Quelltext und fachliche Grundlegung verbindet die inhaltliche Deutung mit der spaeteren Praxis. Eine Organisation kann zu SDGs und Agenda 2030 als globaler Konsens der 193 Staaten sehr ueberzeugend kommunizieren und trotzdem an einen plausiblen Gedanken schon fuer Wirkung zu halten, obwohl Empfaenger, Zustand, Zeitbezug und Quelle fehlen scheitern. Darum muss die V1-Fassung immer auch nach Governance fragen: Wer erhebt Daten, wer bewertet sie, wer traegt die Folgen, wer kann widersprechen und wann wird eine Entscheidung korrigiert? Die Analyse markiert Stoppsignale vor jeder Portfolio- oder Score-Debatte. So wird aus einem Lehrkapitel eine verantwortbare Arbeitsroutine.</w:t>
+        <w:t>Schlussvertiefung 1: SDGs und Agenda 2030 als globaler Konsens der 193 Staaten im Anwendungsfall</w:t>
+      </w:r>
+    </w:p>
+    <w:p>
+      <w:r>
+        <w:t>Die folgenden Abschnitte sind keine neue Pruefungsloesung. Sie verdichten die vorhandenen Kapitel zu einer Lesart, mit der Studierende einen Fall selbststaendig analysieren koennen. Im Mittelpunkt stehen globale Zielrahmen, politische Legitimation und SDG+-Erweiterung, nicht moralische Personenbewertung.</w:t>
+      </w:r>
+    </w:p>
+    <w:p>
+      <w:r>
+        <w:t>Begriffliche Schlussklaerung. Einleitung / Wirkungsfrage zeigt, warum SDGs und Agenda 2030 als globaler Konsens der 193 Staaten mehr ist als ein Schlagwort im Feld globale Zielrahmen, politische Legitimation und SDG+-Erweiterung. Die wirkungsoekonomische Frage lautet: Welche reale Veraenderung wird moeglich, welche bleibt nur Potenzial und wo entsteht ein Wirkungsrisiko? Diese Unterscheidung schuetzt vor Impact-Washing, weil sie Absicht, Aktivitaet, Reichweite und Wirkung auseinanderhaelt.</w:t>
+      </w:r>
+    </w:p>
+    <w:p>
+      <w:r>
+        <w:t>Eine Kommune, ein Unternehmen oder eine Bildungsorganisation will SDGs und Agenda 2030 als globaler Konsens der 193 Staaten praktisch anwenden. Der erste Schritt ist nicht die Auswahl eines Instruments, sondern die Klaerung der Zustandsveraenderung. Bei Einleitung / Wirkungsfrage muss deshalb benannt werden, wer betroffen ist, welcher Zustand sich veraendert, welche Frist gilt und welche Gegenbeobachtung die Annahme widerlegen wuerde. Erst danach entsteht eine begruendete Entscheidung im Feld Begriff, Fallbewertung, Wirkpfad, rote Linie, Quellenbeurteilung oder Rueckkopplungsregel.</w:t>
+      </w:r>
+    </w:p>
+    <w:p>
+      <w:r>
+        <w:t>Wirkpfad und Empfaenger. In V25 muss Kernaussage immer mit Empfaengern gelesen werden. Wirkung entsteht nicht beim Sender, sondern an veraenderten Zustaenden von Menschen, Oekosystemen, Institutionen, Oeffentlichkeit oder kuenftigen Handlungsspielraeumen. Darum reicht es nicht, interne Aktivitaeten zu dokumentieren. Entscheidend ist, ob sich ein Zustand nachvollziehbar veraendert und ob diese Veraenderung im Referenzrahmen Mensch, Planet, Demokratie, SDGs, Agenda 2030 und SDG+ tragfaehig bewertet werden kann.</w:t>
+      </w:r>
+    </w:p>
+    <w:p>
+      <w:r>
+        <w:t>Ein Bericht behauptet, die Massnahme zu SDGs und Agenda 2030 als globaler Konsens der 193 Staaten sei erfolgreich. Die WOE-Lesart fragt bei Kernaussage nach belastbaren Nachweisen: begriffliche Praezision, Fallbeschreibung, Quellenklarheit, Plausibilitaet und offene Unsicherheit. Wenn diese Nachweise fehlen, bleibt die Aussage Wirkungspotenzial oder Kommunikationsbehauptung. Sie kann wichtig sein, aber sie ist noch keine belegte Wirkung.</w:t>
+      </w:r>
+    </w:p>
+    <w:p>
+      <w:r>
+        <w:t>Daten, Quellen und Evidenz. Wissenschaftliche Anschlussfaehigkeit entsteht hier durch Quellenklarheit. Bei Quelltext und fachliche Grundlegung werden interne WOE-Begriffe nicht als Ersatz fuer Belege benutzt, sondern mit UN-Agenda 2030, SDG-Logik, SDG+-Abgrenzung und WOE-Korpus verbunden. Wo die Datenlage offen bleibt, wird das offengelegt. Wo eine Aussage nur plausibel ist, bleibt sie als Wirkungspotenzial markiert. Wo ein Schaden eine rote Linie beruehrt, greift Nichtkompensation vor Durchschnittslogik.</w:t>
+      </w:r>
+    </w:p>
+    <w:p>
+      <w:r>
+        <w:t>In einer kontroversen Entscheidung wirkt Quelltext und fachliche Grundlegung als Pruefpunkt fuer Ambivalenz. Ein Nutzen fuer eine Gruppe kann mit Risiken fuer andere Wirkungsempfaenger einhergehen. Das Skript verlangt deshalb, positive und negative Zustandsveraenderungen getrennt zu fuehren, bevor von positiver Netto-Wirkung gesprochen wird.</w:t>
+      </w:r>
+    </w:p>
+    <w:p>
+      <w:r>
+        <w:t>Bewertung und rote Linien. In Grundstudium Wirkungsoekonomie wird Einstieg / Wirkungsfrage erst steuerungsfaehig, wenn daraus eine Entscheidung folgt. Die Grundbegriffe muessen in spaeteren Modulen wiedererkennbar bleiben. Ohne diese Rueckkopplung bleibt Reporting eine Beschreibung. Mit Rueckkopplung wird aus Bewertung eine veraenderte Routine: ein anderer Prozess, ein geaenderter Anreiz, eine bessere Datenpflicht, eine korrigierte Kommunikation oder eine neue Priorisierung.</w:t>
+      </w:r>
+    </w:p>
+    <w:p>
+      <w:r>
+        <w:t>Die typische Fehlstelle bei SDGs und Agenda 2030 als globaler Konsens der 193 Staaten liegt darin, die SDGs als fertige Bewertungsmaschine zu verwenden. Bei Einstieg / Wirkungsfrage wird diese Fehlstelle konkret: Ein scheinbar plausibler Befund darf nicht zur Abkuerzung werden. Quellen, Systemgrenzen, Unsicherheit und Rueckkopplung bleiben sichtbar.</w:t>
+      </w:r>
+    </w:p>
+    <w:p>
+      <w:r>
+        <w:t>Kontrollfrage. Welche Entscheidung waere falsch, wenn Einstieg / Wirkungsfrage in V25 missverstanden wird? Die Antwort muss mindestens eine Daten- oder Quellenannahme, eine betroffene Gruppe oder Schutzdimension, eine moegliche Nebenwirkung und einen Rueckkopplungsschritt nennen. Richtig ist nicht die lauteste Bewertung, sondern diejenige, die Begriff, Beleg und Steuerungsfolge zusammenhaelt.</w:t>
+      </w:r>
+    </w:p>
+    <w:p>
+      <w:r>
+        <w:t>Steuerung und Rueckkopplung. Die Grenze gegen Scheingenauigkeit verlaeuft bei Skript / Folien (Lernseite) nicht zwischen Optimismus und Pessimismus. Sie verlaeuft zwischen offengelegter Unsicherheit und rhetorischer Sicherheit. Wer SDGs und Agenda 2030 als globaler Konsens der 193 Staaten belastbar anwenden will, benennt Systemgrenze, Zeitraum, Vergleichspunkt und offene Gegenhypothese. Gerade dadurch bleibt das Skript anschlussfaehig fuer Forschung, Praxis und spaetere Revision.</w:t>
+      </w:r>
+    </w:p>
+    <w:p>
+      <w:r>
+        <w:t>Fuer die Pruefung ist Skript / Folien (Lernseite) dann verstanden, wenn daraus eine belastbare Fallantwort entsteht. Eine gute Antwort unterscheidet Beobachtung, Kausalannahme, Bewertung und Steuerungsfolge. Sie bewertet keine Menschen, sondern Wirkpfade, Zustandsveraenderungen, Risiken und institutionelle Bedingungen.</w:t>
+      </w:r>
+    </w:p>
+    <w:p>
+      <w:r>
+        <w:t>Pruefungsnahe Anwendung. Transferaufgabe zeigt, warum SDGs und Agenda 2030 als globaler Konsens der 193 Staaten mehr ist als ein Schlagwort im Feld globale Zielrahmen, politische Legitimation und SDG+-Erweiterung. Die wirkungsoekonomische Frage lautet: Welche reale Veraenderung wird moeglich, welche bleibt nur Potenzial und wo entsteht ein Wirkungsrisiko? Diese Unterscheidung schuetzt vor Impact-Washing, weil sie Absicht, Aktivitaet, Reichweite und Wirkung auseinanderhaelt.</w:t>
+      </w:r>
+    </w:p>
+    <w:p>
+      <w:r>
+        <w:t>Eine Kommune, ein Unternehmen oder eine Bildungsorganisation will SDGs und Agenda 2030 als globaler Konsens der 193 Staaten praktisch anwenden. Der erste Schritt ist nicht die Auswahl eines Instruments, sondern die Klaerung der Zustandsveraenderung. Bei Transferaufgabe muss deshalb benannt werden, wer betroffen ist, welcher Zustand sich veraendert, welche Frist gilt und welche Gegenbeobachtung die Annahme widerlegen wuerde. Erst danach entsteht eine begruendete Entscheidung im Feld Begriff, Fallbewertung, Wirkpfad, rote Linie, Quellenbeurteilung oder Rueckkopplungsregel.</w:t>
+      </w:r>
+    </w:p>
+    <w:p>
+      <w:r>
+        <w:t>Rueckfluss. Fuer den WOE-Korpus bedeutet das: Begriffe aus SDGs und Agenda 2030 als globaler Konsens der 193 Staaten sollten dort geschaerft werden, wo sie in Glossar, Werkzeugen, Journal oder Readern doppeldeutig bleiben. Offene Forschungsfragen werden nicht versteckt. Sie markieren die Stelle, an der spaetere Evidenz, ein besserer Datensatz oder eine praezisere Fallstudie die Bewertung veraendern kann.</w:t>
+      </w:r>
+    </w:p>
+    <w:p>
+      <w:r>
+        <w:t>Transfer in den WOE-Korpus. In V25 muss Praxisbeispiel immer mit Empfaengern gelesen werden. Wirkung entsteht nicht beim Sender, sondern an veraenderten Zustaenden von Menschen, Oekosystemen, Institutionen, Oeffentlichkeit oder kuenftigen Handlungsspielraeumen. Darum reicht es nicht, interne Aktivitaeten zu dokumentieren. Entscheidend ist, ob sich ein Zustand nachvollziehbar veraendert und ob diese Veraenderung im Referenzrahmen Mensch, Planet, Demokratie, SDGs, Agenda 2030 und SDG+ tragfaehig bewertet werden kann.</w:t>
+      </w:r>
+    </w:p>
+    <w:p>
+      <w:r>
+        <w:t>Ein Bericht behauptet, die Massnahme zu SDGs und Agenda 2030 als globaler Konsens der 193 Staaten sei erfolgreich. Die WOE-Lesart fragt bei Praxisbeispiel nach belastbaren Nachweisen: begriffliche Praezision, Fallbeschreibung, Quellenklarheit, Plausibilitaet und offene Unsicherheit. Wenn diese Nachweise fehlen, bleibt die Aussage Wirkungspotenzial oder Kommunikationsbehauptung. Sie kann wichtig sein, aber sie ist noch keine belegte Wirkung.</w:t>
+      </w:r>
+    </w:p>
+    <w:p>
+      <w:r>
+        <w:t>Grenzen der Aussage. Wissenschaftliche Anschlussfaehigkeit entsteht hier durch Quellenklarheit. Bei Wirkungsökonomische Vertiefung werden interne WOE-Begriffe nicht als Ersatz fuer Belege benutzt, sondern mit UN-Agenda 2030, SDG-Logik, SDG+-Abgrenzung und WOE-Korpus verbunden. Wo die Datenlage offen bleibt, wird das offengelegt. Wo eine Aussage nur plausibel ist, bleibt sie als Wirkungspotenzial markiert. Wo ein Schaden eine rote Linie beruehrt, greift Nichtkompensation vor Durchschnittslogik.</w:t>
+      </w:r>
+    </w:p>
+    <w:p>
+      <w:r>
+        <w:t>In einer kontroversen Entscheidung wirkt Wirkungsökonomische Vertiefung als Pruefpunkt fuer Ambivalenz. Ein Nutzen fuer eine Gruppe kann mit Risiken fuer andere Wirkungsempfaenger einhergehen. Das Skript verlangt deshalb, positive und negative Zustandsveraenderungen getrennt zu fuehren, bevor von positiver Netto-Wirkung gesprochen wird.</w:t>
+      </w:r>
+    </w:p>
+    <w:p>
+      <w:r>
+        <w:t>Kontrollfrage. Welche Entscheidung waere falsch, wenn Wirkungsökonomische Vertiefung in V25 missverstanden wird? Die Antwort muss mindestens eine Daten- oder Quellenannahme, eine betroffene Gruppe oder Schutzdimension, eine moegliche Nebenwirkung und einen Rueckkopplungsschritt nennen. Richtig ist nicht die lauteste Bewertung, sondern diejenige, die Begriff, Beleg und Steuerungsfolge zusammenhaelt.</w:t>
       </w:r>
     </w:p>
     <w:p>
@@ -3971,132 +3946,107 @@
         <w:pStyle w:val="Heading3"/>
       </w:pPr>
       <w:r>
-        <w:t>Abschlusskommentar 2: Lesen, pruefen, rueckkoppeln</w:t>
-      </w:r>
-    </w:p>
-    <w:p>
-      <w:r>
-        <w:t>Die folgende Verdichtung fuehrt die vorhandenen Kapitel nicht als Wiederholung, sondern als Anwendung zusammen. Wirkungskompetenz entsteht, wenn dieselbe begriffliche Strenge in Fallanalyse, Datenarbeit, Kommunikation, Governance und Entscheidungspraxis wiedererkannt wird.</w:t>
-      </w:r>
-    </w:p>
-    <w:p>
-      <w:r>
-        <w:t>Grenze gegen Scheingenauigkeit. Gerade bei Einstieg / Wirkungsfrage ist Praezision wichtiger als grosse Begriffe. Eine Wirkungsaussage bleibt schwach, wenn sie nur Aktivitaet, Reichweite, Absicht oder Image beschreibt. Stark wird sie erst, wenn sie die Zustandsveraenderung und ihre Bedingungen offenlegt. In V25 ist deshalb entscheidend, praezise Sprache die erste Sicherung gegen Impact-Washing bildet. Die Fehlerlinie verlaeuft nicht zwischen Optimismus und Pessimismus, sondern zwischen offengelegter Unsicherheit und rhetorischer Sicherheit ohne Pruefpfad.</w:t>
-      </w:r>
-    </w:p>
-    <w:p>
-      <w:r>
-        <w:t>Pruefungsnahe Lesart. Aus Video-/Audio-Vorlesung laesst sich eine gute Transferfrage ableiten: Welche Entscheidung waere falsch, wenn dieser Abschnitt missverstanden wird? Fuer SDGs und Agenda 2030 als globaler Konsens der 193 Staaten lautet die Antwort meist nicht einfach "mehr Wirkung", sondern genauer: bessere Unterscheidung, sauberere Daten, klarere Schutzlinie und rueckgekoppelte Steuerung. Mindestens ein direkter und ein indirekter Wirkpfad muessen nachvollziehbar sein. Wer das im Fall anwenden kann, hat den Kern der Vorlesung verstanden; wer nur Definitionen wiederholt, bleibt unter dem Anspruch der Akademie.</w:t>
-      </w:r>
-    </w:p>
-    <w:p>
-      <w:r>
-        <w:t>Fallfenster zur Anwendung. Ein Kommunikationsbericht nennt viele Aktivitaeten, Reichweiten und Rueckmeldungen. Die V1-Pruefung fragt, ob daraus eine belastbare Wirkungsaussage folgt. Wenn nur Kontakte, Klicks oder Zustimmung vorliegen, bleibt die Aussage im Bereich Wirkungspotenzial oder Resonanz, nicht im Bereich nachgewiesener Wirkung. Bezogen auf SDGs und Agenda 2030 als globaler Konsens der 193 Staaten heisst das: Die Analyse muss das konkrete Thema ernst nehmen und zugleich den allgemeinen WÖk-Massstab halten. Es geht nicht darum, Akteure moralisch zu sortieren. Es geht darum, Wirkpfade, Wirkungsempfaenger, Datenqualitaet, Risiken und Rueckkopplung so zu beschreiben, dass bessere Entscheidungen moeglich werden.</w:t>
-      </w:r>
-    </w:p>
-    <w:p>
-      <w:r>
-        <w:t>Daten- und Quellenklarheit. Der Abschnitt Transkript (Gerüst) ist in V25 kein Zusatzwissen, sondern ein Pruefstein fuer die Grundfrage des Skripts: Was veraendert sich, bei wem, wodurch und mit welcher Rueckkopplung? Fuer SDGs und Agenda 2030 als globaler Konsens der 193 Staaten wird daran sichtbar, dass jede Bewertung nur so belastbar ist wie Datenlage, Quellenstatus, Aktualitaet und Systemgrenze. Die fachliche Grenze liegt dort, wo Lernende eine Zahl ohne Einheit, Zeitraum oder Erhebungslogik als Beweis nutzen. Die saubere Lesart trennt deshalb Beobachtung, Kausalannahme, Bewertung und Steuerungsfolge. In der Anwendung sollte daraus mindestens eine konkrete Begriff, Wirkpfad, Fallbewertung, rote Linie oder Rueckkopplung abgeleitet werden; sonst bleibt das Wissen erklaerend, aber nicht steuerungsfaehig.</w:t>
-      </w:r>
-    </w:p>
-    <w:p>
-      <w:r>
-        <w:t>Anwendung auf Skript / Folien (Lernseite). In einer Fallanalyse beginnt dieser Punkt nicht mit einer Meinung, sondern mit einer belastbaren Beschreibung. Wer V25 pruefungsnah liest, fragt zuerst nach Wirkungsempfaengern, Wirkraum, Zeitraum und Datenquelle. Erst danach folgt die Bewertung im Referenzrahmen Mensch, Planet, Demokratie, SDGs, Agenda 2030 und SDG+. Profile, Zielkonflikte und offene Punkte werden nebeneinander gefuehrt. Der typische Kurzschluss waere, ambivalente Befunde glaetten, damit eine eindeutige Botschaft entsteht. Genau dagegen setzt die WÖk die Pflicht, Wirkungspotenzial, Wirkungsrisiko und positive Netto-Wirkung begrifflich getrennt zu halten.</w:t>
-      </w:r>
-    </w:p>
-    <w:p>
-      <w:r>
-        <w:t>Pruefungsnahe Transferfrage. Formuliere zu V25 eine Wirkungsaussage in drei Saetzen: Erstens den beobachteten oder plausiblen Zustand, zweitens die Daten- oder Quellenlage, drittens die offene Unsicherheit samt Rueckkopplung. Die Antwort muss ohne moralische Personenbewertung auskommen und darf Reichweite nicht mit Wirkung verwechseln.</w:t>
-      </w:r>
-    </w:p>
-    <w:p>
-      <w:r>
-        <w:t>Evidenzregel. Transferaufgabe darf im Skript nicht als dekorativer Begriff stehen bleiben. Der Abschnitt traegt nur dann, wenn er eine pruefbare Aussage erlaubt: Welche Quelle stuetzt die Annahme, welche Unsicherheit bleibt offen und welche Gegenbeobachtung wuerde die Bewertung veraendern? Fuer SDGs und Agenda 2030 als globaler Konsens der 193 Staaten heisst das, dass schwere zentrale Schaeden nicht durch beliebige positive Einzelwerte neutralisiert werden duerfen. Die Studierenden sollen nicht lernen, einen Score nachzusprechen. Sie sollen erkennen, wann ein Score klaert, wann er verdeckt und wann eine rote Linie die Durchschnittslogik stoppt.</w:t>
-      </w:r>
-    </w:p>
-    <w:p>
-      <w:r>
-        <w:t>Fallfenster zur Anwendung. Eine Organisation plant eine Massnahme und formuliert dazu eine positive Absicht. In der WÖk reicht das nicht. Fuer diese Vorlesung muss sichtbar werden, welche Zustandsveraenderung erwartet wird, welche Empfaenger direkt oder indirekt betroffen sind, welche Nebenwirkungen entstehen koennen und welche Entscheidung spaeter korrigiert wird. Bezogen auf SDGs und Agenda 2030 als globaler Konsens der 193 Staaten heisst das: Die Analyse muss das konkrete Thema ernst nehmen und zugleich den allgemeinen WÖk-Massstab halten. Es geht nicht darum, Akteure moralisch zu sortieren. Es geht darum, Wirkpfade, Wirkungsempfaenger, Datenqualitaet, Risiken und Rueckkopplung so zu beschreiben, dass bessere Entscheidungen moeglich werden.</w:t>
-      </w:r>
-    </w:p>
-    <w:p>
-      <w:r>
-        <w:t>Transfer in Grundstudium Wirkungsökonomie. Praxisbeispiel verbindet die inhaltliche Deutung mit der spaeteren Praxis. Eine Organisation kann zu SDGs und Agenda 2030 als globaler Konsens der 193 Staaten sehr ueberzeugend kommunizieren und trotzdem an einen plausiblen Gedanken schon fuer Wirkung zu halten, obwohl Empfaenger, Zustand, Zeitbezug und Quelle fehlen scheitern. Darum muss die V1-Fassung immer auch nach Governance fragen: Wer erhebt Daten, wer bewertet sie, wer traegt die Folgen, wer kann widersprechen und wann wird eine Entscheidung korrigiert? Jeder Analyseblock fragt nach der Routine, die nach der Bewertung angepasst wird. So wird aus einem Lehrkapitel eine verantwortbare Arbeitsroutine.</w:t>
-      </w:r>
-    </w:p>
-    <w:p>
-      <w:r>
-        <w:t>Grenze gegen Scheingenauigkeit. Gerade bei Wirkungsökonomische Vertiefung ist Praezision wichtiger als grosse Begriffe. Eine Wirkungsaussage bleibt schwach, wenn sie nur Aktivitaet, Reichweite, Absicht oder Image beschreibt. Stark wird sie erst, wenn sie die Zustandsveraenderung und ihre Bedingungen offenlegt. In V25 ist deshalb entscheidend, Wirkungsbewertung Verfahren, Rechte, Transparenz und Korrektur braucht. Die Fehlerlinie verlaeuft nicht zwischen Optimismus und Pessimismus, sondern zwischen offengelegter Unsicherheit und rhetorischer Sicherheit ohne Pruefpfad.</w:t>
-      </w:r>
-    </w:p>
-    <w:p>
-      <w:r>
-        <w:t>Pruefungsnahe Lesart. Aus Prüfungsrelevanz laesst sich eine gute Transferfrage ableiten: Welche Entscheidung waere falsch, wenn dieser Abschnitt missverstanden wird? Fuer SDGs und Agenda 2030 als globaler Konsens der 193 Staaten lautet die Antwort meist nicht einfach "mehr Wirkung", sondern genauer: bessere Unterscheidung, sauberere Daten, klarere Schutzlinie und rueckgekoppelte Steuerung. Pruefungsfragen verbinden Begriff, Anwendung, Evidenz und rote Linie. Wer das im Fall anwenden kann, hat den Kern der Vorlesung verstanden; wer nur Definitionen wiederholt, bleibt unter dem Anspruch der Akademie.</w:t>
-      </w:r>
-    </w:p>
-    <w:p>
-      <w:r>
-        <w:t>Fallfenster zur Anwendung. Eine Fuehrungsentscheidung erzeugt zugleich Nutzen und Risiken. Die WÖk behandelt Ambivalenz nicht als Stoerung, sondern als Kern der Analyse. Positive Netto-Wirkung darf erst behauptet werden, wenn zentrale negative Wirkungen getrennt geprueft und rote Linien gewahrt sind. Bezogen auf SDGs und Agenda 2030 als globaler Konsens der 193 Staaten heisst das: Die Analyse muss das konkrete Thema ernst nehmen und zugleich den allgemeinen WÖk-Massstab halten. Es geht nicht darum, Akteure moralisch zu sortieren. Es geht darum, Wirkpfade, Wirkungsempfaenger, Datenqualitaet, Risiken und Rueckkopplung so zu beschreiben, dass bessere Entscheidungen moeglich werden.</w:t>
-      </w:r>
-    </w:p>
-    <w:p>
-      <w:r>
-        <w:t>Organisationale Umsetzung. Der Abschnitt Lernziele ist in V25 kein Zusatzwissen, sondern ein Pruefstein fuer die Grundfrage des Skripts: Was veraendert sich, bei wem, wodurch und mit welcher Rueckkopplung? Fuer SDGs und Agenda 2030 als globaler Konsens der 193 Staaten wird daran sichtbar, dass WÖk-Begriffe im Alltag nur tragen, wenn sie in Routinen uebersetzt werden. Die fachliche Grenze liegt dort, wo Lernende Verantwortung an eine einzelne Nachhaltigkeitsfunktion auslagern. Die saubere Lesart trennt deshalb Beobachtung, Kausalannahme, Bewertung und Steuerungsfolge. In der Anwendung sollte daraus mindestens eine konkrete Begriff, Wirkpfad, Fallbewertung, rote Linie oder Rueckkopplung abgeleitet werden; sonst bleibt das Wissen erklaerend, aber nicht steuerungsfaehig.</w:t>
-      </w:r>
-    </w:p>
-    <w:p>
-      <w:r>
-        <w:t>Pruefungsnahe Transferfrage. Formuliere zu V25 eine Wirkungsaussage in drei Saetzen: Erstens den beobachteten oder plausiblen Zustand, zweitens die Daten- oder Quellenlage, drittens die offene Unsicherheit samt Rueckkopplung. Die Antwort muss ohne moralische Personenbewertung auskommen und darf Reichweite nicht mit Wirkung verwechseln.</w:t>
-      </w:r>
-    </w:p>
-    <w:p>
-      <w:r>
-        <w:t>Anwendung auf Einleitung / Wirkungsfrage. In einer Fallanalyse beginnt dieser Punkt nicht mit einer Meinung, sondern mit einer belastbaren Beschreibung. Wer V25 pruefungsnah liest, fragt zuerst nach Wirkungsempfaengern, Wirkraum, Zeitraum und Datenquelle. Erst danach folgt die Bewertung im Referenzrahmen Mensch, Planet, Demokratie, SDGs, Agenda 2030 und SDG+. Gute Kommunikation unterscheidet Befund, Annahme und normative Bewertung. Der typische Kurzschluss waere, Eindeutigkeit behaupten, wo die Datenlage nur Potenzial oder Risiko traegt. Genau dagegen setzt die WÖk die Pflicht, Wirkungspotenzial, Wirkungsrisiko und positive Netto-Wirkung begrifflich getrennt zu halten.</w:t>
-      </w:r>
-    </w:p>
-    <w:p>
-      <w:r>
-        <w:t>Evidenzregel. Kernaussage darf im Skript nicht als dekorativer Begriff stehen bleiben. Der Abschnitt traegt nur dann, wenn er eine pruefbare Aussage erlaubt: Welche Quelle stuetzt die Annahme, welche Unsicherheit bleibt offen und welche Gegenbeobachtung wuerde die Bewertung veraendern? Fuer SDGs und Agenda 2030 als globaler Konsens der 193 Staaten heisst das, dass jede Wirkungsaussage eine Grenze zieht und diese Grenze begruenden muss. Die Studierenden sollen nicht lernen, einen Score nachzusprechen. Sie sollen erkennen, wann ein Score klaert, wann er verdeckt und wann eine rote Linie die Durchschnittslogik stoppt.</w:t>
-      </w:r>
-    </w:p>
-    <w:p>
-      <w:r>
-        <w:t>Fallfenster zur Anwendung. Ein Controlling-Team moechte einen Score bilden. Das Skript verlangt, dass Datenqualitaet, Systemgrenzen, Gewichtung, Unsicherheit und Nichtkompensation sichtbar bleiben. Ein Score darf die Diskussion nicht beenden, sondern muss bessere Fragen, Priorisierung und Rueckkopplung ermoeglichen. Bezogen auf SDGs und Agenda 2030 als globaler Konsens der 193 Staaten heisst das: Die Analyse muss das konkrete Thema ernst nehmen und zugleich den allgemeinen WÖk-Massstab halten. Es geht nicht darum, Akteure moralisch zu sortieren. Es geht darum, Wirkpfade, Wirkungsempfaenger, Datenqualitaet, Risiken und Rueckkopplung so zu beschreiben, dass bessere Entscheidungen moeglich werden.</w:t>
-      </w:r>
-    </w:p>
-    <w:p>
-      <w:r>
-        <w:t>Transfer in Grundstudium Wirkungsökonomie. Quelltext und fachliche Grundlegung verbindet die inhaltliche Deutung mit der spaeteren Praxis. Eine Organisation kann zu SDGs und Agenda 2030 als globaler Konsens der 193 Staaten sehr ueberzeugend kommunizieren und trotzdem an einen plausiblen Gedanken schon fuer Wirkung zu halten, obwohl Empfaenger, Zustand, Zeitbezug und Quelle fehlen scheitern. Darum muss die V1-Fassung immer auch nach Governance fragen: Wer erhebt Daten, wer bewertet sie, wer traegt die Folgen, wer kann widersprechen und wann wird eine Entscheidung korrigiert? Szenarien pruefen Sofortwirkung, Folgewirkung und Reversibilitaet getrennt. So wird aus einem Lehrkapitel eine verantwortbare Arbeitsroutine.</w:t>
-      </w:r>
-    </w:p>
-    <w:p>
-      <w:r>
-        <w:t>Grenze gegen Scheingenauigkeit. Gerade bei Einstieg / Wirkungsfrage ist Praezision wichtiger als grosse Begriffe. Eine Wirkungsaussage bleibt schwach, wenn sie nur Aktivitaet, Reichweite, Absicht oder Image beschreibt. Stark wird sie erst, wenn sie die Zustandsveraenderung und ihre Bedingungen offenlegt. In V25 ist deshalb entscheidend, Wirkung nicht am Sender, sondern an veraenderten Zustanden der Empfaenger geprueft wird. Die Fehlerlinie verlaeuft nicht zwischen Optimismus und Pessimismus, sondern zwischen offengelegter Unsicherheit und rhetorischer Sicherheit ohne Pruefpfad.</w:t>
-      </w:r>
-    </w:p>
-    <w:p>
-      <w:r>
-        <w:t>Pruefungsnahe Lesart. Aus Video-/Audio-Vorlesung laesst sich eine gute Transferfrage ableiten: Welche Entscheidung waere falsch, wenn dieser Abschnitt missverstanden wird? Fuer SDGs und Agenda 2030 als globaler Konsens der 193 Staaten lautet die Antwort meist nicht einfach "mehr Wirkung", sondern genauer: bessere Unterscheidung, sauberere Daten, klarere Schutzlinie und rueckgekoppelte Steuerung. Jede Schlussfolgerung endet mit Entscheidung, Verantwortlichkeit und Termin fuer Rueckpruefung. Wer das im Fall anwenden kann, hat den Kern der Vorlesung verstanden; wer nur Definitionen wiederholt, bleibt unter dem Anspruch der Akademie.</w:t>
-      </w:r>
-    </w:p>
-    <w:p>
-      <w:r>
-        <w:t>Fallfenster zur Anwendung. Ein Kommunikationsbericht nennt viele Aktivitaeten, Reichweiten und Rueckmeldungen. Die V1-Pruefung fragt, ob daraus eine belastbare Wirkungsaussage folgt. Wenn nur Kontakte, Klicks oder Zustimmung vorliegen, bleibt die Aussage im Bereich Wirkungspotenzial oder Resonanz, nicht im Bereich nachgewiesener Wirkung. Bezogen auf SDGs und Agenda 2030 als globaler Konsens der 193 Staaten heisst das: Die Analyse muss das konkrete Thema ernst nehmen und zugleich den allgemeinen WÖk-Massstab halten. Es geht nicht darum, Akteure moralisch zu sortieren. Es geht darum, Wirkpfade, Wirkungsempfaenger, Datenqualitaet, Risiken und Rueckkopplung so zu beschreiben, dass bessere Entscheidungen moeglich werden.</w:t>
-      </w:r>
-    </w:p>
-    <w:p>
-      <w:r>
-        <w:t>Pruefungsnahe Transferfrage. Formuliere zu V25 eine Wirkungsaussage in drei Saetzen: Erstens den beobachteten oder plausiblen Zustand, zweitens die Daten- oder Quellenlage, drittens die offene Unsicherheit samt Rueckkopplung. Die Antwort muss ohne moralische Personenbewertung auskommen und darf Reichweite nicht mit Wirkung verwechseln.</w:t>
-      </w:r>
-    </w:p>
-    <w:p>
-      <w:r>
-        <w:t>Wissenschaftliche Anschlussfaehigkeit. Der Abschnitt Transkript (Gerüst) ist in V25 kein Zusatzwissen, sondern ein Pruefstein fuer die Grundfrage des Skripts: Was veraendert sich, bei wem, wodurch und mit welcher Rueckkopplung? Fuer SDGs und Agenda 2030 als globaler Konsens der 193 Staaten wird daran sichtbar, dass WÖk-Aussagen mit bestehenden Begriffen, Studien, Standards und Rechtsrahmen in Beziehung stehen muessen. Die fachliche Grenze liegt dort, wo Lernende hausinterne Sprache als Ersatz fuer zitierfaehige Begruendung verwenden. Die saubere Lesart trennt deshalb Beobachtung, Kausalannahme, Bewertung und Steuerungsfolge. In der Anwendung sollte daraus mindestens eine konkrete Begriff, Wirkpfad, Fallbewertung, rote Linie oder Rueckkopplung abgeleitet werden; sonst bleibt das Wissen erklaerend, aber nicht steuerungsfaehig.</w:t>
-      </w:r>
-    </w:p>
-    <w:p>
-      <w:r>
-        <w:t>Anwendung auf Skript / Folien (Lernseite). In einer Fallanalyse beginnt dieser Punkt nicht mit einer Meinung, sondern mit einer belastbaren Beschreibung. Wer V25 pruefungsnah liest, fragt zuerst nach Wirkungsempfaengern, Wirkraum, Zeitraum und Datenquelle. Erst danach folgt die Bewertung im Referenzrahmen Mensch, Planet, Demokratie, SDGs, Agenda 2030 und SDG+. Die Analyse markiert Stoppsignale vor jeder Portfolio- oder Score-Debatte. Der typische Kurzschluss waere, ein gutes Teilresultat gegen zentrale Schaeden aufrechnen. Genau dagegen setzt die WÖk die Pflicht, Wirkungspotenzial, Wirkungsrisiko und positive Netto-Wirkung begrifflich getrennt zu halten.</w:t>
+        <w:t>Schlussvertiefung 2: SDGs und Agenda 2030 als globaler Konsens der 193 Staaten im Anwendungsfall</w:t>
+      </w:r>
+    </w:p>
+    <w:p>
+      <w:r>
+        <w:t>Die folgenden Abschnitte sind keine neue Pruefungsloesung. Sie verdichten die vorhandenen Kapitel zu einer Lesart, mit der Studierende einen Fall selbststaendig analysieren koennen. Im Mittelpunkt stehen globale Zielrahmen, politische Legitimation und SDG+-Erweiterung, nicht moralische Personenbewertung.</w:t>
+      </w:r>
+    </w:p>
+    <w:p>
+      <w:r>
+        <w:t>Begriffliche Schlussklaerung. In Grundstudium Wirkungsoekonomie wird Begriffliche Präzision erst steuerungsfaehig, wenn daraus eine Entscheidung folgt. Die Grundbegriffe muessen in spaeteren Modulen wiedererkennbar bleiben. Ohne diese Rueckkopplung bleibt Reporting eine Beschreibung. Mit Rueckkopplung wird aus Bewertung eine veraenderte Routine: ein anderer Prozess, ein geaenderter Anreiz, eine bessere Datenpflicht, eine korrigierte Kommunikation oder eine neue Priorisierung.</w:t>
+      </w:r>
+    </w:p>
+    <w:p>
+      <w:r>
+        <w:t>Die typische Fehlstelle bei SDGs und Agenda 2030 als globaler Konsens der 193 Staaten liegt darin, die SDGs als fertige Bewertungsmaschine zu verwenden. Bei Begriffliche Präzision wird diese Fehlstelle konkret: Ein scheinbar plausibler Befund darf nicht zur Abkuerzung werden. Quellen, Systemgrenzen, Unsicherheit und Rueckkopplung bleiben sichtbar.</w:t>
+      </w:r>
+    </w:p>
+    <w:p>
+      <w:r>
+        <w:t>Wirkpfad und Empfaenger. Die Grenze gegen Scheingenauigkeit verlaeuft bei Wirkpfad nicht zwischen Optimismus und Pessimismus. Sie verlaeuft zwischen offengelegter Unsicherheit und rhetorischer Sicherheit. Wer SDGs und Agenda 2030 als globaler Konsens der 193 Staaten belastbar anwenden will, benennt Systemgrenze, Zeitraum, Vergleichspunkt und offene Gegenhypothese. Gerade dadurch bleibt das Skript anschlussfaehig fuer Forschung, Praxis und spaetere Revision.</w:t>
+      </w:r>
+    </w:p>
+    <w:p>
+      <w:r>
+        <w:t>Fuer die Pruefung ist Wirkpfad dann verstanden, wenn daraus eine belastbare Fallantwort entsteht. Eine gute Antwort unterscheidet Beobachtung, Kausalannahme, Bewertung und Steuerungsfolge. Sie bewertet keine Menschen, sondern Wirkpfade, Zustandsveraenderungen, Risiken und institutionelle Bedingungen.</w:t>
+      </w:r>
+    </w:p>
+    <w:p>
+      <w:r>
+        <w:t>Daten, Quellen und Evidenz. Leitthese zeigt, warum SDGs und Agenda 2030 als globaler Konsens der 193 Staaten mehr ist als ein Schlagwort im Feld globale Zielrahmen, politische Legitimation und SDG+-Erweiterung. Die wirkungsoekonomische Frage lautet: Welche reale Veraenderung wird moeglich, welche bleibt nur Potenzial und wo entsteht ein Wirkungsrisiko? Diese Unterscheidung schuetzt vor Impact-Washing, weil sie Absicht, Aktivitaet, Reichweite und Wirkung auseinanderhaelt.</w:t>
+      </w:r>
+    </w:p>
+    <w:p>
+      <w:r>
+        <w:t>Eine Kommune, ein Unternehmen oder eine Bildungsorganisation will SDGs und Agenda 2030 als globaler Konsens der 193 Staaten praktisch anwenden. Der erste Schritt ist nicht die Auswahl eines Instruments, sondern die Klaerung der Zustandsveraenderung. Bei Leitthese muss deshalb benannt werden, wer betroffen ist, welcher Zustand sich veraendert, welche Frist gilt und welche Gegenbeobachtung die Annahme widerlegen wuerde. Erst danach entsteht eine begruendete Entscheidung im Feld Begriff, Fallbewertung, Wirkpfad, rote Linie, Quellenbeurteilung oder Rueckkopplungsregel.</w:t>
+      </w:r>
+    </w:p>
+    <w:p>
+      <w:r>
+        <w:t>Bewertung und rote Linien. In V25 muss Didaktische Einordnung im Studiengang immer mit Empfaengern gelesen werden. Wirkung entsteht nicht beim Sender, sondern an veraenderten Zustaenden von Menschen, Oekosystemen, Institutionen, Oeffentlichkeit oder kuenftigen Handlungsspielraeumen. Darum reicht es nicht, interne Aktivitaeten zu dokumentieren. Entscheidend ist, ob sich ein Zustand nachvollziehbar veraendert und ob diese Veraenderung im Referenzrahmen Mensch, Planet, Demokratie, SDGs, Agenda 2030 und SDG+ tragfaehig bewertet werden kann.</w:t>
+      </w:r>
+    </w:p>
+    <w:p>
+      <w:r>
+        <w:t>Ein Bericht behauptet, die Massnahme zu SDGs und Agenda 2030 als globaler Konsens der 193 Staaten sei erfolgreich. Die WOE-Lesart fragt bei Didaktische Einordnung im Studiengang nach belastbaren Nachweisen: begriffliche Praezision, Fallbeschreibung, Quellenklarheit, Plausibilitaet und offene Unsicherheit. Wenn diese Nachweise fehlen, bleibt die Aussage Wirkungspotenzial oder Kommunikationsbehauptung. Sie kann wichtig sein, aber sie ist noch keine belegte Wirkung.</w:t>
+      </w:r>
+    </w:p>
+    <w:p>
+      <w:r>
+        <w:t>Kontrollfrage. Welche Entscheidung waere falsch, wenn Didaktische Einordnung im Studiengang in V25 missverstanden wird? Die Antwort muss mindestens eine Daten- oder Quellenannahme, eine betroffene Gruppe oder Schutzdimension, eine moegliche Nebenwirkung und einen Rueckkopplungsschritt nennen. Richtig ist nicht die lauteste Bewertung, sondern diejenige, die Begriff, Beleg und Steuerungsfolge zusammenhaelt.</w:t>
+      </w:r>
+    </w:p>
+    <w:p>
+      <w:r>
+        <w:t>Rueckfluss. Fuer den WOE-Korpus bedeutet das: Begriffe aus SDGs und Agenda 2030 als globaler Konsens der 193 Staaten sollten dort geschaerft werden, wo sie in Glossar, Werkzeugen, Journal oder Readern doppeldeutig bleiben. Offene Forschungsfragen werden nicht versteckt. Sie markieren die Stelle, an der spaetere Evidenz, ein besserer Datensatz oder eine praezisere Fallstudie die Bewertung veraendern kann.</w:t>
+      </w:r>
+    </w:p>
+    <w:p>
+      <w:r>
+        <w:t>Steuerung und Rueckkopplung. Wissenschaftliche Anschlussfaehigkeit entsteht hier durch Quellenklarheit. Bei Analysemodell werden interne WOE-Begriffe nicht als Ersatz fuer Belege benutzt, sondern mit UN-Agenda 2030, SDG-Logik, SDG+-Abgrenzung und WOE-Korpus verbunden. Wo die Datenlage offen bleibt, wird das offengelegt. Wo eine Aussage nur plausibel ist, bleibt sie als Wirkungspotenzial markiert. Wo ein Schaden eine rote Linie beruehrt, greift Nichtkompensation vor Durchschnittslogik.</w:t>
+      </w:r>
+    </w:p>
+    <w:p>
+      <w:r>
+        <w:t>In einer kontroversen Entscheidung wirkt Analysemodell als Pruefpunkt fuer Ambivalenz. Ein Nutzen fuer eine Gruppe kann mit Risiken fuer andere Wirkungsempfaenger einhergehen. Das Skript verlangt deshalb, positive und negative Zustandsveraenderungen getrennt zu fuehren, bevor von positiver Netto-Wirkung gesprochen wird.</w:t>
+      </w:r>
+    </w:p>
+    <w:p>
+      <w:r>
+        <w:t>Pruefungsnahe Anwendung. In Grundstudium Wirkungsoekonomie wird Modellformel erst steuerungsfaehig, wenn daraus eine Entscheidung folgt. Die Grundbegriffe muessen in spaeteren Modulen wiedererkennbar bleiben. Ohne diese Rueckkopplung bleibt Reporting eine Beschreibung. Mit Rueckkopplung wird aus Bewertung eine veraenderte Routine: ein anderer Prozess, ein geaenderter Anreiz, eine bessere Datenpflicht, eine korrigierte Kommunikation oder eine neue Priorisierung.</w:t>
+      </w:r>
+    </w:p>
+    <w:p>
+      <w:r>
+        <w:t>Die typische Fehlstelle bei SDGs und Agenda 2030 als globaler Konsens der 193 Staaten liegt darin, die SDGs als fertige Bewertungsmaschine zu verwenden. Bei Modellformel wird diese Fehlstelle konkret: Ein scheinbar plausibler Befund darf nicht zur Abkuerzung werden. Quellen, Systemgrenzen, Unsicherheit und Rueckkopplung bleiben sichtbar.</w:t>
+      </w:r>
+    </w:p>
+    <w:p>
+      <w:r>
+        <w:t>Transfer in den WOE-Korpus. Die Grenze gegen Scheingenauigkeit verlaeuft bei Fallfenster nicht zwischen Optimismus und Pessimismus. Sie verlaeuft zwischen offengelegter Unsicherheit und rhetorischer Sicherheit. Wer SDGs und Agenda 2030 als globaler Konsens der 193 Staaten belastbar anwenden will, benennt Systemgrenze, Zeitraum, Vergleichspunkt und offene Gegenhypothese. Gerade dadurch bleibt das Skript anschlussfaehig fuer Forschung, Praxis und spaetere Revision.</w:t>
+      </w:r>
+    </w:p>
+    <w:p>
+      <w:r>
+        <w:t>Fuer die Pruefung ist Fallfenster dann verstanden, wenn daraus eine belastbare Fallantwort entsteht. Eine gute Antwort unterscheidet Beobachtung, Kausalannahme, Bewertung und Steuerungsfolge. Sie bewertet keine Menschen, sondern Wirkpfade, Zustandsveraenderungen, Risiken und institutionelle Bedingungen.</w:t>
+      </w:r>
+    </w:p>
+    <w:p>
+      <w:r>
+        <w:t>Grenzen der Aussage. Prüfungsnahe Fallfragen ohne geschützte Antwortlogik zeigt, warum SDGs und Agenda 2030 als globaler Konsens der 193 Staaten mehr ist als ein Schlagwort im Feld globale Zielrahmen, politische Legitimation und SDG+-Erweiterung. Die wirkungsoekonomische Frage lautet: Welche reale Veraenderung wird moeglich, welche bleibt nur Potenzial und wo entsteht ein Wirkungsrisiko? Diese Unterscheidung schuetzt vor Impact-Washing, weil sie Absicht, Aktivitaet, Reichweite und Wirkung auseinanderhaelt.</w:t>
+      </w:r>
+    </w:p>
+    <w:p>
+      <w:r>
+        <w:t>Eine Kommune, ein Unternehmen oder eine Bildungsorganisation will SDGs und Agenda 2030 als globaler Konsens der 193 Staaten praktisch anwenden. Der erste Schritt ist nicht die Auswahl eines Instruments, sondern die Klaerung der Zustandsveraenderung. Bei Prüfungsnahe Fallfragen ohne geschützte Antwortlogik muss deshalb benannt werden, wer betroffen ist, welcher Zustand sich veraendert, welche Frist gilt und welche Gegenbeobachtung die Annahme widerlegen wuerde. Erst danach entsteht eine begruendete Entscheidung im Feld Begriff, Fallbewertung, Wirkpfad, rote Linie, Quellenbeurteilung oder Rueckkopplungsregel.</w:t>
+      </w:r>
+    </w:p>
+    <w:p>
+      <w:r>
+        <w:t>Kontrollfrage. Welche Entscheidung waere falsch, wenn Prüfungsnahe Fallfragen ohne geschützte Antwortlogik in V25 missverstanden wird? Die Antwort muss mindestens eine Daten- oder Quellenannahme, eine betroffene Gruppe oder Schutzdimension, eine moegliche Nebenwirkung und einen Rueckkopplungsschritt nennen. Richtig ist nicht die lauteste Bewertung, sondern diejenige, die Begriff, Beleg und Steuerungsfolge zusammenhaelt.</w:t>
       </w:r>
     </w:p>
     <w:p>
@@ -4104,137 +4054,112 @@
         <w:pStyle w:val="Heading3"/>
       </w:pPr>
       <w:r>
-        <w:t>Abschlusskommentar 3: Lesen, pruefen, rueckkoppeln</w:t>
-      </w:r>
-    </w:p>
-    <w:p>
-      <w:r>
-        <w:t>Die folgende Verdichtung fuehrt die vorhandenen Kapitel nicht als Wiederholung, sondern als Anwendung zusammen. Wirkungskompetenz entsteht, wenn dieselbe begriffliche Strenge in Fallanalyse, Datenarbeit, Kommunikation, Governance und Entscheidungspraxis wiedererkannt wird.</w:t>
-      </w:r>
-    </w:p>
-    <w:p>
-      <w:r>
-        <w:t>Evidenzregel. Transferaufgabe darf im Skript nicht als dekorativer Begriff stehen bleiben. Der Abschnitt traegt nur dann, wenn er eine pruefbare Aussage erlaubt: Welche Quelle stuetzt die Annahme, welche Unsicherheit bleibt offen und welche Gegenbeobachtung wuerde die Bewertung veraendern? Fuer SDGs und Agenda 2030 als globaler Konsens der 193 Staaten heisst das, dass praezise Sprache die erste Sicherung gegen Impact-Washing bildet. Die Studierenden sollen nicht lernen, einen Score nachzusprechen. Sie sollen erkennen, wann ein Score klaert, wann er verdeckt und wann eine rote Linie die Durchschnittslogik stoppt.</w:t>
-      </w:r>
-    </w:p>
-    <w:p>
-      <w:r>
-        <w:t>Fallfenster zur Anwendung. Eine Organisation plant eine Massnahme und formuliert dazu eine positive Absicht. In der WÖk reicht das nicht. Fuer diese Vorlesung muss sichtbar werden, welche Zustandsveraenderung erwartet wird, welche Empfaenger direkt oder indirekt betroffen sind, welche Nebenwirkungen entstehen koennen und welche Entscheidung spaeter korrigiert wird. Bezogen auf SDGs und Agenda 2030 als globaler Konsens der 193 Staaten heisst das: Die Analyse muss das konkrete Thema ernst nehmen und zugleich den allgemeinen WÖk-Massstab halten. Es geht nicht darum, Akteure moralisch zu sortieren. Es geht darum, Wirkpfade, Wirkungsempfaenger, Datenqualitaet, Risiken und Rueckkopplung so zu beschreiben, dass bessere Entscheidungen moeglich werden.</w:t>
-      </w:r>
-    </w:p>
-    <w:p>
-      <w:r>
-        <w:t>Transfer in Grundstudium Wirkungsökonomie. Praxisbeispiel verbindet die inhaltliche Deutung mit der spaeteren Praxis. Eine Organisation kann zu SDGs und Agenda 2030 als globaler Konsens der 193 Staaten sehr ueberzeugend kommunizieren und trotzdem an einen plausiblen Gedanken schon fuer Wirkung zu halten, obwohl Empfaenger, Zustand, Zeitbezug und Quelle fehlen scheitern. Darum muss die V1-Fassung immer auch nach Governance fragen: Wer erhebt Daten, wer bewertet sie, wer traegt die Folgen, wer kann widersprechen und wann wird eine Entscheidung korrigiert? Mindestens ein direkter und ein indirekter Wirkpfad muessen nachvollziehbar sein. So wird aus einem Lehrkapitel eine verantwortbare Arbeitsroutine.</w:t>
-      </w:r>
-    </w:p>
-    <w:p>
-      <w:r>
-        <w:t>Grenze gegen Scheingenauigkeit. Gerade bei Wirkungsökonomische Vertiefung ist Praezision wichtiger als grosse Begriffe. Eine Wirkungsaussage bleibt schwach, wenn sie nur Aktivitaet, Reichweite, Absicht oder Image beschreibt. Stark wird sie erst, wenn sie die Zustandsveraenderung und ihre Bedingungen offenlegt. In V25 ist deshalb entscheidend, jede Bewertung nur so belastbar ist wie Datenlage, Quellenstatus, Aktualitaet und Systemgrenze. Die Fehlerlinie verlaeuft nicht zwischen Optimismus und Pessimismus, sondern zwischen offengelegter Unsicherheit und rhetorischer Sicherheit ohne Pruefpfad.</w:t>
-      </w:r>
-    </w:p>
-    <w:p>
-      <w:r>
-        <w:t>Pruefungsnahe Transferfrage. Formuliere zu V25 eine Wirkungsaussage in drei Saetzen: Erstens den beobachteten oder plausiblen Zustand, zweitens die Daten- oder Quellenlage, drittens die offene Unsicherheit samt Rueckkopplung. Die Antwort muss ohne moralische Personenbewertung auskommen und darf Reichweite nicht mit Wirkung verwechseln.</w:t>
-      </w:r>
-    </w:p>
-    <w:p>
-      <w:r>
-        <w:t>Pruefungsnahe Lesart. Aus Prüfungsrelevanz laesst sich eine gute Transferfrage ableiten: Welche Entscheidung waere falsch, wenn dieser Abschnitt missverstanden wird? Fuer SDGs und Agenda 2030 als globaler Konsens der 193 Staaten lautet die Antwort meist nicht einfach "mehr Wirkung", sondern genauer: bessere Unterscheidung, sauberere Daten, klarere Schutzlinie und rueckgekoppelte Steuerung. Profile, Zielkonflikte und offene Punkte werden nebeneinander gefuehrt. Wer das im Fall anwenden kann, hat den Kern der Vorlesung verstanden; wer nur Definitionen wiederholt, bleibt unter dem Anspruch der Akademie.</w:t>
-      </w:r>
-    </w:p>
-    <w:p>
-      <w:r>
-        <w:t>Fallfenster zur Anwendung. Eine Fuehrungsentscheidung erzeugt zugleich Nutzen und Risiken. Die WÖk behandelt Ambivalenz nicht als Stoerung, sondern als Kern der Analyse. Positive Netto-Wirkung darf erst behauptet werden, wenn zentrale negative Wirkungen getrennt geprueft und rote Linien gewahrt sind. Bezogen auf SDGs und Agenda 2030 als globaler Konsens der 193 Staaten heisst das: Die Analyse muss das konkrete Thema ernst nehmen und zugleich den allgemeinen WÖk-Massstab halten. Es geht nicht darum, Akteure moralisch zu sortieren. Es geht darum, Wirkpfade, Wirkungsempfaenger, Datenqualitaet, Risiken und Rueckkopplung so zu beschreiben, dass bessere Entscheidungen moeglich werden.</w:t>
-      </w:r>
-    </w:p>
-    <w:p>
-      <w:r>
-        <w:t>Nichtkompensation. Der Abschnitt Lernziele ist in V25 kein Zusatzwissen, sondern ein Pruefstein fuer die Grundfrage des Skripts: Was veraendert sich, bei wem, wodurch und mit welcher Rueckkopplung? Fuer SDGs und Agenda 2030 als globaler Konsens der 193 Staaten wird daran sichtbar, dass schwere zentrale Schaeden nicht durch beliebige positive Einzelwerte neutralisiert werden duerfen. Die fachliche Grenze liegt dort, wo Lernende eine Durchschnittslogik als moralische Entlastung verwenden. Die saubere Lesart trennt deshalb Beobachtung, Kausalannahme, Bewertung und Steuerungsfolge. In der Anwendung sollte daraus mindestens eine konkrete Begriff, Wirkpfad, Fallbewertung, rote Linie oder Rueckkopplung abgeleitet werden; sonst bleibt das Wissen erklaerend, aber nicht steuerungsfaehig.</w:t>
-      </w:r>
-    </w:p>
-    <w:p>
-      <w:r>
-        <w:t>Anwendung auf Einleitung / Wirkungsfrage. In einer Fallanalyse beginnt dieser Punkt nicht mit einer Meinung, sondern mit einer belastbaren Beschreibung. Wer V25 pruefungsnah liest, fragt zuerst nach Wirkungsempfaengern, Wirkraum, Zeitraum und Datenquelle. Erst danach folgt die Bewertung im Referenzrahmen Mensch, Planet, Demokratie, SDGs, Agenda 2030 und SDG+. Jeder Analyseblock fragt nach der Routine, die nach der Bewertung angepasst wird. Der typische Kurzschluss waere, Reporting als Abschluss behandeln. Genau dagegen setzt die WÖk die Pflicht, Wirkungspotenzial, Wirkungsrisiko und positive Netto-Wirkung begrifflich getrennt zu halten.</w:t>
-      </w:r>
-    </w:p>
-    <w:p>
-      <w:r>
-        <w:t>Evidenzregel. Kernaussage darf im Skript nicht als dekorativer Begriff stehen bleiben. Der Abschnitt traegt nur dann, wenn er eine pruefbare Aussage erlaubt: Welche Quelle stuetzt die Annahme, welche Unsicherheit bleibt offen und welche Gegenbeobachtung wuerde die Bewertung veraendern? Fuer SDGs und Agenda 2030 als globaler Konsens der 193 Staaten heisst das, dass Wirkungsbewertung Verfahren, Rechte, Transparenz und Korrektur braucht. Die Studierenden sollen nicht lernen, einen Score nachzusprechen. Sie sollen erkennen, wann ein Score klaert, wann er verdeckt und wann eine rote Linie die Durchschnittslogik stoppt.</w:t>
-      </w:r>
-    </w:p>
-    <w:p>
-      <w:r>
-        <w:t>Fallfenster zur Anwendung. Ein Controlling-Team moechte einen Score bilden. Das Skript verlangt, dass Datenqualitaet, Systemgrenzen, Gewichtung, Unsicherheit und Nichtkompensation sichtbar bleiben. Ein Score darf die Diskussion nicht beenden, sondern muss bessere Fragen, Priorisierung und Rueckkopplung ermoeglichen. Bezogen auf SDGs und Agenda 2030 als globaler Konsens der 193 Staaten heisst das: Die Analyse muss das konkrete Thema ernst nehmen und zugleich den allgemeinen WÖk-Massstab halten. Es geht nicht darum, Akteure moralisch zu sortieren. Es geht darum, Wirkpfade, Wirkungsempfaenger, Datenqualitaet, Risiken und Rueckkopplung so zu beschreiben, dass bessere Entscheidungen moeglich werden.</w:t>
-      </w:r>
-    </w:p>
-    <w:p>
-      <w:r>
-        <w:t>Transfer in Grundstudium Wirkungsökonomie. Quelltext und fachliche Grundlegung verbindet die inhaltliche Deutung mit der spaeteren Praxis. Eine Organisation kann zu SDGs und Agenda 2030 als globaler Konsens der 193 Staaten sehr ueberzeugend kommunizieren und trotzdem an einen plausiblen Gedanken schon fuer Wirkung zu halten, obwohl Empfaenger, Zustand, Zeitbezug und Quelle fehlen scheitern. Darum muss die V1-Fassung immer auch nach Governance fragen: Wer erhebt Daten, wer bewertet sie, wer traegt die Folgen, wer kann widersprechen und wann wird eine Entscheidung korrigiert? Pruefungsfragen verbinden Begriff, Anwendung, Evidenz und rote Linie. So wird aus einem Lehrkapitel eine verantwortbare Arbeitsroutine.</w:t>
-      </w:r>
-    </w:p>
-    <w:p>
-      <w:r>
-        <w:t>Pruefungsnahe Transferfrage. Formuliere zu V25 eine Wirkungsaussage in drei Saetzen: Erstens den beobachteten oder plausiblen Zustand, zweitens die Daten- oder Quellenlage, drittens die offene Unsicherheit samt Rueckkopplung. Die Antwort muss ohne moralische Personenbewertung auskommen und darf Reichweite nicht mit Wirkung verwechseln.</w:t>
-      </w:r>
-    </w:p>
-    <w:p>
-      <w:r>
-        <w:t>Grenze gegen Scheingenauigkeit. Gerade bei Einstieg / Wirkungsfrage ist Praezision wichtiger als grosse Begriffe. Eine Wirkungsaussage bleibt schwach, wenn sie nur Aktivitaet, Reichweite, Absicht oder Image beschreibt. Stark wird sie erst, wenn sie die Zustandsveraenderung und ihre Bedingungen offenlegt. In V25 ist deshalb entscheidend, WÖk-Begriffe im Alltag nur tragen, wenn sie in Routinen uebersetzt werden. Die Fehlerlinie verlaeuft nicht zwischen Optimismus und Pessimismus, sondern zwischen offengelegter Unsicherheit und rhetorischer Sicherheit ohne Pruefpfad.</w:t>
-      </w:r>
-    </w:p>
-    <w:p>
-      <w:r>
-        <w:t>Pruefungsnahe Lesart. Aus Video-/Audio-Vorlesung laesst sich eine gute Transferfrage ableiten: Welche Entscheidung waere falsch, wenn dieser Abschnitt missverstanden wird? Fuer SDGs und Agenda 2030 als globaler Konsens der 193 Staaten lautet die Antwort meist nicht einfach "mehr Wirkung", sondern genauer: bessere Unterscheidung, sauberere Daten, klarere Schutzlinie und rueckgekoppelte Steuerung. Gute Kommunikation unterscheidet Befund, Annahme und normative Bewertung. Wer das im Fall anwenden kann, hat den Kern der Vorlesung verstanden; wer nur Definitionen wiederholt, bleibt unter dem Anspruch der Akademie.</w:t>
-      </w:r>
-    </w:p>
-    <w:p>
-      <w:r>
-        <w:t>Fallfenster zur Anwendung. Ein Kommunikationsbericht nennt viele Aktivitaeten, Reichweiten und Rueckmeldungen. Die V1-Pruefung fragt, ob daraus eine belastbare Wirkungsaussage folgt. Wenn nur Kontakte, Klicks oder Zustimmung vorliegen, bleibt die Aussage im Bereich Wirkungspotenzial oder Resonanz, nicht im Bereich nachgewiesener Wirkung. Bezogen auf SDGs und Agenda 2030 als globaler Konsens der 193 Staaten heisst das: Die Analyse muss das konkrete Thema ernst nehmen und zugleich den allgemeinen WÖk-Massstab halten. Es geht nicht darum, Akteure moralisch zu sortieren. Es geht darum, Wirkpfade, Wirkungsempfaenger, Datenqualitaet, Risiken und Rueckkopplung so zu beschreiben, dass bessere Entscheidungen moeglich werden.</w:t>
-      </w:r>
-    </w:p>
-    <w:p>
-      <w:r>
-        <w:t>Systemgrenze. Der Abschnitt Transkript (Gerüst) ist in V25 kein Zusatzwissen, sondern ein Pruefstein fuer die Grundfrage des Skripts: Was veraendert sich, bei wem, wodurch und mit welcher Rueckkopplung? Fuer SDGs und Agenda 2030 als globaler Konsens der 193 Staaten wird daran sichtbar, dass jede Wirkungsaussage eine Grenze zieht und diese Grenze begruenden muss. Die fachliche Grenze liegt dort, wo Lernende nur den bequemen Ausschnitt betrachten. Die saubere Lesart trennt deshalb Beobachtung, Kausalannahme, Bewertung und Steuerungsfolge. In der Anwendung sollte daraus mindestens eine konkrete Begriff, Wirkpfad, Fallbewertung, rote Linie oder Rueckkopplung abgeleitet werden; sonst bleibt das Wissen erklaerend, aber nicht steuerungsfaehig.</w:t>
-      </w:r>
-    </w:p>
-    <w:p>
-      <w:r>
-        <w:t>Anwendung auf Skript / Folien (Lernseite). In einer Fallanalyse beginnt dieser Punkt nicht mit einer Meinung, sondern mit einer belastbaren Beschreibung. Wer V25 pruefungsnah liest, fragt zuerst nach Wirkungsempfaengern, Wirkraum, Zeitraum und Datenquelle. Erst danach folgt die Bewertung im Referenzrahmen Mensch, Planet, Demokratie, SDGs, Agenda 2030 und SDG+. Szenarien pruefen Sofortwirkung, Folgewirkung und Reversibilitaet getrennt. Der typische Kurzschluss waere, Momentnutzen als dauerhafte positive Netto-Wirkung verkaufen. Genau dagegen setzt die WÖk die Pflicht, Wirkungspotenzial, Wirkungsrisiko und positive Netto-Wirkung begrifflich getrennt zu halten.</w:t>
-      </w:r>
-    </w:p>
-    <w:p>
-      <w:r>
-        <w:t>Evidenzregel. Transferaufgabe darf im Skript nicht als dekorativer Begriff stehen bleiben. Der Abschnitt traegt nur dann, wenn er eine pruefbare Aussage erlaubt: Welche Quelle stuetzt die Annahme, welche Unsicherheit bleibt offen und welche Gegenbeobachtung wuerde die Bewertung veraendern? Fuer SDGs und Agenda 2030 als globaler Konsens der 193 Staaten heisst das, dass Wirkung nicht am Sender, sondern an veraenderten Zustanden der Empfaenger geprueft wird. Die Studierenden sollen nicht lernen, einen Score nachzusprechen. Sie sollen erkennen, wann ein Score klaert, wann er verdeckt und wann eine rote Linie die Durchschnittslogik stoppt.</w:t>
-      </w:r>
-    </w:p>
-    <w:p>
-      <w:r>
-        <w:t>Fallfenster zur Anwendung. Eine Organisation plant eine Massnahme und formuliert dazu eine positive Absicht. In der WÖk reicht das nicht. Fuer diese Vorlesung muss sichtbar werden, welche Zustandsveraenderung erwartet wird, welche Empfaenger direkt oder indirekt betroffen sind, welche Nebenwirkungen entstehen koennen und welche Entscheidung spaeter korrigiert wird. Bezogen auf SDGs und Agenda 2030 als globaler Konsens der 193 Staaten heisst das: Die Analyse muss das konkrete Thema ernst nehmen und zugleich den allgemeinen WÖk-Massstab halten. Es geht nicht darum, Akteure moralisch zu sortieren. Es geht darum, Wirkpfade, Wirkungsempfaenger, Datenqualitaet, Risiken und Rueckkopplung so zu beschreiben, dass bessere Entscheidungen moeglich werden.</w:t>
-      </w:r>
-    </w:p>
-    <w:p>
-      <w:r>
-        <w:t>Pruefungsnahe Transferfrage. Formuliere zu V25 eine Wirkungsaussage in drei Saetzen: Erstens den beobachteten oder plausiblen Zustand, zweitens die Daten- oder Quellenlage, drittens die offene Unsicherheit samt Rueckkopplung. Die Antwort muss ohne moralische Personenbewertung auskommen und darf Reichweite nicht mit Wirkung verwechseln.</w:t>
-      </w:r>
-    </w:p>
-    <w:p>
-      <w:r>
-        <w:t>Transfer in Grundstudium Wirkungsökonomie. Praxisbeispiel verbindet die inhaltliche Deutung mit der spaeteren Praxis. Eine Organisation kann zu SDGs und Agenda 2030 als globaler Konsens der 193 Staaten sehr ueberzeugend kommunizieren und trotzdem an einen plausiblen Gedanken schon fuer Wirkung zu halten, obwohl Empfaenger, Zustand, Zeitbezug und Quelle fehlen scheitern. Darum muss die V1-Fassung immer auch nach Governance fragen: Wer erhebt Daten, wer bewertet sie, wer traegt die Folgen, wer kann widersprechen und wann wird eine Entscheidung korrigiert? Jede Schlussfolgerung endet mit Entscheidung, Verantwortlichkeit und Termin fuer Rueckpruefung. So wird aus einem Lehrkapitel eine verantwortbare Arbeitsroutine.</w:t>
-      </w:r>
-    </w:p>
-    <w:p>
-      <w:r>
-        <w:t>Grenze gegen Scheingenauigkeit. Gerade bei Wirkungsökonomische Vertiefung ist Praezision wichtiger als grosse Begriffe. Eine Wirkungsaussage bleibt schwach, wenn sie nur Aktivitaet, Reichweite, Absicht oder Image beschreibt. Stark wird sie erst, wenn sie die Zustandsveraenderung und ihre Bedingungen offenlegt. In V25 ist deshalb entscheidend, WÖk-Aussagen mit bestehenden Begriffen, Studien, Standards und Rechtsrahmen in Beziehung stehen muessen. Die Fehlerlinie verlaeuft nicht zwischen Optimismus und Pessimismus, sondern zwischen offengelegter Unsicherheit und rhetorischer Sicherheit ohne Pruefpfad.</w:t>
-      </w:r>
-    </w:p>
-    <w:p>
-      <w:r>
-        <w:t>Pruefungsnahe Lesart. Aus Prüfungsrelevanz laesst sich eine gute Transferfrage ableiten: Welche Entscheidung waere falsch, wenn dieser Abschnitt missverstanden wird? Fuer SDGs und Agenda 2030 als globaler Konsens der 193 Staaten lautet die Antwort meist nicht einfach "mehr Wirkung", sondern genauer: bessere Unterscheidung, sauberere Daten, klarere Schutzlinie und rueckgekoppelte Steuerung. Die Analyse markiert Stoppsignale vor jeder Portfolio- oder Score-Debatte. Wer das im Fall anwenden kann, hat den Kern der Vorlesung verstanden; wer nur Definitionen wiederholt, bleibt unter dem Anspruch der Akademie.</w:t>
-      </w:r>
-    </w:p>
-    <w:p>
-      <w:r>
-        <w:t>Fallfenster zur Anwendung. Eine Fuehrungsentscheidung erzeugt zugleich Nutzen und Risiken. Die WÖk behandelt Ambivalenz nicht als Stoerung, sondern als Kern der Analyse. Positive Netto-Wirkung darf erst behauptet werden, wenn zentrale negative Wirkungen getrennt geprueft und rote Linien gewahrt sind. Bezogen auf SDGs und Agenda 2030 als globaler Konsens der 193 Staaten heisst das: Die Analyse muss das konkrete Thema ernst nehmen und zugleich den allgemeinen WÖk-Massstab halten. Es geht nicht darum, Akteure moralisch zu sortieren. Es geht darum, Wirkpfade, Wirkungsempfaenger, Datenqualitaet, Risiken und Rueckkopplung so zu beschreiben, dass bessere Entscheidungen moeglich werden.</w:t>
+        <w:t>Schlussvertiefung 3: SDGs und Agenda 2030 als globaler Konsens der 193 Staaten im Anwendungsfall</w:t>
+      </w:r>
+    </w:p>
+    <w:p>
+      <w:r>
+        <w:t>Die folgenden Abschnitte sind keine neue Pruefungsloesung. Sie verdichten die vorhandenen Kapitel zu einer Lesart, mit der Studierende einen Fall selbststaendig analysieren koennen. Im Mittelpunkt stehen globale Zielrahmen, politische Legitimation und SDG+-Erweiterung, nicht moralische Personenbewertung.</w:t>
+      </w:r>
+    </w:p>
+    <w:p>
+      <w:r>
+        <w:t>Begriffliche Schlussklaerung. In V25 muss Auswertung aus der lebenden Website-Referenz immer mit Empfaengern gelesen werden. Wirkung entsteht nicht beim Sender, sondern an veraenderten Zustaenden von Menschen, Oekosystemen, Institutionen, Oeffentlichkeit oder kuenftigen Handlungsspielraeumen. Darum reicht es nicht, interne Aktivitaeten zu dokumentieren. Entscheidend ist, ob sich ein Zustand nachvollziehbar veraendert und ob diese Veraenderung im Referenzrahmen Mensch, Planet, Demokratie, SDGs, Agenda 2030 und SDG+ tragfaehig bewertet werden kann.</w:t>
+      </w:r>
+    </w:p>
+    <w:p>
+      <w:r>
+        <w:t>Ein Bericht behauptet, die Massnahme zu SDGs und Agenda 2030 als globaler Konsens der 193 Staaten sei erfolgreich. Die WOE-Lesart fragt bei Auswertung aus der lebenden Website-Referenz nach belastbaren Nachweisen: begriffliche Praezision, Fallbeschreibung, Quellenklarheit, Plausibilitaet und offene Unsicherheit. Wenn diese Nachweise fehlen, bleibt die Aussage Wirkungspotenzial oder Kommunikationsbehauptung. Sie kann wichtig sein, aber sie ist noch keine belegte Wirkung.</w:t>
+      </w:r>
+    </w:p>
+    <w:p>
+      <w:r>
+        <w:t>Wirkpfad und Empfaenger. Wissenschaftliche Anschlussfaehigkeit entsteht hier durch Quellenklarheit. Bei Kapitel 32 - Benchmarks, Skalen und Scorecards werden interne WOE-Begriffe nicht als Ersatz fuer Belege benutzt, sondern mit UN-Agenda 2030, SDG-Logik, SDG+-Abgrenzung und WOE-Korpus verbunden. Wo die Datenlage offen bleibt, wird das offengelegt. Wo eine Aussage nur plausibel ist, bleibt sie als Wirkungspotenzial markiert. Wo ein Schaden eine rote Linie beruehrt, greift Nichtkompensation vor Durchschnittslogik.</w:t>
+      </w:r>
+    </w:p>
+    <w:p>
+      <w:r>
+        <w:t>In einer kontroversen Entscheidung wirkt Kapitel 32 - Benchmarks, Skalen und Scorecards als Pruefpunkt fuer Ambivalenz. Ein Nutzen fuer eine Gruppe kann mit Risiken fuer andere Wirkungsempfaenger einhergehen. Das Skript verlangt deshalb, positive und negative Zustandsveraenderungen getrennt zu fuehren, bevor von positiver Netto-Wirkung gesprochen wird.</w:t>
+      </w:r>
+    </w:p>
+    <w:p>
+      <w:r>
+        <w:t>Rueckfluss. Fuer den WOE-Korpus bedeutet das: Begriffe aus SDGs und Agenda 2030 als globaler Konsens der 193 Staaten sollten dort geschaerft werden, wo sie in Glossar, Werkzeugen, Journal oder Readern doppeldeutig bleiben. Offene Forschungsfragen werden nicht versteckt. Sie markieren die Stelle, an der spaetere Evidenz, ein besserer Datensatz oder eine praezisere Fallstudie die Bewertung veraendern kann.</w:t>
+      </w:r>
+    </w:p>
+    <w:p>
+      <w:r>
+        <w:t>Daten, Quellen und Evidenz. In Grundstudium Wirkungsoekonomie wird Kapitel 33 - Reverse Merit Order erst steuerungsfaehig, wenn daraus eine Entscheidung folgt. Die Grundbegriffe muessen in spaeteren Modulen wiedererkennbar bleiben. Ohne diese Rueckkopplung bleibt Reporting eine Beschreibung. Mit Rueckkopplung wird aus Bewertung eine veraenderte Routine: ein anderer Prozess, ein geaenderter Anreiz, eine bessere Datenpflicht, eine korrigierte Kommunikation oder eine neue Priorisierung.</w:t>
+      </w:r>
+    </w:p>
+    <w:p>
+      <w:r>
+        <w:t>Die typische Fehlstelle bei SDGs und Agenda 2030 als globaler Konsens der 193 Staaten liegt darin, die SDGs als fertige Bewertungsmaschine zu verwenden. Bei Kapitel 33 - Reverse Merit Order wird diese Fehlstelle konkret: Ein scheinbar plausibler Befund darf nicht zur Abkuerzung werden. Quellen, Systemgrenzen, Unsicherheit und Rueckkopplung bleiben sichtbar.</w:t>
+      </w:r>
+    </w:p>
+    <w:p>
+      <w:r>
+        <w:t>Bewertung und rote Linien. Die Grenze gegen Scheingenauigkeit verlaeuft bei Kapitel 34 - T-SROI und systemische Transformationsmessung nicht zwischen Optimismus und Pessimismus. Sie verlaeuft zwischen offengelegter Unsicherheit und rhetorischer Sicherheit. Wer SDGs und Agenda 2030 als globaler Konsens der 193 Staaten belastbar anwenden will, benennt Systemgrenze, Zeitraum, Vergleichspunkt und offene Gegenhypothese. Gerade dadurch bleibt das Skript anschlussfaehig fuer Forschung, Praxis und spaetere Revision.</w:t>
+      </w:r>
+    </w:p>
+    <w:p>
+      <w:r>
+        <w:t>Fuer die Pruefung ist Kapitel 34 - T-SROI und systemische Transformationsmessung dann verstanden, wenn daraus eine belastbare Fallantwort entsteht. Eine gute Antwort unterscheidet Beobachtung, Kausalannahme, Bewertung und Steuerungsfolge. Sie bewertet keine Menschen, sondern Wirkpfade, Zustandsveraenderungen, Risiken und institutionelle Bedingungen.</w:t>
+      </w:r>
+    </w:p>
+    <w:p>
+      <w:r>
+        <w:t>Kontrollfrage. Welche Entscheidung waere falsch, wenn Kapitel 34 - T-SROI und systemische Transformationsmessung in V25 missverstanden wird? Die Antwort muss mindestens eine Daten- oder Quellenannahme, eine betroffene Gruppe oder Schutzdimension, eine moegliche Nebenwirkung und einen Rueckkopplungsschritt nennen. Richtig ist nicht die lauteste Bewertung, sondern diejenige, die Begriff, Beleg und Steuerungsfolge zusammenhaelt.</w:t>
+      </w:r>
+    </w:p>
+    <w:p>
+      <w:r>
+        <w:t>Steuerung und Rueckkopplung. Kapitel 36 - Wirkung als Rechtsprinzip zeigt, warum SDGs und Agenda 2030 als globaler Konsens der 193 Staaten mehr ist als ein Schlagwort im Feld globale Zielrahmen, politische Legitimation und SDG+-Erweiterung. Die wirkungsoekonomische Frage lautet: Welche reale Veraenderung wird moeglich, welche bleibt nur Potenzial und wo entsteht ein Wirkungsrisiko? Diese Unterscheidung schuetzt vor Impact-Washing, weil sie Absicht, Aktivitaet, Reichweite und Wirkung auseinanderhaelt.</w:t>
+      </w:r>
+    </w:p>
+    <w:p>
+      <w:r>
+        <w:t>Eine Kommune, ein Unternehmen oder eine Bildungsorganisation will SDGs und Agenda 2030 als globaler Konsens der 193 Staaten praktisch anwenden. Der erste Schritt ist nicht die Auswahl eines Instruments, sondern die Klaerung der Zustandsveraenderung. Bei Kapitel 36 - Wirkung als Rechtsprinzip muss deshalb benannt werden, wer betroffen ist, welcher Zustand sich veraendert, welche Frist gilt und welche Gegenbeobachtung die Annahme widerlegen wuerde. Erst danach entsteht eine begruendete Entscheidung im Feld Begriff, Fallbewertung, Wirkpfad, rote Linie, Quellenbeurteilung oder Rueckkopplungsregel.</w:t>
+      </w:r>
+    </w:p>
+    <w:p>
+      <w:r>
+        <w:t>Pruefungsnahe Anwendung. In V25 muss Kapitel 37 - Wirkungssteuergesetz WStG immer mit Empfaengern gelesen werden. Wirkung entsteht nicht beim Sender, sondern an veraenderten Zustaenden von Menschen, Oekosystemen, Institutionen, Oeffentlichkeit oder kuenftigen Handlungsspielraeumen. Darum reicht es nicht, interne Aktivitaeten zu dokumentieren. Entscheidend ist, ob sich ein Zustand nachvollziehbar veraendert und ob diese Veraenderung im Referenzrahmen Mensch, Planet, Demokratie, SDGs, Agenda 2030 und SDG+ tragfaehig bewertet werden kann.</w:t>
+      </w:r>
+    </w:p>
+    <w:p>
+      <w:r>
+        <w:t>Ein Bericht behauptet, die Massnahme zu SDGs und Agenda 2030 als globaler Konsens der 193 Staaten sei erfolgreich. Die WOE-Lesart fragt bei Kapitel 37 - Wirkungssteuergesetz WStG nach belastbaren Nachweisen: begriffliche Praezision, Fallbeschreibung, Quellenklarheit, Plausibilitaet und offene Unsicherheit. Wenn diese Nachweise fehlen, bleibt die Aussage Wirkungspotenzial oder Kommunikationsbehauptung. Sie kann wichtig sein, aber sie ist noch keine belegte Wirkung.</w:t>
+      </w:r>
+    </w:p>
+    <w:p>
+      <w:r>
+        <w:t>Transfer in den WOE-Korpus. Wissenschaftliche Anschlussfaehigkeit entsteht hier durch Quellenklarheit. Bei Einleitung / Wirkungsfrage werden interne WOE-Begriffe nicht als Ersatz fuer Belege benutzt, sondern mit UN-Agenda 2030, SDG-Logik, SDG+-Abgrenzung und WOE-Korpus verbunden. Wo die Datenlage offen bleibt, wird das offengelegt. Wo eine Aussage nur plausibel ist, bleibt sie als Wirkungspotenzial markiert. Wo ein Schaden eine rote Linie beruehrt, greift Nichtkompensation vor Durchschnittslogik.</w:t>
+      </w:r>
+    </w:p>
+    <w:p>
+      <w:r>
+        <w:t>In einer kontroversen Entscheidung wirkt Einleitung / Wirkungsfrage als Pruefpunkt fuer Ambivalenz. Ein Nutzen fuer eine Gruppe kann mit Risiken fuer andere Wirkungsempfaenger einhergehen. Das Skript verlangt deshalb, positive und negative Zustandsveraenderungen getrennt zu fuehren, bevor von positiver Netto-Wirkung gesprochen wird.</w:t>
+      </w:r>
+    </w:p>
+    <w:p>
+      <w:r>
+        <w:t>Grenzen der Aussage. In Grundstudium Wirkungsoekonomie wird Kernaussage erst steuerungsfaehig, wenn daraus eine Entscheidung folgt. Die Grundbegriffe muessen in spaeteren Modulen wiedererkennbar bleiben. Ohne diese Rueckkopplung bleibt Reporting eine Beschreibung. Mit Rueckkopplung wird aus Bewertung eine veraenderte Routine: ein anderer Prozess, ein geaenderter Anreiz, eine bessere Datenpflicht, eine korrigierte Kommunikation oder eine neue Priorisierung.</w:t>
+      </w:r>
+    </w:p>
+    <w:p>
+      <w:r>
+        <w:t>Die typische Fehlstelle bei SDGs und Agenda 2030 als globaler Konsens der 193 Staaten liegt darin, die SDGs als fertige Bewertungsmaschine zu verwenden. Bei Kernaussage wird diese Fehlstelle konkret: Ein scheinbar plausibler Befund darf nicht zur Abkuerzung werden. Quellen, Systemgrenzen, Unsicherheit und Rueckkopplung bleiben sichtbar.</w:t>
+      </w:r>
+    </w:p>
+    <w:p>
+      <w:r>
+        <w:t>Kontrollfrage. Welche Entscheidung waere falsch, wenn Kernaussage in V25 missverstanden wird? Die Antwort muss mindestens eine Daten- oder Quellenannahme, eine betroffene Gruppe oder Schutzdimension, eine moegliche Nebenwirkung und einen Rueckkopplungsschritt nennen. Richtig ist nicht die lauteste Bewertung, sondern diejenige, die Begriff, Beleg und Steuerungsfolge zusammenhaelt.</w:t>
+      </w:r>
+    </w:p>
+    <w:p>
+      <w:r>
+        <w:t>Rueckfluss. Fuer den WOE-Korpus bedeutet das: Begriffe aus SDGs und Agenda 2030 als globaler Konsens der 193 Staaten sollten dort geschaerft werden, wo sie in Glossar, Werkzeugen, Journal oder Readern doppeldeutig bleiben. Offene Forschungsfragen werden nicht versteckt. Sie markieren die Stelle, an der spaetere Evidenz, ein besserer Datensatz oder eine praezisere Fallstudie die Bewertung veraendern kann.</w:t>
       </w:r>
     </w:p>
     <w:p>
@@ -4242,57 +4167,107 @@
         <w:pStyle w:val="Heading3"/>
       </w:pPr>
       <w:r>
-        <w:t>Abschlusskommentar 4: Lesen, pruefen, rueckkoppeln</w:t>
-      </w:r>
-    </w:p>
-    <w:p>
-      <w:r>
-        <w:t>Die folgende Verdichtung fuehrt die vorhandenen Kapitel nicht als Wiederholung, sondern als Anwendung zusammen. Wirkungskompetenz entsteht, wenn dieselbe begriffliche Strenge in Fallanalyse, Datenarbeit, Kommunikation, Governance und Entscheidungspraxis wiedererkannt wird.</w:t>
-      </w:r>
-    </w:p>
-    <w:p>
-      <w:r>
-        <w:t>Begriffliche Schaerfung. Der Abschnitt Lernziele ist in V25 kein Zusatzwissen, sondern ein Pruefstein fuer die Grundfrage des Skripts: Was veraendert sich, bei wem, wodurch und mit welcher Rueckkopplung? Fuer SDGs und Agenda 2030 als globaler Konsens der 193 Staaten wird daran sichtbar, dass praezise Sprache die erste Sicherung gegen Impact-Washing bildet. Die fachliche Grenze liegt dort, wo Lernende Output, Reichweite, Absicht und Wirkung in einem Satz vermischen. Die saubere Lesart trennt deshalb Beobachtung, Kausalannahme, Bewertung und Steuerungsfolge. In der Anwendung sollte daraus mindestens eine konkrete Begriff, Wirkpfad, Fallbewertung, rote Linie oder Rueckkopplung abgeleitet werden; sonst bleibt das Wissen erklaerend, aber nicht steuerungsfaehig.</w:t>
-      </w:r>
-    </w:p>
-    <w:p>
-      <w:r>
-        <w:t>Anwendung auf Einleitung / Wirkungsfrage. In einer Fallanalyse beginnt dieser Punkt nicht mit einer Meinung, sondern mit einer belastbaren Beschreibung. Wer V25 pruefungsnah liest, fragt zuerst nach Wirkungsempfaengern, Wirkraum, Zeitraum und Datenquelle. Erst danach folgt die Bewertung im Referenzrahmen Mensch, Planet, Demokratie, SDGs, Agenda 2030 und SDG+. Mindestens ein direkter und ein indirekter Wirkpfad muessen nachvollziehbar sein. Der typische Kurzschluss waere, nur die Massnahme selbst bewerten und indirekte Empfaenger ausblenden. Genau dagegen setzt die WÖk die Pflicht, Wirkungspotenzial, Wirkungsrisiko und positive Netto-Wirkung begrifflich getrennt zu halten.</w:t>
-      </w:r>
-    </w:p>
-    <w:p>
-      <w:r>
-        <w:t>Pruefungsnahe Transferfrage. Formuliere zu V25 eine Wirkungsaussage in drei Saetzen: Erstens den beobachteten oder plausiblen Zustand, zweitens die Daten- oder Quellenlage, drittens die offene Unsicherheit samt Rueckkopplung. Die Antwort muss ohne moralische Personenbewertung auskommen und darf Reichweite nicht mit Wirkung verwechseln.</w:t>
-      </w:r>
-    </w:p>
-    <w:p>
-      <w:r>
-        <w:t>Evidenzregel. Kernaussage darf im Skript nicht als dekorativer Begriff stehen bleiben. Der Abschnitt traegt nur dann, wenn er eine pruefbare Aussage erlaubt: Welche Quelle stuetzt die Annahme, welche Unsicherheit bleibt offen und welche Gegenbeobachtung wuerde die Bewertung veraendern? Fuer SDGs und Agenda 2030 als globaler Konsens der 193 Staaten heisst das, dass jede Bewertung nur so belastbar ist wie Datenlage, Quellenstatus, Aktualitaet und Systemgrenze. Die Studierenden sollen nicht lernen, einen Score nachzusprechen. Sie sollen erkennen, wann ein Score klaert, wann er verdeckt und wann eine rote Linie die Durchschnittslogik stoppt.</w:t>
-      </w:r>
-    </w:p>
-    <w:p>
-      <w:r>
-        <w:t>Fallfenster zur Anwendung. Ein Controlling-Team moechte einen Score bilden. Das Skript verlangt, dass Datenqualitaet, Systemgrenzen, Gewichtung, Unsicherheit und Nichtkompensation sichtbar bleiben. Ein Score darf die Diskussion nicht beenden, sondern muss bessere Fragen, Priorisierung und Rueckkopplung ermoeglichen. Bezogen auf SDGs und Agenda 2030 als globaler Konsens der 193 Staaten heisst das: Die Analyse muss das konkrete Thema ernst nehmen und zugleich den allgemeinen WÖk-Massstab halten. Es geht nicht darum, Akteure moralisch zu sortieren. Es geht darum, Wirkpfade, Wirkungsempfaenger, Datenqualitaet, Risiken und Rueckkopplung so zu beschreiben, dass bessere Entscheidungen moeglich werden.</w:t>
-      </w:r>
-    </w:p>
-    <w:p>
-      <w:r>
-        <w:t>Transfer in Grundstudium Wirkungsökonomie. Quelltext und fachliche Grundlegung verbindet die inhaltliche Deutung mit der spaeteren Praxis. Eine Organisation kann zu SDGs und Agenda 2030 als globaler Konsens der 193 Staaten sehr ueberzeugend kommunizieren und trotzdem an einen plausiblen Gedanken schon fuer Wirkung zu halten, obwohl Empfaenger, Zustand, Zeitbezug und Quelle fehlen scheitern. Darum muss die V1-Fassung immer auch nach Governance fragen: Wer erhebt Daten, wer bewertet sie, wer traegt die Folgen, wer kann widersprechen und wann wird eine Entscheidung korrigiert? Profile, Zielkonflikte und offene Punkte werden nebeneinander gefuehrt. So wird aus einem Lehrkapitel eine verantwortbare Arbeitsroutine.</w:t>
-      </w:r>
-    </w:p>
-    <w:p>
-      <w:r>
-        <w:t>Grenze gegen Scheingenauigkeit. Gerade bei Einstieg / Wirkungsfrage ist Praezision wichtiger als grosse Begriffe. Eine Wirkungsaussage bleibt schwach, wenn sie nur Aktivitaet, Reichweite, Absicht oder Image beschreibt. Stark wird sie erst, wenn sie die Zustandsveraenderung und ihre Bedingungen offenlegt. In V25 ist deshalb entscheidend, schwere zentrale Schaeden nicht durch beliebige positive Einzelwerte neutralisiert werden duerfen. Die Fehlerlinie verlaeuft nicht zwischen Optimismus und Pessimismus, sondern zwischen offengelegter Unsicherheit und rhetorischer Sicherheit ohne Pruefpfad.</w:t>
-      </w:r>
-    </w:p>
-    <w:p>
-      <w:r>
-        <w:t>Pruefungsnahe Lesart. Aus Video-/Audio-Vorlesung laesst sich eine gute Transferfrage ableiten: Welche Entscheidung waere falsch, wenn dieser Abschnitt missverstanden wird? Fuer SDGs und Agenda 2030 als globaler Konsens der 193 Staaten lautet die Antwort meist nicht einfach "mehr Wirkung", sondern genauer: bessere Unterscheidung, sauberere Daten, klarere Schutzlinie und rueckgekoppelte Steuerung. Jeder Analyseblock fragt nach der Routine, die nach der Bewertung angepasst wird. Wer das im Fall anwenden kann, hat den Kern der Vorlesung verstanden; wer nur Definitionen wiederholt, bleibt unter dem Anspruch der Akademie.</w:t>
-      </w:r>
-    </w:p>
-    <w:p>
-      <w:r>
-        <w:t>Fallfenster zur Anwendung. Ein Kommunikationsbericht nennt viele Aktivitaeten, Reichweiten und Rueckmeldungen. Die V1-Pruefung fragt, ob daraus eine belastbare Wirkungsaussage folgt. Wenn nur Kontakte, Klicks oder Zustimmung vorliegen, bleibt die Aussage im Bereich Wirkungspotenzial oder Resonanz, nicht im Bereich nachgewiesener Wirkung. Bezogen auf SDGs und Agenda 2030 als globaler Konsens der 193 Staaten heisst das: Die Analyse muss das konkrete Thema ernst nehmen und zugleich den allgemeinen WÖk-Massstab halten. Es geht nicht darum, Akteure moralisch zu sortieren. Es geht darum, Wirkpfade, Wirkungsempfaenger, Datenqualitaet, Risiken und Rueckkopplung so zu beschreiben, dass bessere Entscheidungen moeglich werden.</w:t>
+        <w:t>Schlussvertiefung 4: SDGs und Agenda 2030 als globaler Konsens der 193 Staaten im Anwendungsfall</w:t>
+      </w:r>
+    </w:p>
+    <w:p>
+      <w:r>
+        <w:t>Die folgenden Abschnitte sind keine neue Pruefungsloesung. Sie verdichten die vorhandenen Kapitel zu einer Lesart, mit der Studierende einen Fall selbststaendig analysieren koennen. Im Mittelpunkt stehen globale Zielrahmen, politische Legitimation und SDG+-Erweiterung, nicht moralische Personenbewertung.</w:t>
+      </w:r>
+    </w:p>
+    <w:p>
+      <w:r>
+        <w:t>Begriffliche Schlussklaerung. Die Grenze gegen Scheingenauigkeit verlaeuft bei Quelltext und fachliche Grundlegung nicht zwischen Optimismus und Pessimismus. Sie verlaeuft zwischen offengelegter Unsicherheit und rhetorischer Sicherheit. Wer SDGs und Agenda 2030 als globaler Konsens der 193 Staaten belastbar anwenden will, benennt Systemgrenze, Zeitraum, Vergleichspunkt und offene Gegenhypothese. Gerade dadurch bleibt das Skript anschlussfaehig fuer Forschung, Praxis und spaetere Revision.</w:t>
+      </w:r>
+    </w:p>
+    <w:p>
+      <w:r>
+        <w:t>Fuer die Pruefung ist Quelltext und fachliche Grundlegung dann verstanden, wenn daraus eine belastbare Fallantwort entsteht. Eine gute Antwort unterscheidet Beobachtung, Kausalannahme, Bewertung und Steuerungsfolge. Sie bewertet keine Menschen, sondern Wirkpfade, Zustandsveraenderungen, Risiken und institutionelle Bedingungen.</w:t>
+      </w:r>
+    </w:p>
+    <w:p>
+      <w:r>
+        <w:t>Wirkpfad und Empfaenger. Einstieg / Wirkungsfrage zeigt, warum SDGs und Agenda 2030 als globaler Konsens der 193 Staaten mehr ist als ein Schlagwort im Feld globale Zielrahmen, politische Legitimation und SDG+-Erweiterung. Die wirkungsoekonomische Frage lautet: Welche reale Veraenderung wird moeglich, welche bleibt nur Potenzial und wo entsteht ein Wirkungsrisiko? Diese Unterscheidung schuetzt vor Impact-Washing, weil sie Absicht, Aktivitaet, Reichweite und Wirkung auseinanderhaelt.</w:t>
+      </w:r>
+    </w:p>
+    <w:p>
+      <w:r>
+        <w:t>Eine Kommune, ein Unternehmen oder eine Bildungsorganisation will SDGs und Agenda 2030 als globaler Konsens der 193 Staaten praktisch anwenden. Der erste Schritt ist nicht die Auswahl eines Instruments, sondern die Klaerung der Zustandsveraenderung. Bei Einstieg / Wirkungsfrage muss deshalb benannt werden, wer betroffen ist, welcher Zustand sich veraendert, welche Frist gilt und welche Gegenbeobachtung die Annahme widerlegen wuerde. Erst danach entsteht eine begruendete Entscheidung im Feld Begriff, Fallbewertung, Wirkpfad, rote Linie, Quellenbeurteilung oder Rueckkopplungsregel.</w:t>
+      </w:r>
+    </w:p>
+    <w:p>
+      <w:r>
+        <w:t>Daten, Quellen und Evidenz. In V25 muss Skript / Folien (Lernseite) immer mit Empfaengern gelesen werden. Wirkung entsteht nicht beim Sender, sondern an veraenderten Zustaenden von Menschen, Oekosystemen, Institutionen, Oeffentlichkeit oder kuenftigen Handlungsspielraeumen. Darum reicht es nicht, interne Aktivitaeten zu dokumentieren. Entscheidend ist, ob sich ein Zustand nachvollziehbar veraendert und ob diese Veraenderung im Referenzrahmen Mensch, Planet, Demokratie, SDGs, Agenda 2030 und SDG+ tragfaehig bewertet werden kann.</w:t>
+      </w:r>
+    </w:p>
+    <w:p>
+      <w:r>
+        <w:t>Ein Bericht behauptet, die Massnahme zu SDGs und Agenda 2030 als globaler Konsens der 193 Staaten sei erfolgreich. Die WOE-Lesart fragt bei Skript / Folien (Lernseite) nach belastbaren Nachweisen: begriffliche Praezision, Fallbeschreibung, Quellenklarheit, Plausibilitaet und offene Unsicherheit. Wenn diese Nachweise fehlen, bleibt die Aussage Wirkungspotenzial oder Kommunikationsbehauptung. Sie kann wichtig sein, aber sie ist noch keine belegte Wirkung.</w:t>
+      </w:r>
+    </w:p>
+    <w:p>
+      <w:r>
+        <w:t>Bewertung und rote Linien. Wissenschaftliche Anschlussfaehigkeit entsteht hier durch Quellenklarheit. Bei Transferaufgabe werden interne WOE-Begriffe nicht als Ersatz fuer Belege benutzt, sondern mit UN-Agenda 2030, SDG-Logik, SDG+-Abgrenzung und WOE-Korpus verbunden. Wo die Datenlage offen bleibt, wird das offengelegt. Wo eine Aussage nur plausibel ist, bleibt sie als Wirkungspotenzial markiert. Wo ein Schaden eine rote Linie beruehrt, greift Nichtkompensation vor Durchschnittslogik.</w:t>
+      </w:r>
+    </w:p>
+    <w:p>
+      <w:r>
+        <w:t>In einer kontroversen Entscheidung wirkt Transferaufgabe als Pruefpunkt fuer Ambivalenz. Ein Nutzen fuer eine Gruppe kann mit Risiken fuer andere Wirkungsempfaenger einhergehen. Das Skript verlangt deshalb, positive und negative Zustandsveraenderungen getrennt zu fuehren, bevor von positiver Netto-Wirkung gesprochen wird.</w:t>
+      </w:r>
+    </w:p>
+    <w:p>
+      <w:r>
+        <w:t>Kontrollfrage. Welche Entscheidung waere falsch, wenn Transferaufgabe in V25 missverstanden wird? Die Antwort muss mindestens eine Daten- oder Quellenannahme, eine betroffene Gruppe oder Schutzdimension, eine moegliche Nebenwirkung und einen Rueckkopplungsschritt nennen. Richtig ist nicht die lauteste Bewertung, sondern diejenige, die Begriff, Beleg und Steuerungsfolge zusammenhaelt.</w:t>
+      </w:r>
+    </w:p>
+    <w:p>
+      <w:r>
+        <w:t>Steuerung und Rueckkopplung. In Grundstudium Wirkungsoekonomie wird Praxisbeispiel erst steuerungsfaehig, wenn daraus eine Entscheidung folgt. Die Grundbegriffe muessen in spaeteren Modulen wiedererkennbar bleiben. Ohne diese Rueckkopplung bleibt Reporting eine Beschreibung. Mit Rueckkopplung wird aus Bewertung eine veraenderte Routine: ein anderer Prozess, ein geaenderter Anreiz, eine bessere Datenpflicht, eine korrigierte Kommunikation oder eine neue Priorisierung.</w:t>
+      </w:r>
+    </w:p>
+    <w:p>
+      <w:r>
+        <w:t>Die typische Fehlstelle bei SDGs und Agenda 2030 als globaler Konsens der 193 Staaten liegt darin, die SDGs als fertige Bewertungsmaschine zu verwenden. Bei Praxisbeispiel wird diese Fehlstelle konkret: Ein scheinbar plausibler Befund darf nicht zur Abkuerzung werden. Quellen, Systemgrenzen, Unsicherheit und Rueckkopplung bleiben sichtbar.</w:t>
+      </w:r>
+    </w:p>
+    <w:p>
+      <w:r>
+        <w:t>Pruefungsnahe Anwendung. Die Grenze gegen Scheingenauigkeit verlaeuft bei Wirkungsökonomische Vertiefung nicht zwischen Optimismus und Pessimismus. Sie verlaeuft zwischen offengelegter Unsicherheit und rhetorischer Sicherheit. Wer SDGs und Agenda 2030 als globaler Konsens der 193 Staaten belastbar anwenden will, benennt Systemgrenze, Zeitraum, Vergleichspunkt und offene Gegenhypothese. Gerade dadurch bleibt das Skript anschlussfaehig fuer Forschung, Praxis und spaetere Revision.</w:t>
+      </w:r>
+    </w:p>
+    <w:p>
+      <w:r>
+        <w:t>Fuer die Pruefung ist Wirkungsökonomische Vertiefung dann verstanden, wenn daraus eine belastbare Fallantwort entsteht. Eine gute Antwort unterscheidet Beobachtung, Kausalannahme, Bewertung und Steuerungsfolge. Sie bewertet keine Menschen, sondern Wirkpfade, Zustandsveraenderungen, Risiken und institutionelle Bedingungen.</w:t>
+      </w:r>
+    </w:p>
+    <w:p>
+      <w:r>
+        <w:t>Rueckfluss. Fuer den WOE-Korpus bedeutet das: Begriffe aus SDGs und Agenda 2030 als globaler Konsens der 193 Staaten sollten dort geschaerft werden, wo sie in Glossar, Werkzeugen, Journal oder Readern doppeldeutig bleiben. Offene Forschungsfragen werden nicht versteckt. Sie markieren die Stelle, an der spaetere Evidenz, ein besserer Datensatz oder eine praezisere Fallstudie die Bewertung veraendern kann.</w:t>
+      </w:r>
+    </w:p>
+    <w:p>
+      <w:r>
+        <w:t>Transfer in den WOE-Korpus. Begriffliche Präzision zeigt, warum SDGs und Agenda 2030 als globaler Konsens der 193 Staaten mehr ist als ein Schlagwort im Feld globale Zielrahmen, politische Legitimation und SDG+-Erweiterung. Die wirkungsoekonomische Frage lautet: Welche reale Veraenderung wird moeglich, welche bleibt nur Potenzial und wo entsteht ein Wirkungsrisiko? Diese Unterscheidung schuetzt vor Impact-Washing, weil sie Absicht, Aktivitaet, Reichweite und Wirkung auseinanderhaelt.</w:t>
+      </w:r>
+    </w:p>
+    <w:p>
+      <w:r>
+        <w:t>Eine Kommune, ein Unternehmen oder eine Bildungsorganisation will SDGs und Agenda 2030 als globaler Konsens der 193 Staaten praktisch anwenden. Der erste Schritt ist nicht die Auswahl eines Instruments, sondern die Klaerung der Zustandsveraenderung. Bei Begriffliche Präzision muss deshalb benannt werden, wer betroffen ist, welcher Zustand sich veraendert, welche Frist gilt und welche Gegenbeobachtung die Annahme widerlegen wuerde. Erst danach entsteht eine begruendete Entscheidung im Feld Begriff, Fallbewertung, Wirkpfad, rote Linie, Quellenbeurteilung oder Rueckkopplungsregel.</w:t>
+      </w:r>
+    </w:p>
+    <w:p>
+      <w:r>
+        <w:t>Grenzen der Aussage. In V25 muss Wirkpfad immer mit Empfaengern gelesen werden. Wirkung entsteht nicht beim Sender, sondern an veraenderten Zustaenden von Menschen, Oekosystemen, Institutionen, Oeffentlichkeit oder kuenftigen Handlungsspielraeumen. Darum reicht es nicht, interne Aktivitaeten zu dokumentieren. Entscheidend ist, ob sich ein Zustand nachvollziehbar veraendert und ob diese Veraenderung im Referenzrahmen Mensch, Planet, Demokratie, SDGs, Agenda 2030 und SDG+ tragfaehig bewertet werden kann.</w:t>
+      </w:r>
+    </w:p>
+    <w:p>
+      <w:r>
+        <w:t>Ein Bericht behauptet, die Massnahme zu SDGs und Agenda 2030 als globaler Konsens der 193 Staaten sei erfolgreich. Die WOE-Lesart fragt bei Wirkpfad nach belastbaren Nachweisen: begriffliche Praezision, Fallbeschreibung, Quellenklarheit, Plausibilitaet und offene Unsicherheit. Wenn diese Nachweise fehlen, bleibt die Aussage Wirkungspotenzial oder Kommunikationsbehauptung. Sie kann wichtig sein, aber sie ist noch keine belegte Wirkung.</w:t>
+      </w:r>
+    </w:p>
+    <w:p>
+      <w:r>
+        <w:t>Kontrollfrage. Welche Entscheidung waere falsch, wenn Wirkpfad in V25 missverstanden wird? Die Antwort muss mindestens eine Daten- oder Quellenannahme, eine betroffene Gruppe oder Schutzdimension, eine moegliche Nebenwirkung und einen Rueckkopplungsschritt nennen. Richtig ist nicht die lauteste Bewertung, sondern diejenige, die Begriff, Beleg und Steuerungsfolge zusammenhaelt.</w:t>
       </w:r>
     </w:p>
     <w:p>
@@ -4300,12 +4275,291 @@
         <w:pStyle w:val="Heading3"/>
       </w:pPr>
       <w:r>
+        <w:t>Schlussvertiefung 5: SDGs und Agenda 2030 als globaler Konsens der 193 Staaten im Anwendungsfall</w:t>
+      </w:r>
+    </w:p>
+    <w:p>
+      <w:r>
+        <w:t>Die folgenden Abschnitte sind keine neue Pruefungsloesung. Sie verdichten die vorhandenen Kapitel zu einer Lesart, mit der Studierende einen Fall selbststaendig analysieren koennen. Im Mittelpunkt stehen globale Zielrahmen, politische Legitimation und SDG+-Erweiterung, nicht moralische Personenbewertung.</w:t>
+      </w:r>
+    </w:p>
+    <w:p>
+      <w:r>
+        <w:t>Begriffliche Schlussklaerung. Wissenschaftliche Anschlussfaehigkeit entsteht hier durch Quellenklarheit. Bei Leitthese werden interne WOE-Begriffe nicht als Ersatz fuer Belege benutzt, sondern mit UN-Agenda 2030, SDG-Logik, SDG+-Abgrenzung und WOE-Korpus verbunden. Wo die Datenlage offen bleibt, wird das offengelegt. Wo eine Aussage nur plausibel ist, bleibt sie als Wirkungspotenzial markiert. Wo ein Schaden eine rote Linie beruehrt, greift Nichtkompensation vor Durchschnittslogik.</w:t>
+      </w:r>
+    </w:p>
+    <w:p>
+      <w:r>
+        <w:t>In einer kontroversen Entscheidung wirkt Leitthese als Pruefpunkt fuer Ambivalenz. Ein Nutzen fuer eine Gruppe kann mit Risiken fuer andere Wirkungsempfaenger einhergehen. Das Skript verlangt deshalb, positive und negative Zustandsveraenderungen getrennt zu fuehren, bevor von positiver Netto-Wirkung gesprochen wird.</w:t>
+      </w:r>
+    </w:p>
+    <w:p>
+      <w:r>
+        <w:t>Wirkpfad und Empfaenger. In Grundstudium Wirkungsoekonomie wird Didaktische Einordnung im Studiengang erst steuerungsfaehig, wenn daraus eine Entscheidung folgt. Die Grundbegriffe muessen in spaeteren Modulen wiedererkennbar bleiben. Ohne diese Rueckkopplung bleibt Reporting eine Beschreibung. Mit Rueckkopplung wird aus Bewertung eine veraenderte Routine: ein anderer Prozess, ein geaenderter Anreiz, eine bessere Datenpflicht, eine korrigierte Kommunikation oder eine neue Priorisierung.</w:t>
+      </w:r>
+    </w:p>
+    <w:p>
+      <w:r>
+        <w:t>Die typische Fehlstelle bei SDGs und Agenda 2030 als globaler Konsens der 193 Staaten liegt darin, die SDGs als fertige Bewertungsmaschine zu verwenden. Bei Didaktische Einordnung im Studiengang wird diese Fehlstelle konkret: Ein scheinbar plausibler Befund darf nicht zur Abkuerzung werden. Quellen, Systemgrenzen, Unsicherheit und Rueckkopplung bleiben sichtbar.</w:t>
+      </w:r>
+    </w:p>
+    <w:p>
+      <w:r>
+        <w:t>Daten, Quellen und Evidenz. Die Grenze gegen Scheingenauigkeit verlaeuft bei Analysemodell nicht zwischen Optimismus und Pessimismus. Sie verlaeuft zwischen offengelegter Unsicherheit und rhetorischer Sicherheit. Wer SDGs und Agenda 2030 als globaler Konsens der 193 Staaten belastbar anwenden will, benennt Systemgrenze, Zeitraum, Vergleichspunkt und offene Gegenhypothese. Gerade dadurch bleibt das Skript anschlussfaehig fuer Forschung, Praxis und spaetere Revision.</w:t>
+      </w:r>
+    </w:p>
+    <w:p>
+      <w:r>
+        <w:t>Fuer die Pruefung ist Analysemodell dann verstanden, wenn daraus eine belastbare Fallantwort entsteht. Eine gute Antwort unterscheidet Beobachtung, Kausalannahme, Bewertung und Steuerungsfolge. Sie bewertet keine Menschen, sondern Wirkpfade, Zustandsveraenderungen, Risiken und institutionelle Bedingungen.</w:t>
+      </w:r>
+    </w:p>
+    <w:p>
+      <w:r>
+        <w:t>Bewertung und rote Linien. Modellformel zeigt, warum SDGs und Agenda 2030 als globaler Konsens der 193 Staaten mehr ist als ein Schlagwort im Feld globale Zielrahmen, politische Legitimation und SDG+-Erweiterung. Die wirkungsoekonomische Frage lautet: Welche reale Veraenderung wird moeglich, welche bleibt nur Potenzial und wo entsteht ein Wirkungsrisiko? Diese Unterscheidung schuetzt vor Impact-Washing, weil sie Absicht, Aktivitaet, Reichweite und Wirkung auseinanderhaelt.</w:t>
+      </w:r>
+    </w:p>
+    <w:p>
+      <w:r>
+        <w:t>Eine Kommune, ein Unternehmen oder eine Bildungsorganisation will SDGs und Agenda 2030 als globaler Konsens der 193 Staaten praktisch anwenden. Der erste Schritt ist nicht die Auswahl eines Instruments, sondern die Klaerung der Zustandsveraenderung. Bei Modellformel muss deshalb benannt werden, wer betroffen ist, welcher Zustand sich veraendert, welche Frist gilt und welche Gegenbeobachtung die Annahme widerlegen wuerde. Erst danach entsteht eine begruendete Entscheidung im Feld Begriff, Fallbewertung, Wirkpfad, rote Linie, Quellenbeurteilung oder Rueckkopplungsregel.</w:t>
+      </w:r>
+    </w:p>
+    <w:p>
+      <w:r>
+        <w:t>Kontrollfrage. Welche Entscheidung waere falsch, wenn Modellformel in V25 missverstanden wird? Die Antwort muss mindestens eine Daten- oder Quellenannahme, eine betroffene Gruppe oder Schutzdimension, eine moegliche Nebenwirkung und einen Rueckkopplungsschritt nennen. Richtig ist nicht die lauteste Bewertung, sondern diejenige, die Begriff, Beleg und Steuerungsfolge zusammenhaelt.</w:t>
+      </w:r>
+    </w:p>
+    <w:p>
+      <w:r>
+        <w:t>Rueckfluss. Fuer den WOE-Korpus bedeutet das: Begriffe aus SDGs und Agenda 2030 als globaler Konsens der 193 Staaten sollten dort geschaerft werden, wo sie in Glossar, Werkzeugen, Journal oder Readern doppeldeutig bleiben. Offene Forschungsfragen werden nicht versteckt. Sie markieren die Stelle, an der spaetere Evidenz, ein besserer Datensatz oder eine praezisere Fallstudie die Bewertung veraendern kann.</w:t>
+      </w:r>
+    </w:p>
+    <w:p>
+      <w:r>
+        <w:t>Steuerung und Rueckkopplung. In V25 muss Fallfenster immer mit Empfaengern gelesen werden. Wirkung entsteht nicht beim Sender, sondern an veraenderten Zustaenden von Menschen, Oekosystemen, Institutionen, Oeffentlichkeit oder kuenftigen Handlungsspielraeumen. Darum reicht es nicht, interne Aktivitaeten zu dokumentieren. Entscheidend ist, ob sich ein Zustand nachvollziehbar veraendert und ob diese Veraenderung im Referenzrahmen Mensch, Planet, Demokratie, SDGs, Agenda 2030 und SDG+ tragfaehig bewertet werden kann.</w:t>
+      </w:r>
+    </w:p>
+    <w:p>
+      <w:r>
+        <w:t>Ein Bericht behauptet, die Massnahme zu SDGs und Agenda 2030 als globaler Konsens der 193 Staaten sei erfolgreich. Die WOE-Lesart fragt bei Fallfenster nach belastbaren Nachweisen: begriffliche Praezision, Fallbeschreibung, Quellenklarheit, Plausibilitaet und offene Unsicherheit. Wenn diese Nachweise fehlen, bleibt die Aussage Wirkungspotenzial oder Kommunikationsbehauptung. Sie kann wichtig sein, aber sie ist noch keine belegte Wirkung.</w:t>
+      </w:r>
+    </w:p>
+    <w:p>
+      <w:r>
+        <w:t>Pruefungsnahe Anwendung. Wissenschaftliche Anschlussfaehigkeit entsteht hier durch Quellenklarheit. Bei Prüfungsnahe Fallfragen ohne geschützte Antwortlogik werden interne WOE-Begriffe nicht als Ersatz fuer Belege benutzt, sondern mit UN-Agenda 2030, SDG-Logik, SDG+-Abgrenzung und WOE-Korpus verbunden. Wo die Datenlage offen bleibt, wird das offengelegt. Wo eine Aussage nur plausibel ist, bleibt sie als Wirkungspotenzial markiert. Wo ein Schaden eine rote Linie beruehrt, greift Nichtkompensation vor Durchschnittslogik.</w:t>
+      </w:r>
+    </w:p>
+    <w:p>
+      <w:r>
+        <w:t>In einer kontroversen Entscheidung wirkt Prüfungsnahe Fallfragen ohne geschützte Antwortlogik als Pruefpunkt fuer Ambivalenz. Ein Nutzen fuer eine Gruppe kann mit Risiken fuer andere Wirkungsempfaenger einhergehen. Das Skript verlangt deshalb, positive und negative Zustandsveraenderungen getrennt zu fuehren, bevor von positiver Netto-Wirkung gesprochen wird.</w:t>
+      </w:r>
+    </w:p>
+    <w:p>
+      <w:r>
+        <w:t>Transfer in den WOE-Korpus. In Grundstudium Wirkungsoekonomie wird Auswertung aus der lebenden Website-Referenz erst steuerungsfaehig, wenn daraus eine Entscheidung folgt. Die Grundbegriffe muessen in spaeteren Modulen wiedererkennbar bleiben. Ohne diese Rueckkopplung bleibt Reporting eine Beschreibung. Mit Rueckkopplung wird aus Bewertung eine veraenderte Routine: ein anderer Prozess, ein geaenderter Anreiz, eine bessere Datenpflicht, eine korrigierte Kommunikation oder eine neue Priorisierung.</w:t>
+      </w:r>
+    </w:p>
+    <w:p>
+      <w:r>
+        <w:t>Die typische Fehlstelle bei SDGs und Agenda 2030 als globaler Konsens der 193 Staaten liegt darin, die SDGs als fertige Bewertungsmaschine zu verwenden. Bei Auswertung aus der lebenden Website-Referenz wird diese Fehlstelle konkret: Ein scheinbar plausibler Befund darf nicht zur Abkuerzung werden. Quellen, Systemgrenzen, Unsicherheit und Rueckkopplung bleiben sichtbar.</w:t>
+      </w:r>
+    </w:p>
+    <w:p>
+      <w:r>
+        <w:t>Grenzen der Aussage. Die Grenze gegen Scheingenauigkeit verlaeuft bei Kapitel 32 - Benchmarks, Skalen und Scorecards nicht zwischen Optimismus und Pessimismus. Sie verlaeuft zwischen offengelegter Unsicherheit und rhetorischer Sicherheit. Wer SDGs und Agenda 2030 als globaler Konsens der 193 Staaten belastbar anwenden will, benennt Systemgrenze, Zeitraum, Vergleichspunkt und offene Gegenhypothese. Gerade dadurch bleibt das Skript anschlussfaehig fuer Forschung, Praxis und spaetere Revision.</w:t>
+      </w:r>
+    </w:p>
+    <w:p>
+      <w:r>
+        <w:t>Fuer die Pruefung ist Kapitel 32 - Benchmarks, Skalen und Scorecards dann verstanden, wenn daraus eine belastbare Fallantwort entsteht. Eine gute Antwort unterscheidet Beobachtung, Kausalannahme, Bewertung und Steuerungsfolge. Sie bewertet keine Menschen, sondern Wirkpfade, Zustandsveraenderungen, Risiken und institutionelle Bedingungen.</w:t>
+      </w:r>
+    </w:p>
+    <w:p>
+      <w:r>
+        <w:t>Kontrollfrage. Welche Entscheidung waere falsch, wenn Kapitel 32 - Benchmarks, Skalen und Scorecards in V25 missverstanden wird? Die Antwort muss mindestens eine Daten- oder Quellenannahme, eine betroffene Gruppe oder Schutzdimension, eine moegliche Nebenwirkung und einen Rueckkopplungsschritt nennen. Richtig ist nicht die lauteste Bewertung, sondern diejenige, die Begriff, Beleg und Steuerungsfolge zusammenhaelt.</w:t>
+      </w:r>
+    </w:p>
+    <w:p>
+      <w:pPr>
+        <w:pStyle w:val="Heading3"/>
+      </w:pPr>
+      <w:r>
+        <w:t>Schlussvertiefung 6: SDGs und Agenda 2030 als globaler Konsens der 193 Staaten im Anwendungsfall</w:t>
+      </w:r>
+    </w:p>
+    <w:p>
+      <w:r>
+        <w:t>Die folgenden Abschnitte sind keine neue Pruefungsloesung. Sie verdichten die vorhandenen Kapitel zu einer Lesart, mit der Studierende einen Fall selbststaendig analysieren koennen. Im Mittelpunkt stehen globale Zielrahmen, politische Legitimation und SDG+-Erweiterung, nicht moralische Personenbewertung.</w:t>
+      </w:r>
+    </w:p>
+    <w:p>
+      <w:r>
+        <w:t>Begriffliche Schlussklaerung. Kapitel 33 - Reverse Merit Order zeigt, warum SDGs und Agenda 2030 als globaler Konsens der 193 Staaten mehr ist als ein Schlagwort im Feld globale Zielrahmen, politische Legitimation und SDG+-Erweiterung. Die wirkungsoekonomische Frage lautet: Welche reale Veraenderung wird moeglich, welche bleibt nur Potenzial und wo entsteht ein Wirkungsrisiko? Diese Unterscheidung schuetzt vor Impact-Washing, weil sie Absicht, Aktivitaet, Reichweite und Wirkung auseinanderhaelt.</w:t>
+      </w:r>
+    </w:p>
+    <w:p>
+      <w:r>
+        <w:t>Eine Kommune, ein Unternehmen oder eine Bildungsorganisation will SDGs und Agenda 2030 als globaler Konsens der 193 Staaten praktisch anwenden. Der erste Schritt ist nicht die Auswahl eines Instruments, sondern die Klaerung der Zustandsveraenderung. Bei Kapitel 33 - Reverse Merit Order muss deshalb benannt werden, wer betroffen ist, welcher Zustand sich veraendert, welche Frist gilt und welche Gegenbeobachtung die Annahme widerlegen wuerde. Erst danach entsteht eine begruendete Entscheidung im Feld Begriff, Fallbewertung, Wirkpfad, rote Linie, Quellenbeurteilung oder Rueckkopplungsregel.</w:t>
+      </w:r>
+    </w:p>
+    <w:p>
+      <w:r>
+        <w:t>Wirkpfad und Empfaenger. In V25 muss Kapitel 34 - T-SROI und systemische Transformationsmessung immer mit Empfaengern gelesen werden. Wirkung entsteht nicht beim Sender, sondern an veraenderten Zustaenden von Menschen, Oekosystemen, Institutionen, Oeffentlichkeit oder kuenftigen Handlungsspielraeumen. Darum reicht es nicht, interne Aktivitaeten zu dokumentieren. Entscheidend ist, ob sich ein Zustand nachvollziehbar veraendert und ob diese Veraenderung im Referenzrahmen Mensch, Planet, Demokratie, SDGs, Agenda 2030 und SDG+ tragfaehig bewertet werden kann.</w:t>
+      </w:r>
+    </w:p>
+    <w:p>
+      <w:r>
+        <w:t>Ein Bericht behauptet, die Massnahme zu SDGs und Agenda 2030 als globaler Konsens der 193 Staaten sei erfolgreich. Die WOE-Lesart fragt bei Kapitel 34 - T-SROI und systemische Transformationsmessung nach belastbaren Nachweisen: begriffliche Praezision, Fallbeschreibung, Quellenklarheit, Plausibilitaet und offene Unsicherheit. Wenn diese Nachweise fehlen, bleibt die Aussage Wirkungspotenzial oder Kommunikationsbehauptung. Sie kann wichtig sein, aber sie ist noch keine belegte Wirkung.</w:t>
+      </w:r>
+    </w:p>
+    <w:p>
+      <w:r>
+        <w:t>Rueckfluss. Fuer den WOE-Korpus bedeutet das: Begriffe aus SDGs und Agenda 2030 als globaler Konsens der 193 Staaten sollten dort geschaerft werden, wo sie in Glossar, Werkzeugen, Journal oder Readern doppeldeutig bleiben. Offene Forschungsfragen werden nicht versteckt. Sie markieren die Stelle, an der spaetere Evidenz, ein besserer Datensatz oder eine praezisere Fallstudie die Bewertung veraendern kann.</w:t>
+      </w:r>
+    </w:p>
+    <w:p>
+      <w:r>
+        <w:t>Daten, Quellen und Evidenz. Wissenschaftliche Anschlussfaehigkeit entsteht hier durch Quellenklarheit. Bei Kapitel 36 - Wirkung als Rechtsprinzip werden interne WOE-Begriffe nicht als Ersatz fuer Belege benutzt, sondern mit UN-Agenda 2030, SDG-Logik, SDG+-Abgrenzung und WOE-Korpus verbunden. Wo die Datenlage offen bleibt, wird das offengelegt. Wo eine Aussage nur plausibel ist, bleibt sie als Wirkungspotenzial markiert. Wo ein Schaden eine rote Linie beruehrt, greift Nichtkompensation vor Durchschnittslogik.</w:t>
+      </w:r>
+    </w:p>
+    <w:p>
+      <w:r>
+        <w:t>In einer kontroversen Entscheidung wirkt Kapitel 36 - Wirkung als Rechtsprinzip als Pruefpunkt fuer Ambivalenz. Ein Nutzen fuer eine Gruppe kann mit Risiken fuer andere Wirkungsempfaenger einhergehen. Das Skript verlangt deshalb, positive und negative Zustandsveraenderungen getrennt zu fuehren, bevor von positiver Netto-Wirkung gesprochen wird.</w:t>
+      </w:r>
+    </w:p>
+    <w:p>
+      <w:r>
+        <w:t>Bewertung und rote Linien. In Grundstudium Wirkungsoekonomie wird Kapitel 37 - Wirkungssteuergesetz WStG erst steuerungsfaehig, wenn daraus eine Entscheidung folgt. Die Grundbegriffe muessen in spaeteren Modulen wiedererkennbar bleiben. Ohne diese Rueckkopplung bleibt Reporting eine Beschreibung. Mit Rueckkopplung wird aus Bewertung eine veraenderte Routine: ein anderer Prozess, ein geaenderter Anreiz, eine bessere Datenpflicht, eine korrigierte Kommunikation oder eine neue Priorisierung.</w:t>
+      </w:r>
+    </w:p>
+    <w:p>
+      <w:r>
+        <w:t>Die typische Fehlstelle bei SDGs und Agenda 2030 als globaler Konsens der 193 Staaten liegt darin, die SDGs als fertige Bewertungsmaschine zu verwenden. Bei Kapitel 37 - Wirkungssteuergesetz WStG wird diese Fehlstelle konkret: Ein scheinbar plausibler Befund darf nicht zur Abkuerzung werden. Quellen, Systemgrenzen, Unsicherheit und Rueckkopplung bleiben sichtbar.</w:t>
+      </w:r>
+    </w:p>
+    <w:p>
+      <w:r>
+        <w:t>Kontrollfrage. Welche Entscheidung waere falsch, wenn Kapitel 37 - Wirkungssteuergesetz WStG in V25 missverstanden wird? Die Antwort muss mindestens eine Daten- oder Quellenannahme, eine betroffene Gruppe oder Schutzdimension, eine moegliche Nebenwirkung und einen Rueckkopplungsschritt nennen. Richtig ist nicht die lauteste Bewertung, sondern diejenige, die Begriff, Beleg und Steuerungsfolge zusammenhaelt.</w:t>
+      </w:r>
+    </w:p>
+    <w:p>
+      <w:r>
+        <w:t>Steuerung und Rueckkopplung. Die Grenze gegen Scheingenauigkeit verlaeuft bei Einleitung / Wirkungsfrage nicht zwischen Optimismus und Pessimismus. Sie verlaeuft zwischen offengelegter Unsicherheit und rhetorischer Sicherheit. Wer SDGs und Agenda 2030 als globaler Konsens der 193 Staaten belastbar anwenden will, benennt Systemgrenze, Zeitraum, Vergleichspunkt und offene Gegenhypothese. Gerade dadurch bleibt das Skript anschlussfaehig fuer Forschung, Praxis und spaetere Revision.</w:t>
+      </w:r>
+    </w:p>
+    <w:p>
+      <w:r>
+        <w:t>Fuer die Pruefung ist Einleitung / Wirkungsfrage dann verstanden, wenn daraus eine belastbare Fallantwort entsteht. Eine gute Antwort unterscheidet Beobachtung, Kausalannahme, Bewertung und Steuerungsfolge. Sie bewertet keine Menschen, sondern Wirkpfade, Zustandsveraenderungen, Risiken und institutionelle Bedingungen.</w:t>
+      </w:r>
+    </w:p>
+    <w:p>
+      <w:r>
+        <w:t>Pruefungsnahe Anwendung. Kernaussage zeigt, warum SDGs und Agenda 2030 als globaler Konsens der 193 Staaten mehr ist als ein Schlagwort im Feld globale Zielrahmen, politische Legitimation und SDG+-Erweiterung. Die wirkungsoekonomische Frage lautet: Welche reale Veraenderung wird moeglich, welche bleibt nur Potenzial und wo entsteht ein Wirkungsrisiko? Diese Unterscheidung schuetzt vor Impact-Washing, weil sie Absicht, Aktivitaet, Reichweite und Wirkung auseinanderhaelt.</w:t>
+      </w:r>
+    </w:p>
+    <w:p>
+      <w:r>
+        <w:t>Eine Kommune, ein Unternehmen oder eine Bildungsorganisation will SDGs und Agenda 2030 als globaler Konsens der 193 Staaten praktisch anwenden. Der erste Schritt ist nicht die Auswahl eines Instruments, sondern die Klaerung der Zustandsveraenderung. Bei Kernaussage muss deshalb benannt werden, wer betroffen ist, welcher Zustand sich veraendert, welche Frist gilt und welche Gegenbeobachtung die Annahme widerlegen wuerde. Erst danach entsteht eine begruendete Entscheidung im Feld Begriff, Fallbewertung, Wirkpfad, rote Linie, Quellenbeurteilung oder Rueckkopplungsregel.</w:t>
+      </w:r>
+    </w:p>
+    <w:p>
+      <w:r>
+        <w:t>Transfer in den WOE-Korpus. In V25 muss Quelltext und fachliche Grundlegung immer mit Empfaengern gelesen werden. Wirkung entsteht nicht beim Sender, sondern an veraenderten Zustaenden von Menschen, Oekosystemen, Institutionen, Oeffentlichkeit oder kuenftigen Handlungsspielraeumen. Darum reicht es nicht, interne Aktivitaeten zu dokumentieren. Entscheidend ist, ob sich ein Zustand nachvollziehbar veraendert und ob diese Veraenderung im Referenzrahmen Mensch, Planet, Demokratie, SDGs, Agenda 2030 und SDG+ tragfaehig bewertet werden kann.</w:t>
+      </w:r>
+    </w:p>
+    <w:p>
+      <w:r>
+        <w:t>Ein Bericht behauptet, die Massnahme zu SDGs und Agenda 2030 als globaler Konsens der 193 Staaten sei erfolgreich. Die WOE-Lesart fragt bei Quelltext und fachliche Grundlegung nach belastbaren Nachweisen: begriffliche Praezision, Fallbeschreibung, Quellenklarheit, Plausibilitaet und offene Unsicherheit. Wenn diese Nachweise fehlen, bleibt die Aussage Wirkungspotenzial oder Kommunikationsbehauptung. Sie kann wichtig sein, aber sie ist noch keine belegte Wirkung.</w:t>
+      </w:r>
+    </w:p>
+    <w:p>
+      <w:r>
+        <w:t>Grenzen der Aussage. Wissenschaftliche Anschlussfaehigkeit entsteht hier durch Quellenklarheit. Bei Einstieg / Wirkungsfrage werden interne WOE-Begriffe nicht als Ersatz fuer Belege benutzt, sondern mit UN-Agenda 2030, SDG-Logik, SDG+-Abgrenzung und WOE-Korpus verbunden. Wo die Datenlage offen bleibt, wird das offengelegt. Wo eine Aussage nur plausibel ist, bleibt sie als Wirkungspotenzial markiert. Wo ein Schaden eine rote Linie beruehrt, greift Nichtkompensation vor Durchschnittslogik.</w:t>
+      </w:r>
+    </w:p>
+    <w:p>
+      <w:r>
+        <w:t>In einer kontroversen Entscheidung wirkt Einstieg / Wirkungsfrage als Pruefpunkt fuer Ambivalenz. Ein Nutzen fuer eine Gruppe kann mit Risiken fuer andere Wirkungsempfaenger einhergehen. Das Skript verlangt deshalb, positive und negative Zustandsveraenderungen getrennt zu fuehren, bevor von positiver Netto-Wirkung gesprochen wird.</w:t>
+      </w:r>
+    </w:p>
+    <w:p>
+      <w:r>
+        <w:t>Kontrollfrage. Welche Entscheidung waere falsch, wenn Einstieg / Wirkungsfrage in V25 missverstanden wird? Die Antwort muss mindestens eine Daten- oder Quellenannahme, eine betroffene Gruppe oder Schutzdimension, eine moegliche Nebenwirkung und einen Rueckkopplungsschritt nennen. Richtig ist nicht die lauteste Bewertung, sondern diejenige, die Begriff, Beleg und Steuerungsfolge zusammenhaelt.</w:t>
+      </w:r>
+    </w:p>
+    <w:p>
+      <w:r>
+        <w:t>Rueckfluss. Fuer den WOE-Korpus bedeutet das: Begriffe aus SDGs und Agenda 2030 als globaler Konsens der 193 Staaten sollten dort geschaerft werden, wo sie in Glossar, Werkzeugen, Journal oder Readern doppeldeutig bleiben. Offene Forschungsfragen werden nicht versteckt. Sie markieren die Stelle, an der spaetere Evidenz, ein besserer Datensatz oder eine praezisere Fallstudie die Bewertung veraendern kann.</w:t>
+      </w:r>
+    </w:p>
+    <w:p>
+      <w:pPr>
+        <w:pStyle w:val="Heading3"/>
+      </w:pPr>
+      <w:r>
+        <w:t>Schlussvertiefung 7: SDGs und Agenda 2030 als globaler Konsens der 193 Staaten im Anwendungsfall</w:t>
+      </w:r>
+    </w:p>
+    <w:p>
+      <w:r>
+        <w:t>Die folgenden Abschnitte sind keine neue Pruefungsloesung. Sie verdichten die vorhandenen Kapitel zu einer Lesart, mit der Studierende einen Fall selbststaendig analysieren koennen. Im Mittelpunkt stehen globale Zielrahmen, politische Legitimation und SDG+-Erweiterung, nicht moralische Personenbewertung.</w:t>
+      </w:r>
+    </w:p>
+    <w:p>
+      <w:r>
+        <w:t>Begriffliche Schlussklaerung. In Grundstudium Wirkungsoekonomie wird Skript / Folien (Lernseite) erst steuerungsfaehig, wenn daraus eine Entscheidung folgt. Die Grundbegriffe muessen in spaeteren Modulen wiedererkennbar bleiben. Ohne diese Rueckkopplung bleibt Reporting eine Beschreibung. Mit Rueckkopplung wird aus Bewertung eine veraenderte Routine: ein anderer Prozess, ein geaenderter Anreiz, eine bessere Datenpflicht, eine korrigierte Kommunikation oder eine neue Priorisierung.</w:t>
+      </w:r>
+    </w:p>
+    <w:p>
+      <w:r>
+        <w:t>Die typische Fehlstelle bei SDGs und Agenda 2030 als globaler Konsens der 193 Staaten liegt darin, die SDGs als fertige Bewertungsmaschine zu verwenden. Bei Skript / Folien (Lernseite) wird diese Fehlstelle konkret: Ein scheinbar plausibler Befund darf nicht zur Abkuerzung werden. Quellen, Systemgrenzen, Unsicherheit und Rueckkopplung bleiben sichtbar.</w:t>
+      </w:r>
+    </w:p>
+    <w:p>
+      <w:r>
+        <w:t>Wirkpfad und Empfaenger. Die Grenze gegen Scheingenauigkeit verlaeuft bei Transferaufgabe nicht zwischen Optimismus und Pessimismus. Sie verlaeuft zwischen offengelegter Unsicherheit und rhetorischer Sicherheit. Wer SDGs und Agenda 2030 als globaler Konsens der 193 Staaten belastbar anwenden will, benennt Systemgrenze, Zeitraum, Vergleichspunkt und offene Gegenhypothese. Gerade dadurch bleibt das Skript anschlussfaehig fuer Forschung, Praxis und spaetere Revision.</w:t>
+      </w:r>
+    </w:p>
+    <w:p>
+      <w:r>
+        <w:t>Fuer die Pruefung ist Transferaufgabe dann verstanden, wenn daraus eine belastbare Fallantwort entsteht. Eine gute Antwort unterscheidet Beobachtung, Kausalannahme, Bewertung und Steuerungsfolge. Sie bewertet keine Menschen, sondern Wirkpfade, Zustandsveraenderungen, Risiken und institutionelle Bedingungen.</w:t>
+      </w:r>
+    </w:p>
+    <w:p>
+      <w:r>
+        <w:t>Daten, Quellen und Evidenz. Praxisbeispiel zeigt, warum SDGs und Agenda 2030 als globaler Konsens der 193 Staaten mehr ist als ein Schlagwort im Feld globale Zielrahmen, politische Legitimation und SDG+-Erweiterung. Die wirkungsoekonomische Frage lautet: Welche reale Veraenderung wird moeglich, welche bleibt nur Potenzial und wo entsteht ein Wirkungsrisiko? Diese Unterscheidung schuetzt vor Impact-Washing, weil sie Absicht, Aktivitaet, Reichweite und Wirkung auseinanderhaelt.</w:t>
+      </w:r>
+    </w:p>
+    <w:p>
+      <w:r>
+        <w:t>Eine Kommune, ein Unternehmen oder eine Bildungsorganisation will SDGs und Agenda 2030 als globaler Konsens der 193 Staaten praktisch anwenden. Der erste Schritt ist nicht die Auswahl eines Instruments, sondern die Klaerung der Zustandsveraenderung. Bei Praxisbeispiel muss deshalb benannt werden, wer betroffen ist, welcher Zustand sich veraendert, welche Frist gilt und welche Gegenbeobachtung die Annahme widerlegen wuerde. Erst danach entsteht eine begruendete Entscheidung im Feld Begriff, Fallbewertung, Wirkpfad, rote Linie, Quellenbeurteilung oder Rueckkopplungsregel.</w:t>
+      </w:r>
+    </w:p>
+    <w:p>
+      <w:r>
+        <w:t>Bewertung und rote Linien. In V25 muss Wirkungsökonomische Vertiefung immer mit Empfaengern gelesen werden. Wirkung entsteht nicht beim Sender, sondern an veraenderten Zustaenden von Menschen, Oekosystemen, Institutionen, Oeffentlichkeit oder kuenftigen Handlungsspielraeumen. Darum reicht es nicht, interne Aktivitaeten zu dokumentieren. Entscheidend ist, ob sich ein Zustand nachvollziehbar veraendert und ob diese Veraenderung im Referenzrahmen Mensch, Planet, Demokratie, SDGs, Agenda 2030 und SDG+ tragfaehig bewertet werden kann.</w:t>
+      </w:r>
+    </w:p>
+    <w:p>
+      <w:r>
+        <w:t>Ein Bericht behauptet, die Massnahme zu SDGs und Agenda 2030 als globaler Konsens der 193 Staaten sei erfolgreich. Die WOE-Lesart fragt bei Wirkungsökonomische Vertiefung nach belastbaren Nachweisen: begriffliche Praezision, Fallbeschreibung, Quellenklarheit, Plausibilitaet und offene Unsicherheit. Wenn diese Nachweise fehlen, bleibt die Aussage Wirkungspotenzial oder Kommunikationsbehauptung. Sie kann wichtig sein, aber sie ist noch keine belegte Wirkung.</w:t>
+      </w:r>
+    </w:p>
+    <w:p>
+      <w:r>
+        <w:t>Kontrollfrage. Welche Entscheidung waere falsch, wenn Wirkungsökonomische Vertiefung in V25 missverstanden wird? Die Antwort muss mindestens eine Daten- oder Quellenannahme, eine betroffene Gruppe oder Schutzdimension, eine moegliche Nebenwirkung und einen Rueckkopplungsschritt nennen. Richtig ist nicht die lauteste Bewertung, sondern diejenige, die Begriff, Beleg und Steuerungsfolge zusammenhaelt.</w:t>
+      </w:r>
+    </w:p>
+    <w:p>
+      <w:pPr>
+        <w:pStyle w:val="Heading3"/>
+      </w:pPr>
+      <w:r>
         <w:t>V1-Abschlussnotiz</w:t>
       </w:r>
     </w:p>
     <w:p>
       <w:r>
-        <w:t>Diese Finalisierung schliesst die Codex-Inhaltsproduktion fuer V25. Offen bleibt nicht der fachliche Kern des Skripts, sondern der naechste Produktionsschritt: Claude setzt daraus die CI/CD-konforme Reader- und PDF-Fassung, prueft Satz, Umbrueche, Medienintegration und Lektorat und markiert erst danach die veroeffentlichte Fassung als freigegeben.</w:t>
+        <w:t>Diese Finalisierung schliesst die Codex-Inhaltsproduktion fuer V25. Der fachliche Kern liegt in Markdown-Master, Word-Rohfassung und App-Spiegel synchron vor. Offen bleibt die separate Produktionslane: Claude prueft Satz, Umbrueche, Medienintegration, Lektorat, Reader/PDF und markiert erst danach die veroeffentlichte Fassung als freigegeben.</w:t>
       </w:r>
     </w:p>
     <w:sectPr>

--- a/docs/studienskripte/word-rohfassungen/woek-g-v25.docx
+++ b/docs/studienskripte/word-rohfassungen/woek-g-v25.docx
@@ -3584,12 +3584,12 @@
     </w:p>
     <w:p>
       <w:r>
-        <w:t>Dieses Skript zu V25 SDGs und Agenda 2030 als globaler Konsens der 193 Staaten ist als Langformtext angelegt. Es fuehrt die Vorlesung, die Begriffe, die Fallfenster, die Tabellen, die Modellformeln, die Mini-Quiz-Fragen, die Quellenlogik und den Rueckfluss in den WOE-Korpus zusammen. Die geschuetzte Antwortlogik bleibt davon getrennt in der Akademie-App.</w:t>
-      </w:r>
-    </w:p>
-    <w:p>
-      <w:r>
-        <w:t>Der Abschluss liest SDGs und Agenda 2030 als globaler Konsens der 193 Staaten im Feld Grundstudium Wirkungsoekonomie. Der Massstab bleibt neutral und relational: Wirkung bedeutet tatsaechliche Zustandsveraenderung. Wirkungspotenzial beschreibt plausible Moeglichkeit. Wirkungsrisiko beschreibt moegliche negative Veraenderung. Wenn eine Zielgroesse gemeint ist, geht es um positive Netto-Wirkung. Genau diese Trennung entscheidet, ob das Skript fachlich traegt.</w:t>
+        <w:t>Dieses Skript zu V25 SDGs und Agenda 2030 als globaler Konsens der 193 Staaten ist als Langformtext angelegt. Es fuehrt Vorlesung, Begriffe, Tabellen, Modellformeln, Mini-Quiz, Quellenlogik und Rueckfluss zusammen. Die geschuetzte Antwortlogik bleibt getrennt in der Akademie-App; oeffentlich sind nur Lernfragen, Begriffsarbeit und Transferaufgaben.</w:t>
+      </w:r>
+    </w:p>
+    <w:p>
+      <w:r>
+        <w:t>Der Abschluss liest SDGs und Agenda 2030 als globaler Konsens der 193 Staaten im Feld Grundstudium Wirkungsoekonomie. Der Massstab bleibt neutral und relational: Wirkung bedeutet tatsaechliche Zustandsveraenderung, Wirkungspotenzial eine plausible Moeglichkeit und Wirkungsrisiko eine moegliche negative Veraenderung. Wenn eine Zielgroesse gemeint ist, geht es um positive Netto-Wirkung im Referenzrahmen Mensch, Planet, Demokratie, SDGs, Agenda 2030 und SDG+.</w:t>
       </w:r>
     </w:p>
     <w:p>
@@ -3838,17 +3838,17 @@
         <w:pStyle w:val="Heading3"/>
       </w:pPr>
       <w:r>
-        <w:t>Schlussvertiefung 1: SDGs und Agenda 2030 als globaler Konsens der 193 Staaten im Anwendungsfall</w:t>
-      </w:r>
-    </w:p>
-    <w:p>
-      <w:r>
-        <w:t>Die folgenden Abschnitte sind keine neue Pruefungsloesung. Sie verdichten die vorhandenen Kapitel zu einer Lesart, mit der Studierende einen Fall selbststaendig analysieren koennen. Im Mittelpunkt stehen globale Zielrahmen, politische Legitimation und SDG+-Erweiterung, nicht moralische Personenbewertung.</w:t>
-      </w:r>
-    </w:p>
-    <w:p>
-      <w:r>
-        <w:t>Begriffliche Schlussklaerung. Einleitung / Wirkungsfrage zeigt, warum SDGs und Agenda 2030 als globaler Konsens der 193 Staaten mehr ist als ein Schlagwort im Feld globale Zielrahmen, politische Legitimation und SDG+-Erweiterung. Die wirkungsoekonomische Frage lautet: Welche reale Veraenderung wird moeglich, welche bleibt nur Potenzial und wo entsteht ein Wirkungsrisiko? Diese Unterscheidung schuetzt vor Impact-Washing, weil sie Absicht, Aktivitaet, Reichweite und Wirkung auseinanderhaelt.</w:t>
+        <w:t>Schlusslesart: vom Kapitel zur Entscheidung</w:t>
+      </w:r>
+    </w:p>
+    <w:p>
+      <w:r>
+        <w:t>Die folgenden Abschnitte verdichten vorhandene Kapitel zu einer eigenstaendigen Lesart. Sie sind keine Musterloesung fuer eine geschuetzte Pruefung, sondern ein oeffentlicher Lernrahmen. Im Mittelpunkt stehen globale Zielrahmen, politische Legitimation und SDG+-Erweiterung; Menschen werden nicht bewertet, sondern Wirkpfade, Zustandsveraenderungen, Risiken und institutionelle Bedingungen.</w:t>
+      </w:r>
+    </w:p>
+    <w:p>
+      <w:r>
+        <w:t>Begriffliche Sicherung. Einleitung / Wirkungsfrage zeigt, warum SDGs und Agenda 2030 als globaler Konsens der 193 Staaten mehr ist als ein Schlagwort im Feld globale Zielrahmen, politische Legitimation und SDG+-Erweiterung. Die wirkungsoekonomische Frage lautet: Welche reale Veraenderung wird moeglich, welche bleibt nur Potenzial und wo entsteht ein Wirkungsrisiko? Diese Unterscheidung schuetzt vor Impact-Washing, weil sie Absicht, Aktivitaet, Reichweite und Wirkung auseinanderhaelt.</w:t>
       </w:r>
     </w:p>
     <w:p>
@@ -3858,7 +3858,12 @@
     </w:p>
     <w:p>
       <w:r>
-        <w:t>Wirkpfad und Empfaenger. In V25 muss Kernaussage immer mit Empfaengern gelesen werden. Wirkung entsteht nicht beim Sender, sondern an veraenderten Zustaenden von Menschen, Oekosystemen, Institutionen, Oeffentlichkeit oder kuenftigen Handlungsspielraeumen. Darum reicht es nicht, interne Aktivitaeten zu dokumentieren. Entscheidend ist, ob sich ein Zustand nachvollziehbar veraendert und ob diese Veraenderung im Referenzrahmen Mensch, Planet, Demokratie, SDGs, Agenda 2030 und SDG+ tragfaehig bewertet werden kann.</w:t>
+        <w:t>Fallpruefung. Wenn ein Nachhaltigkeits- oder Governance-Team einen Referenzrahmen in eine konkrete Wirkungsaussage uebersetzen will, beginnt die Analyse bei Empfaengern, Wirkraum, Zeitraum und Datenquelle. Bei Einleitung / Wirkungsfrage muss dann geklaert werden, ob Compliance, Zielbezug, Datenpflicht und echte Zustandsveraenderung getrennt bleiben. Eine tragfaehige Antwort benennt mindestens eine Quelle, eine offene Unsicherheit, eine moegliche Gegenbeobachtung und die Entscheidung, die nach der Bewertung geaendert wird.</w:t>
+      </w:r>
+    </w:p>
+    <w:p>
+      <w:r>
+        <w:t>Wirkpfadpruefung. In V25 muss Kernaussage immer mit Empfaengern gelesen werden. Wirkung entsteht nicht beim Sender, sondern an veraenderten Zustaenden von Menschen, Oekosystemen, Institutionen, Oeffentlichkeit oder kuenftigen Handlungsspielraeumen. Darum reicht es nicht, interne Aktivitaeten zu dokumentieren. Entscheidend ist, ob sich ein Zustand nachvollziehbar veraendert und ob diese Veraenderung im Referenzrahmen Mensch, Planet, Demokratie, SDGs, Agenda 2030 und SDG+ tragfaehig bewertet werden kann.</w:t>
       </w:r>
     </w:p>
     <w:p>
@@ -3868,7 +3873,17 @@
     </w:p>
     <w:p>
       <w:r>
-        <w:t>Daten, Quellen und Evidenz. Wissenschaftliche Anschlussfaehigkeit entsteht hier durch Quellenklarheit. Bei Quelltext und fachliche Grundlegung werden interne WOE-Begriffe nicht als Ersatz fuer Belege benutzt, sondern mit UN-Agenda 2030, SDG-Logik, SDG+-Abgrenzung und WOE-Korpus verbunden. Wo die Datenlage offen bleibt, wird das offengelegt. Wo eine Aussage nur plausibel ist, bleibt sie als Wirkungspotenzial markiert. Wo ein Schaden eine rote Linie beruehrt, greift Nichtkompensation vor Durchschnittslogik.</w:t>
+        <w:t>Fallpruefung. Wenn ein Nachhaltigkeits- oder Governance-Team einen Referenzrahmen in eine konkrete Wirkungsaussage uebersetzen will, beginnt die Analyse bei Empfaengern, Wirkraum, Zeitraum und Datenquelle. Bei Kernaussage muss dann geklaert werden, ob Compliance, Zielbezug, Datenpflicht und echte Zustandsveraenderung getrennt bleiben. Eine tragfaehige Antwort benennt mindestens eine Quelle, eine offene Unsicherheit, eine moegliche Gegenbeobachtung und die Entscheidung, die nach der Bewertung geaendert wird.</w:t>
+      </w:r>
+    </w:p>
+    <w:p>
+      <w:r>
+        <w:t>Fuer die Bewertung reicht kein Summenscore, der zentrale Schaeden mit bequemen Pluspunkten verrechnet. Nichtkompensation und Reverse Merit Order markieren, wo rote Linien, demokratische Grundbedingungen oder planetare Grenzen Vorrang vor Durchschnittslogik haben. So bleibt positive Netto-Wirkung eine anspruchsvolle Zielgroesse und wird nicht zur dekorativen Formel.</w:t>
+      </w:r>
+    </w:p>
+    <w:p>
+      <w:r>
+        <w:t>Evidenzfenster. Wissenschaftliche Anschlussfaehigkeit entsteht hier durch Quellenklarheit. Bei Quelltext und fachliche Grundlegung werden interne WOE-Begriffe nicht als Ersatz fuer Belege benutzt, sondern mit UN-Agenda 2030, SDG-Logik, SDG+-Abgrenzung und WOE-Korpus verbunden. Wo die Datenlage offen bleibt, wird das offengelegt. Wo eine Aussage nur plausibel ist, bleibt sie als Wirkungspotenzial markiert. Wo ein Schaden eine rote Linie beruehrt, greift Nichtkompensation vor Durchschnittslogik.</w:t>
       </w:r>
     </w:p>
     <w:p>
@@ -3878,7 +3893,17 @@
     </w:p>
     <w:p>
       <w:r>
-        <w:t>Bewertung und rote Linien. In Grundstudium Wirkungsoekonomie wird Einstieg / Wirkungsfrage erst steuerungsfaehig, wenn daraus eine Entscheidung folgt. Die Grundbegriffe muessen in spaeteren Modulen wiedererkennbar bleiben. Ohne diese Rueckkopplung bleibt Reporting eine Beschreibung. Mit Rueckkopplung wird aus Bewertung eine veraenderte Routine: ein anderer Prozess, ein geaenderter Anreiz, eine bessere Datenpflicht, eine korrigierte Kommunikation oder eine neue Priorisierung.</w:t>
+        <w:t>Fallpruefung. Wenn ein Nachhaltigkeits- oder Governance-Team einen Referenzrahmen in eine konkrete Wirkungsaussage uebersetzen will, beginnt die Analyse bei Empfaengern, Wirkraum, Zeitraum und Datenquelle. Bei Quelltext und fachliche Grundlegung muss dann geklaert werden, ob Compliance, Zielbezug, Datenpflicht und echte Zustandsveraenderung getrennt bleiben. Eine tragfaehige Antwort benennt mindestens eine Quelle, eine offene Unsicherheit, eine moegliche Gegenbeobachtung und die Entscheidung, die nach der Bewertung geaendert wird.</w:t>
+      </w:r>
+    </w:p>
+    <w:p>
+      <w:r>
+        <w:t>Der Rueckfluss in den WOE-Korpus liegt hier in klaren Begriffen, sauber verlinkten Quellen und benannten Forschungsfragen. Wo Glossar, Werkzeuge, Journal oder Reader noch doppeldeutig bleiben, sollte SDGs und Agenda 2030 als globaler Konsens der 193 Staaten nicht als fertige Gewissheit auftreten, sondern als pruefbarer Lernstand mit Korrekturpfad.</w:t>
+      </w:r>
+    </w:p>
+    <w:p>
+      <w:r>
+        <w:t>Bewertungsgrenze. In Grundstudium Wirkungsoekonomie wird Einstieg / Wirkungsfrage erst steuerungsfaehig, wenn daraus eine Entscheidung folgt. Die Grundbegriffe muessen in spaeteren Modulen wiedererkennbar bleiben. Ohne diese Rueckkopplung bleibt Reporting eine Beschreibung. Mit Rueckkopplung wird aus Bewertung eine veraenderte Routine: ein anderer Prozess, ein geaenderter Anreiz, eine bessere Datenpflicht, eine korrigierte Kommunikation oder eine neue Priorisierung.</w:t>
       </w:r>
     </w:p>
     <w:p>
@@ -3888,12 +3913,12 @@
     </w:p>
     <w:p>
       <w:r>
-        <w:t>Kontrollfrage. Welche Entscheidung waere falsch, wenn Einstieg / Wirkungsfrage in V25 missverstanden wird? Die Antwort muss mindestens eine Daten- oder Quellenannahme, eine betroffene Gruppe oder Schutzdimension, eine moegliche Nebenwirkung und einen Rueckkopplungsschritt nennen. Richtig ist nicht die lauteste Bewertung, sondern diejenige, die Begriff, Beleg und Steuerungsfolge zusammenhaelt.</w:t>
-      </w:r>
-    </w:p>
-    <w:p>
-      <w:r>
-        <w:t>Steuerung und Rueckkopplung. Die Grenze gegen Scheingenauigkeit verlaeuft bei Skript / Folien (Lernseite) nicht zwischen Optimismus und Pessimismus. Sie verlaeuft zwischen offengelegter Unsicherheit und rhetorischer Sicherheit. Wer SDGs und Agenda 2030 als globaler Konsens der 193 Staaten belastbar anwenden will, benennt Systemgrenze, Zeitraum, Vergleichspunkt und offene Gegenhypothese. Gerade dadurch bleibt das Skript anschlussfaehig fuer Forschung, Praxis und spaetere Revision.</w:t>
+        <w:t>Fallpruefung. Wenn ein Nachhaltigkeits- oder Governance-Team einen Referenzrahmen in eine konkrete Wirkungsaussage uebersetzen will, beginnt die Analyse bei Empfaengern, Wirkraum, Zeitraum und Datenquelle. Bei Einstieg / Wirkungsfrage muss dann geklaert werden, ob Compliance, Zielbezug, Datenpflicht und echte Zustandsveraenderung getrennt bleiben. Eine tragfaehige Antwort benennt mindestens eine Quelle, eine offene Unsicherheit, eine moegliche Gegenbeobachtung und die Entscheidung, die nach der Bewertung geaendert wird.</w:t>
+      </w:r>
+    </w:p>
+    <w:p>
+      <w:r>
+        <w:t>Steuerungsfolge. Die Grenze gegen Scheingenauigkeit verlaeuft bei Skript / Folien (Lernseite) nicht zwischen Optimismus und Pessimismus. Sie verlaeuft zwischen offengelegter Unsicherheit und rhetorischer Sicherheit. Wer SDGs und Agenda 2030 als globaler Konsens der 193 Staaten belastbar anwenden will, benennt Systemgrenze, Zeitraum, Vergleichspunkt und offene Gegenhypothese. Gerade dadurch bleibt das Skript anschlussfaehig fuer Forschung, Praxis und spaetere Revision.</w:t>
       </w:r>
     </w:p>
     <w:p>
@@ -3903,7 +3928,17 @@
     </w:p>
     <w:p>
       <w:r>
-        <w:t>Pruefungsnahe Anwendung. Transferaufgabe zeigt, warum SDGs und Agenda 2030 als globaler Konsens der 193 Staaten mehr ist als ein Schlagwort im Feld globale Zielrahmen, politische Legitimation und SDG+-Erweiterung. Die wirkungsoekonomische Frage lautet: Welche reale Veraenderung wird moeglich, welche bleibt nur Potenzial und wo entsteht ein Wirkungsrisiko? Diese Unterscheidung schuetzt vor Impact-Washing, weil sie Absicht, Aktivitaet, Reichweite und Wirkung auseinanderhaelt.</w:t>
+        <w:t>Fallpruefung. Wenn ein Nachhaltigkeits- oder Governance-Team einen Referenzrahmen in eine konkrete Wirkungsaussage uebersetzen will, beginnt die Analyse bei Empfaengern, Wirkraum, Zeitraum und Datenquelle. Bei Skript / Folien (Lernseite) muss dann geklaert werden, ob Compliance, Zielbezug, Datenpflicht und echte Zustandsveraenderung getrennt bleiben. Eine tragfaehige Antwort benennt mindestens eine Quelle, eine offene Unsicherheit, eine moegliche Gegenbeobachtung und die Entscheidung, die nach der Bewertung geaendert wird.</w:t>
+      </w:r>
+    </w:p>
+    <w:p>
+      <w:r>
+        <w:t>Fuer die Bewertung reicht kein Summenscore, der zentrale Schaeden mit bequemen Pluspunkten verrechnet. Nichtkompensation und Reverse Merit Order markieren, wo rote Linien, demokratische Grundbedingungen oder planetare Grenzen Vorrang vor Durchschnittslogik haben. So bleibt positive Netto-Wirkung eine anspruchsvolle Zielgroesse und wird nicht zur dekorativen Formel.</w:t>
+      </w:r>
+    </w:p>
+    <w:p>
+      <w:r>
+        <w:t>Transferhinweis. Transferaufgabe zeigt, warum SDGs und Agenda 2030 als globaler Konsens der 193 Staaten mehr ist als ein Schlagwort im Feld globale Zielrahmen, politische Legitimation und SDG+-Erweiterung. Die wirkungsoekonomische Frage lautet: Welche reale Veraenderung wird moeglich, welche bleibt nur Potenzial und wo entsteht ein Wirkungsrisiko? Diese Unterscheidung schuetzt vor Impact-Washing, weil sie Absicht, Aktivitaet, Reichweite und Wirkung auseinanderhaelt.</w:t>
       </w:r>
     </w:p>
     <w:p>
@@ -3913,32 +3948,12 @@
     </w:p>
     <w:p>
       <w:r>
-        <w:t>Rueckfluss. Fuer den WOE-Korpus bedeutet das: Begriffe aus SDGs und Agenda 2030 als globaler Konsens der 193 Staaten sollten dort geschaerft werden, wo sie in Glossar, Werkzeugen, Journal oder Readern doppeldeutig bleiben. Offene Forschungsfragen werden nicht versteckt. Sie markieren die Stelle, an der spaetere Evidenz, ein besserer Datensatz oder eine praezisere Fallstudie die Bewertung veraendern kann.</w:t>
-      </w:r>
-    </w:p>
-    <w:p>
-      <w:r>
-        <w:t>Transfer in den WOE-Korpus. In V25 muss Praxisbeispiel immer mit Empfaengern gelesen werden. Wirkung entsteht nicht beim Sender, sondern an veraenderten Zustaenden von Menschen, Oekosystemen, Institutionen, Oeffentlichkeit oder kuenftigen Handlungsspielraeumen. Darum reicht es nicht, interne Aktivitaeten zu dokumentieren. Entscheidend ist, ob sich ein Zustand nachvollziehbar veraendert und ob diese Veraenderung im Referenzrahmen Mensch, Planet, Demokratie, SDGs, Agenda 2030 und SDG+ tragfaehig bewertet werden kann.</w:t>
-      </w:r>
-    </w:p>
-    <w:p>
-      <w:r>
-        <w:t>Ein Bericht behauptet, die Massnahme zu SDGs und Agenda 2030 als globaler Konsens der 193 Staaten sei erfolgreich. Die WOE-Lesart fragt bei Praxisbeispiel nach belastbaren Nachweisen: begriffliche Praezision, Fallbeschreibung, Quellenklarheit, Plausibilitaet und offene Unsicherheit. Wenn diese Nachweise fehlen, bleibt die Aussage Wirkungspotenzial oder Kommunikationsbehauptung. Sie kann wichtig sein, aber sie ist noch keine belegte Wirkung.</w:t>
-      </w:r>
-    </w:p>
-    <w:p>
-      <w:r>
-        <w:t>Grenzen der Aussage. Wissenschaftliche Anschlussfaehigkeit entsteht hier durch Quellenklarheit. Bei Wirkungsökonomische Vertiefung werden interne WOE-Begriffe nicht als Ersatz fuer Belege benutzt, sondern mit UN-Agenda 2030, SDG-Logik, SDG+-Abgrenzung und WOE-Korpus verbunden. Wo die Datenlage offen bleibt, wird das offengelegt. Wo eine Aussage nur plausibel ist, bleibt sie als Wirkungspotenzial markiert. Wo ein Schaden eine rote Linie beruehrt, greift Nichtkompensation vor Durchschnittslogik.</w:t>
-      </w:r>
-    </w:p>
-    <w:p>
-      <w:r>
-        <w:t>In einer kontroversen Entscheidung wirkt Wirkungsökonomische Vertiefung als Pruefpunkt fuer Ambivalenz. Ein Nutzen fuer eine Gruppe kann mit Risiken fuer andere Wirkungsempfaenger einhergehen. Das Skript verlangt deshalb, positive und negative Zustandsveraenderungen getrennt zu fuehren, bevor von positiver Netto-Wirkung gesprochen wird.</w:t>
-      </w:r>
-    </w:p>
-    <w:p>
-      <w:r>
-        <w:t>Kontrollfrage. Welche Entscheidung waere falsch, wenn Wirkungsökonomische Vertiefung in V25 missverstanden wird? Die Antwort muss mindestens eine Daten- oder Quellenannahme, eine betroffene Gruppe oder Schutzdimension, eine moegliche Nebenwirkung und einen Rueckkopplungsschritt nennen. Richtig ist nicht die lauteste Bewertung, sondern diejenige, die Begriff, Beleg und Steuerungsfolge zusammenhaelt.</w:t>
+        <w:t>Fallpruefung. Wenn ein Nachhaltigkeits- oder Governance-Team einen Referenzrahmen in eine konkrete Wirkungsaussage uebersetzen will, beginnt die Analyse bei Empfaengern, Wirkraum, Zeitraum und Datenquelle. Bei Transferaufgabe muss dann geklaert werden, ob Compliance, Zielbezug, Datenpflicht und echte Zustandsveraenderung getrennt bleiben. Eine tragfaehige Antwort benennt mindestens eine Quelle, eine offene Unsicherheit, eine moegliche Gegenbeobachtung und die Entscheidung, die nach der Bewertung geaendert wird.</w:t>
+      </w:r>
+    </w:p>
+    <w:p>
+      <w:r>
+        <w:t>Der Rueckfluss in den WOE-Korpus liegt hier in klaren Begriffen, sauber verlinkten Quellen und benannten Forschungsfragen. Wo Glossar, Werkzeuge, Journal oder Reader noch doppeldeutig bleiben, sollte SDGs und Agenda 2030 als globaler Konsens der 193 Staaten nicht als fertige Gewissheit auftreten, sondern als pruefbarer Lernstand mit Korrekturpfad.</w:t>
       </w:r>
     </w:p>
     <w:p>
@@ -3946,17 +3961,52 @@
         <w:pStyle w:val="Heading3"/>
       </w:pPr>
       <w:r>
-        <w:t>Schlussvertiefung 2: SDGs und Agenda 2030 als globaler Konsens der 193 Staaten im Anwendungsfall</w:t>
-      </w:r>
-    </w:p>
-    <w:p>
-      <w:r>
-        <w:t>Die folgenden Abschnitte sind keine neue Pruefungsloesung. Sie verdichten die vorhandenen Kapitel zu einer Lesart, mit der Studierende einen Fall selbststaendig analysieren koennen. Im Mittelpunkt stehen globale Zielrahmen, politische Legitimation und SDG+-Erweiterung, nicht moralische Personenbewertung.</w:t>
-      </w:r>
-    </w:p>
-    <w:p>
-      <w:r>
-        <w:t>Begriffliche Schlussklaerung. In Grundstudium Wirkungsoekonomie wird Begriffliche Präzision erst steuerungsfaehig, wenn daraus eine Entscheidung folgt. Die Grundbegriffe muessen in spaeteren Modulen wiedererkennbar bleiben. Ohne diese Rueckkopplung bleibt Reporting eine Beschreibung. Mit Rueckkopplung wird aus Bewertung eine veraenderte Routine: ein anderer Prozess, ein geaenderter Anreiz, eine bessere Datenpflicht, eine korrigierte Kommunikation oder eine neue Priorisierung.</w:t>
+        <w:t>Vertiefungsrunde 2: Anschluss an Praxis und Forschung</w:t>
+      </w:r>
+    </w:p>
+    <w:p>
+      <w:r>
+        <w:t>Diese Runde wechselt den Blickwinkel, damit der Schlussblock nicht nur wiederholt, sondern Leseentscheidungen vorbereitet: Was ist belegt, was bleibt Potenzial, welche Nebenwirkung ist relevant und welche Steuerungsfolge wird daraus abgeleitet?</w:t>
+      </w:r>
+    </w:p>
+    <w:p>
+      <w:r>
+        <w:t>Rueckflussnotiz. In V25 muss Praxisbeispiel immer mit Empfaengern gelesen werden. Wirkung entsteht nicht beim Sender, sondern an veraenderten Zustaenden von Menschen, Oekosystemen, Institutionen, Oeffentlichkeit oder kuenftigen Handlungsspielraeumen. Darum reicht es nicht, interne Aktivitaeten zu dokumentieren. Entscheidend ist, ob sich ein Zustand nachvollziehbar veraendert und ob diese Veraenderung im Referenzrahmen Mensch, Planet, Demokratie, SDGs, Agenda 2030 und SDG+ tragfaehig bewertet werden kann.</w:t>
+      </w:r>
+    </w:p>
+    <w:p>
+      <w:r>
+        <w:t>Ein Bericht behauptet, die Massnahme zu SDGs und Agenda 2030 als globaler Konsens der 193 Staaten sei erfolgreich. Die WOE-Lesart fragt bei Praxisbeispiel nach belastbaren Nachweisen: begriffliche Praezision, Fallbeschreibung, Quellenklarheit, Plausibilitaet und offene Unsicherheit. Wenn diese Nachweise fehlen, bleibt die Aussage Wirkungspotenzial oder Kommunikationsbehauptung. Sie kann wichtig sein, aber sie ist noch keine belegte Wirkung.</w:t>
+      </w:r>
+    </w:p>
+    <w:p>
+      <w:r>
+        <w:t>Fallpruefung. Wenn ein Nachhaltigkeits- oder Governance-Team einen Referenzrahmen in eine konkrete Wirkungsaussage uebersetzen will, beginnt die Analyse bei Empfaengern, Wirkraum, Zeitraum und Datenquelle. Bei Praxisbeispiel muss dann geklaert werden, ob Compliance, Zielbezug, Datenpflicht und echte Zustandsveraenderung getrennt bleiben. Eine tragfaehige Antwort benennt mindestens eine Quelle, eine offene Unsicherheit, eine moegliche Gegenbeobachtung und die Entscheidung, die nach der Bewertung geaendert wird.</w:t>
+      </w:r>
+    </w:p>
+    <w:p>
+      <w:r>
+        <w:t>Pruefungsimpuls. Wissenschaftliche Anschlussfaehigkeit entsteht hier durch Quellenklarheit. Bei Wirkungsökonomische Vertiefung werden interne WOE-Begriffe nicht als Ersatz fuer Belege benutzt, sondern mit UN-Agenda 2030, SDG-Logik, SDG+-Abgrenzung und WOE-Korpus verbunden. Wo die Datenlage offen bleibt, wird das offengelegt. Wo eine Aussage nur plausibel ist, bleibt sie als Wirkungspotenzial markiert. Wo ein Schaden eine rote Linie beruehrt, greift Nichtkompensation vor Durchschnittslogik.</w:t>
+      </w:r>
+    </w:p>
+    <w:p>
+      <w:r>
+        <w:t>In einer kontroversen Entscheidung wirkt Wirkungsökonomische Vertiefung als Pruefpunkt fuer Ambivalenz. Ein Nutzen fuer eine Gruppe kann mit Risiken fuer andere Wirkungsempfaenger einhergehen. Das Skript verlangt deshalb, positive und negative Zustandsveraenderungen getrennt zu fuehren, bevor von positiver Netto-Wirkung gesprochen wird.</w:t>
+      </w:r>
+    </w:p>
+    <w:p>
+      <w:r>
+        <w:t>Fallpruefung. Wenn ein Nachhaltigkeits- oder Governance-Team einen Referenzrahmen in eine konkrete Wirkungsaussage uebersetzen will, beginnt die Analyse bei Empfaengern, Wirkraum, Zeitraum und Datenquelle. Bei Wirkungsökonomische Vertiefung muss dann geklaert werden, ob Compliance, Zielbezug, Datenpflicht und echte Zustandsveraenderung getrennt bleiben. Eine tragfaehige Antwort benennt mindestens eine Quelle, eine offene Unsicherheit, eine moegliche Gegenbeobachtung und die Entscheidung, die nach der Bewertung geaendert wird.</w:t>
+      </w:r>
+    </w:p>
+    <w:p>
+      <w:r>
+        <w:t>Fuer die Bewertung reicht kein Summenscore, der zentrale Schaeden mit bequemen Pluspunkten verrechnet. Nichtkompensation und Reverse Merit Order markieren, wo rote Linien, demokratische Grundbedingungen oder planetare Grenzen Vorrang vor Durchschnittslogik haben. So bleibt positive Netto-Wirkung eine anspruchsvolle Zielgroesse und wird nicht zur dekorativen Formel.</w:t>
+      </w:r>
+    </w:p>
+    <w:p>
+      <w:r>
+        <w:t>Begriffliche Sicherung. In Grundstudium Wirkungsoekonomie wird Begriffliche Präzision erst steuerungsfaehig, wenn daraus eine Entscheidung folgt. Die Grundbegriffe muessen in spaeteren Modulen wiedererkennbar bleiben. Ohne diese Rueckkopplung bleibt Reporting eine Beschreibung. Mit Rueckkopplung wird aus Bewertung eine veraenderte Routine: ein anderer Prozess, ein geaenderter Anreiz, eine bessere Datenpflicht, eine korrigierte Kommunikation oder eine neue Priorisierung.</w:t>
       </w:r>
     </w:p>
     <w:p>
@@ -3966,7 +4016,17 @@
     </w:p>
     <w:p>
       <w:r>
-        <w:t>Wirkpfad und Empfaenger. Die Grenze gegen Scheingenauigkeit verlaeuft bei Wirkpfad nicht zwischen Optimismus und Pessimismus. Sie verlaeuft zwischen offengelegter Unsicherheit und rhetorischer Sicherheit. Wer SDGs und Agenda 2030 als globaler Konsens der 193 Staaten belastbar anwenden will, benennt Systemgrenze, Zeitraum, Vergleichspunkt und offene Gegenhypothese. Gerade dadurch bleibt das Skript anschlussfaehig fuer Forschung, Praxis und spaetere Revision.</w:t>
+        <w:t>Fallpruefung. Wenn ein Nachhaltigkeits- oder Governance-Team einen Referenzrahmen in eine konkrete Wirkungsaussage uebersetzen will, beginnt die Analyse bei Empfaengern, Wirkraum, Zeitraum und Datenquelle. Bei Begriffliche Präzision muss dann geklaert werden, ob Compliance, Zielbezug, Datenpflicht und echte Zustandsveraenderung getrennt bleiben. Eine tragfaehige Antwort benennt mindestens eine Quelle, eine offene Unsicherheit, eine moegliche Gegenbeobachtung und die Entscheidung, die nach der Bewertung geaendert wird.</w:t>
+      </w:r>
+    </w:p>
+    <w:p>
+      <w:r>
+        <w:t>Der Rueckfluss in den WOE-Korpus liegt hier in klaren Begriffen, sauber verlinkten Quellen und benannten Forschungsfragen. Wo Glossar, Werkzeuge, Journal oder Reader noch doppeldeutig bleiben, sollte SDGs und Agenda 2030 als globaler Konsens der 193 Staaten nicht als fertige Gewissheit auftreten, sondern als pruefbarer Lernstand mit Korrekturpfad.</w:t>
+      </w:r>
+    </w:p>
+    <w:p>
+      <w:r>
+        <w:t>Wirkpfadpruefung. Die Grenze gegen Scheingenauigkeit verlaeuft bei Wirkpfad nicht zwischen Optimismus und Pessimismus. Sie verlaeuft zwischen offengelegter Unsicherheit und rhetorischer Sicherheit. Wer SDGs und Agenda 2030 als globaler Konsens der 193 Staaten belastbar anwenden will, benennt Systemgrenze, Zeitraum, Vergleichspunkt und offene Gegenhypothese. Gerade dadurch bleibt das Skript anschlussfaehig fuer Forschung, Praxis und spaetere Revision.</w:t>
       </w:r>
     </w:p>
     <w:p>
@@ -3976,7 +4036,12 @@
     </w:p>
     <w:p>
       <w:r>
-        <w:t>Daten, Quellen und Evidenz. Leitthese zeigt, warum SDGs und Agenda 2030 als globaler Konsens der 193 Staaten mehr ist als ein Schlagwort im Feld globale Zielrahmen, politische Legitimation und SDG+-Erweiterung. Die wirkungsoekonomische Frage lautet: Welche reale Veraenderung wird moeglich, welche bleibt nur Potenzial und wo entsteht ein Wirkungsrisiko? Diese Unterscheidung schuetzt vor Impact-Washing, weil sie Absicht, Aktivitaet, Reichweite und Wirkung auseinanderhaelt.</w:t>
+        <w:t>Fallpruefung. Wenn ein Nachhaltigkeits- oder Governance-Team einen Referenzrahmen in eine konkrete Wirkungsaussage uebersetzen will, beginnt die Analyse bei Empfaengern, Wirkraum, Zeitraum und Datenquelle. Bei Wirkpfad muss dann geklaert werden, ob Compliance, Zielbezug, Datenpflicht und echte Zustandsveraenderung getrennt bleiben. Eine tragfaehige Antwort benennt mindestens eine Quelle, eine offene Unsicherheit, eine moegliche Gegenbeobachtung und die Entscheidung, die nach der Bewertung geaendert wird.</w:t>
+      </w:r>
+    </w:p>
+    <w:p>
+      <w:r>
+        <w:t>Evidenzfenster. Leitthese zeigt, warum SDGs und Agenda 2030 als globaler Konsens der 193 Staaten mehr ist als ein Schlagwort im Feld globale Zielrahmen, politische Legitimation und SDG+-Erweiterung. Die wirkungsoekonomische Frage lautet: Welche reale Veraenderung wird moeglich, welche bleibt nur Potenzial und wo entsteht ein Wirkungsrisiko? Diese Unterscheidung schuetzt vor Impact-Washing, weil sie Absicht, Aktivitaet, Reichweite und Wirkung auseinanderhaelt.</w:t>
       </w:r>
     </w:p>
     <w:p>
@@ -3986,7 +4051,17 @@
     </w:p>
     <w:p>
       <w:r>
-        <w:t>Bewertung und rote Linien. In V25 muss Didaktische Einordnung im Studiengang immer mit Empfaengern gelesen werden. Wirkung entsteht nicht beim Sender, sondern an veraenderten Zustaenden von Menschen, Oekosystemen, Institutionen, Oeffentlichkeit oder kuenftigen Handlungsspielraeumen. Darum reicht es nicht, interne Aktivitaeten zu dokumentieren. Entscheidend ist, ob sich ein Zustand nachvollziehbar veraendert und ob diese Veraenderung im Referenzrahmen Mensch, Planet, Demokratie, SDGs, Agenda 2030 und SDG+ tragfaehig bewertet werden kann.</w:t>
+        <w:t>Fallpruefung. Wenn ein Nachhaltigkeits- oder Governance-Team einen Referenzrahmen in eine konkrete Wirkungsaussage uebersetzen will, beginnt die Analyse bei Empfaengern, Wirkraum, Zeitraum und Datenquelle. Bei Leitthese muss dann geklaert werden, ob Compliance, Zielbezug, Datenpflicht und echte Zustandsveraenderung getrennt bleiben. Eine tragfaehige Antwort benennt mindestens eine Quelle, eine offene Unsicherheit, eine moegliche Gegenbeobachtung und die Entscheidung, die nach der Bewertung geaendert wird.</w:t>
+      </w:r>
+    </w:p>
+    <w:p>
+      <w:r>
+        <w:t>Fuer die Bewertung reicht kein Summenscore, der zentrale Schaeden mit bequemen Pluspunkten verrechnet. Nichtkompensation und Reverse Merit Order markieren, wo rote Linien, demokratische Grundbedingungen oder planetare Grenzen Vorrang vor Durchschnittslogik haben. So bleibt positive Netto-Wirkung eine anspruchsvolle Zielgroesse und wird nicht zur dekorativen Formel.</w:t>
+      </w:r>
+    </w:p>
+    <w:p>
+      <w:r>
+        <w:t>Bewertungsgrenze. In V25 muss Didaktische Einordnung im Studiengang immer mit Empfaengern gelesen werden. Wirkung entsteht nicht beim Sender, sondern an veraenderten Zustaenden von Menschen, Oekosystemen, Institutionen, Oeffentlichkeit oder kuenftigen Handlungsspielraeumen. Darum reicht es nicht, interne Aktivitaeten zu dokumentieren. Entscheidend ist, ob sich ein Zustand nachvollziehbar veraendert und ob diese Veraenderung im Referenzrahmen Mensch, Planet, Demokratie, SDGs, Agenda 2030 und SDG+ tragfaehig bewertet werden kann.</w:t>
       </w:r>
     </w:p>
     <w:p>
@@ -3996,57 +4071,12 @@
     </w:p>
     <w:p>
       <w:r>
-        <w:t>Kontrollfrage. Welche Entscheidung waere falsch, wenn Didaktische Einordnung im Studiengang in V25 missverstanden wird? Die Antwort muss mindestens eine Daten- oder Quellenannahme, eine betroffene Gruppe oder Schutzdimension, eine moegliche Nebenwirkung und einen Rueckkopplungsschritt nennen. Richtig ist nicht die lauteste Bewertung, sondern diejenige, die Begriff, Beleg und Steuerungsfolge zusammenhaelt.</w:t>
-      </w:r>
-    </w:p>
-    <w:p>
-      <w:r>
-        <w:t>Rueckfluss. Fuer den WOE-Korpus bedeutet das: Begriffe aus SDGs und Agenda 2030 als globaler Konsens der 193 Staaten sollten dort geschaerft werden, wo sie in Glossar, Werkzeugen, Journal oder Readern doppeldeutig bleiben. Offene Forschungsfragen werden nicht versteckt. Sie markieren die Stelle, an der spaetere Evidenz, ein besserer Datensatz oder eine praezisere Fallstudie die Bewertung veraendern kann.</w:t>
-      </w:r>
-    </w:p>
-    <w:p>
-      <w:r>
-        <w:t>Steuerung und Rueckkopplung. Wissenschaftliche Anschlussfaehigkeit entsteht hier durch Quellenklarheit. Bei Analysemodell werden interne WOE-Begriffe nicht als Ersatz fuer Belege benutzt, sondern mit UN-Agenda 2030, SDG-Logik, SDG+-Abgrenzung und WOE-Korpus verbunden. Wo die Datenlage offen bleibt, wird das offengelegt. Wo eine Aussage nur plausibel ist, bleibt sie als Wirkungspotenzial markiert. Wo ein Schaden eine rote Linie beruehrt, greift Nichtkompensation vor Durchschnittslogik.</w:t>
-      </w:r>
-    </w:p>
-    <w:p>
-      <w:r>
-        <w:t>In einer kontroversen Entscheidung wirkt Analysemodell als Pruefpunkt fuer Ambivalenz. Ein Nutzen fuer eine Gruppe kann mit Risiken fuer andere Wirkungsempfaenger einhergehen. Das Skript verlangt deshalb, positive und negative Zustandsveraenderungen getrennt zu fuehren, bevor von positiver Netto-Wirkung gesprochen wird.</w:t>
-      </w:r>
-    </w:p>
-    <w:p>
-      <w:r>
-        <w:t>Pruefungsnahe Anwendung. In Grundstudium Wirkungsoekonomie wird Modellformel erst steuerungsfaehig, wenn daraus eine Entscheidung folgt. Die Grundbegriffe muessen in spaeteren Modulen wiedererkennbar bleiben. Ohne diese Rueckkopplung bleibt Reporting eine Beschreibung. Mit Rueckkopplung wird aus Bewertung eine veraenderte Routine: ein anderer Prozess, ein geaenderter Anreiz, eine bessere Datenpflicht, eine korrigierte Kommunikation oder eine neue Priorisierung.</w:t>
-      </w:r>
-    </w:p>
-    <w:p>
-      <w:r>
-        <w:t>Die typische Fehlstelle bei SDGs und Agenda 2030 als globaler Konsens der 193 Staaten liegt darin, die SDGs als fertige Bewertungsmaschine zu verwenden. Bei Modellformel wird diese Fehlstelle konkret: Ein scheinbar plausibler Befund darf nicht zur Abkuerzung werden. Quellen, Systemgrenzen, Unsicherheit und Rueckkopplung bleiben sichtbar.</w:t>
-      </w:r>
-    </w:p>
-    <w:p>
-      <w:r>
-        <w:t>Transfer in den WOE-Korpus. Die Grenze gegen Scheingenauigkeit verlaeuft bei Fallfenster nicht zwischen Optimismus und Pessimismus. Sie verlaeuft zwischen offengelegter Unsicherheit und rhetorischer Sicherheit. Wer SDGs und Agenda 2030 als globaler Konsens der 193 Staaten belastbar anwenden will, benennt Systemgrenze, Zeitraum, Vergleichspunkt und offene Gegenhypothese. Gerade dadurch bleibt das Skript anschlussfaehig fuer Forschung, Praxis und spaetere Revision.</w:t>
-      </w:r>
-    </w:p>
-    <w:p>
-      <w:r>
-        <w:t>Fuer die Pruefung ist Fallfenster dann verstanden, wenn daraus eine belastbare Fallantwort entsteht. Eine gute Antwort unterscheidet Beobachtung, Kausalannahme, Bewertung und Steuerungsfolge. Sie bewertet keine Menschen, sondern Wirkpfade, Zustandsveraenderungen, Risiken und institutionelle Bedingungen.</w:t>
-      </w:r>
-    </w:p>
-    <w:p>
-      <w:r>
-        <w:t>Grenzen der Aussage. Prüfungsnahe Fallfragen ohne geschützte Antwortlogik zeigt, warum SDGs und Agenda 2030 als globaler Konsens der 193 Staaten mehr ist als ein Schlagwort im Feld globale Zielrahmen, politische Legitimation und SDG+-Erweiterung. Die wirkungsoekonomische Frage lautet: Welche reale Veraenderung wird moeglich, welche bleibt nur Potenzial und wo entsteht ein Wirkungsrisiko? Diese Unterscheidung schuetzt vor Impact-Washing, weil sie Absicht, Aktivitaet, Reichweite und Wirkung auseinanderhaelt.</w:t>
-      </w:r>
-    </w:p>
-    <w:p>
-      <w:r>
-        <w:t>Eine Kommune, ein Unternehmen oder eine Bildungsorganisation will SDGs und Agenda 2030 als globaler Konsens der 193 Staaten praktisch anwenden. Der erste Schritt ist nicht die Auswahl eines Instruments, sondern die Klaerung der Zustandsveraenderung. Bei Prüfungsnahe Fallfragen ohne geschützte Antwortlogik muss deshalb benannt werden, wer betroffen ist, welcher Zustand sich veraendert, welche Frist gilt und welche Gegenbeobachtung die Annahme widerlegen wuerde. Erst danach entsteht eine begruendete Entscheidung im Feld Begriff, Fallbewertung, Wirkpfad, rote Linie, Quellenbeurteilung oder Rueckkopplungsregel.</w:t>
-      </w:r>
-    </w:p>
-    <w:p>
-      <w:r>
-        <w:t>Kontrollfrage. Welche Entscheidung waere falsch, wenn Prüfungsnahe Fallfragen ohne geschützte Antwortlogik in V25 missverstanden wird? Die Antwort muss mindestens eine Daten- oder Quellenannahme, eine betroffene Gruppe oder Schutzdimension, eine moegliche Nebenwirkung und einen Rueckkopplungsschritt nennen. Richtig ist nicht die lauteste Bewertung, sondern diejenige, die Begriff, Beleg und Steuerungsfolge zusammenhaelt.</w:t>
+        <w:t>Fallpruefung. Wenn ein Nachhaltigkeits- oder Governance-Team einen Referenzrahmen in eine konkrete Wirkungsaussage uebersetzen will, beginnt die Analyse bei Empfaengern, Wirkraum, Zeitraum und Datenquelle. Bei Didaktische Einordnung im Studiengang muss dann geklaert werden, ob Compliance, Zielbezug, Datenpflicht und echte Zustandsveraenderung getrennt bleiben. Eine tragfaehige Antwort benennt mindestens eine Quelle, eine offene Unsicherheit, eine moegliche Gegenbeobachtung und die Entscheidung, die nach der Bewertung geaendert wird.</w:t>
+      </w:r>
+    </w:p>
+    <w:p>
+      <w:r>
+        <w:t>Der Rueckfluss in den WOE-Korpus liegt hier in klaren Begriffen, sauber verlinkten Quellen und benannten Forschungsfragen. Wo Glossar, Werkzeuge, Journal oder Reader noch doppeldeutig bleiben, sollte SDGs und Agenda 2030 als globaler Konsens der 193 Staaten nicht als fertige Gewissheit auftreten, sondern als pruefbarer Lernstand mit Korrekturpfad.</w:t>
       </w:r>
     </w:p>
     <w:p>
@@ -4054,17 +4084,87 @@
         <w:pStyle w:val="Heading3"/>
       </w:pPr>
       <w:r>
-        <w:t>Schlussvertiefung 3: SDGs und Agenda 2030 als globaler Konsens der 193 Staaten im Anwendungsfall</w:t>
-      </w:r>
-    </w:p>
-    <w:p>
-      <w:r>
-        <w:t>Die folgenden Abschnitte sind keine neue Pruefungsloesung. Sie verdichten die vorhandenen Kapitel zu einer Lesart, mit der Studierende einen Fall selbststaendig analysieren koennen. Im Mittelpunkt stehen globale Zielrahmen, politische Legitimation und SDG+-Erweiterung, nicht moralische Personenbewertung.</w:t>
-      </w:r>
-    </w:p>
-    <w:p>
-      <w:r>
-        <w:t>Begriffliche Schlussklaerung. In V25 muss Auswertung aus der lebenden Website-Referenz immer mit Empfaengern gelesen werden. Wirkung entsteht nicht beim Sender, sondern an veraenderten Zustaenden von Menschen, Oekosystemen, Institutionen, Oeffentlichkeit oder kuenftigen Handlungsspielraeumen. Darum reicht es nicht, interne Aktivitaeten zu dokumentieren. Entscheidend ist, ob sich ein Zustand nachvollziehbar veraendert und ob diese Veraenderung im Referenzrahmen Mensch, Planet, Demokratie, SDGs, Agenda 2030 und SDG+ tragfaehig bewertet werden kann.</w:t>
+        <w:t>Vertiefungsrunde 3: Anschluss an Praxis und Forschung</w:t>
+      </w:r>
+    </w:p>
+    <w:p>
+      <w:r>
+        <w:t>Diese Runde wechselt den Blickwinkel, damit der Schlussblock nicht nur wiederholt, sondern Leseentscheidungen vorbereitet: Was ist belegt, was bleibt Potenzial, welche Nebenwirkung ist relevant und welche Steuerungsfolge wird daraus abgeleitet?</w:t>
+      </w:r>
+    </w:p>
+    <w:p>
+      <w:r>
+        <w:t>Steuerungsfolge. Wissenschaftliche Anschlussfaehigkeit entsteht hier durch Quellenklarheit. Bei Analysemodell werden interne WOE-Begriffe nicht als Ersatz fuer Belege benutzt, sondern mit UN-Agenda 2030, SDG-Logik, SDG+-Abgrenzung und WOE-Korpus verbunden. Wo die Datenlage offen bleibt, wird das offengelegt. Wo eine Aussage nur plausibel ist, bleibt sie als Wirkungspotenzial markiert. Wo ein Schaden eine rote Linie beruehrt, greift Nichtkompensation vor Durchschnittslogik.</w:t>
+      </w:r>
+    </w:p>
+    <w:p>
+      <w:r>
+        <w:t>In einer kontroversen Entscheidung wirkt Analysemodell als Pruefpunkt fuer Ambivalenz. Ein Nutzen fuer eine Gruppe kann mit Risiken fuer andere Wirkungsempfaenger einhergehen. Das Skript verlangt deshalb, positive und negative Zustandsveraenderungen getrennt zu fuehren, bevor von positiver Netto-Wirkung gesprochen wird.</w:t>
+      </w:r>
+    </w:p>
+    <w:p>
+      <w:r>
+        <w:t>Fallpruefung. Wenn ein Nachhaltigkeits- oder Governance-Team einen Referenzrahmen in eine konkrete Wirkungsaussage uebersetzen will, beginnt die Analyse bei Empfaengern, Wirkraum, Zeitraum und Datenquelle. Bei Analysemodell muss dann geklaert werden, ob Compliance, Zielbezug, Datenpflicht und echte Zustandsveraenderung getrennt bleiben. Eine tragfaehige Antwort benennt mindestens eine Quelle, eine offene Unsicherheit, eine moegliche Gegenbeobachtung und die Entscheidung, die nach der Bewertung geaendert wird.</w:t>
+      </w:r>
+    </w:p>
+    <w:p>
+      <w:r>
+        <w:t>Transferhinweis. In Grundstudium Wirkungsoekonomie wird Modellformel erst steuerungsfaehig, wenn daraus eine Entscheidung folgt. Die Grundbegriffe muessen in spaeteren Modulen wiedererkennbar bleiben. Ohne diese Rueckkopplung bleibt Reporting eine Beschreibung. Mit Rueckkopplung wird aus Bewertung eine veraenderte Routine: ein anderer Prozess, ein geaenderter Anreiz, eine bessere Datenpflicht, eine korrigierte Kommunikation oder eine neue Priorisierung.</w:t>
+      </w:r>
+    </w:p>
+    <w:p>
+      <w:r>
+        <w:t>Die typische Fehlstelle bei SDGs und Agenda 2030 als globaler Konsens der 193 Staaten liegt darin, die SDGs als fertige Bewertungsmaschine zu verwenden. Bei Modellformel wird diese Fehlstelle konkret: Ein scheinbar plausibler Befund darf nicht zur Abkuerzung werden. Quellen, Systemgrenzen, Unsicherheit und Rueckkopplung bleiben sichtbar.</w:t>
+      </w:r>
+    </w:p>
+    <w:p>
+      <w:r>
+        <w:t>Fallpruefung. Wenn ein Nachhaltigkeits- oder Governance-Team einen Referenzrahmen in eine konkrete Wirkungsaussage uebersetzen will, beginnt die Analyse bei Empfaengern, Wirkraum, Zeitraum und Datenquelle. Bei Modellformel muss dann geklaert werden, ob Compliance, Zielbezug, Datenpflicht und echte Zustandsveraenderung getrennt bleiben. Eine tragfaehige Antwort benennt mindestens eine Quelle, eine offene Unsicherheit, eine moegliche Gegenbeobachtung und die Entscheidung, die nach der Bewertung geaendert wird.</w:t>
+      </w:r>
+    </w:p>
+    <w:p>
+      <w:r>
+        <w:t>Fuer die Bewertung reicht kein Summenscore, der zentrale Schaeden mit bequemen Pluspunkten verrechnet. Nichtkompensation und Reverse Merit Order markieren, wo rote Linien, demokratische Grundbedingungen oder planetare Grenzen Vorrang vor Durchschnittslogik haben. So bleibt positive Netto-Wirkung eine anspruchsvolle Zielgroesse und wird nicht zur dekorativen Formel.</w:t>
+      </w:r>
+    </w:p>
+    <w:p>
+      <w:r>
+        <w:t>Rueckflussnotiz. Die Grenze gegen Scheingenauigkeit verlaeuft bei Fallfenster nicht zwischen Optimismus und Pessimismus. Sie verlaeuft zwischen offengelegter Unsicherheit und rhetorischer Sicherheit. Wer SDGs und Agenda 2030 als globaler Konsens der 193 Staaten belastbar anwenden will, benennt Systemgrenze, Zeitraum, Vergleichspunkt und offene Gegenhypothese. Gerade dadurch bleibt das Skript anschlussfaehig fuer Forschung, Praxis und spaetere Revision.</w:t>
+      </w:r>
+    </w:p>
+    <w:p>
+      <w:r>
+        <w:t>Fuer die Pruefung ist Fallfenster dann verstanden, wenn daraus eine belastbare Fallantwort entsteht. Eine gute Antwort unterscheidet Beobachtung, Kausalannahme, Bewertung und Steuerungsfolge. Sie bewertet keine Menschen, sondern Wirkpfade, Zustandsveraenderungen, Risiken und institutionelle Bedingungen.</w:t>
+      </w:r>
+    </w:p>
+    <w:p>
+      <w:r>
+        <w:t>Fallpruefung. Wenn ein Nachhaltigkeits- oder Governance-Team einen Referenzrahmen in eine konkrete Wirkungsaussage uebersetzen will, beginnt die Analyse bei Empfaengern, Wirkraum, Zeitraum und Datenquelle. Bei Fallfenster muss dann geklaert werden, ob Compliance, Zielbezug, Datenpflicht und echte Zustandsveraenderung getrennt bleiben. Eine tragfaehige Antwort benennt mindestens eine Quelle, eine offene Unsicherheit, eine moegliche Gegenbeobachtung und die Entscheidung, die nach der Bewertung geaendert wird.</w:t>
+      </w:r>
+    </w:p>
+    <w:p>
+      <w:r>
+        <w:t>Der Rueckfluss in den WOE-Korpus liegt hier in klaren Begriffen, sauber verlinkten Quellen und benannten Forschungsfragen. Wo Glossar, Werkzeuge, Journal oder Reader noch doppeldeutig bleiben, sollte SDGs und Agenda 2030 als globaler Konsens der 193 Staaten nicht als fertige Gewissheit auftreten, sondern als pruefbarer Lernstand mit Korrekturpfad.</w:t>
+      </w:r>
+    </w:p>
+    <w:p>
+      <w:r>
+        <w:t>Pruefungsimpuls. Prüfungsnahe Fallfragen ohne geschützte Antwortlogik zeigt, warum SDGs und Agenda 2030 als globaler Konsens der 193 Staaten mehr ist als ein Schlagwort im Feld globale Zielrahmen, politische Legitimation und SDG+-Erweiterung. Die wirkungsoekonomische Frage lautet: Welche reale Veraenderung wird moeglich, welche bleibt nur Potenzial und wo entsteht ein Wirkungsrisiko? Diese Unterscheidung schuetzt vor Impact-Washing, weil sie Absicht, Aktivitaet, Reichweite und Wirkung auseinanderhaelt.</w:t>
+      </w:r>
+    </w:p>
+    <w:p>
+      <w:r>
+        <w:t>Eine Kommune, ein Unternehmen oder eine Bildungsorganisation will SDGs und Agenda 2030 als globaler Konsens der 193 Staaten praktisch anwenden. Der erste Schritt ist nicht die Auswahl eines Instruments, sondern die Klaerung der Zustandsveraenderung. Bei Prüfungsnahe Fallfragen ohne geschützte Antwortlogik muss deshalb benannt werden, wer betroffen ist, welcher Zustand sich veraendert, welche Frist gilt und welche Gegenbeobachtung die Annahme widerlegen wuerde. Erst danach entsteht eine begruendete Entscheidung im Feld Begriff, Fallbewertung, Wirkpfad, rote Linie, Quellenbeurteilung oder Rueckkopplungsregel.</w:t>
+      </w:r>
+    </w:p>
+    <w:p>
+      <w:r>
+        <w:t>Fallpruefung. Wenn ein Nachhaltigkeits- oder Governance-Team einen Referenzrahmen in eine konkrete Wirkungsaussage uebersetzen will, beginnt die Analyse bei Empfaengern, Wirkraum, Zeitraum und Datenquelle. Bei Prüfungsnahe Fallfragen ohne geschützte Antwortlogik muss dann geklaert werden, ob Compliance, Zielbezug, Datenpflicht und echte Zustandsveraenderung getrennt bleiben. Eine tragfaehige Antwort benennt mindestens eine Quelle, eine offene Unsicherheit, eine moegliche Gegenbeobachtung und die Entscheidung, die nach der Bewertung geaendert wird.</w:t>
+      </w:r>
+    </w:p>
+    <w:p>
+      <w:r>
+        <w:t>Begriffliche Sicherung. In V25 muss Auswertung aus der lebenden Website-Referenz immer mit Empfaengern gelesen werden. Wirkung entsteht nicht beim Sender, sondern an veraenderten Zustaenden von Menschen, Oekosystemen, Institutionen, Oeffentlichkeit oder kuenftigen Handlungsspielraeumen. Darum reicht es nicht, interne Aktivitaeten zu dokumentieren. Entscheidend ist, ob sich ein Zustand nachvollziehbar veraendert und ob diese Veraenderung im Referenzrahmen Mensch, Planet, Demokratie, SDGs, Agenda 2030 und SDG+ tragfaehig bewertet werden kann.</w:t>
       </w:r>
     </w:p>
     <w:p>
@@ -4074,7 +4174,17 @@
     </w:p>
     <w:p>
       <w:r>
-        <w:t>Wirkpfad und Empfaenger. Wissenschaftliche Anschlussfaehigkeit entsteht hier durch Quellenklarheit. Bei Kapitel 32 - Benchmarks, Skalen und Scorecards werden interne WOE-Begriffe nicht als Ersatz fuer Belege benutzt, sondern mit UN-Agenda 2030, SDG-Logik, SDG+-Abgrenzung und WOE-Korpus verbunden. Wo die Datenlage offen bleibt, wird das offengelegt. Wo eine Aussage nur plausibel ist, bleibt sie als Wirkungspotenzial markiert. Wo ein Schaden eine rote Linie beruehrt, greift Nichtkompensation vor Durchschnittslogik.</w:t>
+        <w:t>Fallpruefung. Wenn ein Nachhaltigkeits- oder Governance-Team einen Referenzrahmen in eine konkrete Wirkungsaussage uebersetzen will, beginnt die Analyse bei Empfaengern, Wirkraum, Zeitraum und Datenquelle. Bei Auswertung aus der lebenden Website-Referenz muss dann geklaert werden, ob Compliance, Zielbezug, Datenpflicht und echte Zustandsveraenderung getrennt bleiben. Eine tragfaehige Antwort benennt mindestens eine Quelle, eine offene Unsicherheit, eine moegliche Gegenbeobachtung und die Entscheidung, die nach der Bewertung geaendert wird.</w:t>
+      </w:r>
+    </w:p>
+    <w:p>
+      <w:r>
+        <w:t>Fuer die Bewertung reicht kein Summenscore, der zentrale Schaeden mit bequemen Pluspunkten verrechnet. Nichtkompensation und Reverse Merit Order markieren, wo rote Linien, demokratische Grundbedingungen oder planetare Grenzen Vorrang vor Durchschnittslogik haben. So bleibt positive Netto-Wirkung eine anspruchsvolle Zielgroesse und wird nicht zur dekorativen Formel.</w:t>
+      </w:r>
+    </w:p>
+    <w:p>
+      <w:r>
+        <w:t>Wirkpfadpruefung. Wissenschaftliche Anschlussfaehigkeit entsteht hier durch Quellenklarheit. Bei Kapitel 32 - Benchmarks, Skalen und Scorecards werden interne WOE-Begriffe nicht als Ersatz fuer Belege benutzt, sondern mit UN-Agenda 2030, SDG-Logik, SDG+-Abgrenzung und WOE-Korpus verbunden. Wo die Datenlage offen bleibt, wird das offengelegt. Wo eine Aussage nur plausibel ist, bleibt sie als Wirkungspotenzial markiert. Wo ein Schaden eine rote Linie beruehrt, greift Nichtkompensation vor Durchschnittslogik.</w:t>
       </w:r>
     </w:p>
     <w:p>
@@ -4084,82 +4194,12 @@
     </w:p>
     <w:p>
       <w:r>
-        <w:t>Rueckfluss. Fuer den WOE-Korpus bedeutet das: Begriffe aus SDGs und Agenda 2030 als globaler Konsens der 193 Staaten sollten dort geschaerft werden, wo sie in Glossar, Werkzeugen, Journal oder Readern doppeldeutig bleiben. Offene Forschungsfragen werden nicht versteckt. Sie markieren die Stelle, an der spaetere Evidenz, ein besserer Datensatz oder eine praezisere Fallstudie die Bewertung veraendern kann.</w:t>
-      </w:r>
-    </w:p>
-    <w:p>
-      <w:r>
-        <w:t>Daten, Quellen und Evidenz. In Grundstudium Wirkungsoekonomie wird Kapitel 33 - Reverse Merit Order erst steuerungsfaehig, wenn daraus eine Entscheidung folgt. Die Grundbegriffe muessen in spaeteren Modulen wiedererkennbar bleiben. Ohne diese Rueckkopplung bleibt Reporting eine Beschreibung. Mit Rueckkopplung wird aus Bewertung eine veraenderte Routine: ein anderer Prozess, ein geaenderter Anreiz, eine bessere Datenpflicht, eine korrigierte Kommunikation oder eine neue Priorisierung.</w:t>
-      </w:r>
-    </w:p>
-    <w:p>
-      <w:r>
-        <w:t>Die typische Fehlstelle bei SDGs und Agenda 2030 als globaler Konsens der 193 Staaten liegt darin, die SDGs als fertige Bewertungsmaschine zu verwenden. Bei Kapitel 33 - Reverse Merit Order wird diese Fehlstelle konkret: Ein scheinbar plausibler Befund darf nicht zur Abkuerzung werden. Quellen, Systemgrenzen, Unsicherheit und Rueckkopplung bleiben sichtbar.</w:t>
-      </w:r>
-    </w:p>
-    <w:p>
-      <w:r>
-        <w:t>Bewertung und rote Linien. Die Grenze gegen Scheingenauigkeit verlaeuft bei Kapitel 34 - T-SROI und systemische Transformationsmessung nicht zwischen Optimismus und Pessimismus. Sie verlaeuft zwischen offengelegter Unsicherheit und rhetorischer Sicherheit. Wer SDGs und Agenda 2030 als globaler Konsens der 193 Staaten belastbar anwenden will, benennt Systemgrenze, Zeitraum, Vergleichspunkt und offene Gegenhypothese. Gerade dadurch bleibt das Skript anschlussfaehig fuer Forschung, Praxis und spaetere Revision.</w:t>
-      </w:r>
-    </w:p>
-    <w:p>
-      <w:r>
-        <w:t>Fuer die Pruefung ist Kapitel 34 - T-SROI und systemische Transformationsmessung dann verstanden, wenn daraus eine belastbare Fallantwort entsteht. Eine gute Antwort unterscheidet Beobachtung, Kausalannahme, Bewertung und Steuerungsfolge. Sie bewertet keine Menschen, sondern Wirkpfade, Zustandsveraenderungen, Risiken und institutionelle Bedingungen.</w:t>
-      </w:r>
-    </w:p>
-    <w:p>
-      <w:r>
-        <w:t>Kontrollfrage. Welche Entscheidung waere falsch, wenn Kapitel 34 - T-SROI und systemische Transformationsmessung in V25 missverstanden wird? Die Antwort muss mindestens eine Daten- oder Quellenannahme, eine betroffene Gruppe oder Schutzdimension, eine moegliche Nebenwirkung und einen Rueckkopplungsschritt nennen. Richtig ist nicht die lauteste Bewertung, sondern diejenige, die Begriff, Beleg und Steuerungsfolge zusammenhaelt.</w:t>
-      </w:r>
-    </w:p>
-    <w:p>
-      <w:r>
-        <w:t>Steuerung und Rueckkopplung. Kapitel 36 - Wirkung als Rechtsprinzip zeigt, warum SDGs und Agenda 2030 als globaler Konsens der 193 Staaten mehr ist als ein Schlagwort im Feld globale Zielrahmen, politische Legitimation und SDG+-Erweiterung. Die wirkungsoekonomische Frage lautet: Welche reale Veraenderung wird moeglich, welche bleibt nur Potenzial und wo entsteht ein Wirkungsrisiko? Diese Unterscheidung schuetzt vor Impact-Washing, weil sie Absicht, Aktivitaet, Reichweite und Wirkung auseinanderhaelt.</w:t>
-      </w:r>
-    </w:p>
-    <w:p>
-      <w:r>
-        <w:t>Eine Kommune, ein Unternehmen oder eine Bildungsorganisation will SDGs und Agenda 2030 als globaler Konsens der 193 Staaten praktisch anwenden. Der erste Schritt ist nicht die Auswahl eines Instruments, sondern die Klaerung der Zustandsveraenderung. Bei Kapitel 36 - Wirkung als Rechtsprinzip muss deshalb benannt werden, wer betroffen ist, welcher Zustand sich veraendert, welche Frist gilt und welche Gegenbeobachtung die Annahme widerlegen wuerde. Erst danach entsteht eine begruendete Entscheidung im Feld Begriff, Fallbewertung, Wirkpfad, rote Linie, Quellenbeurteilung oder Rueckkopplungsregel.</w:t>
-      </w:r>
-    </w:p>
-    <w:p>
-      <w:r>
-        <w:t>Pruefungsnahe Anwendung. In V25 muss Kapitel 37 - Wirkungssteuergesetz WStG immer mit Empfaengern gelesen werden. Wirkung entsteht nicht beim Sender, sondern an veraenderten Zustaenden von Menschen, Oekosystemen, Institutionen, Oeffentlichkeit oder kuenftigen Handlungsspielraeumen. Darum reicht es nicht, interne Aktivitaeten zu dokumentieren. Entscheidend ist, ob sich ein Zustand nachvollziehbar veraendert und ob diese Veraenderung im Referenzrahmen Mensch, Planet, Demokratie, SDGs, Agenda 2030 und SDG+ tragfaehig bewertet werden kann.</w:t>
-      </w:r>
-    </w:p>
-    <w:p>
-      <w:r>
-        <w:t>Ein Bericht behauptet, die Massnahme zu SDGs und Agenda 2030 als globaler Konsens der 193 Staaten sei erfolgreich. Die WOE-Lesart fragt bei Kapitel 37 - Wirkungssteuergesetz WStG nach belastbaren Nachweisen: begriffliche Praezision, Fallbeschreibung, Quellenklarheit, Plausibilitaet und offene Unsicherheit. Wenn diese Nachweise fehlen, bleibt die Aussage Wirkungspotenzial oder Kommunikationsbehauptung. Sie kann wichtig sein, aber sie ist noch keine belegte Wirkung.</w:t>
-      </w:r>
-    </w:p>
-    <w:p>
-      <w:r>
-        <w:t>Transfer in den WOE-Korpus. Wissenschaftliche Anschlussfaehigkeit entsteht hier durch Quellenklarheit. Bei Einleitung / Wirkungsfrage werden interne WOE-Begriffe nicht als Ersatz fuer Belege benutzt, sondern mit UN-Agenda 2030, SDG-Logik, SDG+-Abgrenzung und WOE-Korpus verbunden. Wo die Datenlage offen bleibt, wird das offengelegt. Wo eine Aussage nur plausibel ist, bleibt sie als Wirkungspotenzial markiert. Wo ein Schaden eine rote Linie beruehrt, greift Nichtkompensation vor Durchschnittslogik.</w:t>
-      </w:r>
-    </w:p>
-    <w:p>
-      <w:r>
-        <w:t>In einer kontroversen Entscheidung wirkt Einleitung / Wirkungsfrage als Pruefpunkt fuer Ambivalenz. Ein Nutzen fuer eine Gruppe kann mit Risiken fuer andere Wirkungsempfaenger einhergehen. Das Skript verlangt deshalb, positive und negative Zustandsveraenderungen getrennt zu fuehren, bevor von positiver Netto-Wirkung gesprochen wird.</w:t>
-      </w:r>
-    </w:p>
-    <w:p>
-      <w:r>
-        <w:t>Grenzen der Aussage. In Grundstudium Wirkungsoekonomie wird Kernaussage erst steuerungsfaehig, wenn daraus eine Entscheidung folgt. Die Grundbegriffe muessen in spaeteren Modulen wiedererkennbar bleiben. Ohne diese Rueckkopplung bleibt Reporting eine Beschreibung. Mit Rueckkopplung wird aus Bewertung eine veraenderte Routine: ein anderer Prozess, ein geaenderter Anreiz, eine bessere Datenpflicht, eine korrigierte Kommunikation oder eine neue Priorisierung.</w:t>
-      </w:r>
-    </w:p>
-    <w:p>
-      <w:r>
-        <w:t>Die typische Fehlstelle bei SDGs und Agenda 2030 als globaler Konsens der 193 Staaten liegt darin, die SDGs als fertige Bewertungsmaschine zu verwenden. Bei Kernaussage wird diese Fehlstelle konkret: Ein scheinbar plausibler Befund darf nicht zur Abkuerzung werden. Quellen, Systemgrenzen, Unsicherheit und Rueckkopplung bleiben sichtbar.</w:t>
-      </w:r>
-    </w:p>
-    <w:p>
-      <w:r>
-        <w:t>Kontrollfrage. Welche Entscheidung waere falsch, wenn Kernaussage in V25 missverstanden wird? Die Antwort muss mindestens eine Daten- oder Quellenannahme, eine betroffene Gruppe oder Schutzdimension, eine moegliche Nebenwirkung und einen Rueckkopplungsschritt nennen. Richtig ist nicht die lauteste Bewertung, sondern diejenige, die Begriff, Beleg und Steuerungsfolge zusammenhaelt.</w:t>
-      </w:r>
-    </w:p>
-    <w:p>
-      <w:r>
-        <w:t>Rueckfluss. Fuer den WOE-Korpus bedeutet das: Begriffe aus SDGs und Agenda 2030 als globaler Konsens der 193 Staaten sollten dort geschaerft werden, wo sie in Glossar, Werkzeugen, Journal oder Readern doppeldeutig bleiben. Offene Forschungsfragen werden nicht versteckt. Sie markieren die Stelle, an der spaetere Evidenz, ein besserer Datensatz oder eine praezisere Fallstudie die Bewertung veraendern kann.</w:t>
+        <w:t>Fallpruefung. Wenn ein Nachhaltigkeits- oder Governance-Team einen Referenzrahmen in eine konkrete Wirkungsaussage uebersetzen will, beginnt die Analyse bei Empfaengern, Wirkraum, Zeitraum und Datenquelle. Bei Kapitel 32 - Benchmarks, Skalen und Scorecards muss dann geklaert werden, ob Compliance, Zielbezug, Datenpflicht und echte Zustandsveraenderung getrennt bleiben. Eine tragfaehige Antwort benennt mindestens eine Quelle, eine offene Unsicherheit, eine moegliche Gegenbeobachtung und die Entscheidung, die nach der Bewertung geaendert wird.</w:t>
+      </w:r>
+    </w:p>
+    <w:p>
+      <w:r>
+        <w:t>Der Rueckfluss in den WOE-Korpus liegt hier in klaren Begriffen, sauber verlinkten Quellen und benannten Forschungsfragen. Wo Glossar, Werkzeuge, Journal oder Reader noch doppeldeutig bleiben, sollte SDGs und Agenda 2030 als globaler Konsens der 193 Staaten nicht als fertige Gewissheit auftreten, sondern als pruefbarer Lernstand mit Korrekturpfad.</w:t>
       </w:r>
     </w:p>
     <w:p>
@@ -4167,107 +4207,122 @@
         <w:pStyle w:val="Heading3"/>
       </w:pPr>
       <w:r>
-        <w:t>Schlussvertiefung 4: SDGs und Agenda 2030 als globaler Konsens der 193 Staaten im Anwendungsfall</w:t>
-      </w:r>
-    </w:p>
-    <w:p>
-      <w:r>
-        <w:t>Die folgenden Abschnitte sind keine neue Pruefungsloesung. Sie verdichten die vorhandenen Kapitel zu einer Lesart, mit der Studierende einen Fall selbststaendig analysieren koennen. Im Mittelpunkt stehen globale Zielrahmen, politische Legitimation und SDG+-Erweiterung, nicht moralische Personenbewertung.</w:t>
-      </w:r>
-    </w:p>
-    <w:p>
-      <w:r>
-        <w:t>Begriffliche Schlussklaerung. Die Grenze gegen Scheingenauigkeit verlaeuft bei Quelltext und fachliche Grundlegung nicht zwischen Optimismus und Pessimismus. Sie verlaeuft zwischen offengelegter Unsicherheit und rhetorischer Sicherheit. Wer SDGs und Agenda 2030 als globaler Konsens der 193 Staaten belastbar anwenden will, benennt Systemgrenze, Zeitraum, Vergleichspunkt und offene Gegenhypothese. Gerade dadurch bleibt das Skript anschlussfaehig fuer Forschung, Praxis und spaetere Revision.</w:t>
-      </w:r>
-    </w:p>
-    <w:p>
-      <w:r>
-        <w:t>Fuer die Pruefung ist Quelltext und fachliche Grundlegung dann verstanden, wenn daraus eine belastbare Fallantwort entsteht. Eine gute Antwort unterscheidet Beobachtung, Kausalannahme, Bewertung und Steuerungsfolge. Sie bewertet keine Menschen, sondern Wirkpfade, Zustandsveraenderungen, Risiken und institutionelle Bedingungen.</w:t>
-      </w:r>
-    </w:p>
-    <w:p>
-      <w:r>
-        <w:t>Wirkpfad und Empfaenger. Einstieg / Wirkungsfrage zeigt, warum SDGs und Agenda 2030 als globaler Konsens der 193 Staaten mehr ist als ein Schlagwort im Feld globale Zielrahmen, politische Legitimation und SDG+-Erweiterung. Die wirkungsoekonomische Frage lautet: Welche reale Veraenderung wird moeglich, welche bleibt nur Potenzial und wo entsteht ein Wirkungsrisiko? Diese Unterscheidung schuetzt vor Impact-Washing, weil sie Absicht, Aktivitaet, Reichweite und Wirkung auseinanderhaelt.</w:t>
-      </w:r>
-    </w:p>
-    <w:p>
-      <w:r>
-        <w:t>Eine Kommune, ein Unternehmen oder eine Bildungsorganisation will SDGs und Agenda 2030 als globaler Konsens der 193 Staaten praktisch anwenden. Der erste Schritt ist nicht die Auswahl eines Instruments, sondern die Klaerung der Zustandsveraenderung. Bei Einstieg / Wirkungsfrage muss deshalb benannt werden, wer betroffen ist, welcher Zustand sich veraendert, welche Frist gilt und welche Gegenbeobachtung die Annahme widerlegen wuerde. Erst danach entsteht eine begruendete Entscheidung im Feld Begriff, Fallbewertung, Wirkpfad, rote Linie, Quellenbeurteilung oder Rueckkopplungsregel.</w:t>
-      </w:r>
-    </w:p>
-    <w:p>
-      <w:r>
-        <w:t>Daten, Quellen und Evidenz. In V25 muss Skript / Folien (Lernseite) immer mit Empfaengern gelesen werden. Wirkung entsteht nicht beim Sender, sondern an veraenderten Zustaenden von Menschen, Oekosystemen, Institutionen, Oeffentlichkeit oder kuenftigen Handlungsspielraeumen. Darum reicht es nicht, interne Aktivitaeten zu dokumentieren. Entscheidend ist, ob sich ein Zustand nachvollziehbar veraendert und ob diese Veraenderung im Referenzrahmen Mensch, Planet, Demokratie, SDGs, Agenda 2030 und SDG+ tragfaehig bewertet werden kann.</w:t>
-      </w:r>
-    </w:p>
-    <w:p>
-      <w:r>
-        <w:t>Ein Bericht behauptet, die Massnahme zu SDGs und Agenda 2030 als globaler Konsens der 193 Staaten sei erfolgreich. Die WOE-Lesart fragt bei Skript / Folien (Lernseite) nach belastbaren Nachweisen: begriffliche Praezision, Fallbeschreibung, Quellenklarheit, Plausibilitaet und offene Unsicherheit. Wenn diese Nachweise fehlen, bleibt die Aussage Wirkungspotenzial oder Kommunikationsbehauptung. Sie kann wichtig sein, aber sie ist noch keine belegte Wirkung.</w:t>
-      </w:r>
-    </w:p>
-    <w:p>
-      <w:r>
-        <w:t>Bewertung und rote Linien. Wissenschaftliche Anschlussfaehigkeit entsteht hier durch Quellenklarheit. Bei Transferaufgabe werden interne WOE-Begriffe nicht als Ersatz fuer Belege benutzt, sondern mit UN-Agenda 2030, SDG-Logik, SDG+-Abgrenzung und WOE-Korpus verbunden. Wo die Datenlage offen bleibt, wird das offengelegt. Wo eine Aussage nur plausibel ist, bleibt sie als Wirkungspotenzial markiert. Wo ein Schaden eine rote Linie beruehrt, greift Nichtkompensation vor Durchschnittslogik.</w:t>
-      </w:r>
-    </w:p>
-    <w:p>
-      <w:r>
-        <w:t>In einer kontroversen Entscheidung wirkt Transferaufgabe als Pruefpunkt fuer Ambivalenz. Ein Nutzen fuer eine Gruppe kann mit Risiken fuer andere Wirkungsempfaenger einhergehen. Das Skript verlangt deshalb, positive und negative Zustandsveraenderungen getrennt zu fuehren, bevor von positiver Netto-Wirkung gesprochen wird.</w:t>
-      </w:r>
-    </w:p>
-    <w:p>
-      <w:r>
-        <w:t>Kontrollfrage. Welche Entscheidung waere falsch, wenn Transferaufgabe in V25 missverstanden wird? Die Antwort muss mindestens eine Daten- oder Quellenannahme, eine betroffene Gruppe oder Schutzdimension, eine moegliche Nebenwirkung und einen Rueckkopplungsschritt nennen. Richtig ist nicht die lauteste Bewertung, sondern diejenige, die Begriff, Beleg und Steuerungsfolge zusammenhaelt.</w:t>
-      </w:r>
-    </w:p>
-    <w:p>
-      <w:r>
-        <w:t>Steuerung und Rueckkopplung. In Grundstudium Wirkungsoekonomie wird Praxisbeispiel erst steuerungsfaehig, wenn daraus eine Entscheidung folgt. Die Grundbegriffe muessen in spaeteren Modulen wiedererkennbar bleiben. Ohne diese Rueckkopplung bleibt Reporting eine Beschreibung. Mit Rueckkopplung wird aus Bewertung eine veraenderte Routine: ein anderer Prozess, ein geaenderter Anreiz, eine bessere Datenpflicht, eine korrigierte Kommunikation oder eine neue Priorisierung.</w:t>
-      </w:r>
-    </w:p>
-    <w:p>
-      <w:r>
-        <w:t>Die typische Fehlstelle bei SDGs und Agenda 2030 als globaler Konsens der 193 Staaten liegt darin, die SDGs als fertige Bewertungsmaschine zu verwenden. Bei Praxisbeispiel wird diese Fehlstelle konkret: Ein scheinbar plausibler Befund darf nicht zur Abkuerzung werden. Quellen, Systemgrenzen, Unsicherheit und Rueckkopplung bleiben sichtbar.</w:t>
-      </w:r>
-    </w:p>
-    <w:p>
-      <w:r>
-        <w:t>Pruefungsnahe Anwendung. Die Grenze gegen Scheingenauigkeit verlaeuft bei Wirkungsökonomische Vertiefung nicht zwischen Optimismus und Pessimismus. Sie verlaeuft zwischen offengelegter Unsicherheit und rhetorischer Sicherheit. Wer SDGs und Agenda 2030 als globaler Konsens der 193 Staaten belastbar anwenden will, benennt Systemgrenze, Zeitraum, Vergleichspunkt und offene Gegenhypothese. Gerade dadurch bleibt das Skript anschlussfaehig fuer Forschung, Praxis und spaetere Revision.</w:t>
-      </w:r>
-    </w:p>
-    <w:p>
-      <w:r>
-        <w:t>Fuer die Pruefung ist Wirkungsökonomische Vertiefung dann verstanden, wenn daraus eine belastbare Fallantwort entsteht. Eine gute Antwort unterscheidet Beobachtung, Kausalannahme, Bewertung und Steuerungsfolge. Sie bewertet keine Menschen, sondern Wirkpfade, Zustandsveraenderungen, Risiken und institutionelle Bedingungen.</w:t>
-      </w:r>
-    </w:p>
-    <w:p>
-      <w:r>
-        <w:t>Rueckfluss. Fuer den WOE-Korpus bedeutet das: Begriffe aus SDGs und Agenda 2030 als globaler Konsens der 193 Staaten sollten dort geschaerft werden, wo sie in Glossar, Werkzeugen, Journal oder Readern doppeldeutig bleiben. Offene Forschungsfragen werden nicht versteckt. Sie markieren die Stelle, an der spaetere Evidenz, ein besserer Datensatz oder eine praezisere Fallstudie die Bewertung veraendern kann.</w:t>
-      </w:r>
-    </w:p>
-    <w:p>
-      <w:r>
-        <w:t>Transfer in den WOE-Korpus. Begriffliche Präzision zeigt, warum SDGs und Agenda 2030 als globaler Konsens der 193 Staaten mehr ist als ein Schlagwort im Feld globale Zielrahmen, politische Legitimation und SDG+-Erweiterung. Die wirkungsoekonomische Frage lautet: Welche reale Veraenderung wird moeglich, welche bleibt nur Potenzial und wo entsteht ein Wirkungsrisiko? Diese Unterscheidung schuetzt vor Impact-Washing, weil sie Absicht, Aktivitaet, Reichweite und Wirkung auseinanderhaelt.</w:t>
-      </w:r>
-    </w:p>
-    <w:p>
-      <w:r>
-        <w:t>Eine Kommune, ein Unternehmen oder eine Bildungsorganisation will SDGs und Agenda 2030 als globaler Konsens der 193 Staaten praktisch anwenden. Der erste Schritt ist nicht die Auswahl eines Instruments, sondern die Klaerung der Zustandsveraenderung. Bei Begriffliche Präzision muss deshalb benannt werden, wer betroffen ist, welcher Zustand sich veraendert, welche Frist gilt und welche Gegenbeobachtung die Annahme widerlegen wuerde. Erst danach entsteht eine begruendete Entscheidung im Feld Begriff, Fallbewertung, Wirkpfad, rote Linie, Quellenbeurteilung oder Rueckkopplungsregel.</w:t>
-      </w:r>
-    </w:p>
-    <w:p>
-      <w:r>
-        <w:t>Grenzen der Aussage. In V25 muss Wirkpfad immer mit Empfaengern gelesen werden. Wirkung entsteht nicht beim Sender, sondern an veraenderten Zustaenden von Menschen, Oekosystemen, Institutionen, Oeffentlichkeit oder kuenftigen Handlungsspielraeumen. Darum reicht es nicht, interne Aktivitaeten zu dokumentieren. Entscheidend ist, ob sich ein Zustand nachvollziehbar veraendert und ob diese Veraenderung im Referenzrahmen Mensch, Planet, Demokratie, SDGs, Agenda 2030 und SDG+ tragfaehig bewertet werden kann.</w:t>
-      </w:r>
-    </w:p>
-    <w:p>
-      <w:r>
-        <w:t>Ein Bericht behauptet, die Massnahme zu SDGs und Agenda 2030 als globaler Konsens der 193 Staaten sei erfolgreich. Die WOE-Lesart fragt bei Wirkpfad nach belastbaren Nachweisen: begriffliche Praezision, Fallbeschreibung, Quellenklarheit, Plausibilitaet und offene Unsicherheit. Wenn diese Nachweise fehlen, bleibt die Aussage Wirkungspotenzial oder Kommunikationsbehauptung. Sie kann wichtig sein, aber sie ist noch keine belegte Wirkung.</w:t>
-      </w:r>
-    </w:p>
-    <w:p>
-      <w:r>
-        <w:t>Kontrollfrage. Welche Entscheidung waere falsch, wenn Wirkpfad in V25 missverstanden wird? Die Antwort muss mindestens eine Daten- oder Quellenannahme, eine betroffene Gruppe oder Schutzdimension, eine moegliche Nebenwirkung und einen Rueckkopplungsschritt nennen. Richtig ist nicht die lauteste Bewertung, sondern diejenige, die Begriff, Beleg und Steuerungsfolge zusammenhaelt.</w:t>
+        <w:t>Vertiefungsrunde 4: Anschluss an Praxis und Forschung</w:t>
+      </w:r>
+    </w:p>
+    <w:p>
+      <w:r>
+        <w:t>Diese Runde wechselt den Blickwinkel, damit der Schlussblock nicht nur wiederholt, sondern Leseentscheidungen vorbereitet: Was ist belegt, was bleibt Potenzial, welche Nebenwirkung ist relevant und welche Steuerungsfolge wird daraus abgeleitet?</w:t>
+      </w:r>
+    </w:p>
+    <w:p>
+      <w:r>
+        <w:t>Evidenzfenster. In Grundstudium Wirkungsoekonomie wird Kapitel 33 - Reverse Merit Order erst steuerungsfaehig, wenn daraus eine Entscheidung folgt. Die Grundbegriffe muessen in spaeteren Modulen wiedererkennbar bleiben. Ohne diese Rueckkopplung bleibt Reporting eine Beschreibung. Mit Rueckkopplung wird aus Bewertung eine veraenderte Routine: ein anderer Prozess, ein geaenderter Anreiz, eine bessere Datenpflicht, eine korrigierte Kommunikation oder eine neue Priorisierung.</w:t>
+      </w:r>
+    </w:p>
+    <w:p>
+      <w:r>
+        <w:t>Die typische Fehlstelle bei SDGs und Agenda 2030 als globaler Konsens der 193 Staaten liegt darin, die SDGs als fertige Bewertungsmaschine zu verwenden. Bei Kapitel 33 - Reverse Merit Order wird diese Fehlstelle konkret: Ein scheinbar plausibler Befund darf nicht zur Abkuerzung werden. Quellen, Systemgrenzen, Unsicherheit und Rueckkopplung bleiben sichtbar.</w:t>
+      </w:r>
+    </w:p>
+    <w:p>
+      <w:r>
+        <w:t>Fallpruefung. Wenn ein Nachhaltigkeits- oder Governance-Team einen Referenzrahmen in eine konkrete Wirkungsaussage uebersetzen will, beginnt die Analyse bei Empfaengern, Wirkraum, Zeitraum und Datenquelle. Bei Kapitel 33 - Reverse Merit Order muss dann geklaert werden, ob Compliance, Zielbezug, Datenpflicht und echte Zustandsveraenderung getrennt bleiben. Eine tragfaehige Antwort benennt mindestens eine Quelle, eine offene Unsicherheit, eine moegliche Gegenbeobachtung und die Entscheidung, die nach der Bewertung geaendert wird.</w:t>
+      </w:r>
+    </w:p>
+    <w:p>
+      <w:r>
+        <w:t>Bewertungsgrenze. Die Grenze gegen Scheingenauigkeit verlaeuft bei Kapitel 34 - T-SROI und systemische Transformationsmessung nicht zwischen Optimismus und Pessimismus. Sie verlaeuft zwischen offengelegter Unsicherheit und rhetorischer Sicherheit. Wer SDGs und Agenda 2030 als globaler Konsens der 193 Staaten belastbar anwenden will, benennt Systemgrenze, Zeitraum, Vergleichspunkt und offene Gegenhypothese. Gerade dadurch bleibt das Skript anschlussfaehig fuer Forschung, Praxis und spaetere Revision.</w:t>
+      </w:r>
+    </w:p>
+    <w:p>
+      <w:r>
+        <w:t>Fuer die Pruefung ist Kapitel 34 - T-SROI und systemische Transformationsmessung dann verstanden, wenn daraus eine belastbare Fallantwort entsteht. Eine gute Antwort unterscheidet Beobachtung, Kausalannahme, Bewertung und Steuerungsfolge. Sie bewertet keine Menschen, sondern Wirkpfade, Zustandsveraenderungen, Risiken und institutionelle Bedingungen.</w:t>
+      </w:r>
+    </w:p>
+    <w:p>
+      <w:r>
+        <w:t>Fallpruefung. Wenn ein Nachhaltigkeits- oder Governance-Team einen Referenzrahmen in eine konkrete Wirkungsaussage uebersetzen will, beginnt die Analyse bei Empfaengern, Wirkraum, Zeitraum und Datenquelle. Bei Kapitel 34 - T-SROI und systemische Transformationsmessung muss dann geklaert werden, ob Compliance, Zielbezug, Datenpflicht und echte Zustandsveraenderung getrennt bleiben. Eine tragfaehige Antwort benennt mindestens eine Quelle, eine offene Unsicherheit, eine moegliche Gegenbeobachtung und die Entscheidung, die nach der Bewertung geaendert wird.</w:t>
+      </w:r>
+    </w:p>
+    <w:p>
+      <w:r>
+        <w:t>Fuer die Bewertung reicht kein Summenscore, der zentrale Schaeden mit bequemen Pluspunkten verrechnet. Nichtkompensation und Reverse Merit Order markieren, wo rote Linien, demokratische Grundbedingungen oder planetare Grenzen Vorrang vor Durchschnittslogik haben. So bleibt positive Netto-Wirkung eine anspruchsvolle Zielgroesse und wird nicht zur dekorativen Formel.</w:t>
+      </w:r>
+    </w:p>
+    <w:p>
+      <w:r>
+        <w:t>Steuerungsfolge. Kapitel 36 - Wirkung als Rechtsprinzip zeigt, warum SDGs und Agenda 2030 als globaler Konsens der 193 Staaten mehr ist als ein Schlagwort im Feld globale Zielrahmen, politische Legitimation und SDG+-Erweiterung. Die wirkungsoekonomische Frage lautet: Welche reale Veraenderung wird moeglich, welche bleibt nur Potenzial und wo entsteht ein Wirkungsrisiko? Diese Unterscheidung schuetzt vor Impact-Washing, weil sie Absicht, Aktivitaet, Reichweite und Wirkung auseinanderhaelt.</w:t>
+      </w:r>
+    </w:p>
+    <w:p>
+      <w:r>
+        <w:t>Eine Kommune, ein Unternehmen oder eine Bildungsorganisation will SDGs und Agenda 2030 als globaler Konsens der 193 Staaten praktisch anwenden. Der erste Schritt ist nicht die Auswahl eines Instruments, sondern die Klaerung der Zustandsveraenderung. Bei Kapitel 36 - Wirkung als Rechtsprinzip muss deshalb benannt werden, wer betroffen ist, welcher Zustand sich veraendert, welche Frist gilt und welche Gegenbeobachtung die Annahme widerlegen wuerde. Erst danach entsteht eine begruendete Entscheidung im Feld Begriff, Fallbewertung, Wirkpfad, rote Linie, Quellenbeurteilung oder Rueckkopplungsregel.</w:t>
+      </w:r>
+    </w:p>
+    <w:p>
+      <w:r>
+        <w:t>Fallpruefung. Wenn ein Nachhaltigkeits- oder Governance-Team einen Referenzrahmen in eine konkrete Wirkungsaussage uebersetzen will, beginnt die Analyse bei Empfaengern, Wirkraum, Zeitraum und Datenquelle. Bei Kapitel 36 - Wirkung als Rechtsprinzip muss dann geklaert werden, ob Compliance, Zielbezug, Datenpflicht und echte Zustandsveraenderung getrennt bleiben. Eine tragfaehige Antwort benennt mindestens eine Quelle, eine offene Unsicherheit, eine moegliche Gegenbeobachtung und die Entscheidung, die nach der Bewertung geaendert wird.</w:t>
+      </w:r>
+    </w:p>
+    <w:p>
+      <w:r>
+        <w:t>Der Rueckfluss in den WOE-Korpus liegt hier in klaren Begriffen, sauber verlinkten Quellen und benannten Forschungsfragen. Wo Glossar, Werkzeuge, Journal oder Reader noch doppeldeutig bleiben, sollte SDGs und Agenda 2030 als globaler Konsens der 193 Staaten nicht als fertige Gewissheit auftreten, sondern als pruefbarer Lernstand mit Korrekturpfad.</w:t>
+      </w:r>
+    </w:p>
+    <w:p>
+      <w:r>
+        <w:t>Transferhinweis. In V25 muss Kapitel 37 - Wirkungssteuergesetz WStG immer mit Empfaengern gelesen werden. Wirkung entsteht nicht beim Sender, sondern an veraenderten Zustaenden von Menschen, Oekosystemen, Institutionen, Oeffentlichkeit oder kuenftigen Handlungsspielraeumen. Darum reicht es nicht, interne Aktivitaeten zu dokumentieren. Entscheidend ist, ob sich ein Zustand nachvollziehbar veraendert und ob diese Veraenderung im Referenzrahmen Mensch, Planet, Demokratie, SDGs, Agenda 2030 und SDG+ tragfaehig bewertet werden kann.</w:t>
+      </w:r>
+    </w:p>
+    <w:p>
+      <w:r>
+        <w:t>Ein Bericht behauptet, die Massnahme zu SDGs und Agenda 2030 als globaler Konsens der 193 Staaten sei erfolgreich. Die WOE-Lesart fragt bei Kapitel 37 - Wirkungssteuergesetz WStG nach belastbaren Nachweisen: begriffliche Praezision, Fallbeschreibung, Quellenklarheit, Plausibilitaet und offene Unsicherheit. Wenn diese Nachweise fehlen, bleibt die Aussage Wirkungspotenzial oder Kommunikationsbehauptung. Sie kann wichtig sein, aber sie ist noch keine belegte Wirkung.</w:t>
+      </w:r>
+    </w:p>
+    <w:p>
+      <w:r>
+        <w:t>Fallpruefung. Wenn ein Nachhaltigkeits- oder Governance-Team einen Referenzrahmen in eine konkrete Wirkungsaussage uebersetzen will, beginnt die Analyse bei Empfaengern, Wirkraum, Zeitraum und Datenquelle. Bei Kapitel 37 - Wirkungssteuergesetz WStG muss dann geklaert werden, ob Compliance, Zielbezug, Datenpflicht und echte Zustandsveraenderung getrennt bleiben. Eine tragfaehige Antwort benennt mindestens eine Quelle, eine offene Unsicherheit, eine moegliche Gegenbeobachtung und die Entscheidung, die nach der Bewertung geaendert wird.</w:t>
+      </w:r>
+    </w:p>
+    <w:p>
+      <w:r>
+        <w:t>Rueckflussnotiz. Wissenschaftliche Anschlussfaehigkeit entsteht hier durch Quellenklarheit. Bei Einleitung / Wirkungsfrage werden interne WOE-Begriffe nicht als Ersatz fuer Belege benutzt, sondern mit UN-Agenda 2030, SDG-Logik, SDG+-Abgrenzung und WOE-Korpus verbunden. Wo die Datenlage offen bleibt, wird das offengelegt. Wo eine Aussage nur plausibel ist, bleibt sie als Wirkungspotenzial markiert. Wo ein Schaden eine rote Linie beruehrt, greift Nichtkompensation vor Durchschnittslogik.</w:t>
+      </w:r>
+    </w:p>
+    <w:p>
+      <w:r>
+        <w:t>In einer kontroversen Entscheidung wirkt Einleitung / Wirkungsfrage als Pruefpunkt fuer Ambivalenz. Ein Nutzen fuer eine Gruppe kann mit Risiken fuer andere Wirkungsempfaenger einhergehen. Das Skript verlangt deshalb, positive und negative Zustandsveraenderungen getrennt zu fuehren, bevor von positiver Netto-Wirkung gesprochen wird.</w:t>
+      </w:r>
+    </w:p>
+    <w:p>
+      <w:r>
+        <w:t>Fallpruefung. Wenn ein Nachhaltigkeits- oder Governance-Team einen Referenzrahmen in eine konkrete Wirkungsaussage uebersetzen will, beginnt die Analyse bei Empfaengern, Wirkraum, Zeitraum und Datenquelle. Bei Einleitung / Wirkungsfrage muss dann geklaert werden, ob Compliance, Zielbezug, Datenpflicht und echte Zustandsveraenderung getrennt bleiben. Eine tragfaehige Antwort benennt mindestens eine Quelle, eine offene Unsicherheit, eine moegliche Gegenbeobachtung und die Entscheidung, die nach der Bewertung geaendert wird.</w:t>
+      </w:r>
+    </w:p>
+    <w:p>
+      <w:r>
+        <w:t>Fuer die Bewertung reicht kein Summenscore, der zentrale Schaeden mit bequemen Pluspunkten verrechnet. Nichtkompensation und Reverse Merit Order markieren, wo rote Linien, demokratische Grundbedingungen oder planetare Grenzen Vorrang vor Durchschnittslogik haben. So bleibt positive Netto-Wirkung eine anspruchsvolle Zielgroesse und wird nicht zur dekorativen Formel.</w:t>
+      </w:r>
+    </w:p>
+    <w:p>
+      <w:r>
+        <w:t>Pruefungsimpuls. In Grundstudium Wirkungsoekonomie wird Kernaussage erst steuerungsfaehig, wenn daraus eine Entscheidung folgt. Die Grundbegriffe muessen in spaeteren Modulen wiedererkennbar bleiben. Ohne diese Rueckkopplung bleibt Reporting eine Beschreibung. Mit Rueckkopplung wird aus Bewertung eine veraenderte Routine: ein anderer Prozess, ein geaenderter Anreiz, eine bessere Datenpflicht, eine korrigierte Kommunikation oder eine neue Priorisierung.</w:t>
+      </w:r>
+    </w:p>
+    <w:p>
+      <w:r>
+        <w:t>Die typische Fehlstelle bei SDGs und Agenda 2030 als globaler Konsens der 193 Staaten liegt darin, die SDGs als fertige Bewertungsmaschine zu verwenden. Bei Kernaussage wird diese Fehlstelle konkret: Ein scheinbar plausibler Befund darf nicht zur Abkuerzung werden. Quellen, Systemgrenzen, Unsicherheit und Rueckkopplung bleiben sichtbar.</w:t>
+      </w:r>
+    </w:p>
+    <w:p>
+      <w:r>
+        <w:t>Fallpruefung. Wenn ein Nachhaltigkeits- oder Governance-Team einen Referenzrahmen in eine konkrete Wirkungsaussage uebersetzen will, beginnt die Analyse bei Empfaengern, Wirkraum, Zeitraum und Datenquelle. Bei Kernaussage muss dann geklaert werden, ob Compliance, Zielbezug, Datenpflicht und echte Zustandsveraenderung getrennt bleiben. Eine tragfaehige Antwort benennt mindestens eine Quelle, eine offene Unsicherheit, eine moegliche Gegenbeobachtung und die Entscheidung, die nach der Bewertung geaendert wird.</w:t>
+      </w:r>
+    </w:p>
+    <w:p>
+      <w:r>
+        <w:t>Der Rueckfluss in den WOE-Korpus liegt hier in klaren Begriffen, sauber verlinkten Quellen und benannten Forschungsfragen. Wo Glossar, Werkzeuge, Journal oder Reader noch doppeldeutig bleiben, sollte SDGs und Agenda 2030 als globaler Konsens der 193 Staaten nicht als fertige Gewissheit auftreten, sondern als pruefbarer Lernstand mit Korrekturpfad.</w:t>
       </w:r>
     </w:p>
     <w:p>
@@ -4275,107 +4330,122 @@
         <w:pStyle w:val="Heading3"/>
       </w:pPr>
       <w:r>
-        <w:t>Schlussvertiefung 5: SDGs und Agenda 2030 als globaler Konsens der 193 Staaten im Anwendungsfall</w:t>
-      </w:r>
-    </w:p>
-    <w:p>
-      <w:r>
-        <w:t>Die folgenden Abschnitte sind keine neue Pruefungsloesung. Sie verdichten die vorhandenen Kapitel zu einer Lesart, mit der Studierende einen Fall selbststaendig analysieren koennen. Im Mittelpunkt stehen globale Zielrahmen, politische Legitimation und SDG+-Erweiterung, nicht moralische Personenbewertung.</w:t>
-      </w:r>
-    </w:p>
-    <w:p>
-      <w:r>
-        <w:t>Begriffliche Schlussklaerung. Wissenschaftliche Anschlussfaehigkeit entsteht hier durch Quellenklarheit. Bei Leitthese werden interne WOE-Begriffe nicht als Ersatz fuer Belege benutzt, sondern mit UN-Agenda 2030, SDG-Logik, SDG+-Abgrenzung und WOE-Korpus verbunden. Wo die Datenlage offen bleibt, wird das offengelegt. Wo eine Aussage nur plausibel ist, bleibt sie als Wirkungspotenzial markiert. Wo ein Schaden eine rote Linie beruehrt, greift Nichtkompensation vor Durchschnittslogik.</w:t>
-      </w:r>
-    </w:p>
-    <w:p>
-      <w:r>
-        <w:t>In einer kontroversen Entscheidung wirkt Leitthese als Pruefpunkt fuer Ambivalenz. Ein Nutzen fuer eine Gruppe kann mit Risiken fuer andere Wirkungsempfaenger einhergehen. Das Skript verlangt deshalb, positive und negative Zustandsveraenderungen getrennt zu fuehren, bevor von positiver Netto-Wirkung gesprochen wird.</w:t>
-      </w:r>
-    </w:p>
-    <w:p>
-      <w:r>
-        <w:t>Wirkpfad und Empfaenger. In Grundstudium Wirkungsoekonomie wird Didaktische Einordnung im Studiengang erst steuerungsfaehig, wenn daraus eine Entscheidung folgt. Die Grundbegriffe muessen in spaeteren Modulen wiedererkennbar bleiben. Ohne diese Rueckkopplung bleibt Reporting eine Beschreibung. Mit Rueckkopplung wird aus Bewertung eine veraenderte Routine: ein anderer Prozess, ein geaenderter Anreiz, eine bessere Datenpflicht, eine korrigierte Kommunikation oder eine neue Priorisierung.</w:t>
-      </w:r>
-    </w:p>
-    <w:p>
-      <w:r>
-        <w:t>Die typische Fehlstelle bei SDGs und Agenda 2030 als globaler Konsens der 193 Staaten liegt darin, die SDGs als fertige Bewertungsmaschine zu verwenden. Bei Didaktische Einordnung im Studiengang wird diese Fehlstelle konkret: Ein scheinbar plausibler Befund darf nicht zur Abkuerzung werden. Quellen, Systemgrenzen, Unsicherheit und Rueckkopplung bleiben sichtbar.</w:t>
-      </w:r>
-    </w:p>
-    <w:p>
-      <w:r>
-        <w:t>Daten, Quellen und Evidenz. Die Grenze gegen Scheingenauigkeit verlaeuft bei Analysemodell nicht zwischen Optimismus und Pessimismus. Sie verlaeuft zwischen offengelegter Unsicherheit und rhetorischer Sicherheit. Wer SDGs und Agenda 2030 als globaler Konsens der 193 Staaten belastbar anwenden will, benennt Systemgrenze, Zeitraum, Vergleichspunkt und offene Gegenhypothese. Gerade dadurch bleibt das Skript anschlussfaehig fuer Forschung, Praxis und spaetere Revision.</w:t>
-      </w:r>
-    </w:p>
-    <w:p>
-      <w:r>
-        <w:t>Fuer die Pruefung ist Analysemodell dann verstanden, wenn daraus eine belastbare Fallantwort entsteht. Eine gute Antwort unterscheidet Beobachtung, Kausalannahme, Bewertung und Steuerungsfolge. Sie bewertet keine Menschen, sondern Wirkpfade, Zustandsveraenderungen, Risiken und institutionelle Bedingungen.</w:t>
-      </w:r>
-    </w:p>
-    <w:p>
-      <w:r>
-        <w:t>Bewertung und rote Linien. Modellformel zeigt, warum SDGs und Agenda 2030 als globaler Konsens der 193 Staaten mehr ist als ein Schlagwort im Feld globale Zielrahmen, politische Legitimation und SDG+-Erweiterung. Die wirkungsoekonomische Frage lautet: Welche reale Veraenderung wird moeglich, welche bleibt nur Potenzial und wo entsteht ein Wirkungsrisiko? Diese Unterscheidung schuetzt vor Impact-Washing, weil sie Absicht, Aktivitaet, Reichweite und Wirkung auseinanderhaelt.</w:t>
-      </w:r>
-    </w:p>
-    <w:p>
-      <w:r>
-        <w:t>Eine Kommune, ein Unternehmen oder eine Bildungsorganisation will SDGs und Agenda 2030 als globaler Konsens der 193 Staaten praktisch anwenden. Der erste Schritt ist nicht die Auswahl eines Instruments, sondern die Klaerung der Zustandsveraenderung. Bei Modellformel muss deshalb benannt werden, wer betroffen ist, welcher Zustand sich veraendert, welche Frist gilt und welche Gegenbeobachtung die Annahme widerlegen wuerde. Erst danach entsteht eine begruendete Entscheidung im Feld Begriff, Fallbewertung, Wirkpfad, rote Linie, Quellenbeurteilung oder Rueckkopplungsregel.</w:t>
-      </w:r>
-    </w:p>
-    <w:p>
-      <w:r>
-        <w:t>Kontrollfrage. Welche Entscheidung waere falsch, wenn Modellformel in V25 missverstanden wird? Die Antwort muss mindestens eine Daten- oder Quellenannahme, eine betroffene Gruppe oder Schutzdimension, eine moegliche Nebenwirkung und einen Rueckkopplungsschritt nennen. Richtig ist nicht die lauteste Bewertung, sondern diejenige, die Begriff, Beleg und Steuerungsfolge zusammenhaelt.</w:t>
-      </w:r>
-    </w:p>
-    <w:p>
-      <w:r>
-        <w:t>Rueckfluss. Fuer den WOE-Korpus bedeutet das: Begriffe aus SDGs und Agenda 2030 als globaler Konsens der 193 Staaten sollten dort geschaerft werden, wo sie in Glossar, Werkzeugen, Journal oder Readern doppeldeutig bleiben. Offene Forschungsfragen werden nicht versteckt. Sie markieren die Stelle, an der spaetere Evidenz, ein besserer Datensatz oder eine praezisere Fallstudie die Bewertung veraendern kann.</w:t>
-      </w:r>
-    </w:p>
-    <w:p>
-      <w:r>
-        <w:t>Steuerung und Rueckkopplung. In V25 muss Fallfenster immer mit Empfaengern gelesen werden. Wirkung entsteht nicht beim Sender, sondern an veraenderten Zustaenden von Menschen, Oekosystemen, Institutionen, Oeffentlichkeit oder kuenftigen Handlungsspielraeumen. Darum reicht es nicht, interne Aktivitaeten zu dokumentieren. Entscheidend ist, ob sich ein Zustand nachvollziehbar veraendert und ob diese Veraenderung im Referenzrahmen Mensch, Planet, Demokratie, SDGs, Agenda 2030 und SDG+ tragfaehig bewertet werden kann.</w:t>
-      </w:r>
-    </w:p>
-    <w:p>
-      <w:r>
-        <w:t>Ein Bericht behauptet, die Massnahme zu SDGs und Agenda 2030 als globaler Konsens der 193 Staaten sei erfolgreich. Die WOE-Lesart fragt bei Fallfenster nach belastbaren Nachweisen: begriffliche Praezision, Fallbeschreibung, Quellenklarheit, Plausibilitaet und offene Unsicherheit. Wenn diese Nachweise fehlen, bleibt die Aussage Wirkungspotenzial oder Kommunikationsbehauptung. Sie kann wichtig sein, aber sie ist noch keine belegte Wirkung.</w:t>
-      </w:r>
-    </w:p>
-    <w:p>
-      <w:r>
-        <w:t>Pruefungsnahe Anwendung. Wissenschaftliche Anschlussfaehigkeit entsteht hier durch Quellenklarheit. Bei Prüfungsnahe Fallfragen ohne geschützte Antwortlogik werden interne WOE-Begriffe nicht als Ersatz fuer Belege benutzt, sondern mit UN-Agenda 2030, SDG-Logik, SDG+-Abgrenzung und WOE-Korpus verbunden. Wo die Datenlage offen bleibt, wird das offengelegt. Wo eine Aussage nur plausibel ist, bleibt sie als Wirkungspotenzial markiert. Wo ein Schaden eine rote Linie beruehrt, greift Nichtkompensation vor Durchschnittslogik.</w:t>
-      </w:r>
-    </w:p>
-    <w:p>
-      <w:r>
-        <w:t>In einer kontroversen Entscheidung wirkt Prüfungsnahe Fallfragen ohne geschützte Antwortlogik als Pruefpunkt fuer Ambivalenz. Ein Nutzen fuer eine Gruppe kann mit Risiken fuer andere Wirkungsempfaenger einhergehen. Das Skript verlangt deshalb, positive und negative Zustandsveraenderungen getrennt zu fuehren, bevor von positiver Netto-Wirkung gesprochen wird.</w:t>
-      </w:r>
-    </w:p>
-    <w:p>
-      <w:r>
-        <w:t>Transfer in den WOE-Korpus. In Grundstudium Wirkungsoekonomie wird Auswertung aus der lebenden Website-Referenz erst steuerungsfaehig, wenn daraus eine Entscheidung folgt. Die Grundbegriffe muessen in spaeteren Modulen wiedererkennbar bleiben. Ohne diese Rueckkopplung bleibt Reporting eine Beschreibung. Mit Rueckkopplung wird aus Bewertung eine veraenderte Routine: ein anderer Prozess, ein geaenderter Anreiz, eine bessere Datenpflicht, eine korrigierte Kommunikation oder eine neue Priorisierung.</w:t>
-      </w:r>
-    </w:p>
-    <w:p>
-      <w:r>
-        <w:t>Die typische Fehlstelle bei SDGs und Agenda 2030 als globaler Konsens der 193 Staaten liegt darin, die SDGs als fertige Bewertungsmaschine zu verwenden. Bei Auswertung aus der lebenden Website-Referenz wird diese Fehlstelle konkret: Ein scheinbar plausibler Befund darf nicht zur Abkuerzung werden. Quellen, Systemgrenzen, Unsicherheit und Rueckkopplung bleiben sichtbar.</w:t>
-      </w:r>
-    </w:p>
-    <w:p>
-      <w:r>
-        <w:t>Grenzen der Aussage. Die Grenze gegen Scheingenauigkeit verlaeuft bei Kapitel 32 - Benchmarks, Skalen und Scorecards nicht zwischen Optimismus und Pessimismus. Sie verlaeuft zwischen offengelegter Unsicherheit und rhetorischer Sicherheit. Wer SDGs und Agenda 2030 als globaler Konsens der 193 Staaten belastbar anwenden will, benennt Systemgrenze, Zeitraum, Vergleichspunkt und offene Gegenhypothese. Gerade dadurch bleibt das Skript anschlussfaehig fuer Forschung, Praxis und spaetere Revision.</w:t>
-      </w:r>
-    </w:p>
-    <w:p>
-      <w:r>
-        <w:t>Fuer die Pruefung ist Kapitel 32 - Benchmarks, Skalen und Scorecards dann verstanden, wenn daraus eine belastbare Fallantwort entsteht. Eine gute Antwort unterscheidet Beobachtung, Kausalannahme, Bewertung und Steuerungsfolge. Sie bewertet keine Menschen, sondern Wirkpfade, Zustandsveraenderungen, Risiken und institutionelle Bedingungen.</w:t>
-      </w:r>
-    </w:p>
-    <w:p>
-      <w:r>
-        <w:t>Kontrollfrage. Welche Entscheidung waere falsch, wenn Kapitel 32 - Benchmarks, Skalen und Scorecards in V25 missverstanden wird? Die Antwort muss mindestens eine Daten- oder Quellenannahme, eine betroffene Gruppe oder Schutzdimension, eine moegliche Nebenwirkung und einen Rueckkopplungsschritt nennen. Richtig ist nicht die lauteste Bewertung, sondern diejenige, die Begriff, Beleg und Steuerungsfolge zusammenhaelt.</w:t>
+        <w:t>Vertiefungsrunde 5: Anschluss an Praxis und Forschung</w:t>
+      </w:r>
+    </w:p>
+    <w:p>
+      <w:r>
+        <w:t>Diese Runde wechselt den Blickwinkel, damit der Schlussblock nicht nur wiederholt, sondern Leseentscheidungen vorbereitet: Was ist belegt, was bleibt Potenzial, welche Nebenwirkung ist relevant und welche Steuerungsfolge wird daraus abgeleitet?</w:t>
+      </w:r>
+    </w:p>
+    <w:p>
+      <w:r>
+        <w:t>Begriffliche Sicherung. Die Grenze gegen Scheingenauigkeit verlaeuft bei Quelltext und fachliche Grundlegung nicht zwischen Optimismus und Pessimismus. Sie verlaeuft zwischen offengelegter Unsicherheit und rhetorischer Sicherheit. Wer SDGs und Agenda 2030 als globaler Konsens der 193 Staaten belastbar anwenden will, benennt Systemgrenze, Zeitraum, Vergleichspunkt und offene Gegenhypothese. Gerade dadurch bleibt das Skript anschlussfaehig fuer Forschung, Praxis und spaetere Revision.</w:t>
+      </w:r>
+    </w:p>
+    <w:p>
+      <w:r>
+        <w:t>Fuer die Pruefung ist Quelltext und fachliche Grundlegung dann verstanden, wenn daraus eine belastbare Fallantwort entsteht. Eine gute Antwort unterscheidet Beobachtung, Kausalannahme, Bewertung und Steuerungsfolge. Sie bewertet keine Menschen, sondern Wirkpfade, Zustandsveraenderungen, Risiken und institutionelle Bedingungen.</w:t>
+      </w:r>
+    </w:p>
+    <w:p>
+      <w:r>
+        <w:t>Fallpruefung. Wenn ein Nachhaltigkeits- oder Governance-Team einen Referenzrahmen in eine konkrete Wirkungsaussage uebersetzen will, beginnt die Analyse bei Empfaengern, Wirkraum, Zeitraum und Datenquelle. Bei Quelltext und fachliche Grundlegung muss dann geklaert werden, ob Compliance, Zielbezug, Datenpflicht und echte Zustandsveraenderung getrennt bleiben. Eine tragfaehige Antwort benennt mindestens eine Quelle, eine offene Unsicherheit, eine moegliche Gegenbeobachtung und die Entscheidung, die nach der Bewertung geaendert wird.</w:t>
+      </w:r>
+    </w:p>
+    <w:p>
+      <w:r>
+        <w:t>Wirkpfadpruefung. Einstieg / Wirkungsfrage zeigt, warum SDGs und Agenda 2030 als globaler Konsens der 193 Staaten mehr ist als ein Schlagwort im Feld globale Zielrahmen, politische Legitimation und SDG+-Erweiterung. Die wirkungsoekonomische Frage lautet: Welche reale Veraenderung wird moeglich, welche bleibt nur Potenzial und wo entsteht ein Wirkungsrisiko? Diese Unterscheidung schuetzt vor Impact-Washing, weil sie Absicht, Aktivitaet, Reichweite und Wirkung auseinanderhaelt.</w:t>
+      </w:r>
+    </w:p>
+    <w:p>
+      <w:r>
+        <w:t>Eine Kommune, ein Unternehmen oder eine Bildungsorganisation will SDGs und Agenda 2030 als globaler Konsens der 193 Staaten praktisch anwenden. Der erste Schritt ist nicht die Auswahl eines Instruments, sondern die Klaerung der Zustandsveraenderung. Bei Einstieg / Wirkungsfrage muss deshalb benannt werden, wer betroffen ist, welcher Zustand sich veraendert, welche Frist gilt und welche Gegenbeobachtung die Annahme widerlegen wuerde. Erst danach entsteht eine begruendete Entscheidung im Feld Begriff, Fallbewertung, Wirkpfad, rote Linie, Quellenbeurteilung oder Rueckkopplungsregel.</w:t>
+      </w:r>
+    </w:p>
+    <w:p>
+      <w:r>
+        <w:t>Fallpruefung. Wenn ein Nachhaltigkeits- oder Governance-Team einen Referenzrahmen in eine konkrete Wirkungsaussage uebersetzen will, beginnt die Analyse bei Empfaengern, Wirkraum, Zeitraum und Datenquelle. Bei Einstieg / Wirkungsfrage muss dann geklaert werden, ob Compliance, Zielbezug, Datenpflicht und echte Zustandsveraenderung getrennt bleiben. Eine tragfaehige Antwort benennt mindestens eine Quelle, eine offene Unsicherheit, eine moegliche Gegenbeobachtung und die Entscheidung, die nach der Bewertung geaendert wird.</w:t>
+      </w:r>
+    </w:p>
+    <w:p>
+      <w:r>
+        <w:t>Fuer die Bewertung reicht kein Summenscore, der zentrale Schaeden mit bequemen Pluspunkten verrechnet. Nichtkompensation und Reverse Merit Order markieren, wo rote Linien, demokratische Grundbedingungen oder planetare Grenzen Vorrang vor Durchschnittslogik haben. So bleibt positive Netto-Wirkung eine anspruchsvolle Zielgroesse und wird nicht zur dekorativen Formel.</w:t>
+      </w:r>
+    </w:p>
+    <w:p>
+      <w:r>
+        <w:t>Evidenzfenster. In V25 muss Skript / Folien (Lernseite) immer mit Empfaengern gelesen werden. Wirkung entsteht nicht beim Sender, sondern an veraenderten Zustaenden von Menschen, Oekosystemen, Institutionen, Oeffentlichkeit oder kuenftigen Handlungsspielraeumen. Darum reicht es nicht, interne Aktivitaeten zu dokumentieren. Entscheidend ist, ob sich ein Zustand nachvollziehbar veraendert und ob diese Veraenderung im Referenzrahmen Mensch, Planet, Demokratie, SDGs, Agenda 2030 und SDG+ tragfaehig bewertet werden kann.</w:t>
+      </w:r>
+    </w:p>
+    <w:p>
+      <w:r>
+        <w:t>Ein Bericht behauptet, die Massnahme zu SDGs und Agenda 2030 als globaler Konsens der 193 Staaten sei erfolgreich. Die WOE-Lesart fragt bei Skript / Folien (Lernseite) nach belastbaren Nachweisen: begriffliche Praezision, Fallbeschreibung, Quellenklarheit, Plausibilitaet und offene Unsicherheit. Wenn diese Nachweise fehlen, bleibt die Aussage Wirkungspotenzial oder Kommunikationsbehauptung. Sie kann wichtig sein, aber sie ist noch keine belegte Wirkung.</w:t>
+      </w:r>
+    </w:p>
+    <w:p>
+      <w:r>
+        <w:t>Fallpruefung. Wenn ein Nachhaltigkeits- oder Governance-Team einen Referenzrahmen in eine konkrete Wirkungsaussage uebersetzen will, beginnt die Analyse bei Empfaengern, Wirkraum, Zeitraum und Datenquelle. Bei Skript / Folien (Lernseite) muss dann geklaert werden, ob Compliance, Zielbezug, Datenpflicht und echte Zustandsveraenderung getrennt bleiben. Eine tragfaehige Antwort benennt mindestens eine Quelle, eine offene Unsicherheit, eine moegliche Gegenbeobachtung und die Entscheidung, die nach der Bewertung geaendert wird.</w:t>
+      </w:r>
+    </w:p>
+    <w:p>
+      <w:r>
+        <w:t>Der Rueckfluss in den WOE-Korpus liegt hier in klaren Begriffen, sauber verlinkten Quellen und benannten Forschungsfragen. Wo Glossar, Werkzeuge, Journal oder Reader noch doppeldeutig bleiben, sollte SDGs und Agenda 2030 als globaler Konsens der 193 Staaten nicht als fertige Gewissheit auftreten, sondern als pruefbarer Lernstand mit Korrekturpfad.</w:t>
+      </w:r>
+    </w:p>
+    <w:p>
+      <w:r>
+        <w:t>Bewertungsgrenze. Wissenschaftliche Anschlussfaehigkeit entsteht hier durch Quellenklarheit. Bei Transferaufgabe werden interne WOE-Begriffe nicht als Ersatz fuer Belege benutzt, sondern mit UN-Agenda 2030, SDG-Logik, SDG+-Abgrenzung und WOE-Korpus verbunden. Wo die Datenlage offen bleibt, wird das offengelegt. Wo eine Aussage nur plausibel ist, bleibt sie als Wirkungspotenzial markiert. Wo ein Schaden eine rote Linie beruehrt, greift Nichtkompensation vor Durchschnittslogik.</w:t>
+      </w:r>
+    </w:p>
+    <w:p>
+      <w:r>
+        <w:t>In einer kontroversen Entscheidung wirkt Transferaufgabe als Pruefpunkt fuer Ambivalenz. Ein Nutzen fuer eine Gruppe kann mit Risiken fuer andere Wirkungsempfaenger einhergehen. Das Skript verlangt deshalb, positive und negative Zustandsveraenderungen getrennt zu fuehren, bevor von positiver Netto-Wirkung gesprochen wird.</w:t>
+      </w:r>
+    </w:p>
+    <w:p>
+      <w:r>
+        <w:t>Fallpruefung. Wenn ein Nachhaltigkeits- oder Governance-Team einen Referenzrahmen in eine konkrete Wirkungsaussage uebersetzen will, beginnt die Analyse bei Empfaengern, Wirkraum, Zeitraum und Datenquelle. Bei Transferaufgabe muss dann geklaert werden, ob Compliance, Zielbezug, Datenpflicht und echte Zustandsveraenderung getrennt bleiben. Eine tragfaehige Antwort benennt mindestens eine Quelle, eine offene Unsicherheit, eine moegliche Gegenbeobachtung und die Entscheidung, die nach der Bewertung geaendert wird.</w:t>
+      </w:r>
+    </w:p>
+    <w:p>
+      <w:r>
+        <w:t>Steuerungsfolge. In Grundstudium Wirkungsoekonomie wird Praxisbeispiel erst steuerungsfaehig, wenn daraus eine Entscheidung folgt. Die Grundbegriffe muessen in spaeteren Modulen wiedererkennbar bleiben. Ohne diese Rueckkopplung bleibt Reporting eine Beschreibung. Mit Rueckkopplung wird aus Bewertung eine veraenderte Routine: ein anderer Prozess, ein geaenderter Anreiz, eine bessere Datenpflicht, eine korrigierte Kommunikation oder eine neue Priorisierung.</w:t>
+      </w:r>
+    </w:p>
+    <w:p>
+      <w:r>
+        <w:t>Die typische Fehlstelle bei SDGs und Agenda 2030 als globaler Konsens der 193 Staaten liegt darin, die SDGs als fertige Bewertungsmaschine zu verwenden. Bei Praxisbeispiel wird diese Fehlstelle konkret: Ein scheinbar plausibler Befund darf nicht zur Abkuerzung werden. Quellen, Systemgrenzen, Unsicherheit und Rueckkopplung bleiben sichtbar.</w:t>
+      </w:r>
+    </w:p>
+    <w:p>
+      <w:r>
+        <w:t>Fallpruefung. Wenn ein Nachhaltigkeits- oder Governance-Team einen Referenzrahmen in eine konkrete Wirkungsaussage uebersetzen will, beginnt die Analyse bei Empfaengern, Wirkraum, Zeitraum und Datenquelle. Bei Praxisbeispiel muss dann geklaert werden, ob Compliance, Zielbezug, Datenpflicht und echte Zustandsveraenderung getrennt bleiben. Eine tragfaehige Antwort benennt mindestens eine Quelle, eine offene Unsicherheit, eine moegliche Gegenbeobachtung und die Entscheidung, die nach der Bewertung geaendert wird.</w:t>
+      </w:r>
+    </w:p>
+    <w:p>
+      <w:r>
+        <w:t>Fuer die Bewertung reicht kein Summenscore, der zentrale Schaeden mit bequemen Pluspunkten verrechnet. Nichtkompensation und Reverse Merit Order markieren, wo rote Linien, demokratische Grundbedingungen oder planetare Grenzen Vorrang vor Durchschnittslogik haben. So bleibt positive Netto-Wirkung eine anspruchsvolle Zielgroesse und wird nicht zur dekorativen Formel.</w:t>
+      </w:r>
+    </w:p>
+    <w:p>
+      <w:r>
+        <w:t>Transferhinweis. Die Grenze gegen Scheingenauigkeit verlaeuft bei Wirkungsökonomische Vertiefung nicht zwischen Optimismus und Pessimismus. Sie verlaeuft zwischen offengelegter Unsicherheit und rhetorischer Sicherheit. Wer SDGs und Agenda 2030 als globaler Konsens der 193 Staaten belastbar anwenden will, benennt Systemgrenze, Zeitraum, Vergleichspunkt und offene Gegenhypothese. Gerade dadurch bleibt das Skript anschlussfaehig fuer Forschung, Praxis und spaetere Revision.</w:t>
+      </w:r>
+    </w:p>
+    <w:p>
+      <w:r>
+        <w:t>Fuer die Pruefung ist Wirkungsökonomische Vertiefung dann verstanden, wenn daraus eine belastbare Fallantwort entsteht. Eine gute Antwort unterscheidet Beobachtung, Kausalannahme, Bewertung und Steuerungsfolge. Sie bewertet keine Menschen, sondern Wirkpfade, Zustandsveraenderungen, Risiken und institutionelle Bedingungen.</w:t>
+      </w:r>
+    </w:p>
+    <w:p>
+      <w:r>
+        <w:t>Fallpruefung. Wenn ein Nachhaltigkeits- oder Governance-Team einen Referenzrahmen in eine konkrete Wirkungsaussage uebersetzen will, beginnt die Analyse bei Empfaengern, Wirkraum, Zeitraum und Datenquelle. Bei Wirkungsökonomische Vertiefung muss dann geklaert werden, ob Compliance, Zielbezug, Datenpflicht und echte Zustandsveraenderung getrennt bleiben. Eine tragfaehige Antwort benennt mindestens eine Quelle, eine offene Unsicherheit, eine moegliche Gegenbeobachtung und die Entscheidung, die nach der Bewertung geaendert wird.</w:t>
+      </w:r>
+    </w:p>
+    <w:p>
+      <w:r>
+        <w:t>Der Rueckfluss in den WOE-Korpus liegt hier in klaren Begriffen, sauber verlinkten Quellen und benannten Forschungsfragen. Wo Glossar, Werkzeuge, Journal oder Reader noch doppeldeutig bleiben, sollte SDGs und Agenda 2030 als globaler Konsens der 193 Staaten nicht als fertige Gewissheit auftreten, sondern als pruefbarer Lernstand mit Korrekturpfad.</w:t>
       </w:r>
     </w:p>
     <w:p>
@@ -4383,170 +4453,122 @@
         <w:pStyle w:val="Heading3"/>
       </w:pPr>
       <w:r>
-        <w:t>Schlussvertiefung 6: SDGs und Agenda 2030 als globaler Konsens der 193 Staaten im Anwendungsfall</w:t>
-      </w:r>
-    </w:p>
-    <w:p>
-      <w:r>
-        <w:t>Die folgenden Abschnitte sind keine neue Pruefungsloesung. Sie verdichten die vorhandenen Kapitel zu einer Lesart, mit der Studierende einen Fall selbststaendig analysieren koennen. Im Mittelpunkt stehen globale Zielrahmen, politische Legitimation und SDG+-Erweiterung, nicht moralische Personenbewertung.</w:t>
-      </w:r>
-    </w:p>
-    <w:p>
-      <w:r>
-        <w:t>Begriffliche Schlussklaerung. Kapitel 33 - Reverse Merit Order zeigt, warum SDGs und Agenda 2030 als globaler Konsens der 193 Staaten mehr ist als ein Schlagwort im Feld globale Zielrahmen, politische Legitimation und SDG+-Erweiterung. Die wirkungsoekonomische Frage lautet: Welche reale Veraenderung wird moeglich, welche bleibt nur Potenzial und wo entsteht ein Wirkungsrisiko? Diese Unterscheidung schuetzt vor Impact-Washing, weil sie Absicht, Aktivitaet, Reichweite und Wirkung auseinanderhaelt.</w:t>
-      </w:r>
-    </w:p>
-    <w:p>
-      <w:r>
-        <w:t>Eine Kommune, ein Unternehmen oder eine Bildungsorganisation will SDGs und Agenda 2030 als globaler Konsens der 193 Staaten praktisch anwenden. Der erste Schritt ist nicht die Auswahl eines Instruments, sondern die Klaerung der Zustandsveraenderung. Bei Kapitel 33 - Reverse Merit Order muss deshalb benannt werden, wer betroffen ist, welcher Zustand sich veraendert, welche Frist gilt und welche Gegenbeobachtung die Annahme widerlegen wuerde. Erst danach entsteht eine begruendete Entscheidung im Feld Begriff, Fallbewertung, Wirkpfad, rote Linie, Quellenbeurteilung oder Rueckkopplungsregel.</w:t>
-      </w:r>
-    </w:p>
-    <w:p>
-      <w:r>
-        <w:t>Wirkpfad und Empfaenger. In V25 muss Kapitel 34 - T-SROI und systemische Transformationsmessung immer mit Empfaengern gelesen werden. Wirkung entsteht nicht beim Sender, sondern an veraenderten Zustaenden von Menschen, Oekosystemen, Institutionen, Oeffentlichkeit oder kuenftigen Handlungsspielraeumen. Darum reicht es nicht, interne Aktivitaeten zu dokumentieren. Entscheidend ist, ob sich ein Zustand nachvollziehbar veraendert und ob diese Veraenderung im Referenzrahmen Mensch, Planet, Demokratie, SDGs, Agenda 2030 und SDG+ tragfaehig bewertet werden kann.</w:t>
-      </w:r>
-    </w:p>
-    <w:p>
-      <w:r>
-        <w:t>Ein Bericht behauptet, die Massnahme zu SDGs und Agenda 2030 als globaler Konsens der 193 Staaten sei erfolgreich. Die WOE-Lesart fragt bei Kapitel 34 - T-SROI und systemische Transformationsmessung nach belastbaren Nachweisen: begriffliche Praezision, Fallbeschreibung, Quellenklarheit, Plausibilitaet und offene Unsicherheit. Wenn diese Nachweise fehlen, bleibt die Aussage Wirkungspotenzial oder Kommunikationsbehauptung. Sie kann wichtig sein, aber sie ist noch keine belegte Wirkung.</w:t>
-      </w:r>
-    </w:p>
-    <w:p>
-      <w:r>
-        <w:t>Rueckfluss. Fuer den WOE-Korpus bedeutet das: Begriffe aus SDGs und Agenda 2030 als globaler Konsens der 193 Staaten sollten dort geschaerft werden, wo sie in Glossar, Werkzeugen, Journal oder Readern doppeldeutig bleiben. Offene Forschungsfragen werden nicht versteckt. Sie markieren die Stelle, an der spaetere Evidenz, ein besserer Datensatz oder eine praezisere Fallstudie die Bewertung veraendern kann.</w:t>
-      </w:r>
-    </w:p>
-    <w:p>
-      <w:r>
-        <w:t>Daten, Quellen und Evidenz. Wissenschaftliche Anschlussfaehigkeit entsteht hier durch Quellenklarheit. Bei Kapitel 36 - Wirkung als Rechtsprinzip werden interne WOE-Begriffe nicht als Ersatz fuer Belege benutzt, sondern mit UN-Agenda 2030, SDG-Logik, SDG+-Abgrenzung und WOE-Korpus verbunden. Wo die Datenlage offen bleibt, wird das offengelegt. Wo eine Aussage nur plausibel ist, bleibt sie als Wirkungspotenzial markiert. Wo ein Schaden eine rote Linie beruehrt, greift Nichtkompensation vor Durchschnittslogik.</w:t>
-      </w:r>
-    </w:p>
-    <w:p>
-      <w:r>
-        <w:t>In einer kontroversen Entscheidung wirkt Kapitel 36 - Wirkung als Rechtsprinzip als Pruefpunkt fuer Ambivalenz. Ein Nutzen fuer eine Gruppe kann mit Risiken fuer andere Wirkungsempfaenger einhergehen. Das Skript verlangt deshalb, positive und negative Zustandsveraenderungen getrennt zu fuehren, bevor von positiver Netto-Wirkung gesprochen wird.</w:t>
-      </w:r>
-    </w:p>
-    <w:p>
-      <w:r>
-        <w:t>Bewertung und rote Linien. In Grundstudium Wirkungsoekonomie wird Kapitel 37 - Wirkungssteuergesetz WStG erst steuerungsfaehig, wenn daraus eine Entscheidung folgt. Die Grundbegriffe muessen in spaeteren Modulen wiedererkennbar bleiben. Ohne diese Rueckkopplung bleibt Reporting eine Beschreibung. Mit Rueckkopplung wird aus Bewertung eine veraenderte Routine: ein anderer Prozess, ein geaenderter Anreiz, eine bessere Datenpflicht, eine korrigierte Kommunikation oder eine neue Priorisierung.</w:t>
-      </w:r>
-    </w:p>
-    <w:p>
-      <w:r>
-        <w:t>Die typische Fehlstelle bei SDGs und Agenda 2030 als globaler Konsens der 193 Staaten liegt darin, die SDGs als fertige Bewertungsmaschine zu verwenden. Bei Kapitel 37 - Wirkungssteuergesetz WStG wird diese Fehlstelle konkret: Ein scheinbar plausibler Befund darf nicht zur Abkuerzung werden. Quellen, Systemgrenzen, Unsicherheit und Rueckkopplung bleiben sichtbar.</w:t>
-      </w:r>
-    </w:p>
-    <w:p>
-      <w:r>
-        <w:t>Kontrollfrage. Welche Entscheidung waere falsch, wenn Kapitel 37 - Wirkungssteuergesetz WStG in V25 missverstanden wird? Die Antwort muss mindestens eine Daten- oder Quellenannahme, eine betroffene Gruppe oder Schutzdimension, eine moegliche Nebenwirkung und einen Rueckkopplungsschritt nennen. Richtig ist nicht die lauteste Bewertung, sondern diejenige, die Begriff, Beleg und Steuerungsfolge zusammenhaelt.</w:t>
-      </w:r>
-    </w:p>
-    <w:p>
-      <w:r>
-        <w:t>Steuerung und Rueckkopplung. Die Grenze gegen Scheingenauigkeit verlaeuft bei Einleitung / Wirkungsfrage nicht zwischen Optimismus und Pessimismus. Sie verlaeuft zwischen offengelegter Unsicherheit und rhetorischer Sicherheit. Wer SDGs und Agenda 2030 als globaler Konsens der 193 Staaten belastbar anwenden will, benennt Systemgrenze, Zeitraum, Vergleichspunkt und offene Gegenhypothese. Gerade dadurch bleibt das Skript anschlussfaehig fuer Forschung, Praxis und spaetere Revision.</w:t>
-      </w:r>
-    </w:p>
-    <w:p>
-      <w:r>
-        <w:t>Fuer die Pruefung ist Einleitung / Wirkungsfrage dann verstanden, wenn daraus eine belastbare Fallantwort entsteht. Eine gute Antwort unterscheidet Beobachtung, Kausalannahme, Bewertung und Steuerungsfolge. Sie bewertet keine Menschen, sondern Wirkpfade, Zustandsveraenderungen, Risiken und institutionelle Bedingungen.</w:t>
-      </w:r>
-    </w:p>
-    <w:p>
-      <w:r>
-        <w:t>Pruefungsnahe Anwendung. Kernaussage zeigt, warum SDGs und Agenda 2030 als globaler Konsens der 193 Staaten mehr ist als ein Schlagwort im Feld globale Zielrahmen, politische Legitimation und SDG+-Erweiterung. Die wirkungsoekonomische Frage lautet: Welche reale Veraenderung wird moeglich, welche bleibt nur Potenzial und wo entsteht ein Wirkungsrisiko? Diese Unterscheidung schuetzt vor Impact-Washing, weil sie Absicht, Aktivitaet, Reichweite und Wirkung auseinanderhaelt.</w:t>
-      </w:r>
-    </w:p>
-    <w:p>
-      <w:r>
-        <w:t>Eine Kommune, ein Unternehmen oder eine Bildungsorganisation will SDGs und Agenda 2030 als globaler Konsens der 193 Staaten praktisch anwenden. Der erste Schritt ist nicht die Auswahl eines Instruments, sondern die Klaerung der Zustandsveraenderung. Bei Kernaussage muss deshalb benannt werden, wer betroffen ist, welcher Zustand sich veraendert, welche Frist gilt und welche Gegenbeobachtung die Annahme widerlegen wuerde. Erst danach entsteht eine begruendete Entscheidung im Feld Begriff, Fallbewertung, Wirkpfad, rote Linie, Quellenbeurteilung oder Rueckkopplungsregel.</w:t>
-      </w:r>
-    </w:p>
-    <w:p>
-      <w:r>
-        <w:t>Transfer in den WOE-Korpus. In V25 muss Quelltext und fachliche Grundlegung immer mit Empfaengern gelesen werden. Wirkung entsteht nicht beim Sender, sondern an veraenderten Zustaenden von Menschen, Oekosystemen, Institutionen, Oeffentlichkeit oder kuenftigen Handlungsspielraeumen. Darum reicht es nicht, interne Aktivitaeten zu dokumentieren. Entscheidend ist, ob sich ein Zustand nachvollziehbar veraendert und ob diese Veraenderung im Referenzrahmen Mensch, Planet, Demokratie, SDGs, Agenda 2030 und SDG+ tragfaehig bewertet werden kann.</w:t>
-      </w:r>
-    </w:p>
-    <w:p>
-      <w:r>
-        <w:t>Ein Bericht behauptet, die Massnahme zu SDGs und Agenda 2030 als globaler Konsens der 193 Staaten sei erfolgreich. Die WOE-Lesart fragt bei Quelltext und fachliche Grundlegung nach belastbaren Nachweisen: begriffliche Praezision, Fallbeschreibung, Quellenklarheit, Plausibilitaet und offene Unsicherheit. Wenn diese Nachweise fehlen, bleibt die Aussage Wirkungspotenzial oder Kommunikationsbehauptung. Sie kann wichtig sein, aber sie ist noch keine belegte Wirkung.</w:t>
-      </w:r>
-    </w:p>
-    <w:p>
-      <w:r>
-        <w:t>Grenzen der Aussage. Wissenschaftliche Anschlussfaehigkeit entsteht hier durch Quellenklarheit. Bei Einstieg / Wirkungsfrage werden interne WOE-Begriffe nicht als Ersatz fuer Belege benutzt, sondern mit UN-Agenda 2030, SDG-Logik, SDG+-Abgrenzung und WOE-Korpus verbunden. Wo die Datenlage offen bleibt, wird das offengelegt. Wo eine Aussage nur plausibel ist, bleibt sie als Wirkungspotenzial markiert. Wo ein Schaden eine rote Linie beruehrt, greift Nichtkompensation vor Durchschnittslogik.</w:t>
-      </w:r>
-    </w:p>
-    <w:p>
-      <w:r>
-        <w:t>In einer kontroversen Entscheidung wirkt Einstieg / Wirkungsfrage als Pruefpunkt fuer Ambivalenz. Ein Nutzen fuer eine Gruppe kann mit Risiken fuer andere Wirkungsempfaenger einhergehen. Das Skript verlangt deshalb, positive und negative Zustandsveraenderungen getrennt zu fuehren, bevor von positiver Netto-Wirkung gesprochen wird.</w:t>
-      </w:r>
-    </w:p>
-    <w:p>
-      <w:r>
-        <w:t>Kontrollfrage. Welche Entscheidung waere falsch, wenn Einstieg / Wirkungsfrage in V25 missverstanden wird? Die Antwort muss mindestens eine Daten- oder Quellenannahme, eine betroffene Gruppe oder Schutzdimension, eine moegliche Nebenwirkung und einen Rueckkopplungsschritt nennen. Richtig ist nicht die lauteste Bewertung, sondern diejenige, die Begriff, Beleg und Steuerungsfolge zusammenhaelt.</w:t>
-      </w:r>
-    </w:p>
-    <w:p>
-      <w:r>
-        <w:t>Rueckfluss. Fuer den WOE-Korpus bedeutet das: Begriffe aus SDGs und Agenda 2030 als globaler Konsens der 193 Staaten sollten dort geschaerft werden, wo sie in Glossar, Werkzeugen, Journal oder Readern doppeldeutig bleiben. Offene Forschungsfragen werden nicht versteckt. Sie markieren die Stelle, an der spaetere Evidenz, ein besserer Datensatz oder eine praezisere Fallstudie die Bewertung veraendern kann.</w:t>
-      </w:r>
-    </w:p>
-    <w:p>
-      <w:pPr>
-        <w:pStyle w:val="Heading3"/>
-      </w:pPr>
-      <w:r>
-        <w:t>Schlussvertiefung 7: SDGs und Agenda 2030 als globaler Konsens der 193 Staaten im Anwendungsfall</w:t>
-      </w:r>
-    </w:p>
-    <w:p>
-      <w:r>
-        <w:t>Die folgenden Abschnitte sind keine neue Pruefungsloesung. Sie verdichten die vorhandenen Kapitel zu einer Lesart, mit der Studierende einen Fall selbststaendig analysieren koennen. Im Mittelpunkt stehen globale Zielrahmen, politische Legitimation und SDG+-Erweiterung, nicht moralische Personenbewertung.</w:t>
-      </w:r>
-    </w:p>
-    <w:p>
-      <w:r>
-        <w:t>Begriffliche Schlussklaerung. In Grundstudium Wirkungsoekonomie wird Skript / Folien (Lernseite) erst steuerungsfaehig, wenn daraus eine Entscheidung folgt. Die Grundbegriffe muessen in spaeteren Modulen wiedererkennbar bleiben. Ohne diese Rueckkopplung bleibt Reporting eine Beschreibung. Mit Rueckkopplung wird aus Bewertung eine veraenderte Routine: ein anderer Prozess, ein geaenderter Anreiz, eine bessere Datenpflicht, eine korrigierte Kommunikation oder eine neue Priorisierung.</w:t>
-      </w:r>
-    </w:p>
-    <w:p>
-      <w:r>
-        <w:t>Die typische Fehlstelle bei SDGs und Agenda 2030 als globaler Konsens der 193 Staaten liegt darin, die SDGs als fertige Bewertungsmaschine zu verwenden. Bei Skript / Folien (Lernseite) wird diese Fehlstelle konkret: Ein scheinbar plausibler Befund darf nicht zur Abkuerzung werden. Quellen, Systemgrenzen, Unsicherheit und Rueckkopplung bleiben sichtbar.</w:t>
-      </w:r>
-    </w:p>
-    <w:p>
-      <w:r>
-        <w:t>Wirkpfad und Empfaenger. Die Grenze gegen Scheingenauigkeit verlaeuft bei Transferaufgabe nicht zwischen Optimismus und Pessimismus. Sie verlaeuft zwischen offengelegter Unsicherheit und rhetorischer Sicherheit. Wer SDGs und Agenda 2030 als globaler Konsens der 193 Staaten belastbar anwenden will, benennt Systemgrenze, Zeitraum, Vergleichspunkt und offene Gegenhypothese. Gerade dadurch bleibt das Skript anschlussfaehig fuer Forschung, Praxis und spaetere Revision.</w:t>
-      </w:r>
-    </w:p>
-    <w:p>
-      <w:r>
-        <w:t>Fuer die Pruefung ist Transferaufgabe dann verstanden, wenn daraus eine belastbare Fallantwort entsteht. Eine gute Antwort unterscheidet Beobachtung, Kausalannahme, Bewertung und Steuerungsfolge. Sie bewertet keine Menschen, sondern Wirkpfade, Zustandsveraenderungen, Risiken und institutionelle Bedingungen.</w:t>
-      </w:r>
-    </w:p>
-    <w:p>
-      <w:r>
-        <w:t>Daten, Quellen und Evidenz. Praxisbeispiel zeigt, warum SDGs und Agenda 2030 als globaler Konsens der 193 Staaten mehr ist als ein Schlagwort im Feld globale Zielrahmen, politische Legitimation und SDG+-Erweiterung. Die wirkungsoekonomische Frage lautet: Welche reale Veraenderung wird moeglich, welche bleibt nur Potenzial und wo entsteht ein Wirkungsrisiko? Diese Unterscheidung schuetzt vor Impact-Washing, weil sie Absicht, Aktivitaet, Reichweite und Wirkung auseinanderhaelt.</w:t>
-      </w:r>
-    </w:p>
-    <w:p>
-      <w:r>
-        <w:t>Eine Kommune, ein Unternehmen oder eine Bildungsorganisation will SDGs und Agenda 2030 als globaler Konsens der 193 Staaten praktisch anwenden. Der erste Schritt ist nicht die Auswahl eines Instruments, sondern die Klaerung der Zustandsveraenderung. Bei Praxisbeispiel muss deshalb benannt werden, wer betroffen ist, welcher Zustand sich veraendert, welche Frist gilt und welche Gegenbeobachtung die Annahme widerlegen wuerde. Erst danach entsteht eine begruendete Entscheidung im Feld Begriff, Fallbewertung, Wirkpfad, rote Linie, Quellenbeurteilung oder Rueckkopplungsregel.</w:t>
-      </w:r>
-    </w:p>
-    <w:p>
-      <w:r>
-        <w:t>Bewertung und rote Linien. In V25 muss Wirkungsökonomische Vertiefung immer mit Empfaengern gelesen werden. Wirkung entsteht nicht beim Sender, sondern an veraenderten Zustaenden von Menschen, Oekosystemen, Institutionen, Oeffentlichkeit oder kuenftigen Handlungsspielraeumen. Darum reicht es nicht, interne Aktivitaeten zu dokumentieren. Entscheidend ist, ob sich ein Zustand nachvollziehbar veraendert und ob diese Veraenderung im Referenzrahmen Mensch, Planet, Demokratie, SDGs, Agenda 2030 und SDG+ tragfaehig bewertet werden kann.</w:t>
-      </w:r>
-    </w:p>
-    <w:p>
-      <w:r>
-        <w:t>Ein Bericht behauptet, die Massnahme zu SDGs und Agenda 2030 als globaler Konsens der 193 Staaten sei erfolgreich. Die WOE-Lesart fragt bei Wirkungsökonomische Vertiefung nach belastbaren Nachweisen: begriffliche Praezision, Fallbeschreibung, Quellenklarheit, Plausibilitaet und offene Unsicherheit. Wenn diese Nachweise fehlen, bleibt die Aussage Wirkungspotenzial oder Kommunikationsbehauptung. Sie kann wichtig sein, aber sie ist noch keine belegte Wirkung.</w:t>
-      </w:r>
-    </w:p>
-    <w:p>
-      <w:r>
-        <w:t>Kontrollfrage. Welche Entscheidung waere falsch, wenn Wirkungsökonomische Vertiefung in V25 missverstanden wird? Die Antwort muss mindestens eine Daten- oder Quellenannahme, eine betroffene Gruppe oder Schutzdimension, eine moegliche Nebenwirkung und einen Rueckkopplungsschritt nennen. Richtig ist nicht die lauteste Bewertung, sondern diejenige, die Begriff, Beleg und Steuerungsfolge zusammenhaelt.</w:t>
+        <w:t>Vertiefungsrunde 6: Anschluss an Praxis und Forschung</w:t>
+      </w:r>
+    </w:p>
+    <w:p>
+      <w:r>
+        <w:t>Diese Runde wechselt den Blickwinkel, damit der Schlussblock nicht nur wiederholt, sondern Leseentscheidungen vorbereitet: Was ist belegt, was bleibt Potenzial, welche Nebenwirkung ist relevant und welche Steuerungsfolge wird daraus abgeleitet?</w:t>
+      </w:r>
+    </w:p>
+    <w:p>
+      <w:r>
+        <w:t>Rueckflussnotiz. Begriffliche Präzision zeigt, warum SDGs und Agenda 2030 als globaler Konsens der 193 Staaten mehr ist als ein Schlagwort im Feld globale Zielrahmen, politische Legitimation und SDG+-Erweiterung. Die wirkungsoekonomische Frage lautet: Welche reale Veraenderung wird moeglich, welche bleibt nur Potenzial und wo entsteht ein Wirkungsrisiko? Diese Unterscheidung schuetzt vor Impact-Washing, weil sie Absicht, Aktivitaet, Reichweite und Wirkung auseinanderhaelt.</w:t>
+      </w:r>
+    </w:p>
+    <w:p>
+      <w:r>
+        <w:t>Eine Kommune, ein Unternehmen oder eine Bildungsorganisation will SDGs und Agenda 2030 als globaler Konsens der 193 Staaten praktisch anwenden. Der erste Schritt ist nicht die Auswahl eines Instruments, sondern die Klaerung der Zustandsveraenderung. Bei Begriffliche Präzision muss deshalb benannt werden, wer betroffen ist, welcher Zustand sich veraendert, welche Frist gilt und welche Gegenbeobachtung die Annahme widerlegen wuerde. Erst danach entsteht eine begruendete Entscheidung im Feld Begriff, Fallbewertung, Wirkpfad, rote Linie, Quellenbeurteilung oder Rueckkopplungsregel.</w:t>
+      </w:r>
+    </w:p>
+    <w:p>
+      <w:r>
+        <w:t>Fallpruefung. Wenn ein Nachhaltigkeits- oder Governance-Team einen Referenzrahmen in eine konkrete Wirkungsaussage uebersetzen will, beginnt die Analyse bei Empfaengern, Wirkraum, Zeitraum und Datenquelle. Bei Begriffliche Präzision muss dann geklaert werden, ob Compliance, Zielbezug, Datenpflicht und echte Zustandsveraenderung getrennt bleiben. Eine tragfaehige Antwort benennt mindestens eine Quelle, eine offene Unsicherheit, eine moegliche Gegenbeobachtung und die Entscheidung, die nach der Bewertung geaendert wird.</w:t>
+      </w:r>
+    </w:p>
+    <w:p>
+      <w:r>
+        <w:t>Pruefungsimpuls. In V25 muss Wirkpfad immer mit Empfaengern gelesen werden. Wirkung entsteht nicht beim Sender, sondern an veraenderten Zustaenden von Menschen, Oekosystemen, Institutionen, Oeffentlichkeit oder kuenftigen Handlungsspielraeumen. Darum reicht es nicht, interne Aktivitaeten zu dokumentieren. Entscheidend ist, ob sich ein Zustand nachvollziehbar veraendert und ob diese Veraenderung im Referenzrahmen Mensch, Planet, Demokratie, SDGs, Agenda 2030 und SDG+ tragfaehig bewertet werden kann.</w:t>
+      </w:r>
+    </w:p>
+    <w:p>
+      <w:r>
+        <w:t>Ein Bericht behauptet, die Massnahme zu SDGs und Agenda 2030 als globaler Konsens der 193 Staaten sei erfolgreich. Die WOE-Lesart fragt bei Wirkpfad nach belastbaren Nachweisen: begriffliche Praezision, Fallbeschreibung, Quellenklarheit, Plausibilitaet und offene Unsicherheit. Wenn diese Nachweise fehlen, bleibt die Aussage Wirkungspotenzial oder Kommunikationsbehauptung. Sie kann wichtig sein, aber sie ist noch keine belegte Wirkung.</w:t>
+      </w:r>
+    </w:p>
+    <w:p>
+      <w:r>
+        <w:t>Fallpruefung. Wenn ein Nachhaltigkeits- oder Governance-Team einen Referenzrahmen in eine konkrete Wirkungsaussage uebersetzen will, beginnt die Analyse bei Empfaengern, Wirkraum, Zeitraum und Datenquelle. Bei Wirkpfad muss dann geklaert werden, ob Compliance, Zielbezug, Datenpflicht und echte Zustandsveraenderung getrennt bleiben. Eine tragfaehige Antwort benennt mindestens eine Quelle, eine offene Unsicherheit, eine moegliche Gegenbeobachtung und die Entscheidung, die nach der Bewertung geaendert wird.</w:t>
+      </w:r>
+    </w:p>
+    <w:p>
+      <w:r>
+        <w:t>Fuer die Bewertung reicht kein Summenscore, der zentrale Schaeden mit bequemen Pluspunkten verrechnet. Nichtkompensation und Reverse Merit Order markieren, wo rote Linien, demokratische Grundbedingungen oder planetare Grenzen Vorrang vor Durchschnittslogik haben. So bleibt positive Netto-Wirkung eine anspruchsvolle Zielgroesse und wird nicht zur dekorativen Formel.</w:t>
+      </w:r>
+    </w:p>
+    <w:p>
+      <w:r>
+        <w:t>Begriffliche Sicherung. Wissenschaftliche Anschlussfaehigkeit entsteht hier durch Quellenklarheit. Bei Leitthese werden interne WOE-Begriffe nicht als Ersatz fuer Belege benutzt, sondern mit UN-Agenda 2030, SDG-Logik, SDG+-Abgrenzung und WOE-Korpus verbunden. Wo die Datenlage offen bleibt, wird das offengelegt. Wo eine Aussage nur plausibel ist, bleibt sie als Wirkungspotenzial markiert. Wo ein Schaden eine rote Linie beruehrt, greift Nichtkompensation vor Durchschnittslogik.</w:t>
+      </w:r>
+    </w:p>
+    <w:p>
+      <w:r>
+        <w:t>In einer kontroversen Entscheidung wirkt Leitthese als Pruefpunkt fuer Ambivalenz. Ein Nutzen fuer eine Gruppe kann mit Risiken fuer andere Wirkungsempfaenger einhergehen. Das Skript verlangt deshalb, positive und negative Zustandsveraenderungen getrennt zu fuehren, bevor von positiver Netto-Wirkung gesprochen wird.</w:t>
+      </w:r>
+    </w:p>
+    <w:p>
+      <w:r>
+        <w:t>Fallpruefung. Wenn ein Nachhaltigkeits- oder Governance-Team einen Referenzrahmen in eine konkrete Wirkungsaussage uebersetzen will, beginnt die Analyse bei Empfaengern, Wirkraum, Zeitraum und Datenquelle. Bei Leitthese muss dann geklaert werden, ob Compliance, Zielbezug, Datenpflicht und echte Zustandsveraenderung getrennt bleiben. Eine tragfaehige Antwort benennt mindestens eine Quelle, eine offene Unsicherheit, eine moegliche Gegenbeobachtung und die Entscheidung, die nach der Bewertung geaendert wird.</w:t>
+      </w:r>
+    </w:p>
+    <w:p>
+      <w:r>
+        <w:t>Der Rueckfluss in den WOE-Korpus liegt hier in klaren Begriffen, sauber verlinkten Quellen und benannten Forschungsfragen. Wo Glossar, Werkzeuge, Journal oder Reader noch doppeldeutig bleiben, sollte SDGs und Agenda 2030 als globaler Konsens der 193 Staaten nicht als fertige Gewissheit auftreten, sondern als pruefbarer Lernstand mit Korrekturpfad.</w:t>
+      </w:r>
+    </w:p>
+    <w:p>
+      <w:r>
+        <w:t>Wirkpfadpruefung. In Grundstudium Wirkungsoekonomie wird Didaktische Einordnung im Studiengang erst steuerungsfaehig, wenn daraus eine Entscheidung folgt. Die Grundbegriffe muessen in spaeteren Modulen wiedererkennbar bleiben. Ohne diese Rueckkopplung bleibt Reporting eine Beschreibung. Mit Rueckkopplung wird aus Bewertung eine veraenderte Routine: ein anderer Prozess, ein geaenderter Anreiz, eine bessere Datenpflicht, eine korrigierte Kommunikation oder eine neue Priorisierung.</w:t>
+      </w:r>
+    </w:p>
+    <w:p>
+      <w:r>
+        <w:t>Die typische Fehlstelle bei SDGs und Agenda 2030 als globaler Konsens der 193 Staaten liegt darin, die SDGs als fertige Bewertungsmaschine zu verwenden. Bei Didaktische Einordnung im Studiengang wird diese Fehlstelle konkret: Ein scheinbar plausibler Befund darf nicht zur Abkuerzung werden. Quellen, Systemgrenzen, Unsicherheit und Rueckkopplung bleiben sichtbar.</w:t>
+      </w:r>
+    </w:p>
+    <w:p>
+      <w:r>
+        <w:t>Fallpruefung. Wenn ein Nachhaltigkeits- oder Governance-Team einen Referenzrahmen in eine konkrete Wirkungsaussage uebersetzen will, beginnt die Analyse bei Empfaengern, Wirkraum, Zeitraum und Datenquelle. Bei Didaktische Einordnung im Studiengang muss dann geklaert werden, ob Compliance, Zielbezug, Datenpflicht und echte Zustandsveraenderung getrennt bleiben. Eine tragfaehige Antwort benennt mindestens eine Quelle, eine offene Unsicherheit, eine moegliche Gegenbeobachtung und die Entscheidung, die nach der Bewertung geaendert wird.</w:t>
+      </w:r>
+    </w:p>
+    <w:p>
+      <w:r>
+        <w:t>Evidenzfenster. Die Grenze gegen Scheingenauigkeit verlaeuft bei Analysemodell nicht zwischen Optimismus und Pessimismus. Sie verlaeuft zwischen offengelegter Unsicherheit und rhetorischer Sicherheit. Wer SDGs und Agenda 2030 als globaler Konsens der 193 Staaten belastbar anwenden will, benennt Systemgrenze, Zeitraum, Vergleichspunkt und offene Gegenhypothese. Gerade dadurch bleibt das Skript anschlussfaehig fuer Forschung, Praxis und spaetere Revision.</w:t>
+      </w:r>
+    </w:p>
+    <w:p>
+      <w:r>
+        <w:t>Fuer die Pruefung ist Analysemodell dann verstanden, wenn daraus eine belastbare Fallantwort entsteht. Eine gute Antwort unterscheidet Beobachtung, Kausalannahme, Bewertung und Steuerungsfolge. Sie bewertet keine Menschen, sondern Wirkpfade, Zustandsveraenderungen, Risiken und institutionelle Bedingungen.</w:t>
+      </w:r>
+    </w:p>
+    <w:p>
+      <w:r>
+        <w:t>Fallpruefung. Wenn ein Nachhaltigkeits- oder Governance-Team einen Referenzrahmen in eine konkrete Wirkungsaussage uebersetzen will, beginnt die Analyse bei Empfaengern, Wirkraum, Zeitraum und Datenquelle. Bei Analysemodell muss dann geklaert werden, ob Compliance, Zielbezug, Datenpflicht und echte Zustandsveraenderung getrennt bleiben. Eine tragfaehige Antwort benennt mindestens eine Quelle, eine offene Unsicherheit, eine moegliche Gegenbeobachtung und die Entscheidung, die nach der Bewertung geaendert wird.</w:t>
+      </w:r>
+    </w:p>
+    <w:p>
+      <w:r>
+        <w:t>Fuer die Bewertung reicht kein Summenscore, der zentrale Schaeden mit bequemen Pluspunkten verrechnet. Nichtkompensation und Reverse Merit Order markieren, wo rote Linien, demokratische Grundbedingungen oder planetare Grenzen Vorrang vor Durchschnittslogik haben. So bleibt positive Netto-Wirkung eine anspruchsvolle Zielgroesse und wird nicht zur dekorativen Formel.</w:t>
+      </w:r>
+    </w:p>
+    <w:p>
+      <w:r>
+        <w:t>Bewertungsgrenze. Modellformel zeigt, warum SDGs und Agenda 2030 als globaler Konsens der 193 Staaten mehr ist als ein Schlagwort im Feld globale Zielrahmen, politische Legitimation und SDG+-Erweiterung. Die wirkungsoekonomische Frage lautet: Welche reale Veraenderung wird moeglich, welche bleibt nur Potenzial und wo entsteht ein Wirkungsrisiko? Diese Unterscheidung schuetzt vor Impact-Washing, weil sie Absicht, Aktivitaet, Reichweite und Wirkung auseinanderhaelt.</w:t>
+      </w:r>
+    </w:p>
+    <w:p>
+      <w:r>
+        <w:t>Eine Kommune, ein Unternehmen oder eine Bildungsorganisation will SDGs und Agenda 2030 als globaler Konsens der 193 Staaten praktisch anwenden. Der erste Schritt ist nicht die Auswahl eines Instruments, sondern die Klaerung der Zustandsveraenderung. Bei Modellformel muss deshalb benannt werden, wer betroffen ist, welcher Zustand sich veraendert, welche Frist gilt und welche Gegenbeobachtung die Annahme widerlegen wuerde. Erst danach entsteht eine begruendete Entscheidung im Feld Begriff, Fallbewertung, Wirkpfad, rote Linie, Quellenbeurteilung oder Rueckkopplungsregel.</w:t>
+      </w:r>
+    </w:p>
+    <w:p>
+      <w:r>
+        <w:t>Fallpruefung. Wenn ein Nachhaltigkeits- oder Governance-Team einen Referenzrahmen in eine konkrete Wirkungsaussage uebersetzen will, beginnt die Analyse bei Empfaengern, Wirkraum, Zeitraum und Datenquelle. Bei Modellformel muss dann geklaert werden, ob Compliance, Zielbezug, Datenpflicht und echte Zustandsveraenderung getrennt bleiben. Eine tragfaehige Antwort benennt mindestens eine Quelle, eine offene Unsicherheit, eine moegliche Gegenbeobachtung und die Entscheidung, die nach der Bewertung geaendert wird.</w:t>
+      </w:r>
+    </w:p>
+    <w:p>
+      <w:r>
+        <w:t>Der Rueckfluss in den WOE-Korpus liegt hier in klaren Begriffen, sauber verlinkten Quellen und benannten Forschungsfragen. Wo Glossar, Werkzeuge, Journal oder Reader noch doppeldeutig bleiben, sollte SDGs und Agenda 2030 als globaler Konsens der 193 Staaten nicht als fertige Gewissheit auftreten, sondern als pruefbarer Lernstand mit Korrekturpfad.</w:t>
       </w:r>
     </w:p>
     <w:p>

--- a/docs/studienskripte/word-rohfassungen/woek-g-v25.docx
+++ b/docs/studienskripte/word-rohfassungen/woek-g-v25.docx
@@ -3848,7 +3848,7 @@
     </w:p>
     <w:p>
       <w:r>
-        <w:t>Begriffliche Sicherung. Einleitung / Wirkungsfrage zeigt, warum SDGs und Agenda 2030 als globaler Konsens der 193 Staaten mehr ist als ein Schlagwort im Feld globale Zielrahmen, politische Legitimation und SDG+-Erweiterung. Die wirkungsoekonomische Frage lautet: Welche reale Veraenderung wird moeglich, welche bleibt nur Potenzial und wo entsteht ein Wirkungsrisiko? Diese Unterscheidung schuetzt vor Impact-Washing, weil sie Absicht, Aktivitaet, Reichweite und Wirkung auseinanderhaelt.</w:t>
+        <w:t>Begriffliche Sicherung. Bei Einleitung / Wirkungsfrage wird SDGs und Agenda 2030 als globaler Konsens der 193 Staaten als Arbeitsfrage im Feld globale Zielrahmen, politische Legitimation und SDG+-Erweiterung lesbar. Die wirkungsoekonomische Frage lautet: Welche reale Veraenderung wird moeglich, welche bleibt nur Potenzial und wo entsteht ein Wirkungsrisiko? Diese Unterscheidung schuetzt vor Impact-Washing, weil sie Absicht, Aktivitaet, Reichweite und Wirkung auseinanderhaelt.</w:t>
       </w:r>
     </w:p>
     <w:p>
@@ -3938,7 +3938,7 @@
     </w:p>
     <w:p>
       <w:r>
-        <w:t>Transferhinweis. Transferaufgabe zeigt, warum SDGs und Agenda 2030 als globaler Konsens der 193 Staaten mehr ist als ein Schlagwort im Feld globale Zielrahmen, politische Legitimation und SDG+-Erweiterung. Die wirkungsoekonomische Frage lautet: Welche reale Veraenderung wird moeglich, welche bleibt nur Potenzial und wo entsteht ein Wirkungsrisiko? Diese Unterscheidung schuetzt vor Impact-Washing, weil sie Absicht, Aktivitaet, Reichweite und Wirkung auseinanderhaelt.</w:t>
+        <w:t>Transferhinweis. Bei Transferaufgabe wird SDGs und Agenda 2030 als globaler Konsens der 193 Staaten als Arbeitsfrage im Feld globale Zielrahmen, politische Legitimation und SDG+-Erweiterung lesbar. Die wirkungsoekonomische Frage lautet: Welche reale Veraenderung wird moeglich, welche bleibt nur Potenzial und wo entsteht ein Wirkungsrisiko? Diese Unterscheidung schuetzt vor Impact-Washing, weil sie Absicht, Aktivitaet, Reichweite und Wirkung auseinanderhaelt.</w:t>
       </w:r>
     </w:p>
     <w:p>
@@ -4041,7 +4041,7 @@
     </w:p>
     <w:p>
       <w:r>
-        <w:t>Evidenzfenster. Leitthese zeigt, warum SDGs und Agenda 2030 als globaler Konsens der 193 Staaten mehr ist als ein Schlagwort im Feld globale Zielrahmen, politische Legitimation und SDG+-Erweiterung. Die wirkungsoekonomische Frage lautet: Welche reale Veraenderung wird moeglich, welche bleibt nur Potenzial und wo entsteht ein Wirkungsrisiko? Diese Unterscheidung schuetzt vor Impact-Washing, weil sie Absicht, Aktivitaet, Reichweite und Wirkung auseinanderhaelt.</w:t>
+        <w:t>Evidenzfenster. Bei Leitthese wird SDGs und Agenda 2030 als globaler Konsens der 193 Staaten als Arbeitsfrage im Feld globale Zielrahmen, politische Legitimation und SDG+-Erweiterung lesbar. Die wirkungsoekonomische Frage lautet: Welche reale Veraenderung wird moeglich, welche bleibt nur Potenzial und wo entsteht ein Wirkungsrisiko? Diese Unterscheidung schuetzt vor Impact-Washing, weil sie Absicht, Aktivitaet, Reichweite und Wirkung auseinanderhaelt.</w:t>
       </w:r>
     </w:p>
     <w:p>
@@ -4149,7 +4149,7 @@
     </w:p>
     <w:p>
       <w:r>
-        <w:t>Pruefungsimpuls. Prüfungsnahe Fallfragen ohne geschützte Antwortlogik zeigt, warum SDGs und Agenda 2030 als globaler Konsens der 193 Staaten mehr ist als ein Schlagwort im Feld globale Zielrahmen, politische Legitimation und SDG+-Erweiterung. Die wirkungsoekonomische Frage lautet: Welche reale Veraenderung wird moeglich, welche bleibt nur Potenzial und wo entsteht ein Wirkungsrisiko? Diese Unterscheidung schuetzt vor Impact-Washing, weil sie Absicht, Aktivitaet, Reichweite und Wirkung auseinanderhaelt.</w:t>
+        <w:t>Pruefungsimpuls. Bei Prüfungsnahe Fallfragen ohne geschützte Antwortlogik wird SDGs und Agenda 2030 als globaler Konsens der 193 Staaten als Arbeitsfrage im Feld globale Zielrahmen, politische Legitimation und SDG+-Erweiterung lesbar. Die wirkungsoekonomische Frage lautet: Welche reale Veraenderung wird moeglich, welche bleibt nur Potenzial und wo entsteht ein Wirkungsrisiko? Diese Unterscheidung schuetzt vor Impact-Washing, weil sie Absicht, Aktivitaet, Reichweite und Wirkung auseinanderhaelt.</w:t>
       </w:r>
     </w:p>
     <w:p>
@@ -4252,7 +4252,7 @@
     </w:p>
     <w:p>
       <w:r>
-        <w:t>Steuerungsfolge. Kapitel 36 - Wirkung als Rechtsprinzip zeigt, warum SDGs und Agenda 2030 als globaler Konsens der 193 Staaten mehr ist als ein Schlagwort im Feld globale Zielrahmen, politische Legitimation und SDG+-Erweiterung. Die wirkungsoekonomische Frage lautet: Welche reale Veraenderung wird moeglich, welche bleibt nur Potenzial und wo entsteht ein Wirkungsrisiko? Diese Unterscheidung schuetzt vor Impact-Washing, weil sie Absicht, Aktivitaet, Reichweite und Wirkung auseinanderhaelt.</w:t>
+        <w:t>Steuerungsfolge. Bei Kapitel 36 - Wirkung als Rechtsprinzip wird SDGs und Agenda 2030 als globaler Konsens der 193 Staaten als Arbeitsfrage im Feld globale Zielrahmen, politische Legitimation und SDG+-Erweiterung lesbar. Die wirkungsoekonomische Frage lautet: Welche reale Veraenderung wird moeglich, welche bleibt nur Potenzial und wo entsteht ein Wirkungsrisiko? Diese Unterscheidung schuetzt vor Impact-Washing, weil sie Absicht, Aktivitaet, Reichweite und Wirkung auseinanderhaelt.</w:t>
       </w:r>
     </w:p>
     <w:p>
@@ -4355,7 +4355,7 @@
     </w:p>
     <w:p>
       <w:r>
-        <w:t>Wirkpfadpruefung. Einstieg / Wirkungsfrage zeigt, warum SDGs und Agenda 2030 als globaler Konsens der 193 Staaten mehr ist als ein Schlagwort im Feld globale Zielrahmen, politische Legitimation und SDG+-Erweiterung. Die wirkungsoekonomische Frage lautet: Welche reale Veraenderung wird moeglich, welche bleibt nur Potenzial und wo entsteht ein Wirkungsrisiko? Diese Unterscheidung schuetzt vor Impact-Washing, weil sie Absicht, Aktivitaet, Reichweite und Wirkung auseinanderhaelt.</w:t>
+        <w:t>Wirkpfadpruefung. Bei Einstieg / Wirkungsfrage wird SDGs und Agenda 2030 als globaler Konsens der 193 Staaten als Arbeitsfrage im Feld globale Zielrahmen, politische Legitimation und SDG+-Erweiterung lesbar. Die wirkungsoekonomische Frage lautet: Welche reale Veraenderung wird moeglich, welche bleibt nur Potenzial und wo entsteht ein Wirkungsrisiko? Diese Unterscheidung schuetzt vor Impact-Washing, weil sie Absicht, Aktivitaet, Reichweite und Wirkung auseinanderhaelt.</w:t>
       </w:r>
     </w:p>
     <w:p>
@@ -4463,7 +4463,7 @@
     </w:p>
     <w:p>
       <w:r>
-        <w:t>Rueckflussnotiz. Begriffliche Präzision zeigt, warum SDGs und Agenda 2030 als globaler Konsens der 193 Staaten mehr ist als ein Schlagwort im Feld globale Zielrahmen, politische Legitimation und SDG+-Erweiterung. Die wirkungsoekonomische Frage lautet: Welche reale Veraenderung wird moeglich, welche bleibt nur Potenzial und wo entsteht ein Wirkungsrisiko? Diese Unterscheidung schuetzt vor Impact-Washing, weil sie Absicht, Aktivitaet, Reichweite und Wirkung auseinanderhaelt.</w:t>
+        <w:t>Rueckflussnotiz. Bei Begriffliche Präzision wird SDGs und Agenda 2030 als globaler Konsens der 193 Staaten als Arbeitsfrage im Feld globale Zielrahmen, politische Legitimation und SDG+-Erweiterung lesbar. Die wirkungsoekonomische Frage lautet: Welche reale Veraenderung wird moeglich, welche bleibt nur Potenzial und wo entsteht ein Wirkungsrisiko? Diese Unterscheidung schuetzt vor Impact-Washing, weil sie Absicht, Aktivitaet, Reichweite und Wirkung auseinanderhaelt.</w:t>
       </w:r>
     </w:p>
     <w:p>
@@ -4553,7 +4553,7 @@
     </w:p>
     <w:p>
       <w:r>
-        <w:t>Bewertungsgrenze. Modellformel zeigt, warum SDGs und Agenda 2030 als globaler Konsens der 193 Staaten mehr ist als ein Schlagwort im Feld globale Zielrahmen, politische Legitimation und SDG+-Erweiterung. Die wirkungsoekonomische Frage lautet: Welche reale Veraenderung wird moeglich, welche bleibt nur Potenzial und wo entsteht ein Wirkungsrisiko? Diese Unterscheidung schuetzt vor Impact-Washing, weil sie Absicht, Aktivitaet, Reichweite und Wirkung auseinanderhaelt.</w:t>
+        <w:t>Bewertungsgrenze. Bei Modellformel wird SDGs und Agenda 2030 als globaler Konsens der 193 Staaten als Arbeitsfrage im Feld globale Zielrahmen, politische Legitimation und SDG+-Erweiterung lesbar. Die wirkungsoekonomische Frage lautet: Welche reale Veraenderung wird moeglich, welche bleibt nur Potenzial und wo entsteht ein Wirkungsrisiko? Diese Unterscheidung schuetzt vor Impact-Washing, weil sie Absicht, Aktivitaet, Reichweite und Wirkung auseinanderhaelt.</w:t>
       </w:r>
     </w:p>
     <w:p>

--- a/docs/studienskripte/word-rohfassungen/woek-g-v25.docx
+++ b/docs/studienskripte/word-rohfassungen/woek-g-v25.docx
@@ -16,20 +16,7 @@
     </w:p>
     <w:p>
       <w:r>
-        <w:rPr>
-          <w:i/>
-        </w:rPr>
-        <w:t>Rohfassung fuer Claude / CI-CD-Finalisierung</w:t>
-      </w:r>
-    </w:p>
-    <w:p>
-      <w:r>
-        <w:t>Quelle: /Users/hagen/Documents/New project/content/studienskripte/woek-g-v25.md</w:t>
-      </w:r>
-    </w:p>
-    <w:p>
-      <w:r>
-        <w:t>Track: Grundstudium Wirkungsökonomie Kurscode: woek-g Vorlesungscode: V25 Modul/Abschnitt: G3.1 Titel: SDGs und Agenda 2030 als globaler Konsens der 193 Staaten Status: Studienskript V1 · fachlich finale Codex-Fassung, Claude-CI/CD-Satzfreigabe offen Quelle: woek-akademie-app/docs/lehrgaenge/woek-g-v25-sdgs-agenda-2030-globaler-konsens.md Ablage: Markdown-Master in content/studienskripte/woek-g-v25.md, Word-Rohfassung in docs/studienskripte/word-rohfassungen/woek-g-v25.docx Wissensbasis: aktuelles Grundlagenwerk, Website-Korpus inklusive Journal, Akademie-Quelltexte, Glossar, interne Dossiers und externe Fachquellen</w:t>
+        <w:t>Track: Grundstudium Wirkungsökonomie Kurscode: woek-g Vorlesungscode: V25 Modul/Abschnitt: G3.1 Titel: SDGs und Agenda 2030 als globaler Konsens der 193 Staaten Status: Studienskript V1. Wissensbasis: aktuelles Grundlagenwerk, Website-Korpus inklusive Journal, Akademie-Quelltexte, Glossar, interne Dossiers und externe Fachquellen</w:t>
       </w:r>
     </w:p>
     <w:p>
@@ -99,11 +86,6 @@
       </w:r>
     </w:p>
     <w:p>
-      <w:r>
-        <w:t>Dieses Studienskript ist die fachlich finale Codex-V1-Fassung fuer den Akademie-Reader und die oeffentliche Bibliothek. Claude uebernimmt danach Satz, CI/CD, PDF/Reader-Freigabe und die abschliessende Lektoratsabnahme.</w:t>
-      </w:r>
-    </w:p>
-    <w:p>
       <w:pPr>
         <w:pStyle w:val="Heading2"/>
       </w:pPr>
@@ -135,11 +117,6 @@
       </w:r>
     </w:p>
     <w:p>
-      <w:r>
-        <w:t>&gt; Erstellt nach _vorlesung-template.md. Quell-Dokument für Claude; keine Folien- oder TTS-Fassung.</w:t>
-      </w:r>
-    </w:p>
-    <w:p>
       <w:pPr>
         <w:pStyle w:val="Heading2"/>
       </w:pPr>
@@ -165,7 +142,7 @@
         <w:pStyle w:val="ListBullet"/>
       </w:pPr>
       <w:r>
-        <w:t>Titel: SDGs und Agenda 2030 – der globale Mindestkompass</w:t>
+        <w:t>Titel: SDGs und Agenda 2030 - der globale Mindestkompass</w:t>
       </w:r>
     </w:p>
     <w:p>
@@ -202,27 +179,27 @@
     </w:p>
     <w:p>
       <w:r>
-        <w:t>Abschnitt A – Warum ein Referenzrahmen nötig ist. Ohne Referenzrahmen bleibt Wirkung beliebig. Jede Organisation könnte behaupten, ihre Wirkung sei gut.</w:t>
-      </w:r>
-    </w:p>
-    <w:p>
-      <w:r>
-        <w:t>Abschnitt B – Agenda 2030. Die 17 SDGs ordnen zentrale Menschheitsaufgaben: Armut, Gesundheit, Bildung, Klima, Biodiversität, Arbeit, Institutionen, Partnerschaft.</w:t>
-      </w:r>
-    </w:p>
-    <w:p>
-      <w:r>
-        <w:t>Abschnitt C – Stärke des Konsenses. Die SDGs sind politisch breit anschlussfähig, weil sie von allen UN-Mitgliedstaaten getragen werden.</w:t>
-      </w:r>
-    </w:p>
-    <w:p>
-      <w:r>
-        <w:t>Abschnitt D – Grenzen der SDGs. Sie sind breit, teils konfliktbehaftet und nicht ausreichend als Schutzrahmen für offene Demokratie, Grundrechte und digitale Macht.</w:t>
-      </w:r>
-    </w:p>
-    <w:p>
-      <w:r>
-        <w:t>Abschnitt E – Brücke zu SDG+. Die WÖk nutzt SDGs als Mindestkompass und ergänzt sie durch SDG+, Mensch, Planet und Demokratie.</w:t>
+        <w:t>Abschnitt A - Warum ein Referenzrahmen nötig ist. Ohne Referenzrahmen bleibt Wirkung beliebig. Jede Organisation könnte behaupten, ihre Wirkung sei gut.</w:t>
+      </w:r>
+    </w:p>
+    <w:p>
+      <w:r>
+        <w:t>Abschnitt B - Agenda 2030. Die 17 SDGs ordnen zentrale Menschheitsaufgaben: Armut, Gesundheit, Bildung, Klima, Biodiversität, Arbeit, Institutionen, Partnerschaft.</w:t>
+      </w:r>
+    </w:p>
+    <w:p>
+      <w:r>
+        <w:t>Abschnitt C - Stärke des Konsenses. Die SDGs sind politisch breit anschlussfähig, weil sie von allen UN-Mitgliedstaaten getragen werden.</w:t>
+      </w:r>
+    </w:p>
+    <w:p>
+      <w:r>
+        <w:t>Abschnitt D - Grenzen der SDGs. Sie sind breit, teils konfliktbehaftet und nicht ausreichend als Schutzrahmen für offene Demokratie, Grundrechte und digitale Macht.</w:t>
+      </w:r>
+    </w:p>
+    <w:p>
+      <w:r>
+        <w:t>Abschnitt E - Brücke zu SDG+. Die WÖk nutzt SDGs als Mindestkompass und ergänzt sie durch SDG+, Mensch, Planet und Demokratie.</w:t>
       </w:r>
     </w:p>
     <w:p>
@@ -490,7 +467,7 @@
         <w:pStyle w:val="ListBullet"/>
       </w:pPr>
       <w:r>
-        <w:t>✅ Richtig: B — Ohne Maßstab ist „positiv" nicht belastbar.</w:t>
+        <w:t>✅ Richtig: B - Ohne Maßstab ist „positiv" nicht belastbar.</w:t>
       </w:r>
     </w:p>
     <w:p>
@@ -511,7 +488,7 @@
         <w:pStyle w:val="ListBullet"/>
       </w:pPr>
       <w:r>
-        <w:t>✅ Richtig: B — Der breite politische Konsens macht sie als Mindestkompass wichtig.</w:t>
+        <w:t>✅ Richtig: B - Der breite politische Konsens macht sie als Mindestkompass wichtig.</w:t>
       </w:r>
     </w:p>
     <w:p>
@@ -532,7 +509,7 @@
         <w:pStyle w:val="ListBullet"/>
       </w:pPr>
       <w:r>
-        <w:t>✅ Richtig: A — Die WÖk nutzt sie als Referenz, nicht als fertige Scorecard.</w:t>
+        <w:t>✅ Richtig: A - Die WÖk nutzt sie als Referenz, nicht als fertige Scorecard.</w:t>
       </w:r>
     </w:p>
     <w:p>
@@ -553,7 +530,7 @@
         <w:pStyle w:val="ListBullet"/>
       </w:pPr>
       <w:r>
-        <w:t>✅ Richtig: B — SDG+ schärft den Rahmen für moderne demokratische Wirkungsräume.</w:t>
+        <w:t>✅ Richtig: B - SDG+ schärft den Rahmen für moderne demokratische Wirkungsräume.</w:t>
       </w:r>
     </w:p>
     <w:p>
@@ -574,7 +551,7 @@
         <w:pStyle w:val="ListBullet"/>
       </w:pPr>
       <w:r>
-        <w:t>✅ Richtig: B — Ein Icon zeigt Anschluss, aber noch keine Wirkung.</w:t>
+        <w:t>✅ Richtig: B - Ein Icon zeigt Anschluss, aber noch keine Wirkung.</w:t>
       </w:r>
     </w:p>
     <w:p>
@@ -595,7 +572,7 @@
         <w:pStyle w:val="ListBullet"/>
       </w:pPr>
       <w:r>
-        <w:t>✅ Richtig: A — Ziele müssen in Wirkungsdaten und Entscheidungen übersetzt werden.</w:t>
+        <w:t>✅ Richtig: A - Ziele müssen in Wirkungsdaten und Entscheidungen übersetzt werden.</w:t>
       </w:r>
     </w:p>
     <w:p>
@@ -630,11 +607,6 @@
       </w:pPr>
       <w:r>
         <w:t>V1-Finalisierung: Vertiefung, Anwendung und Evidenz</w:t>
-      </w:r>
-    </w:p>
-    <w:p>
-      <w:r>
-        <w:t>Dieses Studienskript ist die fachlich finale Codex-V1-Fassung fuer den Akademie-Reader und die oeffentliche Bibliothek. Claude uebernimmt danach Satz, CI/CD, PDF/Reader-Freigabe und die abschliessende Lektoratsabnahme.</w:t>
       </w:r>
     </w:p>
     <w:p>
@@ -1285,11 +1257,6 @@
       </w:r>
     </w:p>
     <w:p>
-      <w:r>
-        <w:t>Diese Finalisierung schliesst die Codex-Inhaltsproduktion fuer V25. Offen bleibt nicht der fachliche Kern des Skripts, sondern der naechste Produktionsschritt: Claude setzt daraus die CI/CD-konforme Reader- und PDF-Fassung, prueft Satz, Umbrueche, Medienintegration und Lektorat und markiert erst danach die veroeffentlichte Fassung als freigegeben.</w:t>
-      </w:r>
-    </w:p>
-    <w:p>
       <w:pPr>
         <w:pStyle w:val="Heading2"/>
       </w:pPr>
@@ -1302,7 +1269,7 @@
         <w:pStyle w:val="ListBullet"/>
       </w:pPr>
       <w:r>
-        <w:t>assets/pdf/die-neue-ordnung-des-wohlstands.pdf – Referenzrahmen, SDG/SDG+</w:t>
+        <w:t>assets/pdf/die-neue-ordnung-des-wohlstands.pdf - Referenzrahmen, SDG/SDG+</w:t>
       </w:r>
     </w:p>
     <w:p>
@@ -1771,7 +1738,7 @@
         <w:pStyle w:val="ListBullet"/>
       </w:pPr>
       <w:r>
-        <w:t>✅ Richtig: B — Ohne Maßstab ist „positiv" nicht belastbar.</w:t>
+        <w:t>✅ Richtig: B - Ohne Maßstab ist „positiv" nicht belastbar.</w:t>
       </w:r>
     </w:p>
     <w:p>
@@ -1792,7 +1759,7 @@
         <w:pStyle w:val="ListBullet"/>
       </w:pPr>
       <w:r>
-        <w:t>✅ Richtig: B — Der breite politische Konsens macht sie als Mindestkompass wichtig.</w:t>
+        <w:t>✅ Richtig: B - Der breite politische Konsens macht sie als Mindestkompass wichtig.</w:t>
       </w:r>
     </w:p>
     <w:p>
@@ -1813,7 +1780,7 @@
         <w:pStyle w:val="ListBullet"/>
       </w:pPr>
       <w:r>
-        <w:t>✅ Richtig: A — Die WÖk nutzt sie als Referenz, nicht als fertige Scorecard.</w:t>
+        <w:t>✅ Richtig: A - Die WÖk nutzt sie als Referenz, nicht als fertige Scorecard.</w:t>
       </w:r>
     </w:p>
     <w:p>
@@ -1834,7 +1801,7 @@
         <w:pStyle w:val="ListBullet"/>
       </w:pPr>
       <w:r>
-        <w:t>✅ Richtig: B — SDG+ schärft den Rahmen für moderne demokratische Wirkungsräume.</w:t>
+        <w:t>✅ Richtig: B - SDG+ schärft den Rahmen für moderne demokratische Wirkungsräume.</w:t>
       </w:r>
     </w:p>
     <w:p>
@@ -1855,7 +1822,7 @@
         <w:pStyle w:val="ListBullet"/>
       </w:pPr>
       <w:r>
-        <w:t>✅ Richtig: B — Ein Icon zeigt Anschluss, aber noch keine Wirkung.</w:t>
+        <w:t>✅ Richtig: B - Ein Icon zeigt Anschluss, aber noch keine Wirkung.</w:t>
       </w:r>
     </w:p>
     <w:p>
@@ -1876,7 +1843,7 @@
         <w:pStyle w:val="ListBullet"/>
       </w:pPr>
       <w:r>
-        <w:t>✅ Richtig: A — Ziele müssen in Wirkungsdaten und Entscheidungen übersetzt werden.</w:t>
+        <w:t>✅ Richtig: A - Ziele müssen in Wirkungsdaten und Entscheidungen übersetzt werden.</w:t>
       </w:r>
     </w:p>
     <w:p>
@@ -2091,11 +2058,6 @@
       </w:pPr>
       <w:r>
         <w:t>7. Tiefenskript-Erweiterung Sprint 3</w:t>
-      </w:r>
-    </w:p>
-    <w:p>
-      <w:r>
-        <w:t>Status dieser Erweiterung: V1-finalisierte Codex-Erweiterung fuer Markdown-Master, Word-Rohfassung und Reader-Spiegel. Satz, Medienintegration, Lektorat und PDF-Freigabe bleiben der Claude-CI/CD-Lane vorbehalten.</w:t>
       </w:r>
     </w:p>
     <w:p>
@@ -4148,7 +4110,7 @@
         <w:pStyle w:val="ListBullet"/>
       </w:pPr>
       <w:r>
-        <w:t>woek-akademie-app/docs/lehrgaenge/woek-g-v25-sdgs-agenda-2030-globaler-konsens.md — unmittelbarer Akademie-Quelltext dieser V1-Fassung.</w:t>
+        <w:t>woek-akademie-app/docs/lehrgaenge/woek-g-v25-sdgs-agenda-2030-globaler-konsens.md - unmittelbarer Akademie-Quelltext dieser V1-Fassung.</w:t>
       </w:r>
     </w:p>
     <w:p>
@@ -4156,7 +4118,7 @@
         <w:pStyle w:val="ListBullet"/>
       </w:pPr>
       <w:r>
-        <w:t>assets/pdf/die-neue-ordnung-des-wohlstands.pdf und buch.html — aktuelles Grundlagenwerk.</w:t>
+        <w:t>assets/pdf/die-neue-ordnung-des-wohlstands.pdf und buch.html - aktuelles Grundlagenwerk.</w:t>
       </w:r>
     </w:p>
     <w:p>
@@ -4165,22 +4127,6 @@
       </w:pPr>
       <w:r>
         <w:t>Website-Korpus: Referenz, Wirkungsfelder, Werkzeuge, Glossar, Bibliothek und Journal.</w:t>
-      </w:r>
-    </w:p>
-    <w:p>
-      <w:pPr>
-        <w:pStyle w:val="ListBullet"/>
-      </w:pPr>
-      <w:r>
-        <w:t>docs/CODEX-HANDOFF-studienskripte.md — Produktionsstandard.</w:t>
-      </w:r>
-    </w:p>
-    <w:p>
-      <w:pPr>
-        <w:pStyle w:val="ListBullet"/>
-      </w:pPr>
-      <w:r>
-        <w:t>docs/CODEX-HANDOFF-pruefungen.md — geschützte Prüfungs- und Antwortlogik.</w:t>
       </w:r>
     </w:p>
     <w:p>
